--- a/Dokumentation/Diplomarbeit_Template.docx
+++ b/Dokumentation/Diplomarbeit_Template.docx
@@ -137,6 +137,12 @@
                 <w:sz w:val="22"/>
               </w:rPr>
             </w:pPr>
+            <w:r>
+              <w:rPr>
+                <w:sz w:val="22"/>
+              </w:rPr>
+              <w:t>10313</w:t>
+            </w:r>
           </w:p>
         </w:tc>
         <w:tc>
@@ -182,6 +188,12 @@
               </w:rPr>
               <w:t xml:space="preserve"> </w:t>
             </w:r>
+            <w:r>
+              <w:rPr>
+                <w:sz w:val="22"/>
+              </w:rPr>
+              <w:t>BIGL</w:t>
+            </w:r>
           </w:p>
         </w:tc>
       </w:tr>
@@ -225,6 +237,9 @@
               <w:jc w:val="right"/>
             </w:pPr>
             <w:r>
+              <w:t>01</w:t>
+            </w:r>
+            <w:r>
               <w:t xml:space="preserve"> </w:t>
             </w:r>
           </w:p>
@@ -261,22 +276,34 @@
           </w:p>
           <w:p>
             <w:pPr>
-              <w:pStyle w:val="Kopfzeile"/>
-              <w:tabs>
-                <w:tab w:val="clear" w:pos="4536"/>
-                <w:tab w:val="clear" w:pos="9072"/>
-              </w:tabs>
-              <w:spacing w:line="288" w:lineRule="auto"/>
-              <w:ind w:firstLine="1183"/>
+              <w:snapToGrid w:val="0"/>
               <w:rPr>
-                <w:sz w:val="22"/>
+                <w:sz w:val="18"/>
               </w:rPr>
             </w:pPr>
             <w:r>
               <w:rPr>
+                <w:sz w:val="18"/>
+              </w:rPr>
+              <w:t xml:space="preserve">         </w:t>
+            </w:r>
+            <w:r>
+              <w:rPr>
                 <w:sz w:val="22"/>
               </w:rPr>
-              <w:t xml:space="preserve">  </w:t>
+              <w:t>Messung und Analyse von Feldeffe</w:t>
+            </w:r>
+            <w:r>
+              <w:rPr>
+                <w:sz w:val="22"/>
+              </w:rPr>
+              <w:t>k</w:t>
+            </w:r>
+            <w:r>
+              <w:rPr>
+                <w:sz w:val="22"/>
+              </w:rPr>
+              <w:t>ttransistoren</w:t>
             </w:r>
           </w:p>
         </w:tc>
@@ -284,7 +311,7 @@
       <w:tr>
         <w:trPr>
           <w:cantSplit/>
-          <w:trHeight w:hRule="exact" w:val="700"/>
+          <w:trHeight w:hRule="exact" w:val="963"/>
         </w:trPr>
         <w:tc>
           <w:tcPr>
@@ -317,6 +344,12 @@
                 <w:sz w:val="22"/>
               </w:rPr>
             </w:pPr>
+            <w:r>
+              <w:rPr>
+                <w:sz w:val="22"/>
+              </w:rPr>
+              <w:t>25.06.2026</w:t>
+            </w:r>
           </w:p>
         </w:tc>
         <w:tc>
@@ -351,11 +384,35 @@
                 <w:tab w:val="clear" w:pos="9072"/>
               </w:tabs>
               <w:spacing w:line="288" w:lineRule="auto"/>
-              <w:ind w:firstLine="1183"/>
               <w:rPr>
                 <w:sz w:val="22"/>
               </w:rPr>
             </w:pPr>
+            <w:r>
+              <w:rPr>
+                <w:sz w:val="22"/>
+              </w:rPr>
+              <w:t xml:space="preserve">       WATZEK, TRAUBE, SIEDERSLEBEN, </w:t>
+            </w:r>
+          </w:p>
+          <w:p>
+            <w:pPr>
+              <w:pStyle w:val="Kopfzeile"/>
+              <w:tabs>
+                <w:tab w:val="clear" w:pos="4536"/>
+                <w:tab w:val="clear" w:pos="9072"/>
+              </w:tabs>
+              <w:spacing w:line="288" w:lineRule="auto"/>
+              <w:rPr>
+                <w:sz w:val="22"/>
+              </w:rPr>
+            </w:pPr>
+            <w:r>
+              <w:rPr>
+                <w:sz w:val="22"/>
+              </w:rPr>
+              <w:t xml:space="preserve">       PERNASTORFER</w:t>
+            </w:r>
           </w:p>
         </w:tc>
       </w:tr>
@@ -1339,6 +1396,7 @@
         <w:rPr>
           <w:sz w:val="24"/>
           <w:szCs w:val="24"/>
+          <w:lang w:val="de-AT"/>
         </w:rPr>
       </w:pPr>
     </w:p>
@@ -1353,8 +1411,933 @@
       </w:r>
     </w:p>
     <w:p>
-      <w:r>
-        <w:t xml:space="preserve">Halbleiter - </w:t>
+      <w:pPr>
+        <w:spacing w:after="240"/>
+      </w:pPr>
+      <w:r>
+        <w:rPr>
+          <w:b/>
+          <w:bCs/>
+          <w:lang w:val="de-AT"/>
+        </w:rPr>
+        <w:t xml:space="preserve">ADC </w:t>
+      </w:r>
+      <w:r>
+        <w:rPr>
+          <w:lang w:val="de-AT"/>
+        </w:rPr>
+        <w:t>analog-</w:t>
+      </w:r>
+      <w:proofErr w:type="spellStart"/>
+      <w:r>
+        <w:rPr>
+          <w:lang w:val="de-AT"/>
+        </w:rPr>
+        <w:t>to</w:t>
+      </w:r>
+      <w:proofErr w:type="spellEnd"/>
+      <w:r>
+        <w:rPr>
+          <w:lang w:val="de-AT"/>
+        </w:rPr>
+        <w:t xml:space="preserve">-digital </w:t>
+      </w:r>
+      <w:proofErr w:type="spellStart"/>
+      <w:r>
+        <w:rPr>
+          <w:lang w:val="de-AT"/>
+        </w:rPr>
+        <w:t>coverter</w:t>
+      </w:r>
+      <w:proofErr w:type="spellEnd"/>
+    </w:p>
+    <w:p>
+      <w:pPr>
+        <w:spacing w:after="240"/>
+        <w:rPr>
+          <w:lang w:val="de-AT"/>
+        </w:rPr>
+      </w:pPr>
+      <w:r>
+        <w:rPr>
+          <w:b/>
+          <w:bCs/>
+          <w:lang w:val="de-AT"/>
+        </w:rPr>
+        <w:t xml:space="preserve">BTI </w:t>
+      </w:r>
+      <w:proofErr w:type="spellStart"/>
+      <w:r>
+        <w:rPr>
+          <w:lang w:val="de-AT"/>
+        </w:rPr>
+        <w:t>bias</w:t>
+      </w:r>
+      <w:proofErr w:type="spellEnd"/>
+      <w:r>
+        <w:rPr>
+          <w:lang w:val="de-AT"/>
+        </w:rPr>
+        <w:t xml:space="preserve"> </w:t>
+      </w:r>
+      <w:proofErr w:type="spellStart"/>
+      <w:r>
+        <w:rPr>
+          <w:lang w:val="de-AT"/>
+        </w:rPr>
+        <w:t>temperature</w:t>
+      </w:r>
+      <w:proofErr w:type="spellEnd"/>
+      <w:r>
+        <w:rPr>
+          <w:lang w:val="de-AT"/>
+        </w:rPr>
+        <w:t xml:space="preserve"> </w:t>
+      </w:r>
+      <w:proofErr w:type="spellStart"/>
+      <w:r>
+        <w:rPr>
+          <w:lang w:val="de-AT"/>
+        </w:rPr>
+        <w:t>instability</w:t>
+      </w:r>
+      <w:proofErr w:type="spellEnd"/>
+    </w:p>
+    <w:p>
+      <w:pPr>
+        <w:spacing w:after="240"/>
+        <w:rPr>
+          <w:lang w:val="de-AT"/>
+        </w:rPr>
+      </w:pPr>
+      <w:r>
+        <w:rPr>
+          <w:b/>
+          <w:bCs/>
+          <w:lang w:val="de-AT"/>
+        </w:rPr>
+        <w:t xml:space="preserve">DAC </w:t>
+      </w:r>
+      <w:r>
+        <w:rPr>
+          <w:lang w:val="de-AT"/>
+        </w:rPr>
+        <w:t>digital-</w:t>
+      </w:r>
+      <w:proofErr w:type="spellStart"/>
+      <w:r>
+        <w:rPr>
+          <w:lang w:val="de-AT"/>
+        </w:rPr>
+        <w:t>to</w:t>
+      </w:r>
+      <w:proofErr w:type="spellEnd"/>
+      <w:r>
+        <w:rPr>
+          <w:lang w:val="de-AT"/>
+        </w:rPr>
+        <w:t xml:space="preserve">-analog </w:t>
+      </w:r>
+      <w:proofErr w:type="spellStart"/>
+      <w:r>
+        <w:rPr>
+          <w:lang w:val="de-AT"/>
+        </w:rPr>
+        <w:t>coverter</w:t>
+      </w:r>
+      <w:proofErr w:type="spellEnd"/>
+    </w:p>
+    <w:p>
+      <w:pPr>
+        <w:spacing w:after="240"/>
+        <w:rPr>
+          <w:lang w:val="de-AT"/>
+        </w:rPr>
+      </w:pPr>
+      <w:r>
+        <w:rPr>
+          <w:b/>
+          <w:bCs/>
+          <w:lang w:val="de-AT"/>
+        </w:rPr>
+        <w:t xml:space="preserve">DUT </w:t>
+      </w:r>
+      <w:proofErr w:type="spellStart"/>
+      <w:r>
+        <w:rPr>
+          <w:lang w:val="de-AT"/>
+        </w:rPr>
+        <w:t>device</w:t>
+      </w:r>
+      <w:proofErr w:type="spellEnd"/>
+      <w:r>
+        <w:rPr>
+          <w:lang w:val="de-AT"/>
+        </w:rPr>
+        <w:t xml:space="preserve"> </w:t>
+      </w:r>
+      <w:proofErr w:type="spellStart"/>
+      <w:r>
+        <w:rPr>
+          <w:lang w:val="de-AT"/>
+        </w:rPr>
+        <w:t>under</w:t>
+      </w:r>
+      <w:proofErr w:type="spellEnd"/>
+      <w:r>
+        <w:rPr>
+          <w:lang w:val="de-AT"/>
+        </w:rPr>
+        <w:t xml:space="preserve"> </w:t>
+      </w:r>
+      <w:proofErr w:type="spellStart"/>
+      <w:r>
+        <w:rPr>
+          <w:lang w:val="de-AT"/>
+        </w:rPr>
+        <w:t>test</w:t>
+      </w:r>
+      <w:proofErr w:type="spellEnd"/>
+    </w:p>
+    <w:p>
+      <w:pPr>
+        <w:spacing w:after="240"/>
+        <w:rPr>
+          <w:lang w:val="de-AT"/>
+        </w:rPr>
+      </w:pPr>
+      <w:r>
+        <w:rPr>
+          <w:b/>
+          <w:bCs/>
+          <w:lang w:val="de-AT"/>
+        </w:rPr>
+        <w:t xml:space="preserve">FET </w:t>
+      </w:r>
+      <w:proofErr w:type="spellStart"/>
+      <w:r>
+        <w:rPr>
+          <w:lang w:val="de-AT"/>
+        </w:rPr>
+        <w:t>field-effect</w:t>
+      </w:r>
+      <w:proofErr w:type="spellEnd"/>
+      <w:r>
+        <w:rPr>
+          <w:lang w:val="de-AT"/>
+        </w:rPr>
+        <w:t xml:space="preserve"> </w:t>
+      </w:r>
+      <w:proofErr w:type="spellStart"/>
+      <w:r>
+        <w:rPr>
+          <w:lang w:val="de-AT"/>
+        </w:rPr>
+        <w:t>transistor</w:t>
+      </w:r>
+      <w:proofErr w:type="spellEnd"/>
+    </w:p>
+    <w:p>
+      <w:pPr>
+        <w:spacing w:after="240"/>
+        <w:rPr>
+          <w:lang w:val="de-AT"/>
+        </w:rPr>
+      </w:pPr>
+      <w:r>
+        <w:rPr>
+          <w:b/>
+          <w:bCs/>
+          <w:lang w:val="de-AT"/>
+        </w:rPr>
+        <w:t xml:space="preserve">GIDL </w:t>
+      </w:r>
+      <w:proofErr w:type="spellStart"/>
+      <w:r>
+        <w:rPr>
+          <w:lang w:val="de-AT"/>
+        </w:rPr>
+        <w:t>gate-induced</w:t>
+      </w:r>
+      <w:proofErr w:type="spellEnd"/>
+      <w:r>
+        <w:rPr>
+          <w:lang w:val="de-AT"/>
+        </w:rPr>
+        <w:t xml:space="preserve"> drain </w:t>
+      </w:r>
+      <w:proofErr w:type="spellStart"/>
+      <w:r>
+        <w:rPr>
+          <w:lang w:val="de-AT"/>
+        </w:rPr>
+        <w:t>leakage</w:t>
+      </w:r>
+      <w:proofErr w:type="spellEnd"/>
+    </w:p>
+    <w:p>
+      <w:pPr>
+        <w:spacing w:after="240"/>
+        <w:rPr>
+          <w:lang w:val="de-AT"/>
+        </w:rPr>
+      </w:pPr>
+      <w:r>
+        <w:rPr>
+          <w:b/>
+          <w:bCs/>
+          <w:lang w:val="de-AT"/>
+        </w:rPr>
+        <w:t xml:space="preserve">HC </w:t>
+      </w:r>
+      <w:proofErr w:type="spellStart"/>
+      <w:r>
+        <w:rPr>
+          <w:lang w:val="de-AT"/>
+        </w:rPr>
+        <w:t>hot</w:t>
+      </w:r>
+      <w:proofErr w:type="spellEnd"/>
+      <w:r>
+        <w:rPr>
+          <w:lang w:val="de-AT"/>
+        </w:rPr>
+        <w:t xml:space="preserve"> </w:t>
+      </w:r>
+      <w:proofErr w:type="spellStart"/>
+      <w:r>
+        <w:rPr>
+          <w:lang w:val="de-AT"/>
+        </w:rPr>
+        <w:t>carrier</w:t>
+      </w:r>
+      <w:proofErr w:type="spellEnd"/>
+    </w:p>
+    <w:p>
+      <w:pPr>
+        <w:spacing w:after="240"/>
+        <w:rPr>
+          <w:lang w:val="de-AT"/>
+        </w:rPr>
+      </w:pPr>
+      <w:r>
+        <w:rPr>
+          <w:b/>
+          <w:bCs/>
+          <w:lang w:val="de-AT"/>
+        </w:rPr>
+        <w:t xml:space="preserve">MOS </w:t>
+      </w:r>
+      <w:proofErr w:type="spellStart"/>
+      <w:r>
+        <w:rPr>
+          <w:lang w:val="de-AT"/>
+        </w:rPr>
+        <w:t>metal</w:t>
+      </w:r>
+      <w:proofErr w:type="spellEnd"/>
+      <w:r>
+        <w:rPr>
+          <w:lang w:val="de-AT"/>
+        </w:rPr>
+        <w:t>-oxide-</w:t>
+      </w:r>
+      <w:proofErr w:type="spellStart"/>
+      <w:r>
+        <w:rPr>
+          <w:lang w:val="de-AT"/>
+        </w:rPr>
+        <w:t>semiconductor</w:t>
+      </w:r>
+      <w:proofErr w:type="spellEnd"/>
+    </w:p>
+    <w:p>
+      <w:pPr>
+        <w:spacing w:after="240"/>
+        <w:rPr>
+          <w:lang w:val="de-AT"/>
+        </w:rPr>
+      </w:pPr>
+      <w:r>
+        <w:rPr>
+          <w:b/>
+          <w:bCs/>
+          <w:lang w:val="de-AT"/>
+        </w:rPr>
+        <w:t xml:space="preserve">MOSCAP </w:t>
+      </w:r>
+      <w:r>
+        <w:rPr>
+          <w:lang w:val="de-AT"/>
+        </w:rPr>
+        <w:t xml:space="preserve">MOS </w:t>
+      </w:r>
+      <w:proofErr w:type="spellStart"/>
+      <w:r>
+        <w:rPr>
+          <w:lang w:val="de-AT"/>
+        </w:rPr>
+        <w:t>capacitor</w:t>
+      </w:r>
+      <w:proofErr w:type="spellEnd"/>
+    </w:p>
+    <w:p>
+      <w:pPr>
+        <w:spacing w:after="240"/>
+        <w:rPr>
+          <w:lang w:val="de-AT"/>
+        </w:rPr>
+      </w:pPr>
+      <w:r>
+        <w:rPr>
+          <w:b/>
+          <w:bCs/>
+          <w:lang w:val="de-AT"/>
+        </w:rPr>
+        <w:t xml:space="preserve">MOSFET </w:t>
+      </w:r>
+      <w:r>
+        <w:rPr>
+          <w:lang w:val="de-AT"/>
+        </w:rPr>
+        <w:t xml:space="preserve">MOS </w:t>
+      </w:r>
+      <w:proofErr w:type="spellStart"/>
+      <w:r>
+        <w:rPr>
+          <w:lang w:val="de-AT"/>
+        </w:rPr>
+        <w:t>field</w:t>
+      </w:r>
+      <w:proofErr w:type="spellEnd"/>
+      <w:r>
+        <w:rPr>
+          <w:lang w:val="de-AT"/>
+        </w:rPr>
+        <w:t>-</w:t>
+      </w:r>
+      <w:proofErr w:type="spellStart"/>
+      <w:r>
+        <w:rPr>
+          <w:lang w:val="de-AT"/>
+        </w:rPr>
+        <w:t>effect</w:t>
+      </w:r>
+      <w:proofErr w:type="spellEnd"/>
+      <w:r>
+        <w:rPr>
+          <w:lang w:val="de-AT"/>
+        </w:rPr>
+        <w:t>-transistor</w:t>
+      </w:r>
+    </w:p>
+    <w:p>
+      <w:pPr>
+        <w:spacing w:after="240"/>
+        <w:rPr>
+          <w:lang w:val="de-AT"/>
+        </w:rPr>
+      </w:pPr>
+      <w:r>
+        <w:rPr>
+          <w:b/>
+          <w:bCs/>
+          <w:lang w:val="de-AT"/>
+        </w:rPr>
+        <w:t xml:space="preserve">MSM </w:t>
+      </w:r>
+      <w:proofErr w:type="spellStart"/>
+      <w:r>
+        <w:rPr>
+          <w:lang w:val="de-AT"/>
+        </w:rPr>
+        <w:t>measure</w:t>
+      </w:r>
+      <w:proofErr w:type="spellEnd"/>
+      <w:r>
+        <w:rPr>
+          <w:lang w:val="de-AT"/>
+        </w:rPr>
+        <w:t xml:space="preserve"> stress </w:t>
+      </w:r>
+      <w:proofErr w:type="spellStart"/>
+      <w:r>
+        <w:rPr>
+          <w:lang w:val="de-AT"/>
+        </w:rPr>
+        <w:t>measure</w:t>
+      </w:r>
+      <w:proofErr w:type="spellEnd"/>
+    </w:p>
+    <w:p>
+      <w:pPr>
+        <w:spacing w:after="240"/>
+        <w:rPr>
+          <w:lang w:val="de-AT"/>
+        </w:rPr>
+      </w:pPr>
+      <w:r>
+        <w:rPr>
+          <w:b/>
+          <w:bCs/>
+          <w:lang w:val="de-AT"/>
+        </w:rPr>
+        <w:t>OP</w:t>
+      </w:r>
+      <w:r>
+        <w:rPr>
+          <w:b/>
+          <w:bCs/>
+          <w:lang w:val="de-AT"/>
+        </w:rPr>
+        <w:t>V</w:t>
+      </w:r>
+      <w:r>
+        <w:rPr>
+          <w:b/>
+          <w:bCs/>
+          <w:lang w:val="de-AT"/>
+        </w:rPr>
+        <w:t xml:space="preserve"> </w:t>
+      </w:r>
+      <w:r>
+        <w:rPr>
+          <w:lang w:val="de-AT"/>
+        </w:rPr>
+        <w:t xml:space="preserve">operational </w:t>
+      </w:r>
+      <w:proofErr w:type="spellStart"/>
+      <w:r>
+        <w:rPr>
+          <w:lang w:val="de-AT"/>
+        </w:rPr>
+        <w:t>amplifier</w:t>
+      </w:r>
+      <w:proofErr w:type="spellEnd"/>
+    </w:p>
+    <w:p>
+      <w:pPr>
+        <w:spacing w:after="240"/>
+        <w:rPr>
+          <w:lang w:val="de-AT"/>
+        </w:rPr>
+      </w:pPr>
+      <w:r>
+        <w:rPr>
+          <w:b/>
+          <w:bCs/>
+          <w:lang w:val="de-AT"/>
+        </w:rPr>
+        <w:t xml:space="preserve">PSD </w:t>
+      </w:r>
+      <w:r>
+        <w:rPr>
+          <w:lang w:val="de-AT"/>
+        </w:rPr>
+        <w:t xml:space="preserve">power </w:t>
+      </w:r>
+      <w:proofErr w:type="spellStart"/>
+      <w:r>
+        <w:rPr>
+          <w:lang w:val="de-AT"/>
+        </w:rPr>
+        <w:t>spectral</w:t>
+      </w:r>
+      <w:proofErr w:type="spellEnd"/>
+      <w:r>
+        <w:rPr>
+          <w:lang w:val="de-AT"/>
+        </w:rPr>
+        <w:t xml:space="preserve"> </w:t>
+      </w:r>
+      <w:proofErr w:type="spellStart"/>
+      <w:r>
+        <w:rPr>
+          <w:lang w:val="de-AT"/>
+        </w:rPr>
+        <w:t>density</w:t>
+      </w:r>
+      <w:proofErr w:type="spellEnd"/>
+    </w:p>
+    <w:p>
+      <w:pPr>
+        <w:spacing w:after="240"/>
+        <w:rPr>
+          <w:lang w:val="de-AT"/>
+        </w:rPr>
+      </w:pPr>
+      <w:r>
+        <w:rPr>
+          <w:b/>
+          <w:bCs/>
+          <w:lang w:val="de-AT"/>
+        </w:rPr>
+        <w:t xml:space="preserve">RAM </w:t>
+      </w:r>
+      <w:proofErr w:type="spellStart"/>
+      <w:r>
+        <w:rPr>
+          <w:lang w:val="de-AT"/>
+        </w:rPr>
+        <w:t>random</w:t>
+      </w:r>
+      <w:proofErr w:type="spellEnd"/>
+      <w:r>
+        <w:rPr>
+          <w:lang w:val="de-AT"/>
+        </w:rPr>
+        <w:t xml:space="preserve"> </w:t>
+      </w:r>
+      <w:proofErr w:type="spellStart"/>
+      <w:r>
+        <w:rPr>
+          <w:lang w:val="de-AT"/>
+        </w:rPr>
+        <w:t>access</w:t>
+      </w:r>
+      <w:proofErr w:type="spellEnd"/>
+      <w:r>
+        <w:rPr>
+          <w:lang w:val="de-AT"/>
+        </w:rPr>
+        <w:t xml:space="preserve"> </w:t>
+      </w:r>
+      <w:proofErr w:type="spellStart"/>
+      <w:r>
+        <w:rPr>
+          <w:lang w:val="de-AT"/>
+        </w:rPr>
+        <w:t>memory</w:t>
+      </w:r>
+      <w:proofErr w:type="spellEnd"/>
+    </w:p>
+    <w:p>
+      <w:pPr>
+        <w:spacing w:after="240"/>
+        <w:rPr>
+          <w:lang w:val="de-AT"/>
+        </w:rPr>
+      </w:pPr>
+      <w:r>
+        <w:rPr>
+          <w:b/>
+          <w:bCs/>
+          <w:lang w:val="de-AT"/>
+        </w:rPr>
+        <w:t xml:space="preserve">RTN </w:t>
+      </w:r>
+      <w:proofErr w:type="spellStart"/>
+      <w:r>
+        <w:rPr>
+          <w:lang w:val="de-AT"/>
+        </w:rPr>
+        <w:t>random</w:t>
+      </w:r>
+      <w:proofErr w:type="spellEnd"/>
+      <w:r>
+        <w:rPr>
+          <w:lang w:val="de-AT"/>
+        </w:rPr>
+        <w:t xml:space="preserve"> </w:t>
+      </w:r>
+      <w:proofErr w:type="spellStart"/>
+      <w:r>
+        <w:rPr>
+          <w:lang w:val="de-AT"/>
+        </w:rPr>
+        <w:t>telegraph</w:t>
+      </w:r>
+      <w:proofErr w:type="spellEnd"/>
+      <w:r>
+        <w:rPr>
+          <w:lang w:val="de-AT"/>
+        </w:rPr>
+        <w:t xml:space="preserve"> </w:t>
+      </w:r>
+      <w:proofErr w:type="spellStart"/>
+      <w:r>
+        <w:rPr>
+          <w:lang w:val="de-AT"/>
+        </w:rPr>
+        <w:t>noise</w:t>
+      </w:r>
+      <w:proofErr w:type="spellEnd"/>
+    </w:p>
+    <w:p>
+      <w:pPr>
+        <w:spacing w:after="240"/>
+        <w:rPr>
+          <w:lang w:val="de-AT"/>
+        </w:rPr>
+      </w:pPr>
+      <w:r>
+        <w:rPr>
+          <w:b/>
+          <w:bCs/>
+          <w:lang w:val="de-AT"/>
+        </w:rPr>
+        <w:t xml:space="preserve">RTS </w:t>
+      </w:r>
+      <w:proofErr w:type="spellStart"/>
+      <w:r>
+        <w:rPr>
+          <w:lang w:val="de-AT"/>
+        </w:rPr>
+        <w:t>random</w:t>
+      </w:r>
+      <w:proofErr w:type="spellEnd"/>
+      <w:r>
+        <w:rPr>
+          <w:lang w:val="de-AT"/>
+        </w:rPr>
+        <w:t xml:space="preserve"> </w:t>
+      </w:r>
+      <w:proofErr w:type="spellStart"/>
+      <w:r>
+        <w:rPr>
+          <w:lang w:val="de-AT"/>
+        </w:rPr>
+        <w:t>telegraph</w:t>
+      </w:r>
+      <w:proofErr w:type="spellEnd"/>
+      <w:r>
+        <w:rPr>
+          <w:lang w:val="de-AT"/>
+        </w:rPr>
+        <w:t xml:space="preserve"> </w:t>
+      </w:r>
+      <w:proofErr w:type="spellStart"/>
+      <w:r>
+        <w:rPr>
+          <w:lang w:val="de-AT"/>
+        </w:rPr>
+        <w:t>signal</w:t>
+      </w:r>
+      <w:proofErr w:type="spellEnd"/>
+    </w:p>
+    <w:p>
+      <w:pPr>
+        <w:spacing w:after="240"/>
+        <w:rPr>
+          <w:lang w:val="de-AT"/>
+        </w:rPr>
+      </w:pPr>
+      <w:r>
+        <w:rPr>
+          <w:b/>
+          <w:bCs/>
+          <w:lang w:val="de-AT"/>
+        </w:rPr>
+        <w:t xml:space="preserve">SILC </w:t>
+      </w:r>
+      <w:r>
+        <w:rPr>
+          <w:lang w:val="de-AT"/>
+        </w:rPr>
+        <w:t xml:space="preserve">stress </w:t>
+      </w:r>
+      <w:proofErr w:type="spellStart"/>
+      <w:r>
+        <w:rPr>
+          <w:lang w:val="de-AT"/>
+        </w:rPr>
+        <w:t>induced</w:t>
+      </w:r>
+      <w:proofErr w:type="spellEnd"/>
+      <w:r>
+        <w:rPr>
+          <w:lang w:val="de-AT"/>
+        </w:rPr>
+        <w:t xml:space="preserve"> </w:t>
+      </w:r>
+      <w:proofErr w:type="spellStart"/>
+      <w:r>
+        <w:rPr>
+          <w:lang w:val="de-AT"/>
+        </w:rPr>
+        <w:t>leakage</w:t>
+      </w:r>
+      <w:proofErr w:type="spellEnd"/>
+      <w:r>
+        <w:rPr>
+          <w:lang w:val="de-AT"/>
+        </w:rPr>
+        <w:t xml:space="preserve"> </w:t>
+      </w:r>
+      <w:proofErr w:type="spellStart"/>
+      <w:r>
+        <w:rPr>
+          <w:lang w:val="de-AT"/>
+        </w:rPr>
+        <w:t>current</w:t>
+      </w:r>
+      <w:proofErr w:type="spellEnd"/>
+    </w:p>
+    <w:p>
+      <w:pPr>
+        <w:spacing w:after="240"/>
+        <w:rPr>
+          <w:lang w:val="de-AT"/>
+        </w:rPr>
+      </w:pPr>
+      <w:r>
+        <w:rPr>
+          <w:b/>
+          <w:bCs/>
+          <w:lang w:val="de-AT"/>
+        </w:rPr>
+        <w:t xml:space="preserve">SNR </w:t>
+      </w:r>
+      <w:r>
+        <w:rPr>
+          <w:lang w:val="de-AT"/>
+        </w:rPr>
+        <w:t>signal-</w:t>
+      </w:r>
+      <w:proofErr w:type="spellStart"/>
+      <w:r>
+        <w:rPr>
+          <w:lang w:val="de-AT"/>
+        </w:rPr>
+        <w:t>to</w:t>
+      </w:r>
+      <w:proofErr w:type="spellEnd"/>
+      <w:r>
+        <w:rPr>
+          <w:lang w:val="de-AT"/>
+        </w:rPr>
+        <w:t>-</w:t>
+      </w:r>
+      <w:proofErr w:type="spellStart"/>
+      <w:r>
+        <w:rPr>
+          <w:lang w:val="de-AT"/>
+        </w:rPr>
+        <w:t>noise</w:t>
+      </w:r>
+      <w:proofErr w:type="spellEnd"/>
+      <w:r>
+        <w:rPr>
+          <w:lang w:val="de-AT"/>
+        </w:rPr>
+        <w:t xml:space="preserve"> </w:t>
+      </w:r>
+      <w:proofErr w:type="spellStart"/>
+      <w:r>
+        <w:rPr>
+          <w:lang w:val="de-AT"/>
+        </w:rPr>
+        <w:t>ratio</w:t>
+      </w:r>
+      <w:proofErr w:type="spellEnd"/>
+    </w:p>
+    <w:p>
+      <w:pPr>
+        <w:spacing w:after="240"/>
+        <w:rPr>
+          <w:lang w:val="de-AT"/>
+        </w:rPr>
+      </w:pPr>
+      <w:r>
+        <w:rPr>
+          <w:b/>
+          <w:bCs/>
+          <w:lang w:val="de-AT"/>
+        </w:rPr>
+        <w:t xml:space="preserve">SPICE </w:t>
+      </w:r>
+      <w:proofErr w:type="spellStart"/>
+      <w:r>
+        <w:rPr>
+          <w:lang w:val="de-AT"/>
+        </w:rPr>
+        <w:t>simulation</w:t>
+      </w:r>
+      <w:proofErr w:type="spellEnd"/>
+      <w:r>
+        <w:rPr>
+          <w:lang w:val="de-AT"/>
+        </w:rPr>
+        <w:t xml:space="preserve"> </w:t>
+      </w:r>
+      <w:proofErr w:type="spellStart"/>
+      <w:r>
+        <w:rPr>
+          <w:lang w:val="de-AT"/>
+        </w:rPr>
+        <w:t>program</w:t>
+      </w:r>
+      <w:proofErr w:type="spellEnd"/>
+      <w:r>
+        <w:rPr>
+          <w:lang w:val="de-AT"/>
+        </w:rPr>
+        <w:t xml:space="preserve"> </w:t>
+      </w:r>
+      <w:proofErr w:type="spellStart"/>
+      <w:r>
+        <w:rPr>
+          <w:lang w:val="de-AT"/>
+        </w:rPr>
+        <w:t>with</w:t>
+      </w:r>
+      <w:proofErr w:type="spellEnd"/>
+      <w:r>
+        <w:rPr>
+          <w:lang w:val="de-AT"/>
+        </w:rPr>
+        <w:t xml:space="preserve"> </w:t>
+      </w:r>
+      <w:proofErr w:type="spellStart"/>
+      <w:r>
+        <w:rPr>
+          <w:lang w:val="de-AT"/>
+        </w:rPr>
+        <w:t>integrated</w:t>
+      </w:r>
+      <w:proofErr w:type="spellEnd"/>
+      <w:r>
+        <w:rPr>
+          <w:lang w:val="de-AT"/>
+        </w:rPr>
+        <w:t xml:space="preserve"> </w:t>
+      </w:r>
+      <w:proofErr w:type="spellStart"/>
+      <w:r>
+        <w:rPr>
+          <w:lang w:val="de-AT"/>
+        </w:rPr>
+        <w:t>circuit</w:t>
+      </w:r>
+      <w:proofErr w:type="spellEnd"/>
+      <w:r>
+        <w:rPr>
+          <w:lang w:val="de-AT"/>
+        </w:rPr>
+        <w:t xml:space="preserve"> </w:t>
+      </w:r>
+      <w:proofErr w:type="spellStart"/>
+      <w:r>
+        <w:rPr>
+          <w:lang w:val="de-AT"/>
+        </w:rPr>
+        <w:t>emphasis</w:t>
+      </w:r>
+      <w:proofErr w:type="spellEnd"/>
+    </w:p>
+    <w:p>
+      <w:pPr>
+        <w:suppressAutoHyphens w:val="0"/>
+        <w:spacing w:line="240" w:lineRule="auto"/>
+        <w:rPr>
+          <w:lang w:val="de-AT"/>
+        </w:rPr>
+      </w:pPr>
+      <w:r>
+        <w:rPr>
+          <w:lang w:val="de-AT"/>
+        </w:rPr>
+        <w:br w:type="page"/>
       </w:r>
     </w:p>
     <w:p>
@@ -1362,6 +2345,7 @@
         <w:pStyle w:val="berschrift1"/>
       </w:pPr>
       <w:r>
+        <w:lastRenderedPageBreak/>
         <w:t>Theorie der Arbeit</w:t>
       </w:r>
       <w:r>
@@ -1384,8 +2368,2566 @@
     </w:p>
     <w:p>
       <w:pPr>
-        <w:rPr>
-          <w:rFonts w:eastAsia="TimesNewRomanPSMT"/>
+        <w:ind w:left="576"/>
+        <w:rPr>
+          <w:i/>
+          <w:iCs/>
+          <w:lang w:val="de-AT"/>
+        </w:rPr>
+      </w:pPr>
+      <w:r>
+        <w:rPr>
+          <w:i/>
+          <w:iCs/>
+          <w:lang w:val="de-AT"/>
+        </w:rPr>
+        <w:t xml:space="preserve">In </w:t>
+      </w:r>
+      <w:proofErr w:type="spellStart"/>
+      <w:r>
+        <w:rPr>
+          <w:i/>
+          <w:iCs/>
+          <w:lang w:val="de-AT"/>
+        </w:rPr>
+        <w:t>the</w:t>
+      </w:r>
+      <w:proofErr w:type="spellEnd"/>
+      <w:r>
+        <w:rPr>
+          <w:i/>
+          <w:iCs/>
+          <w:lang w:val="de-AT"/>
+        </w:rPr>
+        <w:t xml:space="preserve"> modern </w:t>
+      </w:r>
+      <w:proofErr w:type="spellStart"/>
+      <w:r>
+        <w:rPr>
+          <w:i/>
+          <w:iCs/>
+          <w:lang w:val="de-AT"/>
+        </w:rPr>
+        <w:t>world</w:t>
+      </w:r>
+      <w:proofErr w:type="spellEnd"/>
+      <w:r>
+        <w:rPr>
+          <w:i/>
+          <w:iCs/>
+          <w:lang w:val="de-AT"/>
+        </w:rPr>
+        <w:t xml:space="preserve">, electronic </w:t>
+      </w:r>
+      <w:proofErr w:type="spellStart"/>
+      <w:r>
+        <w:rPr>
+          <w:i/>
+          <w:iCs/>
+          <w:lang w:val="de-AT"/>
+        </w:rPr>
+        <w:t>devices</w:t>
+      </w:r>
+      <w:proofErr w:type="spellEnd"/>
+      <w:r>
+        <w:rPr>
+          <w:i/>
+          <w:iCs/>
+          <w:lang w:val="de-AT"/>
+        </w:rPr>
+        <w:t xml:space="preserve"> </w:t>
+      </w:r>
+      <w:proofErr w:type="spellStart"/>
+      <w:r>
+        <w:rPr>
+          <w:i/>
+          <w:iCs/>
+          <w:lang w:val="de-AT"/>
+        </w:rPr>
+        <w:t>have</w:t>
+      </w:r>
+      <w:proofErr w:type="spellEnd"/>
+      <w:r>
+        <w:rPr>
+          <w:i/>
+          <w:iCs/>
+          <w:lang w:val="de-AT"/>
+        </w:rPr>
+        <w:t xml:space="preserve"> </w:t>
+      </w:r>
+      <w:proofErr w:type="spellStart"/>
+      <w:r>
+        <w:rPr>
+          <w:i/>
+          <w:iCs/>
+          <w:lang w:val="de-AT"/>
+        </w:rPr>
+        <w:t>become</w:t>
+      </w:r>
+      <w:proofErr w:type="spellEnd"/>
+      <w:r>
+        <w:rPr>
+          <w:i/>
+          <w:iCs/>
+          <w:lang w:val="de-AT"/>
+        </w:rPr>
+        <w:t xml:space="preserve"> an integral </w:t>
+      </w:r>
+      <w:proofErr w:type="spellStart"/>
+      <w:r>
+        <w:rPr>
+          <w:i/>
+          <w:iCs/>
+          <w:lang w:val="de-AT"/>
+        </w:rPr>
+        <w:t>part</w:t>
+      </w:r>
+      <w:proofErr w:type="spellEnd"/>
+      <w:r>
+        <w:rPr>
+          <w:i/>
+          <w:iCs/>
+          <w:lang w:val="de-AT"/>
+        </w:rPr>
+        <w:t xml:space="preserve"> </w:t>
+      </w:r>
+      <w:proofErr w:type="spellStart"/>
+      <w:r>
+        <w:rPr>
+          <w:i/>
+          <w:iCs/>
+          <w:lang w:val="de-AT"/>
+        </w:rPr>
+        <w:t>of</w:t>
+      </w:r>
+      <w:proofErr w:type="spellEnd"/>
+      <w:r>
+        <w:rPr>
+          <w:i/>
+          <w:iCs/>
+          <w:lang w:val="de-AT"/>
+        </w:rPr>
+        <w:t xml:space="preserve"> </w:t>
+      </w:r>
+      <w:proofErr w:type="spellStart"/>
+      <w:r>
+        <w:rPr>
+          <w:i/>
+          <w:iCs/>
+          <w:lang w:val="de-AT"/>
+        </w:rPr>
+        <w:t>daily</w:t>
+      </w:r>
+      <w:proofErr w:type="spellEnd"/>
+      <w:r>
+        <w:rPr>
+          <w:i/>
+          <w:iCs/>
+          <w:lang w:val="de-AT"/>
+        </w:rPr>
+        <w:t xml:space="preserve"> </w:t>
+      </w:r>
+      <w:proofErr w:type="spellStart"/>
+      <w:r>
+        <w:rPr>
+          <w:i/>
+          <w:iCs/>
+          <w:lang w:val="de-AT"/>
+        </w:rPr>
+        <w:t>life</w:t>
+      </w:r>
+      <w:proofErr w:type="spellEnd"/>
+      <w:r>
+        <w:rPr>
+          <w:i/>
+          <w:iCs/>
+          <w:lang w:val="de-AT"/>
+        </w:rPr>
+        <w:t>.</w:t>
+      </w:r>
+    </w:p>
+    <w:p>
+      <w:pPr>
+        <w:ind w:left="576"/>
+        <w:rPr>
+          <w:i/>
+          <w:iCs/>
+          <w:lang w:val="de-AT"/>
+        </w:rPr>
+      </w:pPr>
+      <w:r>
+        <w:rPr>
+          <w:i/>
+          <w:iCs/>
+          <w:lang w:val="de-AT"/>
+        </w:rPr>
+        <w:t xml:space="preserve">This </w:t>
+      </w:r>
+      <w:proofErr w:type="spellStart"/>
+      <w:r>
+        <w:rPr>
+          <w:i/>
+          <w:iCs/>
+          <w:lang w:val="de-AT"/>
+        </w:rPr>
+        <w:t>has</w:t>
+      </w:r>
+      <w:proofErr w:type="spellEnd"/>
+      <w:r>
+        <w:rPr>
+          <w:i/>
+          <w:iCs/>
+          <w:lang w:val="de-AT"/>
+        </w:rPr>
+        <w:t xml:space="preserve"> </w:t>
+      </w:r>
+      <w:proofErr w:type="spellStart"/>
+      <w:r>
+        <w:rPr>
+          <w:i/>
+          <w:iCs/>
+          <w:lang w:val="de-AT"/>
+        </w:rPr>
+        <w:t>been</w:t>
+      </w:r>
+      <w:proofErr w:type="spellEnd"/>
+      <w:r>
+        <w:rPr>
+          <w:i/>
+          <w:iCs/>
+          <w:lang w:val="de-AT"/>
+        </w:rPr>
+        <w:t xml:space="preserve"> </w:t>
+      </w:r>
+      <w:proofErr w:type="spellStart"/>
+      <w:r>
+        <w:rPr>
+          <w:i/>
+          <w:iCs/>
+          <w:lang w:val="de-AT"/>
+        </w:rPr>
+        <w:t>mainly</w:t>
+      </w:r>
+      <w:proofErr w:type="spellEnd"/>
+      <w:r>
+        <w:rPr>
+          <w:i/>
+          <w:iCs/>
+          <w:lang w:val="de-AT"/>
+        </w:rPr>
+        <w:t xml:space="preserve"> </w:t>
+      </w:r>
+      <w:proofErr w:type="spellStart"/>
+      <w:r>
+        <w:rPr>
+          <w:i/>
+          <w:iCs/>
+          <w:lang w:val="de-AT"/>
+        </w:rPr>
+        <w:t>enabled</w:t>
+      </w:r>
+      <w:proofErr w:type="spellEnd"/>
+      <w:r>
+        <w:rPr>
+          <w:i/>
+          <w:iCs/>
+          <w:lang w:val="de-AT"/>
+        </w:rPr>
+        <w:t xml:space="preserve"> </w:t>
+      </w:r>
+      <w:proofErr w:type="spellStart"/>
+      <w:r>
+        <w:rPr>
+          <w:i/>
+          <w:iCs/>
+          <w:lang w:val="de-AT"/>
+        </w:rPr>
+        <w:t>as</w:t>
+      </w:r>
+      <w:proofErr w:type="spellEnd"/>
+      <w:r>
+        <w:rPr>
+          <w:i/>
+          <w:iCs/>
+          <w:lang w:val="de-AT"/>
+        </w:rPr>
+        <w:t xml:space="preserve"> </w:t>
+      </w:r>
+      <w:proofErr w:type="spellStart"/>
+      <w:r>
+        <w:rPr>
+          <w:i/>
+          <w:iCs/>
+          <w:lang w:val="de-AT"/>
+        </w:rPr>
+        <w:t>the</w:t>
+      </w:r>
+      <w:proofErr w:type="spellEnd"/>
+      <w:r>
+        <w:rPr>
+          <w:i/>
+          <w:iCs/>
+          <w:lang w:val="de-AT"/>
+        </w:rPr>
+        <w:t xml:space="preserve"> electronic </w:t>
+      </w:r>
+      <w:proofErr w:type="spellStart"/>
+      <w:r>
+        <w:rPr>
+          <w:i/>
+          <w:iCs/>
+          <w:lang w:val="de-AT"/>
+        </w:rPr>
+        <w:t>industry</w:t>
+      </w:r>
+      <w:proofErr w:type="spellEnd"/>
+      <w:r>
+        <w:rPr>
+          <w:i/>
+          <w:iCs/>
+          <w:lang w:val="de-AT"/>
+        </w:rPr>
+        <w:t xml:space="preserve"> </w:t>
+      </w:r>
+      <w:proofErr w:type="spellStart"/>
+      <w:r>
+        <w:rPr>
+          <w:i/>
+          <w:iCs/>
+          <w:lang w:val="de-AT"/>
+        </w:rPr>
+        <w:t>has</w:t>
+      </w:r>
+      <w:proofErr w:type="spellEnd"/>
+      <w:r>
+        <w:rPr>
+          <w:i/>
+          <w:iCs/>
+          <w:lang w:val="de-AT"/>
+        </w:rPr>
+        <w:t xml:space="preserve"> </w:t>
+      </w:r>
+      <w:proofErr w:type="spellStart"/>
+      <w:r>
+        <w:rPr>
+          <w:i/>
+          <w:iCs/>
+          <w:lang w:val="de-AT"/>
+        </w:rPr>
+        <w:t>seen</w:t>
+      </w:r>
+      <w:proofErr w:type="spellEnd"/>
+      <w:r>
+        <w:rPr>
+          <w:i/>
+          <w:iCs/>
+          <w:lang w:val="de-AT"/>
+        </w:rPr>
+        <w:t xml:space="preserve"> rapid </w:t>
+      </w:r>
+      <w:proofErr w:type="spellStart"/>
+      <w:r>
+        <w:rPr>
+          <w:i/>
+          <w:iCs/>
+          <w:lang w:val="de-AT"/>
+        </w:rPr>
+        <w:t>progress</w:t>
+      </w:r>
+      <w:proofErr w:type="spellEnd"/>
+      <w:r>
+        <w:rPr>
+          <w:i/>
+          <w:iCs/>
+          <w:lang w:val="de-AT"/>
+        </w:rPr>
+        <w:t xml:space="preserve"> in </w:t>
+      </w:r>
+      <w:proofErr w:type="spellStart"/>
+      <w:r>
+        <w:rPr>
+          <w:i/>
+          <w:iCs/>
+          <w:lang w:val="de-AT"/>
+        </w:rPr>
+        <w:t>recent</w:t>
+      </w:r>
+      <w:proofErr w:type="spellEnd"/>
+    </w:p>
+    <w:p>
+      <w:pPr>
+        <w:ind w:left="576"/>
+        <w:rPr>
+          <w:i/>
+          <w:iCs/>
+          <w:lang w:val="de-AT"/>
+        </w:rPr>
+      </w:pPr>
+      <w:proofErr w:type="spellStart"/>
+      <w:r>
+        <w:rPr>
+          <w:i/>
+          <w:iCs/>
+          <w:lang w:val="de-AT"/>
+        </w:rPr>
+        <w:t>years</w:t>
+      </w:r>
+      <w:proofErr w:type="spellEnd"/>
+      <w:r>
+        <w:rPr>
+          <w:i/>
+          <w:iCs/>
+          <w:lang w:val="de-AT"/>
+        </w:rPr>
+        <w:t xml:space="preserve"> </w:t>
+      </w:r>
+      <w:proofErr w:type="spellStart"/>
+      <w:r>
+        <w:rPr>
+          <w:i/>
+          <w:iCs/>
+          <w:lang w:val="de-AT"/>
+        </w:rPr>
+        <w:t>with</w:t>
+      </w:r>
+      <w:proofErr w:type="spellEnd"/>
+      <w:r>
+        <w:rPr>
+          <w:i/>
+          <w:iCs/>
+          <w:lang w:val="de-AT"/>
+        </w:rPr>
+        <w:t xml:space="preserve"> </w:t>
+      </w:r>
+      <w:proofErr w:type="spellStart"/>
+      <w:r>
+        <w:rPr>
+          <w:i/>
+          <w:iCs/>
+          <w:lang w:val="de-AT"/>
+        </w:rPr>
+        <w:t>the</w:t>
+      </w:r>
+      <w:proofErr w:type="spellEnd"/>
+      <w:r>
+        <w:rPr>
+          <w:i/>
+          <w:iCs/>
+          <w:lang w:val="de-AT"/>
+        </w:rPr>
+        <w:t xml:space="preserve"> </w:t>
+      </w:r>
+      <w:proofErr w:type="spellStart"/>
+      <w:r>
+        <w:rPr>
+          <w:i/>
+          <w:iCs/>
+          <w:lang w:val="de-AT"/>
+        </w:rPr>
+        <w:t>development</w:t>
+      </w:r>
+      <w:proofErr w:type="spellEnd"/>
+      <w:r>
+        <w:rPr>
+          <w:i/>
+          <w:iCs/>
+          <w:lang w:val="de-AT"/>
+        </w:rPr>
+        <w:t xml:space="preserve"> </w:t>
+      </w:r>
+      <w:proofErr w:type="spellStart"/>
+      <w:r>
+        <w:rPr>
+          <w:i/>
+          <w:iCs/>
+          <w:lang w:val="de-AT"/>
+        </w:rPr>
+        <w:t>of</w:t>
+      </w:r>
+      <w:proofErr w:type="spellEnd"/>
+      <w:r>
+        <w:rPr>
+          <w:i/>
+          <w:iCs/>
+          <w:lang w:val="de-AT"/>
+        </w:rPr>
+        <w:t xml:space="preserve"> </w:t>
+      </w:r>
+      <w:proofErr w:type="spellStart"/>
+      <w:r>
+        <w:rPr>
+          <w:i/>
+          <w:iCs/>
+          <w:lang w:val="de-AT"/>
+        </w:rPr>
+        <w:t>smaller</w:t>
+      </w:r>
+      <w:proofErr w:type="spellEnd"/>
+      <w:r>
+        <w:rPr>
+          <w:i/>
+          <w:iCs/>
+          <w:lang w:val="de-AT"/>
+        </w:rPr>
+        <w:t xml:space="preserve">, </w:t>
+      </w:r>
+      <w:proofErr w:type="spellStart"/>
+      <w:r>
+        <w:rPr>
+          <w:i/>
+          <w:iCs/>
+          <w:lang w:val="de-AT"/>
+        </w:rPr>
+        <w:t>faster</w:t>
+      </w:r>
+      <w:proofErr w:type="spellEnd"/>
+      <w:r>
+        <w:rPr>
+          <w:i/>
+          <w:iCs/>
+          <w:lang w:val="de-AT"/>
+        </w:rPr>
+        <w:t xml:space="preserve">, and </w:t>
+      </w:r>
+      <w:proofErr w:type="spellStart"/>
+      <w:r>
+        <w:rPr>
+          <w:i/>
+          <w:iCs/>
+          <w:lang w:val="de-AT"/>
+        </w:rPr>
+        <w:t>more</w:t>
+      </w:r>
+      <w:proofErr w:type="spellEnd"/>
+      <w:r>
+        <w:rPr>
+          <w:i/>
+          <w:iCs/>
+          <w:lang w:val="de-AT"/>
+        </w:rPr>
+        <w:t xml:space="preserve"> reliable </w:t>
+      </w:r>
+      <w:proofErr w:type="spellStart"/>
+      <w:r>
+        <w:rPr>
+          <w:i/>
+          <w:iCs/>
+          <w:lang w:val="de-AT"/>
+        </w:rPr>
+        <w:t>devices</w:t>
+      </w:r>
+      <w:proofErr w:type="spellEnd"/>
+      <w:r>
+        <w:rPr>
+          <w:i/>
+          <w:iCs/>
+          <w:lang w:val="de-AT"/>
+        </w:rPr>
+        <w:t xml:space="preserve">. At </w:t>
+      </w:r>
+      <w:proofErr w:type="spellStart"/>
+      <w:r>
+        <w:rPr>
+          <w:i/>
+          <w:iCs/>
+          <w:lang w:val="de-AT"/>
+        </w:rPr>
+        <w:t>the</w:t>
+      </w:r>
+      <w:proofErr w:type="spellEnd"/>
+      <w:r>
+        <w:rPr>
+          <w:i/>
+          <w:iCs/>
+          <w:lang w:val="de-AT"/>
+        </w:rPr>
+        <w:t xml:space="preserve"> </w:t>
+      </w:r>
+      <w:proofErr w:type="spellStart"/>
+      <w:r>
+        <w:rPr>
+          <w:i/>
+          <w:iCs/>
+          <w:lang w:val="de-AT"/>
+        </w:rPr>
+        <w:t>heart</w:t>
+      </w:r>
+      <w:proofErr w:type="spellEnd"/>
+    </w:p>
+    <w:p>
+      <w:pPr>
+        <w:ind w:left="576"/>
+        <w:rPr>
+          <w:i/>
+          <w:iCs/>
+          <w:lang w:val="de-AT"/>
+        </w:rPr>
+      </w:pPr>
+      <w:proofErr w:type="spellStart"/>
+      <w:r>
+        <w:rPr>
+          <w:i/>
+          <w:iCs/>
+          <w:lang w:val="de-AT"/>
+        </w:rPr>
+        <w:t>of</w:t>
+      </w:r>
+      <w:proofErr w:type="spellEnd"/>
+      <w:r>
+        <w:rPr>
+          <w:i/>
+          <w:iCs/>
+          <w:lang w:val="de-AT"/>
+        </w:rPr>
+        <w:t xml:space="preserve"> </w:t>
+      </w:r>
+      <w:proofErr w:type="spellStart"/>
+      <w:r>
+        <w:rPr>
+          <w:i/>
+          <w:iCs/>
+          <w:lang w:val="de-AT"/>
+        </w:rPr>
+        <w:t>most</w:t>
+      </w:r>
+      <w:proofErr w:type="spellEnd"/>
+      <w:r>
+        <w:rPr>
+          <w:i/>
+          <w:iCs/>
+          <w:lang w:val="de-AT"/>
+        </w:rPr>
+        <w:t xml:space="preserve"> </w:t>
+      </w:r>
+      <w:proofErr w:type="spellStart"/>
+      <w:r>
+        <w:rPr>
+          <w:i/>
+          <w:iCs/>
+          <w:lang w:val="de-AT"/>
+        </w:rPr>
+        <w:t>of</w:t>
+      </w:r>
+      <w:proofErr w:type="spellEnd"/>
+      <w:r>
+        <w:rPr>
+          <w:i/>
+          <w:iCs/>
+          <w:lang w:val="de-AT"/>
+        </w:rPr>
+        <w:t xml:space="preserve"> </w:t>
+      </w:r>
+      <w:proofErr w:type="spellStart"/>
+      <w:r>
+        <w:rPr>
+          <w:i/>
+          <w:iCs/>
+          <w:lang w:val="de-AT"/>
+        </w:rPr>
+        <w:t>the</w:t>
+      </w:r>
+      <w:proofErr w:type="spellEnd"/>
+      <w:r>
+        <w:rPr>
+          <w:i/>
+          <w:iCs/>
+          <w:lang w:val="de-AT"/>
+        </w:rPr>
+        <w:t xml:space="preserve"> electronic </w:t>
+      </w:r>
+      <w:proofErr w:type="spellStart"/>
+      <w:r>
+        <w:rPr>
+          <w:i/>
+          <w:iCs/>
+          <w:lang w:val="de-AT"/>
+        </w:rPr>
+        <w:t>devices</w:t>
+      </w:r>
+      <w:proofErr w:type="spellEnd"/>
+      <w:r>
+        <w:rPr>
+          <w:i/>
+          <w:iCs/>
+          <w:lang w:val="de-AT"/>
+        </w:rPr>
+        <w:t xml:space="preserve"> lies </w:t>
+      </w:r>
+      <w:proofErr w:type="spellStart"/>
+      <w:r>
+        <w:rPr>
+          <w:i/>
+          <w:iCs/>
+          <w:lang w:val="de-AT"/>
+        </w:rPr>
+        <w:t>the</w:t>
+      </w:r>
+      <w:proofErr w:type="spellEnd"/>
+      <w:r>
+        <w:rPr>
+          <w:i/>
+          <w:iCs/>
+          <w:lang w:val="de-AT"/>
+        </w:rPr>
+        <w:t xml:space="preserve"> </w:t>
+      </w:r>
+      <w:proofErr w:type="spellStart"/>
+      <w:r>
+        <w:rPr>
+          <w:i/>
+          <w:iCs/>
+          <w:lang w:val="de-AT"/>
+        </w:rPr>
+        <w:t>metal</w:t>
+      </w:r>
+      <w:proofErr w:type="spellEnd"/>
+      <w:r>
+        <w:rPr>
+          <w:i/>
+          <w:iCs/>
+          <w:lang w:val="de-AT"/>
+        </w:rPr>
+        <w:t>-oxide-</w:t>
+      </w:r>
+      <w:proofErr w:type="spellStart"/>
+      <w:r>
+        <w:rPr>
+          <w:i/>
+          <w:iCs/>
+          <w:lang w:val="de-AT"/>
+        </w:rPr>
+        <w:t>semiconductor</w:t>
+      </w:r>
+      <w:proofErr w:type="spellEnd"/>
+      <w:r>
+        <w:rPr>
+          <w:i/>
+          <w:iCs/>
+          <w:lang w:val="de-AT"/>
+        </w:rPr>
+        <w:t xml:space="preserve"> (MOS) </w:t>
+      </w:r>
+      <w:proofErr w:type="spellStart"/>
+      <w:r>
+        <w:rPr>
+          <w:i/>
+          <w:iCs/>
+          <w:lang w:val="de-AT"/>
+        </w:rPr>
+        <w:t>transistor</w:t>
+      </w:r>
+      <w:proofErr w:type="spellEnd"/>
+    </w:p>
+    <w:p>
+      <w:pPr>
+        <w:ind w:left="576"/>
+        <w:rPr>
+          <w:i/>
+          <w:iCs/>
+          <w:lang w:val="de-AT"/>
+        </w:rPr>
+      </w:pPr>
+      <w:proofErr w:type="spellStart"/>
+      <w:r>
+        <w:rPr>
+          <w:i/>
+          <w:iCs/>
+          <w:lang w:val="de-AT"/>
+        </w:rPr>
+        <w:t>as</w:t>
+      </w:r>
+      <w:proofErr w:type="spellEnd"/>
+      <w:r>
+        <w:rPr>
+          <w:i/>
+          <w:iCs/>
+          <w:lang w:val="de-AT"/>
+        </w:rPr>
+        <w:t xml:space="preserve"> </w:t>
+      </w:r>
+      <w:proofErr w:type="spellStart"/>
+      <w:r>
+        <w:rPr>
+          <w:i/>
+          <w:iCs/>
+          <w:lang w:val="de-AT"/>
+        </w:rPr>
+        <w:t>one</w:t>
+      </w:r>
+      <w:proofErr w:type="spellEnd"/>
+      <w:r>
+        <w:rPr>
+          <w:i/>
+          <w:iCs/>
+          <w:lang w:val="de-AT"/>
+        </w:rPr>
+        <w:t xml:space="preserve"> </w:t>
+      </w:r>
+      <w:proofErr w:type="spellStart"/>
+      <w:r>
+        <w:rPr>
+          <w:i/>
+          <w:iCs/>
+          <w:lang w:val="de-AT"/>
+        </w:rPr>
+        <w:t>of</w:t>
+      </w:r>
+      <w:proofErr w:type="spellEnd"/>
+      <w:r>
+        <w:rPr>
+          <w:i/>
+          <w:iCs/>
+          <w:lang w:val="de-AT"/>
+        </w:rPr>
+        <w:t xml:space="preserve"> </w:t>
+      </w:r>
+      <w:proofErr w:type="spellStart"/>
+      <w:r>
+        <w:rPr>
+          <w:i/>
+          <w:iCs/>
+          <w:lang w:val="de-AT"/>
+        </w:rPr>
+        <w:t>the</w:t>
+      </w:r>
+      <w:proofErr w:type="spellEnd"/>
+      <w:r>
+        <w:rPr>
+          <w:i/>
+          <w:iCs/>
+          <w:lang w:val="de-AT"/>
+        </w:rPr>
+        <w:t xml:space="preserve"> </w:t>
+      </w:r>
+      <w:proofErr w:type="spellStart"/>
+      <w:r>
+        <w:rPr>
+          <w:i/>
+          <w:iCs/>
+          <w:lang w:val="de-AT"/>
+        </w:rPr>
+        <w:t>main</w:t>
+      </w:r>
+      <w:proofErr w:type="spellEnd"/>
+      <w:r>
+        <w:rPr>
+          <w:i/>
+          <w:iCs/>
+          <w:lang w:val="de-AT"/>
+        </w:rPr>
+        <w:t xml:space="preserve"> </w:t>
+      </w:r>
+      <w:proofErr w:type="spellStart"/>
+      <w:r>
+        <w:rPr>
+          <w:i/>
+          <w:iCs/>
+          <w:lang w:val="de-AT"/>
+        </w:rPr>
+        <w:t>building</w:t>
+      </w:r>
+      <w:proofErr w:type="spellEnd"/>
+      <w:r>
+        <w:rPr>
+          <w:i/>
+          <w:iCs/>
+          <w:lang w:val="de-AT"/>
+        </w:rPr>
+        <w:t xml:space="preserve"> </w:t>
+      </w:r>
+      <w:proofErr w:type="spellStart"/>
+      <w:r>
+        <w:rPr>
+          <w:i/>
+          <w:iCs/>
+          <w:lang w:val="de-AT"/>
+        </w:rPr>
+        <w:t>blocks</w:t>
+      </w:r>
+      <w:proofErr w:type="spellEnd"/>
+      <w:r>
+        <w:rPr>
+          <w:i/>
+          <w:iCs/>
+          <w:lang w:val="de-AT"/>
+        </w:rPr>
+        <w:t xml:space="preserve">, </w:t>
+      </w:r>
+      <w:proofErr w:type="spellStart"/>
+      <w:r>
+        <w:rPr>
+          <w:i/>
+          <w:iCs/>
+          <w:lang w:val="de-AT"/>
+        </w:rPr>
+        <w:t>which</w:t>
+      </w:r>
+      <w:proofErr w:type="spellEnd"/>
+      <w:r>
+        <w:rPr>
+          <w:i/>
+          <w:iCs/>
+          <w:lang w:val="de-AT"/>
+        </w:rPr>
+        <w:t xml:space="preserve"> at a </w:t>
+      </w:r>
+      <w:proofErr w:type="spellStart"/>
+      <w:r>
+        <w:rPr>
+          <w:i/>
+          <w:iCs/>
+          <w:lang w:val="de-AT"/>
+        </w:rPr>
+        <w:t>first</w:t>
+      </w:r>
+      <w:proofErr w:type="spellEnd"/>
+      <w:r>
+        <w:rPr>
+          <w:i/>
+          <w:iCs/>
+          <w:lang w:val="de-AT"/>
+        </w:rPr>
+        <w:t xml:space="preserve"> </w:t>
+      </w:r>
+      <w:proofErr w:type="spellStart"/>
+      <w:r>
+        <w:rPr>
+          <w:i/>
+          <w:iCs/>
+          <w:lang w:val="de-AT"/>
+        </w:rPr>
+        <w:t>glance</w:t>
+      </w:r>
+      <w:proofErr w:type="spellEnd"/>
+      <w:r>
+        <w:rPr>
+          <w:i/>
+          <w:iCs/>
+          <w:lang w:val="de-AT"/>
+        </w:rPr>
+        <w:t xml:space="preserve"> </w:t>
+      </w:r>
+      <w:proofErr w:type="spellStart"/>
+      <w:r>
+        <w:rPr>
+          <w:i/>
+          <w:iCs/>
+          <w:lang w:val="de-AT"/>
+        </w:rPr>
+        <w:t>seems</w:t>
+      </w:r>
+      <w:proofErr w:type="spellEnd"/>
+      <w:r>
+        <w:rPr>
+          <w:i/>
+          <w:iCs/>
+          <w:lang w:val="de-AT"/>
+        </w:rPr>
+        <w:t xml:space="preserve"> like a simple </w:t>
+      </w:r>
+      <w:proofErr w:type="spellStart"/>
+      <w:r>
+        <w:rPr>
+          <w:i/>
+          <w:iCs/>
+          <w:lang w:val="de-AT"/>
+        </w:rPr>
+        <w:t>stack</w:t>
+      </w:r>
+      <w:proofErr w:type="spellEnd"/>
+      <w:r>
+        <w:rPr>
+          <w:i/>
+          <w:iCs/>
+          <w:lang w:val="de-AT"/>
+        </w:rPr>
+        <w:t xml:space="preserve"> </w:t>
+      </w:r>
+      <w:proofErr w:type="spellStart"/>
+      <w:r>
+        <w:rPr>
+          <w:i/>
+          <w:iCs/>
+          <w:lang w:val="de-AT"/>
+        </w:rPr>
+        <w:t>of</w:t>
+      </w:r>
+      <w:proofErr w:type="spellEnd"/>
+    </w:p>
+    <w:p>
+      <w:pPr>
+        <w:ind w:left="576"/>
+        <w:rPr>
+          <w:i/>
+          <w:iCs/>
+          <w:lang w:val="de-AT"/>
+        </w:rPr>
+      </w:pPr>
+      <w:proofErr w:type="spellStart"/>
+      <w:r>
+        <w:rPr>
+          <w:i/>
+          <w:iCs/>
+          <w:lang w:val="de-AT"/>
+        </w:rPr>
+        <w:t>three</w:t>
+      </w:r>
+      <w:proofErr w:type="spellEnd"/>
+      <w:r>
+        <w:rPr>
+          <w:i/>
+          <w:iCs/>
+          <w:lang w:val="de-AT"/>
+        </w:rPr>
+        <w:t xml:space="preserve"> material </w:t>
+      </w:r>
+      <w:proofErr w:type="spellStart"/>
+      <w:r>
+        <w:rPr>
+          <w:i/>
+          <w:iCs/>
+          <w:lang w:val="de-AT"/>
+        </w:rPr>
+        <w:t>layers</w:t>
+      </w:r>
+      <w:proofErr w:type="spellEnd"/>
+      <w:r>
+        <w:rPr>
+          <w:i/>
+          <w:iCs/>
+          <w:lang w:val="de-AT"/>
+        </w:rPr>
+        <w:t xml:space="preserve"> [1]. MOS </w:t>
+      </w:r>
+      <w:proofErr w:type="spellStart"/>
+      <w:r>
+        <w:rPr>
+          <w:i/>
+          <w:iCs/>
+          <w:lang w:val="de-AT"/>
+        </w:rPr>
+        <w:t>structures</w:t>
+      </w:r>
+      <w:proofErr w:type="spellEnd"/>
+      <w:r>
+        <w:rPr>
+          <w:i/>
+          <w:iCs/>
+          <w:lang w:val="de-AT"/>
+        </w:rPr>
+        <w:t xml:space="preserve"> </w:t>
+      </w:r>
+      <w:proofErr w:type="spellStart"/>
+      <w:r>
+        <w:rPr>
+          <w:i/>
+          <w:iCs/>
+          <w:lang w:val="de-AT"/>
+        </w:rPr>
+        <w:t>function</w:t>
+      </w:r>
+      <w:proofErr w:type="spellEnd"/>
+      <w:r>
+        <w:rPr>
+          <w:i/>
+          <w:iCs/>
+          <w:lang w:val="de-AT"/>
+        </w:rPr>
+        <w:t xml:space="preserve"> </w:t>
+      </w:r>
+      <w:proofErr w:type="spellStart"/>
+      <w:r>
+        <w:rPr>
+          <w:i/>
+          <w:iCs/>
+          <w:lang w:val="de-AT"/>
+        </w:rPr>
+        <w:t>by</w:t>
+      </w:r>
+      <w:proofErr w:type="spellEnd"/>
+      <w:r>
+        <w:rPr>
+          <w:i/>
+          <w:iCs/>
+          <w:lang w:val="de-AT"/>
+        </w:rPr>
+        <w:t xml:space="preserve"> </w:t>
+      </w:r>
+      <w:proofErr w:type="spellStart"/>
+      <w:r>
+        <w:rPr>
+          <w:i/>
+          <w:iCs/>
+          <w:lang w:val="de-AT"/>
+        </w:rPr>
+        <w:t>exploiting</w:t>
+      </w:r>
+      <w:proofErr w:type="spellEnd"/>
+      <w:r>
+        <w:rPr>
+          <w:i/>
+          <w:iCs/>
+          <w:lang w:val="de-AT"/>
+        </w:rPr>
+        <w:t xml:space="preserve"> </w:t>
+      </w:r>
+      <w:proofErr w:type="spellStart"/>
+      <w:r>
+        <w:rPr>
+          <w:i/>
+          <w:iCs/>
+          <w:lang w:val="de-AT"/>
+        </w:rPr>
+        <w:t>the</w:t>
+      </w:r>
+      <w:proofErr w:type="spellEnd"/>
+      <w:r>
+        <w:rPr>
+          <w:i/>
+          <w:iCs/>
+          <w:lang w:val="de-AT"/>
+        </w:rPr>
+        <w:t xml:space="preserve"> </w:t>
+      </w:r>
+      <w:proofErr w:type="spellStart"/>
+      <w:r>
+        <w:rPr>
+          <w:i/>
+          <w:iCs/>
+          <w:lang w:val="de-AT"/>
+        </w:rPr>
+        <w:t>field</w:t>
+      </w:r>
+      <w:proofErr w:type="spellEnd"/>
+      <w:r>
+        <w:rPr>
+          <w:i/>
+          <w:iCs/>
+          <w:lang w:val="de-AT"/>
+        </w:rPr>
+        <w:t xml:space="preserve"> </w:t>
+      </w:r>
+      <w:proofErr w:type="spellStart"/>
+      <w:r>
+        <w:rPr>
+          <w:i/>
+          <w:iCs/>
+          <w:lang w:val="de-AT"/>
+        </w:rPr>
+        <w:t>effect</w:t>
+      </w:r>
+      <w:proofErr w:type="spellEnd"/>
+      <w:r>
+        <w:rPr>
+          <w:i/>
+          <w:iCs/>
+          <w:lang w:val="de-AT"/>
+        </w:rPr>
+        <w:t xml:space="preserve">: </w:t>
+      </w:r>
+      <w:proofErr w:type="spellStart"/>
+      <w:r>
+        <w:rPr>
+          <w:i/>
+          <w:iCs/>
+          <w:lang w:val="de-AT"/>
+        </w:rPr>
+        <w:t>applying</w:t>
+      </w:r>
+      <w:proofErr w:type="spellEnd"/>
+    </w:p>
+    <w:p>
+      <w:pPr>
+        <w:ind w:left="576"/>
+        <w:rPr>
+          <w:i/>
+          <w:iCs/>
+          <w:lang w:val="de-AT"/>
+        </w:rPr>
+      </w:pPr>
+      <w:proofErr w:type="spellStart"/>
+      <w:r>
+        <w:rPr>
+          <w:i/>
+          <w:iCs/>
+          <w:lang w:val="de-AT"/>
+        </w:rPr>
+        <w:t>voltage</w:t>
+      </w:r>
+      <w:proofErr w:type="spellEnd"/>
+      <w:r>
+        <w:rPr>
+          <w:i/>
+          <w:iCs/>
+          <w:lang w:val="de-AT"/>
+        </w:rPr>
+        <w:t xml:space="preserve"> </w:t>
+      </w:r>
+      <w:proofErr w:type="spellStart"/>
+      <w:r>
+        <w:rPr>
+          <w:i/>
+          <w:iCs/>
+          <w:lang w:val="de-AT"/>
+        </w:rPr>
+        <w:t>to</w:t>
+      </w:r>
+      <w:proofErr w:type="spellEnd"/>
+      <w:r>
+        <w:rPr>
+          <w:i/>
+          <w:iCs/>
+          <w:lang w:val="de-AT"/>
+        </w:rPr>
+        <w:t xml:space="preserve"> </w:t>
+      </w:r>
+      <w:proofErr w:type="spellStart"/>
+      <w:r>
+        <w:rPr>
+          <w:i/>
+          <w:iCs/>
+          <w:lang w:val="de-AT"/>
+        </w:rPr>
+        <w:t>their</w:t>
+      </w:r>
+      <w:proofErr w:type="spellEnd"/>
+      <w:r>
+        <w:rPr>
+          <w:i/>
+          <w:iCs/>
+          <w:lang w:val="de-AT"/>
+        </w:rPr>
+        <w:t xml:space="preserve"> </w:t>
+      </w:r>
+      <w:proofErr w:type="spellStart"/>
+      <w:r>
+        <w:rPr>
+          <w:i/>
+          <w:iCs/>
+          <w:lang w:val="de-AT"/>
+        </w:rPr>
+        <w:t>metal</w:t>
+      </w:r>
+      <w:proofErr w:type="spellEnd"/>
+      <w:r>
+        <w:rPr>
+          <w:i/>
+          <w:iCs/>
+          <w:lang w:val="de-AT"/>
+        </w:rPr>
+        <w:t xml:space="preserve"> </w:t>
+      </w:r>
+      <w:proofErr w:type="spellStart"/>
+      <w:r>
+        <w:rPr>
+          <w:i/>
+          <w:iCs/>
+          <w:lang w:val="de-AT"/>
+        </w:rPr>
+        <w:t>gate</w:t>
+      </w:r>
+      <w:proofErr w:type="spellEnd"/>
+      <w:r>
+        <w:rPr>
+          <w:i/>
+          <w:iCs/>
+          <w:lang w:val="de-AT"/>
+        </w:rPr>
+        <w:t xml:space="preserve"> terminal </w:t>
+      </w:r>
+      <w:proofErr w:type="spellStart"/>
+      <w:r>
+        <w:rPr>
+          <w:i/>
+          <w:iCs/>
+          <w:lang w:val="de-AT"/>
+        </w:rPr>
+        <w:t>modulates</w:t>
+      </w:r>
+      <w:proofErr w:type="spellEnd"/>
+      <w:r>
+        <w:rPr>
+          <w:i/>
+          <w:iCs/>
+          <w:lang w:val="de-AT"/>
+        </w:rPr>
+        <w:t xml:space="preserve"> </w:t>
+      </w:r>
+      <w:proofErr w:type="spellStart"/>
+      <w:r>
+        <w:rPr>
+          <w:i/>
+          <w:iCs/>
+          <w:lang w:val="de-AT"/>
+        </w:rPr>
+        <w:t>the</w:t>
+      </w:r>
+      <w:proofErr w:type="spellEnd"/>
+      <w:r>
+        <w:rPr>
+          <w:i/>
+          <w:iCs/>
+          <w:lang w:val="de-AT"/>
+        </w:rPr>
+        <w:t xml:space="preserve"> </w:t>
+      </w:r>
+      <w:proofErr w:type="spellStart"/>
+      <w:r>
+        <w:rPr>
+          <w:i/>
+          <w:iCs/>
+          <w:lang w:val="de-AT"/>
+        </w:rPr>
+        <w:t>conductivity</w:t>
+      </w:r>
+      <w:proofErr w:type="spellEnd"/>
+      <w:r>
+        <w:rPr>
+          <w:i/>
+          <w:iCs/>
+          <w:lang w:val="de-AT"/>
+        </w:rPr>
+        <w:t xml:space="preserve"> </w:t>
+      </w:r>
+      <w:proofErr w:type="spellStart"/>
+      <w:r>
+        <w:rPr>
+          <w:i/>
+          <w:iCs/>
+          <w:lang w:val="de-AT"/>
+        </w:rPr>
+        <w:t>between</w:t>
+      </w:r>
+      <w:proofErr w:type="spellEnd"/>
+      <w:r>
+        <w:rPr>
+          <w:i/>
+          <w:iCs/>
+          <w:lang w:val="de-AT"/>
+        </w:rPr>
+        <w:t xml:space="preserve"> </w:t>
+      </w:r>
+      <w:proofErr w:type="spellStart"/>
+      <w:r>
+        <w:rPr>
+          <w:i/>
+          <w:iCs/>
+          <w:lang w:val="de-AT"/>
+        </w:rPr>
+        <w:t>the</w:t>
+      </w:r>
+      <w:proofErr w:type="spellEnd"/>
+      <w:r>
+        <w:rPr>
+          <w:i/>
+          <w:iCs/>
+          <w:lang w:val="de-AT"/>
+        </w:rPr>
+        <w:t xml:space="preserve"> source</w:t>
+      </w:r>
+    </w:p>
+    <w:p>
+      <w:pPr>
+        <w:ind w:left="576"/>
+        <w:rPr>
+          <w:i/>
+          <w:iCs/>
+          <w:lang w:val="de-AT"/>
+        </w:rPr>
+      </w:pPr>
+      <w:r>
+        <w:rPr>
+          <w:i/>
+          <w:iCs/>
+          <w:lang w:val="de-AT"/>
+        </w:rPr>
+        <w:t xml:space="preserve">and drain </w:t>
+      </w:r>
+      <w:proofErr w:type="spellStart"/>
+      <w:r>
+        <w:rPr>
+          <w:i/>
+          <w:iCs/>
+          <w:lang w:val="de-AT"/>
+        </w:rPr>
+        <w:t>terminals</w:t>
+      </w:r>
+      <w:proofErr w:type="spellEnd"/>
+      <w:r>
+        <w:rPr>
+          <w:i/>
+          <w:iCs/>
+          <w:lang w:val="de-AT"/>
+        </w:rPr>
+        <w:t xml:space="preserve">. This </w:t>
+      </w:r>
+      <w:proofErr w:type="spellStart"/>
+      <w:r>
+        <w:rPr>
+          <w:i/>
+          <w:iCs/>
+          <w:lang w:val="de-AT"/>
+        </w:rPr>
+        <w:t>creates</w:t>
+      </w:r>
+      <w:proofErr w:type="spellEnd"/>
+      <w:r>
+        <w:rPr>
+          <w:i/>
+          <w:iCs/>
+          <w:lang w:val="de-AT"/>
+        </w:rPr>
+        <w:t xml:space="preserve"> a </w:t>
+      </w:r>
+      <w:proofErr w:type="spellStart"/>
+      <w:r>
+        <w:rPr>
+          <w:i/>
+          <w:iCs/>
+          <w:lang w:val="de-AT"/>
+        </w:rPr>
+        <w:t>channel</w:t>
+      </w:r>
+      <w:proofErr w:type="spellEnd"/>
+      <w:r>
+        <w:rPr>
+          <w:i/>
+          <w:iCs/>
+          <w:lang w:val="de-AT"/>
+        </w:rPr>
+        <w:t xml:space="preserve"> at </w:t>
+      </w:r>
+      <w:proofErr w:type="spellStart"/>
+      <w:r>
+        <w:rPr>
+          <w:i/>
+          <w:iCs/>
+          <w:lang w:val="de-AT"/>
+        </w:rPr>
+        <w:t>the</w:t>
+      </w:r>
+      <w:proofErr w:type="spellEnd"/>
+      <w:r>
+        <w:rPr>
+          <w:i/>
+          <w:iCs/>
+          <w:lang w:val="de-AT"/>
+        </w:rPr>
+        <w:t xml:space="preserve"> </w:t>
+      </w:r>
+      <w:proofErr w:type="spellStart"/>
+      <w:r>
+        <w:rPr>
+          <w:i/>
+          <w:iCs/>
+          <w:lang w:val="de-AT"/>
+        </w:rPr>
+        <w:t>semiconductor-insulator</w:t>
+      </w:r>
+      <w:proofErr w:type="spellEnd"/>
+      <w:r>
+        <w:rPr>
+          <w:i/>
+          <w:iCs/>
+          <w:lang w:val="de-AT"/>
+        </w:rPr>
+        <w:t xml:space="preserve"> interface,</w:t>
+      </w:r>
+    </w:p>
+    <w:p>
+      <w:pPr>
+        <w:ind w:left="576"/>
+        <w:rPr>
+          <w:i/>
+          <w:iCs/>
+          <w:lang w:val="de-AT"/>
+        </w:rPr>
+      </w:pPr>
+      <w:proofErr w:type="spellStart"/>
+      <w:r>
+        <w:rPr>
+          <w:i/>
+          <w:iCs/>
+          <w:lang w:val="de-AT"/>
+        </w:rPr>
+        <w:t>allowing</w:t>
+      </w:r>
+      <w:proofErr w:type="spellEnd"/>
+      <w:r>
+        <w:rPr>
+          <w:i/>
+          <w:iCs/>
+          <w:lang w:val="de-AT"/>
+        </w:rPr>
+        <w:t xml:space="preserve"> </w:t>
+      </w:r>
+      <w:proofErr w:type="spellStart"/>
+      <w:r>
+        <w:rPr>
+          <w:i/>
+          <w:iCs/>
+          <w:lang w:val="de-AT"/>
+        </w:rPr>
+        <w:t>for</w:t>
+      </w:r>
+      <w:proofErr w:type="spellEnd"/>
+      <w:r>
+        <w:rPr>
+          <w:i/>
+          <w:iCs/>
+          <w:lang w:val="de-AT"/>
+        </w:rPr>
+        <w:t xml:space="preserve"> </w:t>
+      </w:r>
+      <w:proofErr w:type="spellStart"/>
+      <w:r>
+        <w:rPr>
+          <w:i/>
+          <w:iCs/>
+          <w:lang w:val="de-AT"/>
+        </w:rPr>
+        <w:t>the</w:t>
+      </w:r>
+      <w:proofErr w:type="spellEnd"/>
+      <w:r>
+        <w:rPr>
+          <w:i/>
+          <w:iCs/>
+          <w:lang w:val="de-AT"/>
+        </w:rPr>
+        <w:t xml:space="preserve"> </w:t>
+      </w:r>
+      <w:proofErr w:type="spellStart"/>
+      <w:r>
+        <w:rPr>
+          <w:i/>
+          <w:iCs/>
+          <w:lang w:val="de-AT"/>
+        </w:rPr>
+        <w:t>switching</w:t>
+      </w:r>
+      <w:proofErr w:type="spellEnd"/>
+      <w:r>
+        <w:rPr>
+          <w:i/>
+          <w:iCs/>
+          <w:lang w:val="de-AT"/>
+        </w:rPr>
+        <w:t xml:space="preserve"> </w:t>
+      </w:r>
+      <w:proofErr w:type="spellStart"/>
+      <w:r>
+        <w:rPr>
+          <w:i/>
+          <w:iCs/>
+          <w:lang w:val="de-AT"/>
+        </w:rPr>
+        <w:t>of</w:t>
+      </w:r>
+      <w:proofErr w:type="spellEnd"/>
+      <w:r>
+        <w:rPr>
+          <w:i/>
+          <w:iCs/>
+          <w:lang w:val="de-AT"/>
+        </w:rPr>
+        <w:t xml:space="preserve"> electronic </w:t>
+      </w:r>
+      <w:proofErr w:type="spellStart"/>
+      <w:r>
+        <w:rPr>
+          <w:i/>
+          <w:iCs/>
+          <w:lang w:val="de-AT"/>
+        </w:rPr>
+        <w:t>signals</w:t>
+      </w:r>
+      <w:proofErr w:type="spellEnd"/>
+      <w:r>
+        <w:rPr>
+          <w:i/>
+          <w:iCs/>
+          <w:lang w:val="de-AT"/>
+        </w:rPr>
+        <w:t xml:space="preserve">, </w:t>
+      </w:r>
+      <w:proofErr w:type="spellStart"/>
+      <w:r>
+        <w:rPr>
+          <w:i/>
+          <w:iCs/>
+          <w:lang w:val="de-AT"/>
+        </w:rPr>
+        <w:t>making</w:t>
+      </w:r>
+      <w:proofErr w:type="spellEnd"/>
+      <w:r>
+        <w:rPr>
+          <w:i/>
+          <w:iCs/>
+          <w:lang w:val="de-AT"/>
+        </w:rPr>
+        <w:t xml:space="preserve"> </w:t>
+      </w:r>
+      <w:proofErr w:type="spellStart"/>
+      <w:r>
+        <w:rPr>
+          <w:i/>
+          <w:iCs/>
+          <w:lang w:val="de-AT"/>
+        </w:rPr>
+        <w:t>them</w:t>
+      </w:r>
+      <w:proofErr w:type="spellEnd"/>
+      <w:r>
+        <w:rPr>
+          <w:i/>
+          <w:iCs/>
+          <w:lang w:val="de-AT"/>
+        </w:rPr>
+        <w:t xml:space="preserve"> essential </w:t>
+      </w:r>
+      <w:proofErr w:type="spellStart"/>
+      <w:r>
+        <w:rPr>
+          <w:i/>
+          <w:iCs/>
+          <w:lang w:val="de-AT"/>
+        </w:rPr>
+        <w:t>to</w:t>
+      </w:r>
+      <w:proofErr w:type="spellEnd"/>
+      <w:r>
+        <w:rPr>
+          <w:i/>
+          <w:iCs/>
+          <w:lang w:val="de-AT"/>
+        </w:rPr>
+        <w:t xml:space="preserve"> </w:t>
+      </w:r>
+      <w:proofErr w:type="spellStart"/>
+      <w:r>
+        <w:rPr>
+          <w:i/>
+          <w:iCs/>
+          <w:lang w:val="de-AT"/>
+        </w:rPr>
+        <w:t>reproduce</w:t>
+      </w:r>
+      <w:proofErr w:type="spellEnd"/>
+      <w:r>
+        <w:rPr>
+          <w:i/>
+          <w:iCs/>
+          <w:lang w:val="de-AT"/>
+        </w:rPr>
+        <w:t xml:space="preserve"> </w:t>
+      </w:r>
+      <w:proofErr w:type="spellStart"/>
+      <w:r>
+        <w:rPr>
+          <w:i/>
+          <w:iCs/>
+          <w:lang w:val="de-AT"/>
+        </w:rPr>
+        <w:t>the</w:t>
+      </w:r>
+      <w:proofErr w:type="spellEnd"/>
+    </w:p>
+    <w:p>
+      <w:pPr>
+        <w:ind w:left="576"/>
+        <w:rPr>
+          <w:i/>
+          <w:iCs/>
+          <w:lang w:val="de-AT"/>
+        </w:rPr>
+      </w:pPr>
+      <w:proofErr w:type="spellStart"/>
+      <w:r>
+        <w:rPr>
+          <w:i/>
+          <w:iCs/>
+          <w:lang w:val="de-AT"/>
+        </w:rPr>
+        <w:t>binary</w:t>
+      </w:r>
+      <w:proofErr w:type="spellEnd"/>
+      <w:r>
+        <w:rPr>
+          <w:i/>
+          <w:iCs/>
+          <w:lang w:val="de-AT"/>
+        </w:rPr>
+        <w:t xml:space="preserve"> </w:t>
+      </w:r>
+      <w:proofErr w:type="spellStart"/>
+      <w:r>
+        <w:rPr>
+          <w:i/>
+          <w:iCs/>
+          <w:lang w:val="de-AT"/>
+        </w:rPr>
+        <w:t>logic</w:t>
+      </w:r>
+      <w:proofErr w:type="spellEnd"/>
+      <w:r>
+        <w:rPr>
+          <w:i/>
+          <w:iCs/>
+          <w:lang w:val="de-AT"/>
+        </w:rPr>
+        <w:t xml:space="preserve"> </w:t>
+      </w:r>
+      <w:proofErr w:type="spellStart"/>
+      <w:r>
+        <w:rPr>
+          <w:i/>
+          <w:iCs/>
+          <w:lang w:val="de-AT"/>
+        </w:rPr>
+        <w:t>necessary</w:t>
+      </w:r>
+      <w:proofErr w:type="spellEnd"/>
+      <w:r>
+        <w:rPr>
+          <w:i/>
+          <w:iCs/>
+          <w:lang w:val="de-AT"/>
+        </w:rPr>
+        <w:t xml:space="preserve"> </w:t>
+      </w:r>
+      <w:proofErr w:type="spellStart"/>
+      <w:r>
+        <w:rPr>
+          <w:i/>
+          <w:iCs/>
+          <w:lang w:val="de-AT"/>
+        </w:rPr>
+        <w:t>for</w:t>
+      </w:r>
+      <w:proofErr w:type="spellEnd"/>
+      <w:r>
+        <w:rPr>
+          <w:i/>
+          <w:iCs/>
+          <w:lang w:val="de-AT"/>
+        </w:rPr>
+        <w:t xml:space="preserve"> </w:t>
+      </w:r>
+      <w:proofErr w:type="spellStart"/>
+      <w:r>
+        <w:rPr>
+          <w:i/>
+          <w:iCs/>
+          <w:lang w:val="de-AT"/>
+        </w:rPr>
+        <w:t>logic</w:t>
+      </w:r>
+      <w:proofErr w:type="spellEnd"/>
+      <w:r>
+        <w:rPr>
+          <w:i/>
+          <w:iCs/>
+          <w:lang w:val="de-AT"/>
+        </w:rPr>
+        <w:t xml:space="preserve"> </w:t>
+      </w:r>
+      <w:proofErr w:type="spellStart"/>
+      <w:r>
+        <w:rPr>
+          <w:i/>
+          <w:iCs/>
+          <w:lang w:val="de-AT"/>
+        </w:rPr>
+        <w:t>gates</w:t>
+      </w:r>
+      <w:proofErr w:type="spellEnd"/>
+      <w:r>
+        <w:rPr>
+          <w:i/>
+          <w:iCs/>
+          <w:lang w:val="de-AT"/>
+        </w:rPr>
+        <w:t xml:space="preserve"> </w:t>
+      </w:r>
+      <w:proofErr w:type="spellStart"/>
+      <w:r>
+        <w:rPr>
+          <w:i/>
+          <w:iCs/>
+          <w:lang w:val="de-AT"/>
+        </w:rPr>
+        <w:t>of</w:t>
+      </w:r>
+      <w:proofErr w:type="spellEnd"/>
+      <w:r>
+        <w:rPr>
+          <w:i/>
+          <w:iCs/>
+          <w:lang w:val="de-AT"/>
+        </w:rPr>
+        <w:t xml:space="preserve"> </w:t>
+      </w:r>
+      <w:proofErr w:type="spellStart"/>
+      <w:r>
+        <w:rPr>
+          <w:i/>
+          <w:iCs/>
+          <w:lang w:val="de-AT"/>
+        </w:rPr>
+        <w:t>computer</w:t>
+      </w:r>
+      <w:proofErr w:type="spellEnd"/>
+      <w:r>
+        <w:rPr>
+          <w:i/>
+          <w:iCs/>
+          <w:lang w:val="de-AT"/>
+        </w:rPr>
+        <w:t xml:space="preserve"> </w:t>
+      </w:r>
+      <w:proofErr w:type="spellStart"/>
+      <w:r>
+        <w:rPr>
+          <w:i/>
+          <w:iCs/>
+          <w:lang w:val="de-AT"/>
+        </w:rPr>
+        <w:t>architectures</w:t>
+      </w:r>
+      <w:proofErr w:type="spellEnd"/>
+      <w:r>
+        <w:rPr>
+          <w:i/>
+          <w:iCs/>
+          <w:lang w:val="de-AT"/>
+        </w:rPr>
+        <w:t xml:space="preserve"> – Quelle 1, Page 1</w:t>
+      </w:r>
+    </w:p>
+    <w:p>
+      <w:pPr>
+        <w:rPr>
+          <w:lang w:val="de-AT"/>
+        </w:rPr>
+      </w:pPr>
+    </w:p>
+    <w:p>
+      <w:pPr>
+        <w:rPr>
+          <w:lang w:val="de-AT"/>
+        </w:rPr>
+      </w:pPr>
+      <w:proofErr w:type="spellStart"/>
+      <w:r>
+        <w:rPr>
+          <w:lang w:val="de-AT"/>
+        </w:rPr>
+        <w:t>Heutztage</w:t>
+      </w:r>
+      <w:proofErr w:type="spellEnd"/>
+      <w:r>
+        <w:rPr>
+          <w:lang w:val="de-AT"/>
+        </w:rPr>
+        <w:t xml:space="preserve"> sind in der </w:t>
+      </w:r>
+      <w:proofErr w:type="spellStart"/>
+      <w:r>
+        <w:rPr>
+          <w:lang w:val="de-AT"/>
+        </w:rPr>
+        <w:t>elektronik</w:t>
+      </w:r>
+      <w:proofErr w:type="spellEnd"/>
+      <w:r>
+        <w:rPr>
+          <w:lang w:val="de-AT"/>
+        </w:rPr>
+        <w:t xml:space="preserve"> </w:t>
+      </w:r>
+      <w:r>
+        <w:rPr>
+          <w:lang w:val="de-AT"/>
+        </w:rPr>
+        <w:t xml:space="preserve">werden </w:t>
+      </w:r>
+      <w:proofErr w:type="spellStart"/>
+      <w:r>
+        <w:rPr>
+          <w:lang w:val="de-AT"/>
+        </w:rPr>
+        <w:t>schalter</w:t>
+      </w:r>
+      <w:proofErr w:type="spellEnd"/>
+      <w:r>
+        <w:rPr>
+          <w:lang w:val="de-AT"/>
+        </w:rPr>
+        <w:t xml:space="preserve"> meist mit Feldeffekttransistoren </w:t>
+      </w:r>
+      <w:proofErr w:type="spellStart"/>
+      <w:r>
+        <w:rPr>
+          <w:lang w:val="de-AT"/>
+        </w:rPr>
+        <w:t>realieseirt</w:t>
+      </w:r>
+      <w:proofErr w:type="spellEnd"/>
+      <w:r>
+        <w:rPr>
+          <w:lang w:val="de-AT"/>
+        </w:rPr>
+        <w:t xml:space="preserve">, diese sind geeignet für hohe </w:t>
+      </w:r>
+      <w:proofErr w:type="spellStart"/>
+      <w:r>
+        <w:rPr>
+          <w:lang w:val="de-AT"/>
+        </w:rPr>
+        <w:t>schaltfrequenzne</w:t>
+      </w:r>
+      <w:proofErr w:type="spellEnd"/>
+      <w:r>
+        <w:rPr>
+          <w:lang w:val="de-AT"/>
+        </w:rPr>
+        <w:t xml:space="preserve"> können kleiner </w:t>
+      </w:r>
+      <w:proofErr w:type="spellStart"/>
+      <w:r>
+        <w:rPr>
+          <w:lang w:val="de-AT"/>
+        </w:rPr>
+        <w:t>hergesetllt</w:t>
+      </w:r>
+      <w:proofErr w:type="spellEnd"/>
+      <w:r>
+        <w:rPr>
+          <w:lang w:val="de-AT"/>
+        </w:rPr>
+        <w:t xml:space="preserve"> und </w:t>
+      </w:r>
+      <w:proofErr w:type="spellStart"/>
+      <w:r>
+        <w:rPr>
+          <w:lang w:val="de-AT"/>
+        </w:rPr>
+        <w:t>zuferlässiger</w:t>
+      </w:r>
+      <w:proofErr w:type="spellEnd"/>
+      <w:r>
+        <w:rPr>
+          <w:lang w:val="de-AT"/>
+        </w:rPr>
+        <w:t xml:space="preserve"> </w:t>
+      </w:r>
+      <w:proofErr w:type="spellStart"/>
+      <w:r>
+        <w:rPr>
+          <w:lang w:val="de-AT"/>
+        </w:rPr>
+        <w:t>desingt</w:t>
+      </w:r>
+      <w:proofErr w:type="spellEnd"/>
+      <w:r>
+        <w:rPr>
+          <w:lang w:val="de-AT"/>
+        </w:rPr>
+        <w:t xml:space="preserve"> </w:t>
+      </w:r>
+      <w:proofErr w:type="spellStart"/>
+      <w:r>
+        <w:rPr>
+          <w:lang w:val="de-AT"/>
+        </w:rPr>
+        <w:t>werdem</w:t>
+      </w:r>
+      <w:proofErr w:type="spellEnd"/>
+      <w:r>
+        <w:rPr>
+          <w:lang w:val="de-AT"/>
+        </w:rPr>
+        <w:t xml:space="preserve">. </w:t>
+      </w:r>
+      <w:r>
+        <w:rPr>
+          <w:lang w:val="de-AT"/>
+        </w:rPr>
+        <w:t xml:space="preserve">Diese nutzen das </w:t>
+      </w:r>
+      <w:proofErr w:type="spellStart"/>
+      <w:r>
+        <w:rPr>
+          <w:lang w:val="de-AT"/>
+        </w:rPr>
+        <w:t>prinzips</w:t>
+      </w:r>
+      <w:proofErr w:type="spellEnd"/>
+      <w:r>
+        <w:rPr>
+          <w:lang w:val="de-AT"/>
+        </w:rPr>
+        <w:t xml:space="preserve"> der elektrischen </w:t>
+      </w:r>
+      <w:proofErr w:type="spellStart"/>
+      <w:r>
+        <w:rPr>
+          <w:lang w:val="de-AT"/>
+        </w:rPr>
+        <w:t>felder</w:t>
+      </w:r>
+      <w:proofErr w:type="spellEnd"/>
+      <w:r>
+        <w:rPr>
+          <w:lang w:val="de-AT"/>
+        </w:rPr>
+        <w:t xml:space="preserve">, durch </w:t>
+      </w:r>
+      <w:proofErr w:type="gramStart"/>
+      <w:r>
+        <w:rPr>
+          <w:lang w:val="de-AT"/>
+        </w:rPr>
+        <w:t xml:space="preserve">das </w:t>
+      </w:r>
+      <w:proofErr w:type="spellStart"/>
+      <w:r>
+        <w:rPr>
+          <w:lang w:val="de-AT"/>
+        </w:rPr>
+        <w:t>anlegen</w:t>
+      </w:r>
+      <w:proofErr w:type="spellEnd"/>
+      <w:proofErr w:type="gramEnd"/>
+      <w:r>
+        <w:rPr>
+          <w:lang w:val="de-AT"/>
+        </w:rPr>
+        <w:t xml:space="preserve"> einer </w:t>
+      </w:r>
+      <w:proofErr w:type="spellStart"/>
+      <w:r>
+        <w:rPr>
+          <w:lang w:val="de-AT"/>
+        </w:rPr>
+        <w:t>spannung</w:t>
+      </w:r>
+      <w:proofErr w:type="spellEnd"/>
+      <w:r>
+        <w:rPr>
+          <w:lang w:val="de-AT"/>
+        </w:rPr>
+        <w:t xml:space="preserve"> am Gate des </w:t>
+      </w:r>
+      <w:proofErr w:type="spellStart"/>
+      <w:r>
+        <w:rPr>
+          <w:lang w:val="de-AT"/>
+        </w:rPr>
+        <w:t>tranisitors</w:t>
+      </w:r>
+      <w:proofErr w:type="spellEnd"/>
+      <w:r>
+        <w:rPr>
+          <w:lang w:val="de-AT"/>
+        </w:rPr>
+        <w:t xml:space="preserve"> wird die breite des leitfähigen </w:t>
+      </w:r>
+      <w:proofErr w:type="spellStart"/>
+      <w:r>
+        <w:rPr>
+          <w:lang w:val="de-AT"/>
+        </w:rPr>
+        <w:t>kanals</w:t>
+      </w:r>
+      <w:proofErr w:type="spellEnd"/>
+      <w:r>
+        <w:rPr>
+          <w:lang w:val="de-AT"/>
+        </w:rPr>
+        <w:t xml:space="preserve"> zwischen den Drain und Source </w:t>
+      </w:r>
+      <w:proofErr w:type="spellStart"/>
+      <w:r>
+        <w:rPr>
+          <w:lang w:val="de-AT"/>
+        </w:rPr>
+        <w:t>anschlüssen</w:t>
+      </w:r>
+      <w:proofErr w:type="spellEnd"/>
+      <w:r>
+        <w:rPr>
+          <w:lang w:val="de-AT"/>
+        </w:rPr>
+        <w:t xml:space="preserve"> moduliert. Durch diese </w:t>
+      </w:r>
+      <w:proofErr w:type="spellStart"/>
+      <w:r>
+        <w:rPr>
+          <w:lang w:val="de-AT"/>
+        </w:rPr>
+        <w:t>gegebenheit</w:t>
+      </w:r>
+      <w:proofErr w:type="spellEnd"/>
+      <w:r>
+        <w:rPr>
+          <w:lang w:val="de-AT"/>
+        </w:rPr>
+        <w:t xml:space="preserve"> sind die </w:t>
+      </w:r>
+      <w:proofErr w:type="spellStart"/>
+      <w:r>
+        <w:rPr>
+          <w:lang w:val="de-AT"/>
+        </w:rPr>
+        <w:t>Feldefekt</w:t>
+      </w:r>
+      <w:proofErr w:type="spellEnd"/>
+      <w:r>
+        <w:rPr>
+          <w:lang w:val="de-AT"/>
+        </w:rPr>
+        <w:t xml:space="preserve"> </w:t>
+      </w:r>
+      <w:proofErr w:type="spellStart"/>
+      <w:r>
+        <w:rPr>
+          <w:lang w:val="de-AT"/>
+        </w:rPr>
+        <w:t>transistoren</w:t>
+      </w:r>
+      <w:proofErr w:type="spellEnd"/>
+      <w:r>
+        <w:rPr>
+          <w:lang w:val="de-AT"/>
+        </w:rPr>
+        <w:t xml:space="preserve"> geeignet als </w:t>
+      </w:r>
+      <w:proofErr w:type="spellStart"/>
+      <w:r>
+        <w:rPr>
+          <w:lang w:val="de-AT"/>
+        </w:rPr>
+        <w:t>elektrischeer</w:t>
+      </w:r>
+      <w:proofErr w:type="spellEnd"/>
+      <w:r>
+        <w:rPr>
+          <w:lang w:val="de-AT"/>
+        </w:rPr>
+        <w:t xml:space="preserve"> </w:t>
+      </w:r>
+      <w:proofErr w:type="spellStart"/>
+      <w:r>
+        <w:rPr>
+          <w:lang w:val="de-AT"/>
+        </w:rPr>
+        <w:t>schalter</w:t>
+      </w:r>
+      <w:proofErr w:type="spellEnd"/>
+      <w:r>
+        <w:rPr>
+          <w:lang w:val="de-AT"/>
+        </w:rPr>
+        <w:t xml:space="preserve"> </w:t>
+      </w:r>
+      <w:proofErr w:type="spellStart"/>
+      <w:r>
+        <w:rPr>
+          <w:lang w:val="de-AT"/>
+        </w:rPr>
+        <w:t>verwedet</w:t>
+      </w:r>
+      <w:proofErr w:type="spellEnd"/>
+      <w:r>
+        <w:rPr>
+          <w:lang w:val="de-AT"/>
+        </w:rPr>
+        <w:t xml:space="preserve"> zu werden. </w:t>
+      </w:r>
+    </w:p>
+    <w:p>
+      <w:pPr>
+        <w:rPr>
+          <w:lang w:val="de-AT"/>
+        </w:rPr>
+      </w:pPr>
+      <w:r>
+        <w:rPr>
+          <w:lang w:val="de-AT"/>
+        </w:rPr>
+        <w:t xml:space="preserve">Die </w:t>
+      </w:r>
+      <w:proofErr w:type="spellStart"/>
+      <w:r>
+        <w:rPr>
+          <w:lang w:val="de-AT"/>
+        </w:rPr>
+        <w:t>Bajeren</w:t>
+      </w:r>
+      <w:proofErr w:type="spellEnd"/>
+      <w:r>
+        <w:rPr>
+          <w:lang w:val="de-AT"/>
+        </w:rPr>
+        <w:t xml:space="preserve"> die der </w:t>
+      </w:r>
+      <w:proofErr w:type="spellStart"/>
+      <w:r>
+        <w:rPr>
+          <w:lang w:val="de-AT"/>
+        </w:rPr>
+        <w:t>entwiklung</w:t>
+      </w:r>
+      <w:proofErr w:type="spellEnd"/>
+      <w:r>
+        <w:rPr>
+          <w:lang w:val="de-AT"/>
+        </w:rPr>
+        <w:t xml:space="preserve"> besserer FETs im </w:t>
+      </w:r>
+      <w:proofErr w:type="spellStart"/>
+      <w:r>
+        <w:rPr>
+          <w:lang w:val="de-AT"/>
+        </w:rPr>
+        <w:t>wege</w:t>
+      </w:r>
+      <w:proofErr w:type="spellEnd"/>
+      <w:r>
+        <w:rPr>
+          <w:lang w:val="de-AT"/>
+        </w:rPr>
+        <w:t xml:space="preserve"> steht ist die </w:t>
+      </w:r>
+      <w:proofErr w:type="spellStart"/>
+      <w:r>
+        <w:rPr>
+          <w:lang w:val="de-AT"/>
+        </w:rPr>
+        <w:t>hersstellung</w:t>
+      </w:r>
+      <w:proofErr w:type="spellEnd"/>
+      <w:r>
+        <w:rPr>
+          <w:lang w:val="de-AT"/>
+        </w:rPr>
+        <w:t xml:space="preserve"> und sind </w:t>
+      </w:r>
+      <w:proofErr w:type="spellStart"/>
+      <w:r>
+        <w:rPr>
+          <w:lang w:val="de-AT"/>
+        </w:rPr>
+        <w:t>parameter</w:t>
+      </w:r>
+      <w:proofErr w:type="spellEnd"/>
+      <w:r>
+        <w:rPr>
+          <w:lang w:val="de-AT"/>
+        </w:rPr>
+        <w:t xml:space="preserve"> wie </w:t>
+      </w:r>
+      <w:proofErr w:type="spellStart"/>
+      <w:r>
+        <w:rPr>
+          <w:lang w:val="de-AT"/>
+        </w:rPr>
+        <w:t>leistungs</w:t>
+      </w:r>
+      <w:proofErr w:type="spellEnd"/>
+      <w:r>
+        <w:rPr>
+          <w:lang w:val="de-AT"/>
+        </w:rPr>
+        <w:t xml:space="preserve"> aufnahme als auch </w:t>
+      </w:r>
+      <w:proofErr w:type="spellStart"/>
+      <w:r>
+        <w:rPr>
+          <w:lang w:val="de-AT"/>
+        </w:rPr>
+        <w:t>schaltgeschwindigkeit</w:t>
+      </w:r>
+      <w:proofErr w:type="spellEnd"/>
+      <w:r>
+        <w:rPr>
+          <w:lang w:val="de-AT"/>
+        </w:rPr>
+        <w:t xml:space="preserve">. Diese </w:t>
+      </w:r>
+      <w:proofErr w:type="spellStart"/>
+      <w:r>
+        <w:rPr>
+          <w:lang w:val="de-AT"/>
+        </w:rPr>
+        <w:t>parameter</w:t>
+      </w:r>
+      <w:proofErr w:type="spellEnd"/>
+      <w:r>
+        <w:rPr>
+          <w:lang w:val="de-AT"/>
+        </w:rPr>
+        <w:t xml:space="preserve"> sind </w:t>
+      </w:r>
+      <w:proofErr w:type="spellStart"/>
+      <w:r>
+        <w:rPr>
+          <w:lang w:val="de-AT"/>
+        </w:rPr>
+        <w:t>durhc</w:t>
+      </w:r>
+      <w:proofErr w:type="spellEnd"/>
+      <w:r>
+        <w:rPr>
+          <w:lang w:val="de-AT"/>
+        </w:rPr>
+        <w:t xml:space="preserve"> die </w:t>
+      </w:r>
+      <w:proofErr w:type="spellStart"/>
+      <w:r>
+        <w:rPr>
+          <w:lang w:val="de-AT"/>
+        </w:rPr>
+        <w:t>herstellung</w:t>
+      </w:r>
+      <w:proofErr w:type="spellEnd"/>
+      <w:r>
+        <w:rPr>
+          <w:lang w:val="de-AT"/>
+        </w:rPr>
+        <w:t xml:space="preserve"> bestimmt und die defekte die bei dieser </w:t>
+      </w:r>
+      <w:proofErr w:type="spellStart"/>
+      <w:r>
+        <w:rPr>
+          <w:lang w:val="de-AT"/>
+        </w:rPr>
+        <w:t>entsthen</w:t>
+      </w:r>
+      <w:proofErr w:type="spellEnd"/>
+      <w:r>
+        <w:rPr>
+          <w:lang w:val="de-AT"/>
+        </w:rPr>
+        <w:t xml:space="preserve">. </w:t>
+      </w:r>
+      <w:proofErr w:type="spellStart"/>
+      <w:r>
+        <w:rPr>
+          <w:lang w:val="de-AT"/>
+        </w:rPr>
+        <w:t>Mosfets</w:t>
+      </w:r>
+      <w:proofErr w:type="spellEnd"/>
+      <w:r>
+        <w:rPr>
+          <w:lang w:val="de-AT"/>
+        </w:rPr>
+        <w:t xml:space="preserve"> werden aus </w:t>
+      </w:r>
+      <w:proofErr w:type="spellStart"/>
+      <w:r>
+        <w:rPr>
+          <w:lang w:val="de-AT"/>
+        </w:rPr>
+        <w:t>verscheidenen</w:t>
+      </w:r>
+      <w:proofErr w:type="spellEnd"/>
+      <w:r>
+        <w:rPr>
+          <w:lang w:val="de-AT"/>
+        </w:rPr>
+        <w:t xml:space="preserve"> sichten aufgebaut, da dies wie nicht in der </w:t>
+      </w:r>
+      <w:proofErr w:type="spellStart"/>
+      <w:r>
+        <w:rPr>
+          <w:lang w:val="de-AT"/>
+        </w:rPr>
+        <w:t>tehckink</w:t>
+      </w:r>
+      <w:proofErr w:type="spellEnd"/>
+      <w:r>
+        <w:rPr>
+          <w:lang w:val="de-AT"/>
+        </w:rPr>
+        <w:t xml:space="preserve"> perfekt vor sich geht entstehen defekte zwischen den </w:t>
+      </w:r>
+      <w:proofErr w:type="spellStart"/>
+      <w:r>
+        <w:rPr>
+          <w:lang w:val="de-AT"/>
+        </w:rPr>
+        <w:t>verscheidenen</w:t>
+      </w:r>
+      <w:proofErr w:type="spellEnd"/>
+      <w:r>
+        <w:rPr>
+          <w:lang w:val="de-AT"/>
+        </w:rPr>
+        <w:t xml:space="preserve"> schichten als auch in den einzelnen schichten.</w:t>
+      </w:r>
+      <w:r>
+        <w:rPr>
+          <w:lang w:val="de-AT"/>
+        </w:rPr>
+        <w:t xml:space="preserve"> Diese defekte in der </w:t>
+      </w:r>
+      <w:proofErr w:type="spellStart"/>
+      <w:r>
+        <w:rPr>
+          <w:lang w:val="de-AT"/>
+        </w:rPr>
+        <w:t>silitium</w:t>
+      </w:r>
+      <w:proofErr w:type="spellEnd"/>
+      <w:r>
+        <w:rPr>
+          <w:lang w:val="de-AT"/>
+        </w:rPr>
+        <w:t xml:space="preserve"> </w:t>
+      </w:r>
+      <w:proofErr w:type="spellStart"/>
+      <w:r>
+        <w:rPr>
+          <w:lang w:val="de-AT"/>
+        </w:rPr>
+        <w:t>kristall</w:t>
+      </w:r>
+      <w:proofErr w:type="spellEnd"/>
+      <w:r>
+        <w:rPr>
+          <w:lang w:val="de-AT"/>
+        </w:rPr>
+        <w:t xml:space="preserve"> </w:t>
+      </w:r>
+      <w:proofErr w:type="spellStart"/>
+      <w:r>
+        <w:rPr>
+          <w:lang w:val="de-AT"/>
+        </w:rPr>
+        <w:t>struktur</w:t>
+      </w:r>
+      <w:proofErr w:type="spellEnd"/>
+      <w:r>
+        <w:rPr>
+          <w:lang w:val="de-AT"/>
+        </w:rPr>
+        <w:t xml:space="preserve"> können die </w:t>
+      </w:r>
+      <w:proofErr w:type="spellStart"/>
+      <w:r>
+        <w:rPr>
+          <w:lang w:val="de-AT"/>
+        </w:rPr>
+        <w:t>eigenschaften</w:t>
+      </w:r>
+      <w:proofErr w:type="spellEnd"/>
+      <w:r>
+        <w:rPr>
+          <w:lang w:val="de-AT"/>
+        </w:rPr>
+        <w:t xml:space="preserve"> der </w:t>
+      </w:r>
+      <w:proofErr w:type="spellStart"/>
+      <w:r>
+        <w:rPr>
+          <w:lang w:val="de-AT"/>
+        </w:rPr>
+        <w:t>halbleiter</w:t>
+      </w:r>
+      <w:proofErr w:type="spellEnd"/>
+      <w:r>
+        <w:rPr>
+          <w:lang w:val="de-AT"/>
+        </w:rPr>
+        <w:t xml:space="preserve"> </w:t>
+      </w:r>
+      <w:proofErr w:type="spellStart"/>
+      <w:r>
+        <w:rPr>
+          <w:lang w:val="de-AT"/>
+        </w:rPr>
+        <w:t>veerändern</w:t>
+      </w:r>
+      <w:proofErr w:type="spellEnd"/>
+      <w:r>
+        <w:rPr>
+          <w:lang w:val="de-AT"/>
+        </w:rPr>
+        <w:t xml:space="preserve">, das elektrische </w:t>
+      </w:r>
+      <w:proofErr w:type="spellStart"/>
+      <w:r>
+        <w:rPr>
+          <w:lang w:val="de-AT"/>
+        </w:rPr>
+        <w:t>feld</w:t>
+      </w:r>
+      <w:proofErr w:type="spellEnd"/>
+      <w:r>
+        <w:rPr>
+          <w:lang w:val="de-AT"/>
+        </w:rPr>
+        <w:t xml:space="preserve"> des </w:t>
+      </w:r>
+      <w:proofErr w:type="spellStart"/>
+      <w:r>
+        <w:rPr>
+          <w:lang w:val="de-AT"/>
+        </w:rPr>
+        <w:t>matall</w:t>
+      </w:r>
+      <w:proofErr w:type="spellEnd"/>
+      <w:r>
+        <w:rPr>
+          <w:lang w:val="de-AT"/>
+        </w:rPr>
+        <w:t xml:space="preserve"> </w:t>
+      </w:r>
+      <w:proofErr w:type="spellStart"/>
+      <w:r>
+        <w:rPr>
+          <w:lang w:val="de-AT"/>
+        </w:rPr>
+        <w:t>gates</w:t>
+      </w:r>
+      <w:proofErr w:type="spellEnd"/>
+      <w:r>
+        <w:rPr>
+          <w:lang w:val="de-AT"/>
+        </w:rPr>
+        <w:t xml:space="preserve">, indem defekte </w:t>
+      </w:r>
+      <w:proofErr w:type="spellStart"/>
+      <w:r>
+        <w:rPr>
+          <w:lang w:val="de-AT"/>
+        </w:rPr>
+        <w:t>ladungsträger</w:t>
+      </w:r>
+      <w:proofErr w:type="spellEnd"/>
+      <w:r>
+        <w:rPr>
+          <w:lang w:val="de-AT"/>
+        </w:rPr>
+        <w:t xml:space="preserve"> aufnehmen können als auch abgeben können. Durch das aufnehmen kann sich </w:t>
+      </w:r>
+    </w:p>
+    <w:p>
+      <w:pPr>
+        <w:rPr>
+          <w:lang w:val="de-AT"/>
+        </w:rPr>
+      </w:pPr>
+    </w:p>
+    <w:p>
+      <w:pPr>
+        <w:rPr>
+          <w:lang w:val="de-AT"/>
         </w:rPr>
       </w:pPr>
     </w:p>
@@ -1685,6 +5227,7 @@
           <w:sz w:val="26"/>
           <w:szCs w:val="26"/>
         </w:rPr>
+        <w:lastRenderedPageBreak/>
         <w:t>Messtabelle</w:t>
       </w:r>
       <w:bookmarkEnd w:id="5"/>
@@ -2021,15 +5564,24 @@
           <w:rFonts w:eastAsia="TimesNewRomanPSMT"/>
           <w:i/>
         </w:rPr>
-        <w:t>ie BMKZ der verwendeten Geräte müssen mit den BMKZ in den Messschaltungen übereinstimmen!</w:t>
-      </w:r>
+        <w:t>ie BMKZ der verwendeten Geräte müssen mit den BMKZ in den Messschaltungen übereinstimmen</w:t>
+      </w:r>
+      <w:proofErr w:type="gramStart"/>
       <w:r>
         <w:rPr>
           <w:rFonts w:eastAsia="TimesNewRomanPSMT"/>
           <w:i/>
         </w:rPr>
+        <w:t>!</w:t>
+      </w:r>
+      <w:r>
+        <w:rPr>
+          <w:rFonts w:eastAsia="TimesNewRomanPSMT"/>
+          <w:i/>
+        </w:rPr>
         <w:t xml:space="preserve"> )</w:t>
       </w:r>
+      <w:proofErr w:type="gramEnd"/>
     </w:p>
     <w:p>
       <w:pPr>
@@ -2381,8 +5933,28 @@
       <w:rPr>
         <w:i/>
       </w:rPr>
-      <w:t>Messung und Analyse von Feld-Effekt-Transistoren</w:t>
+      <w:t xml:space="preserve">Messung und Analyse von </w:t>
     </w:r>
+    <w:proofErr w:type="spellStart"/>
+    <w:r>
+      <w:rPr>
+        <w:i/>
+      </w:rPr>
+      <w:t>Feldeffe</w:t>
+    </w:r>
+    <w:r>
+      <w:rPr>
+        <w:i/>
+      </w:rPr>
+      <w:t>k</w:t>
+    </w:r>
+    <w:r>
+      <w:rPr>
+        <w:i/>
+      </w:rPr>
+      <w:t>ttranistoren</w:t>
+    </w:r>
+    <w:proofErr w:type="spellEnd"/>
   </w:p>
 </w:hdr>
 </file>
@@ -3127,7 +6699,6 @@
   <w:style w:type="character" w:default="1" w:styleId="Absatz-Standardschriftart">
     <w:name w:val="Default Paragraph Font"/>
     <w:uiPriority w:val="1"/>
-    <w:semiHidden/>
     <w:unhideWhenUsed/>
   </w:style>
   <w:style w:type="table" w:default="1" w:styleId="NormaleTabelle">

--- a/Dokumentation/Diplomarbeit_Template.docx
+++ b/Dokumentation/Diplomarbeit_Template.docx
@@ -1426,30 +1426,8 @@
         <w:rPr>
           <w:lang w:val="de-AT"/>
         </w:rPr>
-        <w:t>analog-</w:t>
-      </w:r>
-      <w:proofErr w:type="spellStart"/>
-      <w:r>
-        <w:rPr>
-          <w:lang w:val="de-AT"/>
-        </w:rPr>
-        <w:t>to</w:t>
-      </w:r>
-      <w:proofErr w:type="spellEnd"/>
-      <w:r>
-        <w:rPr>
-          <w:lang w:val="de-AT"/>
-        </w:rPr>
-        <w:t xml:space="preserve">-digital </w:t>
-      </w:r>
-      <w:proofErr w:type="spellStart"/>
-      <w:r>
-        <w:rPr>
-          <w:lang w:val="de-AT"/>
-        </w:rPr>
-        <w:t>coverter</w:t>
-      </w:r>
-      <w:proofErr w:type="spellEnd"/>
+        <w:t>analog-to-digital coverter</w:t>
+      </w:r>
     </w:p>
     <w:p>
       <w:pPr>
@@ -1466,42 +1444,12 @@
         </w:rPr>
         <w:t xml:space="preserve">BTI </w:t>
       </w:r>
-      <w:proofErr w:type="spellStart"/>
       <w:r>
         <w:rPr>
           <w:lang w:val="de-AT"/>
         </w:rPr>
-        <w:t>bias</w:t>
-      </w:r>
-      <w:proofErr w:type="spellEnd"/>
-      <w:r>
-        <w:rPr>
-          <w:lang w:val="de-AT"/>
-        </w:rPr>
-        <w:t xml:space="preserve"> </w:t>
-      </w:r>
-      <w:proofErr w:type="spellStart"/>
-      <w:r>
-        <w:rPr>
-          <w:lang w:val="de-AT"/>
-        </w:rPr>
-        <w:t>temperature</w:t>
-      </w:r>
-      <w:proofErr w:type="spellEnd"/>
-      <w:r>
-        <w:rPr>
-          <w:lang w:val="de-AT"/>
-        </w:rPr>
-        <w:t xml:space="preserve"> </w:t>
-      </w:r>
-      <w:proofErr w:type="spellStart"/>
-      <w:r>
-        <w:rPr>
-          <w:lang w:val="de-AT"/>
-        </w:rPr>
-        <w:t>instability</w:t>
-      </w:r>
-      <w:proofErr w:type="spellEnd"/>
+        <w:t>bias temperature instability</w:t>
+      </w:r>
     </w:p>
     <w:p>
       <w:pPr>
@@ -1522,30 +1470,8 @@
         <w:rPr>
           <w:lang w:val="de-AT"/>
         </w:rPr>
-        <w:t>digital-</w:t>
-      </w:r>
-      <w:proofErr w:type="spellStart"/>
-      <w:r>
-        <w:rPr>
-          <w:lang w:val="de-AT"/>
-        </w:rPr>
-        <w:t>to</w:t>
-      </w:r>
-      <w:proofErr w:type="spellEnd"/>
-      <w:r>
-        <w:rPr>
-          <w:lang w:val="de-AT"/>
-        </w:rPr>
-        <w:t xml:space="preserve">-analog </w:t>
-      </w:r>
-      <w:proofErr w:type="spellStart"/>
-      <w:r>
-        <w:rPr>
-          <w:lang w:val="de-AT"/>
-        </w:rPr>
-        <w:t>coverter</w:t>
-      </w:r>
-      <w:proofErr w:type="spellEnd"/>
+        <w:t>digital-to-analog coverter</w:t>
+      </w:r>
     </w:p>
     <w:p>
       <w:pPr>
@@ -1562,42 +1488,12 @@
         </w:rPr>
         <w:t xml:space="preserve">DUT </w:t>
       </w:r>
-      <w:proofErr w:type="spellStart"/>
       <w:r>
         <w:rPr>
           <w:lang w:val="de-AT"/>
         </w:rPr>
-        <w:t>device</w:t>
-      </w:r>
-      <w:proofErr w:type="spellEnd"/>
-      <w:r>
-        <w:rPr>
-          <w:lang w:val="de-AT"/>
-        </w:rPr>
-        <w:t xml:space="preserve"> </w:t>
-      </w:r>
-      <w:proofErr w:type="spellStart"/>
-      <w:r>
-        <w:rPr>
-          <w:lang w:val="de-AT"/>
-        </w:rPr>
-        <w:t>under</w:t>
-      </w:r>
-      <w:proofErr w:type="spellEnd"/>
-      <w:r>
-        <w:rPr>
-          <w:lang w:val="de-AT"/>
-        </w:rPr>
-        <w:t xml:space="preserve"> </w:t>
-      </w:r>
-      <w:proofErr w:type="spellStart"/>
-      <w:r>
-        <w:rPr>
-          <w:lang w:val="de-AT"/>
-        </w:rPr>
-        <w:t>test</w:t>
-      </w:r>
-      <w:proofErr w:type="spellEnd"/>
+        <w:t>device under test</w:t>
+      </w:r>
     </w:p>
     <w:p>
       <w:pPr>
@@ -1614,28 +1510,12 @@
         </w:rPr>
         <w:t xml:space="preserve">FET </w:t>
       </w:r>
-      <w:proofErr w:type="spellStart"/>
       <w:r>
         <w:rPr>
           <w:lang w:val="de-AT"/>
         </w:rPr>
-        <w:t>field-effect</w:t>
-      </w:r>
-      <w:proofErr w:type="spellEnd"/>
-      <w:r>
-        <w:rPr>
-          <w:lang w:val="de-AT"/>
-        </w:rPr>
-        <w:t xml:space="preserve"> </w:t>
-      </w:r>
-      <w:proofErr w:type="spellStart"/>
-      <w:r>
-        <w:rPr>
-          <w:lang w:val="de-AT"/>
-        </w:rPr>
-        <w:t>transistor</w:t>
-      </w:r>
-      <w:proofErr w:type="spellEnd"/>
+        <w:t>field-effect transistor</w:t>
+      </w:r>
     </w:p>
     <w:p>
       <w:pPr>
@@ -1652,28 +1532,12 @@
         </w:rPr>
         <w:t xml:space="preserve">GIDL </w:t>
       </w:r>
-      <w:proofErr w:type="spellStart"/>
       <w:r>
         <w:rPr>
           <w:lang w:val="de-AT"/>
         </w:rPr>
-        <w:t>gate-induced</w:t>
-      </w:r>
-      <w:proofErr w:type="spellEnd"/>
-      <w:r>
-        <w:rPr>
-          <w:lang w:val="de-AT"/>
-        </w:rPr>
-        <w:t xml:space="preserve"> drain </w:t>
-      </w:r>
-      <w:proofErr w:type="spellStart"/>
-      <w:r>
-        <w:rPr>
-          <w:lang w:val="de-AT"/>
-        </w:rPr>
-        <w:t>leakage</w:t>
-      </w:r>
-      <w:proofErr w:type="spellEnd"/>
+        <w:t>gate-induced drain leakage</w:t>
+      </w:r>
     </w:p>
     <w:p>
       <w:pPr>
@@ -1690,652 +1554,354 @@
         </w:rPr>
         <w:t xml:space="preserve">HC </w:t>
       </w:r>
-      <w:proofErr w:type="spellStart"/>
       <w:r>
         <w:rPr>
           <w:lang w:val="de-AT"/>
         </w:rPr>
-        <w:t>hot</w:t>
-      </w:r>
-      <w:proofErr w:type="spellEnd"/>
-      <w:r>
-        <w:rPr>
-          <w:lang w:val="de-AT"/>
-        </w:rPr>
-        <w:t xml:space="preserve"> </w:t>
-      </w:r>
-      <w:proofErr w:type="spellStart"/>
-      <w:r>
-        <w:rPr>
-          <w:lang w:val="de-AT"/>
-        </w:rPr>
-        <w:t>carrier</w:t>
-      </w:r>
-      <w:proofErr w:type="spellEnd"/>
+        <w:t>hot carrier</w:t>
+      </w:r>
     </w:p>
     <w:p>
       <w:pPr>
         <w:spacing w:after="240"/>
         <w:rPr>
-          <w:lang w:val="de-AT"/>
+          <w:lang w:val="en-US"/>
         </w:rPr>
       </w:pPr>
       <w:r>
         <w:rPr>
           <w:b/>
           <w:bCs/>
-          <w:lang w:val="de-AT"/>
-        </w:rPr>
-        <w:t xml:space="preserve">MOS </w:t>
-      </w:r>
-      <w:proofErr w:type="spellStart"/>
-      <w:r>
-        <w:rPr>
-          <w:lang w:val="de-AT"/>
-        </w:rPr>
-        <w:t>metal</w:t>
-      </w:r>
-      <w:proofErr w:type="spellEnd"/>
-      <w:r>
-        <w:rPr>
-          <w:lang w:val="de-AT"/>
-        </w:rPr>
-        <w:t>-oxide-</w:t>
-      </w:r>
-      <w:proofErr w:type="spellStart"/>
-      <w:r>
-        <w:rPr>
-          <w:lang w:val="de-AT"/>
-        </w:rPr>
-        <w:t>semiconductor</w:t>
-      </w:r>
-      <w:proofErr w:type="spellEnd"/>
+          <w:lang w:val="en-US"/>
+        </w:rPr>
+        <w:t>IDVG</w:t>
+      </w:r>
+      <w:r>
+        <w:rPr>
+          <w:lang w:val="en-US"/>
+        </w:rPr>
+        <w:t xml:space="preserve"> Drain current over Gate Voltage</w:t>
+      </w:r>
     </w:p>
     <w:p>
       <w:pPr>
         <w:spacing w:after="240"/>
         <w:rPr>
-          <w:lang w:val="de-AT"/>
+          <w:lang w:val="en-US"/>
         </w:rPr>
       </w:pPr>
       <w:r>
         <w:rPr>
           <w:b/>
           <w:bCs/>
-          <w:lang w:val="de-AT"/>
-        </w:rPr>
-        <w:t xml:space="preserve">MOSCAP </w:t>
-      </w:r>
-      <w:r>
-        <w:rPr>
-          <w:lang w:val="de-AT"/>
+          <w:lang w:val="en-US"/>
         </w:rPr>
         <w:t xml:space="preserve">MOS </w:t>
       </w:r>
-      <w:proofErr w:type="spellStart"/>
-      <w:r>
-        <w:rPr>
-          <w:lang w:val="de-AT"/>
-        </w:rPr>
-        <w:t>capacitor</w:t>
-      </w:r>
-      <w:proofErr w:type="spellEnd"/>
+      <w:r>
+        <w:rPr>
+          <w:lang w:val="en-US"/>
+        </w:rPr>
+        <w:t>metal-oxide-semiconductor</w:t>
+      </w:r>
     </w:p>
     <w:p>
       <w:pPr>
         <w:spacing w:after="240"/>
         <w:rPr>
-          <w:lang w:val="de-AT"/>
+          <w:lang w:val="en-US"/>
         </w:rPr>
       </w:pPr>
       <w:r>
         <w:rPr>
           <w:b/>
           <w:bCs/>
-          <w:lang w:val="de-AT"/>
-        </w:rPr>
-        <w:t xml:space="preserve">MOSFET </w:t>
-      </w:r>
-      <w:r>
-        <w:rPr>
-          <w:lang w:val="de-AT"/>
-        </w:rPr>
-        <w:t xml:space="preserve">MOS </w:t>
-      </w:r>
-      <w:proofErr w:type="spellStart"/>
-      <w:r>
-        <w:rPr>
-          <w:lang w:val="de-AT"/>
-        </w:rPr>
-        <w:t>field</w:t>
-      </w:r>
-      <w:proofErr w:type="spellEnd"/>
-      <w:r>
-        <w:rPr>
-          <w:lang w:val="de-AT"/>
-        </w:rPr>
-        <w:t>-</w:t>
-      </w:r>
-      <w:proofErr w:type="spellStart"/>
-      <w:r>
-        <w:rPr>
-          <w:lang w:val="de-AT"/>
-        </w:rPr>
-        <w:t>effect</w:t>
-      </w:r>
-      <w:proofErr w:type="spellEnd"/>
-      <w:r>
-        <w:rPr>
-          <w:lang w:val="de-AT"/>
-        </w:rPr>
-        <w:t>-transistor</w:t>
+          <w:lang w:val="en-US"/>
+        </w:rPr>
+        <w:t xml:space="preserve">MOSCAP </w:t>
+      </w:r>
+      <w:r>
+        <w:rPr>
+          <w:lang w:val="en-US"/>
+        </w:rPr>
+        <w:t>MOS capacitor</w:t>
       </w:r>
     </w:p>
     <w:p>
       <w:pPr>
         <w:spacing w:after="240"/>
         <w:rPr>
-          <w:lang w:val="de-AT"/>
+          <w:lang w:val="en-US"/>
         </w:rPr>
       </w:pPr>
       <w:r>
         <w:rPr>
           <w:b/>
           <w:bCs/>
-          <w:lang w:val="de-AT"/>
-        </w:rPr>
-        <w:t xml:space="preserve">MSM </w:t>
-      </w:r>
-      <w:proofErr w:type="spellStart"/>
-      <w:r>
-        <w:rPr>
-          <w:lang w:val="de-AT"/>
-        </w:rPr>
-        <w:t>measure</w:t>
-      </w:r>
-      <w:proofErr w:type="spellEnd"/>
-      <w:r>
-        <w:rPr>
-          <w:lang w:val="de-AT"/>
-        </w:rPr>
-        <w:t xml:space="preserve"> stress </w:t>
-      </w:r>
-      <w:proofErr w:type="spellStart"/>
-      <w:r>
-        <w:rPr>
-          <w:lang w:val="de-AT"/>
-        </w:rPr>
-        <w:t>measure</w:t>
-      </w:r>
-      <w:proofErr w:type="spellEnd"/>
+          <w:lang w:val="en-US"/>
+        </w:rPr>
+        <w:t xml:space="preserve">MOSFET </w:t>
+      </w:r>
+      <w:r>
+        <w:rPr>
+          <w:lang w:val="en-US"/>
+        </w:rPr>
+        <w:t>MOS field-effect-transistor</w:t>
+      </w:r>
     </w:p>
     <w:p>
       <w:pPr>
         <w:spacing w:after="240"/>
         <w:rPr>
-          <w:lang w:val="de-AT"/>
+          <w:lang w:val="en-US"/>
         </w:rPr>
       </w:pPr>
       <w:r>
         <w:rPr>
           <w:b/>
           <w:bCs/>
-          <w:lang w:val="de-AT"/>
-        </w:rPr>
-        <w:t>OP</w:t>
-      </w:r>
+          <w:lang w:val="en-US"/>
+        </w:rPr>
+        <w:t xml:space="preserve">MSM </w:t>
+      </w:r>
+      <w:r>
+        <w:rPr>
+          <w:lang w:val="en-US"/>
+        </w:rPr>
+        <w:t>measure stress measure</w:t>
+      </w:r>
+    </w:p>
+    <w:p>
+      <w:pPr>
+        <w:spacing w:after="240"/>
+        <w:rPr>
+          <w:lang w:val="en-US"/>
+        </w:rPr>
+      </w:pPr>
       <w:r>
         <w:rPr>
           <w:b/>
           <w:bCs/>
-          <w:lang w:val="de-AT"/>
-        </w:rPr>
-        <w:t>V</w:t>
-      </w:r>
+          <w:lang w:val="en-US"/>
+        </w:rPr>
+        <w:t xml:space="preserve">OPV </w:t>
+      </w:r>
+      <w:r>
+        <w:rPr>
+          <w:lang w:val="en-US"/>
+        </w:rPr>
+        <w:t>operational amplifier</w:t>
+      </w:r>
+    </w:p>
+    <w:p>
+      <w:pPr>
+        <w:spacing w:after="240"/>
+        <w:rPr>
+          <w:lang w:val="en-US"/>
+        </w:rPr>
+      </w:pPr>
       <w:r>
         <w:rPr>
           <w:b/>
           <w:bCs/>
-          <w:lang w:val="de-AT"/>
-        </w:rPr>
-        <w:t xml:space="preserve"> </w:t>
-      </w:r>
-      <w:r>
-        <w:rPr>
-          <w:lang w:val="de-AT"/>
-        </w:rPr>
-        <w:t xml:space="preserve">operational </w:t>
-      </w:r>
-      <w:proofErr w:type="spellStart"/>
-      <w:r>
-        <w:rPr>
-          <w:lang w:val="de-AT"/>
-        </w:rPr>
-        <w:t>amplifier</w:t>
-      </w:r>
-      <w:proofErr w:type="spellEnd"/>
+          <w:lang w:val="en-US"/>
+        </w:rPr>
+        <w:t xml:space="preserve">PSD </w:t>
+      </w:r>
+      <w:r>
+        <w:rPr>
+          <w:lang w:val="en-US"/>
+        </w:rPr>
+        <w:t>power spectral density</w:t>
+      </w:r>
     </w:p>
     <w:p>
       <w:pPr>
         <w:spacing w:after="240"/>
         <w:rPr>
-          <w:lang w:val="de-AT"/>
+          <w:lang w:val="en-GB"/>
         </w:rPr>
       </w:pPr>
       <w:r>
         <w:rPr>
           <w:b/>
           <w:bCs/>
-          <w:lang w:val="de-AT"/>
-        </w:rPr>
-        <w:t xml:space="preserve">PSD </w:t>
-      </w:r>
-      <w:r>
-        <w:rPr>
-          <w:lang w:val="de-AT"/>
-        </w:rPr>
-        <w:t xml:space="preserve">power </w:t>
-      </w:r>
-      <w:proofErr w:type="spellStart"/>
-      <w:r>
-        <w:rPr>
-          <w:lang w:val="de-AT"/>
-        </w:rPr>
-        <w:t>spectral</w:t>
-      </w:r>
-      <w:proofErr w:type="spellEnd"/>
-      <w:r>
-        <w:rPr>
-          <w:lang w:val="de-AT"/>
-        </w:rPr>
-        <w:t xml:space="preserve"> </w:t>
-      </w:r>
-      <w:proofErr w:type="spellStart"/>
-      <w:r>
-        <w:rPr>
-          <w:lang w:val="de-AT"/>
-        </w:rPr>
-        <w:t>density</w:t>
-      </w:r>
-      <w:proofErr w:type="spellEnd"/>
+          <w:lang w:val="en-GB"/>
+        </w:rPr>
+        <w:t xml:space="preserve">RAM </w:t>
+      </w:r>
+      <w:r>
+        <w:rPr>
+          <w:lang w:val="en-GB"/>
+        </w:rPr>
+        <w:t>random access memory</w:t>
+      </w:r>
     </w:p>
     <w:p>
       <w:pPr>
         <w:spacing w:after="240"/>
         <w:rPr>
-          <w:lang w:val="de-AT"/>
+          <w:lang w:val="en-US"/>
         </w:rPr>
       </w:pPr>
       <w:r>
         <w:rPr>
           <w:b/>
           <w:bCs/>
-          <w:lang w:val="de-AT"/>
-        </w:rPr>
-        <w:t xml:space="preserve">RAM </w:t>
-      </w:r>
-      <w:proofErr w:type="spellStart"/>
-      <w:r>
-        <w:rPr>
-          <w:lang w:val="de-AT"/>
-        </w:rPr>
-        <w:t>random</w:t>
-      </w:r>
-      <w:proofErr w:type="spellEnd"/>
-      <w:r>
-        <w:rPr>
-          <w:lang w:val="de-AT"/>
-        </w:rPr>
-        <w:t xml:space="preserve"> </w:t>
-      </w:r>
-      <w:proofErr w:type="spellStart"/>
-      <w:r>
-        <w:rPr>
-          <w:lang w:val="de-AT"/>
-        </w:rPr>
-        <w:t>access</w:t>
-      </w:r>
-      <w:proofErr w:type="spellEnd"/>
-      <w:r>
-        <w:rPr>
-          <w:lang w:val="de-AT"/>
-        </w:rPr>
-        <w:t xml:space="preserve"> </w:t>
-      </w:r>
-      <w:proofErr w:type="spellStart"/>
-      <w:r>
-        <w:rPr>
-          <w:lang w:val="de-AT"/>
-        </w:rPr>
-        <w:t>memory</w:t>
-      </w:r>
-      <w:proofErr w:type="spellEnd"/>
+          <w:lang w:val="en-US"/>
+        </w:rPr>
+        <w:t xml:space="preserve">RDS </w:t>
+      </w:r>
+      <w:r>
+        <w:rPr>
+          <w:lang w:val="en-US"/>
+        </w:rPr>
+        <w:t xml:space="preserve">Resistance between Drain and Source </w:t>
+      </w:r>
     </w:p>
     <w:p>
       <w:pPr>
         <w:spacing w:after="240"/>
         <w:rPr>
-          <w:lang w:val="de-AT"/>
+          <w:lang w:val="en-US"/>
         </w:rPr>
       </w:pPr>
       <w:r>
         <w:rPr>
           <w:b/>
           <w:bCs/>
-          <w:lang w:val="de-AT"/>
+          <w:lang w:val="en-US"/>
         </w:rPr>
         <w:t xml:space="preserve">RTN </w:t>
       </w:r>
-      <w:proofErr w:type="spellStart"/>
-      <w:r>
-        <w:rPr>
-          <w:lang w:val="de-AT"/>
-        </w:rPr>
-        <w:t>random</w:t>
-      </w:r>
-      <w:proofErr w:type="spellEnd"/>
-      <w:r>
-        <w:rPr>
-          <w:lang w:val="de-AT"/>
-        </w:rPr>
-        <w:t xml:space="preserve"> </w:t>
-      </w:r>
-      <w:proofErr w:type="spellStart"/>
-      <w:r>
-        <w:rPr>
-          <w:lang w:val="de-AT"/>
-        </w:rPr>
-        <w:t>telegraph</w:t>
-      </w:r>
-      <w:proofErr w:type="spellEnd"/>
-      <w:r>
-        <w:rPr>
-          <w:lang w:val="de-AT"/>
-        </w:rPr>
-        <w:t xml:space="preserve"> </w:t>
-      </w:r>
-      <w:proofErr w:type="spellStart"/>
-      <w:r>
-        <w:rPr>
-          <w:lang w:val="de-AT"/>
-        </w:rPr>
-        <w:t>noise</w:t>
-      </w:r>
-      <w:proofErr w:type="spellEnd"/>
+      <w:r>
+        <w:rPr>
+          <w:lang w:val="en-US"/>
+        </w:rPr>
+        <w:t>random telegraph noise</w:t>
+      </w:r>
     </w:p>
     <w:p>
       <w:pPr>
         <w:spacing w:after="240"/>
         <w:rPr>
-          <w:lang w:val="de-AT"/>
+          <w:lang w:val="en-US"/>
         </w:rPr>
       </w:pPr>
       <w:r>
         <w:rPr>
           <w:b/>
           <w:bCs/>
-          <w:lang w:val="de-AT"/>
+          <w:lang w:val="en-US"/>
         </w:rPr>
         <w:t xml:space="preserve">RTS </w:t>
       </w:r>
-      <w:proofErr w:type="spellStart"/>
-      <w:r>
-        <w:rPr>
-          <w:lang w:val="de-AT"/>
-        </w:rPr>
-        <w:t>random</w:t>
-      </w:r>
-      <w:proofErr w:type="spellEnd"/>
-      <w:r>
-        <w:rPr>
-          <w:lang w:val="de-AT"/>
-        </w:rPr>
-        <w:t xml:space="preserve"> </w:t>
-      </w:r>
-      <w:proofErr w:type="spellStart"/>
-      <w:r>
-        <w:rPr>
-          <w:lang w:val="de-AT"/>
-        </w:rPr>
-        <w:t>telegraph</w:t>
-      </w:r>
-      <w:proofErr w:type="spellEnd"/>
-      <w:r>
-        <w:rPr>
-          <w:lang w:val="de-AT"/>
-        </w:rPr>
-        <w:t xml:space="preserve"> </w:t>
-      </w:r>
-      <w:proofErr w:type="spellStart"/>
-      <w:r>
-        <w:rPr>
-          <w:lang w:val="de-AT"/>
-        </w:rPr>
-        <w:t>signal</w:t>
-      </w:r>
-      <w:proofErr w:type="spellEnd"/>
+      <w:r>
+        <w:rPr>
+          <w:lang w:val="en-US"/>
+        </w:rPr>
+        <w:t>random telegraph signal</w:t>
+      </w:r>
     </w:p>
     <w:p>
       <w:pPr>
         <w:spacing w:after="240"/>
         <w:rPr>
-          <w:lang w:val="de-AT"/>
+          <w:lang w:val="en-US"/>
         </w:rPr>
       </w:pPr>
       <w:r>
         <w:rPr>
           <w:b/>
           <w:bCs/>
-          <w:lang w:val="de-AT"/>
+          <w:lang w:val="en-US"/>
         </w:rPr>
         <w:t xml:space="preserve">SILC </w:t>
       </w:r>
       <w:r>
         <w:rPr>
-          <w:lang w:val="de-AT"/>
-        </w:rPr>
-        <w:t xml:space="preserve">stress </w:t>
-      </w:r>
-      <w:proofErr w:type="spellStart"/>
-      <w:r>
-        <w:rPr>
-          <w:lang w:val="de-AT"/>
-        </w:rPr>
-        <w:t>induced</w:t>
-      </w:r>
-      <w:proofErr w:type="spellEnd"/>
-      <w:r>
-        <w:rPr>
-          <w:lang w:val="de-AT"/>
-        </w:rPr>
-        <w:t xml:space="preserve"> </w:t>
-      </w:r>
-      <w:proofErr w:type="spellStart"/>
-      <w:r>
-        <w:rPr>
-          <w:lang w:val="de-AT"/>
-        </w:rPr>
-        <w:t>leakage</w:t>
-      </w:r>
-      <w:proofErr w:type="spellEnd"/>
-      <w:r>
-        <w:rPr>
-          <w:lang w:val="de-AT"/>
-        </w:rPr>
-        <w:t xml:space="preserve"> </w:t>
-      </w:r>
-      <w:proofErr w:type="spellStart"/>
-      <w:r>
-        <w:rPr>
-          <w:lang w:val="de-AT"/>
-        </w:rPr>
-        <w:t>current</w:t>
-      </w:r>
-      <w:proofErr w:type="spellEnd"/>
+          <w:lang w:val="en-US"/>
+        </w:rPr>
+        <w:t>stress induced leakage current</w:t>
+      </w:r>
     </w:p>
     <w:p>
       <w:pPr>
         <w:spacing w:after="240"/>
         <w:rPr>
-          <w:lang w:val="de-AT"/>
+          <w:lang w:val="en-US"/>
         </w:rPr>
       </w:pPr>
       <w:r>
         <w:rPr>
           <w:b/>
           <w:bCs/>
-          <w:lang w:val="de-AT"/>
+          <w:lang w:val="en-US"/>
         </w:rPr>
         <w:t xml:space="preserve">SNR </w:t>
       </w:r>
       <w:r>
         <w:rPr>
-          <w:lang w:val="de-AT"/>
-        </w:rPr>
-        <w:t>signal-</w:t>
-      </w:r>
-      <w:proofErr w:type="spellStart"/>
-      <w:r>
-        <w:rPr>
-          <w:lang w:val="de-AT"/>
-        </w:rPr>
-        <w:t>to</w:t>
-      </w:r>
-      <w:proofErr w:type="spellEnd"/>
-      <w:r>
-        <w:rPr>
-          <w:lang w:val="de-AT"/>
-        </w:rPr>
-        <w:t>-</w:t>
-      </w:r>
-      <w:proofErr w:type="spellStart"/>
-      <w:r>
-        <w:rPr>
-          <w:lang w:val="de-AT"/>
-        </w:rPr>
-        <w:t>noise</w:t>
-      </w:r>
-      <w:proofErr w:type="spellEnd"/>
-      <w:r>
-        <w:rPr>
-          <w:lang w:val="de-AT"/>
-        </w:rPr>
-        <w:t xml:space="preserve"> </w:t>
-      </w:r>
-      <w:proofErr w:type="spellStart"/>
-      <w:r>
-        <w:rPr>
-          <w:lang w:val="de-AT"/>
-        </w:rPr>
-        <w:t>ratio</w:t>
-      </w:r>
-      <w:proofErr w:type="spellEnd"/>
+          <w:lang w:val="en-US"/>
+        </w:rPr>
+        <w:t>signal-to-noise ratio</w:t>
+      </w:r>
     </w:p>
     <w:p>
       <w:pPr>
         <w:spacing w:after="240"/>
         <w:rPr>
-          <w:lang w:val="de-AT"/>
+          <w:lang w:val="en-US"/>
         </w:rPr>
       </w:pPr>
       <w:r>
         <w:rPr>
           <w:b/>
           <w:bCs/>
-          <w:lang w:val="de-AT"/>
+          <w:lang w:val="en-US"/>
         </w:rPr>
         <w:t xml:space="preserve">SPICE </w:t>
       </w:r>
-      <w:proofErr w:type="spellStart"/>
-      <w:r>
-        <w:rPr>
-          <w:lang w:val="de-AT"/>
-        </w:rPr>
-        <w:t>simulation</w:t>
-      </w:r>
-      <w:proofErr w:type="spellEnd"/>
-      <w:r>
-        <w:rPr>
-          <w:lang w:val="de-AT"/>
-        </w:rPr>
-        <w:t xml:space="preserve"> </w:t>
-      </w:r>
-      <w:proofErr w:type="spellStart"/>
-      <w:r>
-        <w:rPr>
-          <w:lang w:val="de-AT"/>
-        </w:rPr>
-        <w:t>program</w:t>
-      </w:r>
-      <w:proofErr w:type="spellEnd"/>
-      <w:r>
-        <w:rPr>
-          <w:lang w:val="de-AT"/>
-        </w:rPr>
-        <w:t xml:space="preserve"> </w:t>
-      </w:r>
-      <w:proofErr w:type="spellStart"/>
-      <w:r>
-        <w:rPr>
-          <w:lang w:val="de-AT"/>
-        </w:rPr>
-        <w:t>with</w:t>
-      </w:r>
-      <w:proofErr w:type="spellEnd"/>
-      <w:r>
-        <w:rPr>
-          <w:lang w:val="de-AT"/>
-        </w:rPr>
-        <w:t xml:space="preserve"> </w:t>
-      </w:r>
-      <w:proofErr w:type="spellStart"/>
-      <w:r>
-        <w:rPr>
-          <w:lang w:val="de-AT"/>
-        </w:rPr>
-        <w:t>integrated</w:t>
-      </w:r>
-      <w:proofErr w:type="spellEnd"/>
-      <w:r>
-        <w:rPr>
-          <w:lang w:val="de-AT"/>
-        </w:rPr>
-        <w:t xml:space="preserve"> </w:t>
-      </w:r>
-      <w:proofErr w:type="spellStart"/>
-      <w:r>
-        <w:rPr>
-          <w:lang w:val="de-AT"/>
-        </w:rPr>
-        <w:t>circuit</w:t>
-      </w:r>
-      <w:proofErr w:type="spellEnd"/>
-      <w:r>
-        <w:rPr>
-          <w:lang w:val="de-AT"/>
-        </w:rPr>
-        <w:t xml:space="preserve"> </w:t>
-      </w:r>
-      <w:proofErr w:type="spellStart"/>
-      <w:r>
-        <w:rPr>
-          <w:lang w:val="de-AT"/>
-        </w:rPr>
-        <w:t>emphasis</w:t>
-      </w:r>
-      <w:proofErr w:type="spellEnd"/>
+      <w:r>
+        <w:rPr>
+          <w:lang w:val="en-US"/>
+        </w:rPr>
+        <w:t>simulation program with integrated circuit emphasis</w:t>
+      </w:r>
+    </w:p>
+    <w:p>
+      <w:pPr>
+        <w:spacing w:after="240"/>
+        <w:rPr>
+          <w:lang w:val="en-US"/>
+        </w:rPr>
+      </w:pPr>
+      <w:r>
+        <w:rPr>
+          <w:b/>
+          <w:bCs/>
+          <w:lang w:val="en-US"/>
+        </w:rPr>
+        <w:t>VTH</w:t>
+      </w:r>
+      <w:r>
+        <w:rPr>
+          <w:lang w:val="en-US"/>
+        </w:rPr>
+        <w:t xml:space="preserve"> Threshold Voltage</w:t>
+      </w:r>
     </w:p>
     <w:p>
       <w:pPr>
         <w:suppressAutoHyphens w:val="0"/>
         <w:spacing w:line="240" w:lineRule="auto"/>
         <w:rPr>
-          <w:lang w:val="de-AT"/>
-        </w:rPr>
-      </w:pPr>
-      <w:r>
-        <w:rPr>
-          <w:lang w:val="de-AT"/>
+          <w:lang w:val="en-US"/>
+        </w:rPr>
+      </w:pPr>
+      <w:r>
+        <w:rPr>
+          <w:lang w:val="en-US"/>
         </w:rPr>
         <w:br w:type="page"/>
       </w:r>
@@ -2372,2580 +1938,258 @@
         <w:rPr>
           <w:i/>
           <w:iCs/>
+          <w:lang w:val="en-US"/>
+        </w:rPr>
+      </w:pPr>
+      <w:r>
+        <w:rPr>
+          <w:i/>
+          <w:iCs/>
+          <w:lang w:val="en-US"/>
+        </w:rPr>
+        <w:t>In the modern world, electronic devices have become an integral part of daily life.</w:t>
+      </w:r>
+    </w:p>
+    <w:p>
+      <w:pPr>
+        <w:ind w:left="576"/>
+        <w:rPr>
+          <w:i/>
+          <w:iCs/>
+          <w:lang w:val="en-US"/>
+        </w:rPr>
+      </w:pPr>
+      <w:r>
+        <w:rPr>
+          <w:i/>
+          <w:iCs/>
+          <w:lang w:val="en-US"/>
+        </w:rPr>
+        <w:t>This has been mainly enabled as the electronic industry has seen rapid progress in recent</w:t>
+      </w:r>
+    </w:p>
+    <w:p>
+      <w:pPr>
+        <w:ind w:left="576"/>
+        <w:rPr>
+          <w:i/>
+          <w:iCs/>
+          <w:lang w:val="en-US"/>
+        </w:rPr>
+      </w:pPr>
+      <w:r>
+        <w:rPr>
+          <w:i/>
+          <w:iCs/>
+          <w:lang w:val="en-US"/>
+        </w:rPr>
+        <w:t>years with the development of smaller, faster, and more reliable devices. At the heart</w:t>
+      </w:r>
+    </w:p>
+    <w:p>
+      <w:pPr>
+        <w:ind w:left="576"/>
+        <w:rPr>
+          <w:i/>
+          <w:iCs/>
+          <w:lang w:val="en-US"/>
+        </w:rPr>
+      </w:pPr>
+      <w:r>
+        <w:rPr>
+          <w:i/>
+          <w:iCs/>
+          <w:lang w:val="en-US"/>
+        </w:rPr>
+        <w:t>of most of the electronic devices lies the metal-oxide-semiconductor (MOS) transistor</w:t>
+      </w:r>
+    </w:p>
+    <w:p>
+      <w:pPr>
+        <w:ind w:left="576"/>
+        <w:rPr>
+          <w:i/>
+          <w:iCs/>
+          <w:lang w:val="en-US"/>
+        </w:rPr>
+      </w:pPr>
+      <w:r>
+        <w:rPr>
+          <w:i/>
+          <w:iCs/>
+          <w:lang w:val="en-US"/>
+        </w:rPr>
+        <w:t>as one of the main building blocks, which at a first glance seems like a simple stack of</w:t>
+      </w:r>
+    </w:p>
+    <w:p>
+      <w:pPr>
+        <w:ind w:left="576"/>
+        <w:rPr>
+          <w:i/>
+          <w:iCs/>
+          <w:lang w:val="en-US"/>
+        </w:rPr>
+      </w:pPr>
+      <w:r>
+        <w:rPr>
+          <w:i/>
+          <w:iCs/>
+          <w:lang w:val="en-US"/>
+        </w:rPr>
+        <w:t>three material layers [1]. MOS structures function by exploiting the field effect: applying</w:t>
+      </w:r>
+    </w:p>
+    <w:p>
+      <w:pPr>
+        <w:ind w:left="576"/>
+        <w:rPr>
+          <w:i/>
+          <w:iCs/>
+          <w:lang w:val="en-US"/>
+        </w:rPr>
+      </w:pPr>
+      <w:r>
+        <w:rPr>
+          <w:i/>
+          <w:iCs/>
+          <w:lang w:val="en-US"/>
+        </w:rPr>
+        <w:t>voltage to their metal gate terminal modulates the conductivity between the source</w:t>
+      </w:r>
+    </w:p>
+    <w:p>
+      <w:pPr>
+        <w:ind w:left="576"/>
+        <w:rPr>
+          <w:i/>
+          <w:iCs/>
+          <w:lang w:val="en-US"/>
+        </w:rPr>
+      </w:pPr>
+      <w:r>
+        <w:rPr>
+          <w:i/>
+          <w:iCs/>
+          <w:lang w:val="en-US"/>
+        </w:rPr>
+        <w:t>and drain terminals. This creates a channel at the semiconductor-insulator interface,</w:t>
+      </w:r>
+    </w:p>
+    <w:p>
+      <w:pPr>
+        <w:ind w:left="576"/>
+        <w:rPr>
+          <w:i/>
+          <w:iCs/>
+          <w:lang w:val="en-US"/>
+        </w:rPr>
+      </w:pPr>
+      <w:r>
+        <w:rPr>
+          <w:i/>
+          <w:iCs/>
+          <w:lang w:val="en-US"/>
+        </w:rPr>
+        <w:t>allowing for the switching of electronic signals, making them essential to reproduce the</w:t>
+      </w:r>
+    </w:p>
+    <w:p>
+      <w:pPr>
+        <w:ind w:left="576"/>
+        <w:rPr>
+          <w:i/>
+          <w:iCs/>
+          <w:lang w:val="en-US"/>
+        </w:rPr>
+      </w:pPr>
+      <w:r>
+        <w:rPr>
+          <w:i/>
+          <w:iCs/>
+          <w:lang w:val="en-US"/>
+        </w:rPr>
+        <w:t>binary logic necessary for logic gates of computer architectures – Quelle 1, Page 1</w:t>
+      </w:r>
+    </w:p>
+    <w:p>
+      <w:pPr>
+        <w:rPr>
+          <w:lang w:val="en-US"/>
+        </w:rPr>
+      </w:pPr>
+    </w:p>
+    <w:p>
+      <w:pPr>
+        <w:rPr>
           <w:lang w:val="de-AT"/>
         </w:rPr>
       </w:pPr>
       <w:r>
         <w:rPr>
-          <w:i/>
-          <w:iCs/>
           <w:lang w:val="de-AT"/>
         </w:rPr>
-        <w:t xml:space="preserve">In </w:t>
-      </w:r>
-      <w:proofErr w:type="spellStart"/>
-      <w:r>
-        <w:rPr>
-          <w:i/>
-          <w:iCs/>
+        <w:t xml:space="preserve">Heutztage sind in der elektronik </w:t>
+      </w:r>
+      <w:r>
+        <w:rPr>
           <w:lang w:val="de-AT"/>
         </w:rPr>
-        <w:t>the</w:t>
-      </w:r>
-      <w:proofErr w:type="spellEnd"/>
-      <w:r>
-        <w:rPr>
-          <w:i/>
-          <w:iCs/>
+        <w:t xml:space="preserve">werden </w:t>
+      </w:r>
+      <w:r>
+        <w:rPr>
           <w:lang w:val="de-AT"/>
         </w:rPr>
-        <w:t xml:space="preserve"> modern </w:t>
-      </w:r>
-      <w:proofErr w:type="spellStart"/>
-      <w:r>
-        <w:rPr>
-          <w:i/>
-          <w:iCs/>
+        <w:t xml:space="preserve">schalter meist mit Feldeffekttransistoren realieseirt, diese sind geeignet für hohe schaltfrequenzne können kleiner hergesetllt und zuferlässiger desingt werdem. </w:t>
+      </w:r>
+      <w:r>
+        <w:rPr>
           <w:lang w:val="de-AT"/>
         </w:rPr>
-        <w:t>world</w:t>
-      </w:r>
-      <w:proofErr w:type="spellEnd"/>
-      <w:r>
-        <w:rPr>
-          <w:i/>
-          <w:iCs/>
+        <w:t xml:space="preserve">Diese nutzen das prinzips der elektrischen felder, durch das anlegen einer spannung am Gate des tranisitors wird die breite des leitfähigen kanals zwischen den Drain und Source anschlüssen moduliert. Durch diese gegebenheit sind die Feldefekt transistoren geeignet als elektrischeer schalter verwedet zu werden. </w:t>
+      </w:r>
+    </w:p>
+    <w:p>
+      <w:pPr>
+        <w:rPr>
           <w:lang w:val="de-AT"/>
         </w:rPr>
-        <w:t xml:space="preserve">, electronic </w:t>
-      </w:r>
-      <w:proofErr w:type="spellStart"/>
-      <w:r>
-        <w:rPr>
-          <w:i/>
-          <w:iCs/>
+      </w:pPr>
+      <w:r>
+        <w:rPr>
           <w:lang w:val="de-AT"/>
         </w:rPr>
-        <w:t>devices</w:t>
-      </w:r>
-      <w:proofErr w:type="spellEnd"/>
-      <w:r>
-        <w:rPr>
-          <w:i/>
-          <w:iCs/>
+        <w:t>Die Bajeren die der entwiklung besserer FETs im wege steht ist die hersstellung und sind parameter wie leistungs aufnahme als auch schaltgeschwindigkeit. Diese parameter sind durhc die herstellung bestimmt und die defekte die bei dieser entsthen. Mosfets werden aus verscheidenen sichten aufgebaut, da dies wie nicht in der tehckink perfekt vor sich geht entstehen defekte zwischen den verscheidenen schichten als auch in den einzelnen schichten.</w:t>
+      </w:r>
+      <w:r>
+        <w:rPr>
           <w:lang w:val="de-AT"/>
         </w:rPr>
-        <w:t xml:space="preserve"> </w:t>
-      </w:r>
-      <w:proofErr w:type="spellStart"/>
-      <w:r>
-        <w:rPr>
-          <w:i/>
-          <w:iCs/>
+        <w:t xml:space="preserve"> Diese defekte in der silitium kristall struktur können die eigenschaften der halbleiter veerändern, das elektrische feld des matall gates, indem defekte ladungsträger aufnehmen können als auch abgeben können. Durch das aufnehmen kann sich </w:t>
+      </w:r>
+    </w:p>
+    <w:p>
+      <w:pPr>
+        <w:rPr>
           <w:lang w:val="de-AT"/>
         </w:rPr>
-        <w:t>have</w:t>
-      </w:r>
-      <w:proofErr w:type="spellEnd"/>
-      <w:r>
-        <w:rPr>
-          <w:i/>
-          <w:iCs/>
+      </w:pPr>
+    </w:p>
+    <w:p>
+      <w:pPr>
+        <w:rPr>
           <w:lang w:val="de-AT"/>
         </w:rPr>
-        <w:t xml:space="preserve"> </w:t>
-      </w:r>
-      <w:proofErr w:type="spellStart"/>
-      <w:r>
-        <w:rPr>
-          <w:i/>
-          <w:iCs/>
-          <w:lang w:val="de-AT"/>
-        </w:rPr>
-        <w:t>become</w:t>
-      </w:r>
-      <w:proofErr w:type="spellEnd"/>
-      <w:r>
-        <w:rPr>
-          <w:i/>
-          <w:iCs/>
-          <w:lang w:val="de-AT"/>
-        </w:rPr>
-        <w:t xml:space="preserve"> an integral </w:t>
-      </w:r>
-      <w:proofErr w:type="spellStart"/>
-      <w:r>
-        <w:rPr>
-          <w:i/>
-          <w:iCs/>
-          <w:lang w:val="de-AT"/>
-        </w:rPr>
-        <w:t>part</w:t>
-      </w:r>
-      <w:proofErr w:type="spellEnd"/>
-      <w:r>
-        <w:rPr>
-          <w:i/>
-          <w:iCs/>
-          <w:lang w:val="de-AT"/>
-        </w:rPr>
-        <w:t xml:space="preserve"> </w:t>
-      </w:r>
-      <w:proofErr w:type="spellStart"/>
-      <w:r>
-        <w:rPr>
-          <w:i/>
-          <w:iCs/>
-          <w:lang w:val="de-AT"/>
-        </w:rPr>
-        <w:t>of</w:t>
-      </w:r>
-      <w:proofErr w:type="spellEnd"/>
-      <w:r>
-        <w:rPr>
-          <w:i/>
-          <w:iCs/>
-          <w:lang w:val="de-AT"/>
-        </w:rPr>
-        <w:t xml:space="preserve"> </w:t>
-      </w:r>
-      <w:proofErr w:type="spellStart"/>
-      <w:r>
-        <w:rPr>
-          <w:i/>
-          <w:iCs/>
-          <w:lang w:val="de-AT"/>
-        </w:rPr>
-        <w:t>daily</w:t>
-      </w:r>
-      <w:proofErr w:type="spellEnd"/>
-      <w:r>
-        <w:rPr>
-          <w:i/>
-          <w:iCs/>
-          <w:lang w:val="de-AT"/>
-        </w:rPr>
-        <w:t xml:space="preserve"> </w:t>
-      </w:r>
-      <w:proofErr w:type="spellStart"/>
-      <w:r>
-        <w:rPr>
-          <w:i/>
-          <w:iCs/>
-          <w:lang w:val="de-AT"/>
-        </w:rPr>
-        <w:t>life</w:t>
-      </w:r>
-      <w:proofErr w:type="spellEnd"/>
-      <w:r>
-        <w:rPr>
-          <w:i/>
-          <w:iCs/>
-          <w:lang w:val="de-AT"/>
-        </w:rPr>
-        <w:t>.</w:t>
-      </w:r>
-    </w:p>
-    <w:p>
-      <w:pPr>
-        <w:ind w:left="576"/>
-        <w:rPr>
-          <w:i/>
-          <w:iCs/>
-          <w:lang w:val="de-AT"/>
-        </w:rPr>
-      </w:pPr>
-      <w:r>
-        <w:rPr>
-          <w:i/>
-          <w:iCs/>
-          <w:lang w:val="de-AT"/>
-        </w:rPr>
-        <w:t xml:space="preserve">This </w:t>
-      </w:r>
-      <w:proofErr w:type="spellStart"/>
-      <w:r>
-        <w:rPr>
-          <w:i/>
-          <w:iCs/>
-          <w:lang w:val="de-AT"/>
-        </w:rPr>
-        <w:t>has</w:t>
-      </w:r>
-      <w:proofErr w:type="spellEnd"/>
-      <w:r>
-        <w:rPr>
-          <w:i/>
-          <w:iCs/>
-          <w:lang w:val="de-AT"/>
-        </w:rPr>
-        <w:t xml:space="preserve"> </w:t>
-      </w:r>
-      <w:proofErr w:type="spellStart"/>
-      <w:r>
-        <w:rPr>
-          <w:i/>
-          <w:iCs/>
-          <w:lang w:val="de-AT"/>
-        </w:rPr>
-        <w:t>been</w:t>
-      </w:r>
-      <w:proofErr w:type="spellEnd"/>
-      <w:r>
-        <w:rPr>
-          <w:i/>
-          <w:iCs/>
-          <w:lang w:val="de-AT"/>
-        </w:rPr>
-        <w:t xml:space="preserve"> </w:t>
-      </w:r>
-      <w:proofErr w:type="spellStart"/>
-      <w:r>
-        <w:rPr>
-          <w:i/>
-          <w:iCs/>
-          <w:lang w:val="de-AT"/>
-        </w:rPr>
-        <w:t>mainly</w:t>
-      </w:r>
-      <w:proofErr w:type="spellEnd"/>
-      <w:r>
-        <w:rPr>
-          <w:i/>
-          <w:iCs/>
-          <w:lang w:val="de-AT"/>
-        </w:rPr>
-        <w:t xml:space="preserve"> </w:t>
-      </w:r>
-      <w:proofErr w:type="spellStart"/>
-      <w:r>
-        <w:rPr>
-          <w:i/>
-          <w:iCs/>
-          <w:lang w:val="de-AT"/>
-        </w:rPr>
-        <w:t>enabled</w:t>
-      </w:r>
-      <w:proofErr w:type="spellEnd"/>
-      <w:r>
-        <w:rPr>
-          <w:i/>
-          <w:iCs/>
-          <w:lang w:val="de-AT"/>
-        </w:rPr>
-        <w:t xml:space="preserve"> </w:t>
-      </w:r>
-      <w:proofErr w:type="spellStart"/>
-      <w:r>
-        <w:rPr>
-          <w:i/>
-          <w:iCs/>
-          <w:lang w:val="de-AT"/>
-        </w:rPr>
-        <w:t>as</w:t>
-      </w:r>
-      <w:proofErr w:type="spellEnd"/>
-      <w:r>
-        <w:rPr>
-          <w:i/>
-          <w:iCs/>
-          <w:lang w:val="de-AT"/>
-        </w:rPr>
-        <w:t xml:space="preserve"> </w:t>
-      </w:r>
-      <w:proofErr w:type="spellStart"/>
-      <w:r>
-        <w:rPr>
-          <w:i/>
-          <w:iCs/>
-          <w:lang w:val="de-AT"/>
-        </w:rPr>
-        <w:t>the</w:t>
-      </w:r>
-      <w:proofErr w:type="spellEnd"/>
-      <w:r>
-        <w:rPr>
-          <w:i/>
-          <w:iCs/>
-          <w:lang w:val="de-AT"/>
-        </w:rPr>
-        <w:t xml:space="preserve"> electronic </w:t>
-      </w:r>
-      <w:proofErr w:type="spellStart"/>
-      <w:r>
-        <w:rPr>
-          <w:i/>
-          <w:iCs/>
-          <w:lang w:val="de-AT"/>
-        </w:rPr>
-        <w:t>industry</w:t>
-      </w:r>
-      <w:proofErr w:type="spellEnd"/>
-      <w:r>
-        <w:rPr>
-          <w:i/>
-          <w:iCs/>
-          <w:lang w:val="de-AT"/>
-        </w:rPr>
-        <w:t xml:space="preserve"> </w:t>
-      </w:r>
-      <w:proofErr w:type="spellStart"/>
-      <w:r>
-        <w:rPr>
-          <w:i/>
-          <w:iCs/>
-          <w:lang w:val="de-AT"/>
-        </w:rPr>
-        <w:t>has</w:t>
-      </w:r>
-      <w:proofErr w:type="spellEnd"/>
-      <w:r>
-        <w:rPr>
-          <w:i/>
-          <w:iCs/>
-          <w:lang w:val="de-AT"/>
-        </w:rPr>
-        <w:t xml:space="preserve"> </w:t>
-      </w:r>
-      <w:proofErr w:type="spellStart"/>
-      <w:r>
-        <w:rPr>
-          <w:i/>
-          <w:iCs/>
-          <w:lang w:val="de-AT"/>
-        </w:rPr>
-        <w:t>seen</w:t>
-      </w:r>
-      <w:proofErr w:type="spellEnd"/>
-      <w:r>
-        <w:rPr>
-          <w:i/>
-          <w:iCs/>
-          <w:lang w:val="de-AT"/>
-        </w:rPr>
-        <w:t xml:space="preserve"> rapid </w:t>
-      </w:r>
-      <w:proofErr w:type="spellStart"/>
-      <w:r>
-        <w:rPr>
-          <w:i/>
-          <w:iCs/>
-          <w:lang w:val="de-AT"/>
-        </w:rPr>
-        <w:t>progress</w:t>
-      </w:r>
-      <w:proofErr w:type="spellEnd"/>
-      <w:r>
-        <w:rPr>
-          <w:i/>
-          <w:iCs/>
-          <w:lang w:val="de-AT"/>
-        </w:rPr>
-        <w:t xml:space="preserve"> in </w:t>
-      </w:r>
-      <w:proofErr w:type="spellStart"/>
-      <w:r>
-        <w:rPr>
-          <w:i/>
-          <w:iCs/>
-          <w:lang w:val="de-AT"/>
-        </w:rPr>
-        <w:t>recent</w:t>
-      </w:r>
-      <w:proofErr w:type="spellEnd"/>
-    </w:p>
-    <w:p>
-      <w:pPr>
-        <w:ind w:left="576"/>
-        <w:rPr>
-          <w:i/>
-          <w:iCs/>
-          <w:lang w:val="de-AT"/>
-        </w:rPr>
-      </w:pPr>
-      <w:proofErr w:type="spellStart"/>
-      <w:r>
-        <w:rPr>
-          <w:i/>
-          <w:iCs/>
-          <w:lang w:val="de-AT"/>
-        </w:rPr>
-        <w:t>years</w:t>
-      </w:r>
-      <w:proofErr w:type="spellEnd"/>
-      <w:r>
-        <w:rPr>
-          <w:i/>
-          <w:iCs/>
-          <w:lang w:val="de-AT"/>
-        </w:rPr>
-        <w:t xml:space="preserve"> </w:t>
-      </w:r>
-      <w:proofErr w:type="spellStart"/>
-      <w:r>
-        <w:rPr>
-          <w:i/>
-          <w:iCs/>
-          <w:lang w:val="de-AT"/>
-        </w:rPr>
-        <w:t>with</w:t>
-      </w:r>
-      <w:proofErr w:type="spellEnd"/>
-      <w:r>
-        <w:rPr>
-          <w:i/>
-          <w:iCs/>
-          <w:lang w:val="de-AT"/>
-        </w:rPr>
-        <w:t xml:space="preserve"> </w:t>
-      </w:r>
-      <w:proofErr w:type="spellStart"/>
-      <w:r>
-        <w:rPr>
-          <w:i/>
-          <w:iCs/>
-          <w:lang w:val="de-AT"/>
-        </w:rPr>
-        <w:t>the</w:t>
-      </w:r>
-      <w:proofErr w:type="spellEnd"/>
-      <w:r>
-        <w:rPr>
-          <w:i/>
-          <w:iCs/>
-          <w:lang w:val="de-AT"/>
-        </w:rPr>
-        <w:t xml:space="preserve"> </w:t>
-      </w:r>
-      <w:proofErr w:type="spellStart"/>
-      <w:r>
-        <w:rPr>
-          <w:i/>
-          <w:iCs/>
-          <w:lang w:val="de-AT"/>
-        </w:rPr>
-        <w:t>development</w:t>
-      </w:r>
-      <w:proofErr w:type="spellEnd"/>
-      <w:r>
-        <w:rPr>
-          <w:i/>
-          <w:iCs/>
-          <w:lang w:val="de-AT"/>
-        </w:rPr>
-        <w:t xml:space="preserve"> </w:t>
-      </w:r>
-      <w:proofErr w:type="spellStart"/>
-      <w:r>
-        <w:rPr>
-          <w:i/>
-          <w:iCs/>
-          <w:lang w:val="de-AT"/>
-        </w:rPr>
-        <w:t>of</w:t>
-      </w:r>
-      <w:proofErr w:type="spellEnd"/>
-      <w:r>
-        <w:rPr>
-          <w:i/>
-          <w:iCs/>
-          <w:lang w:val="de-AT"/>
-        </w:rPr>
-        <w:t xml:space="preserve"> </w:t>
-      </w:r>
-      <w:proofErr w:type="spellStart"/>
-      <w:r>
-        <w:rPr>
-          <w:i/>
-          <w:iCs/>
-          <w:lang w:val="de-AT"/>
-        </w:rPr>
-        <w:t>smaller</w:t>
-      </w:r>
-      <w:proofErr w:type="spellEnd"/>
-      <w:r>
-        <w:rPr>
-          <w:i/>
-          <w:iCs/>
-          <w:lang w:val="de-AT"/>
-        </w:rPr>
-        <w:t xml:space="preserve">, </w:t>
-      </w:r>
-      <w:proofErr w:type="spellStart"/>
-      <w:r>
-        <w:rPr>
-          <w:i/>
-          <w:iCs/>
-          <w:lang w:val="de-AT"/>
-        </w:rPr>
-        <w:t>faster</w:t>
-      </w:r>
-      <w:proofErr w:type="spellEnd"/>
-      <w:r>
-        <w:rPr>
-          <w:i/>
-          <w:iCs/>
-          <w:lang w:val="de-AT"/>
-        </w:rPr>
-        <w:t xml:space="preserve">, and </w:t>
-      </w:r>
-      <w:proofErr w:type="spellStart"/>
-      <w:r>
-        <w:rPr>
-          <w:i/>
-          <w:iCs/>
-          <w:lang w:val="de-AT"/>
-        </w:rPr>
-        <w:t>more</w:t>
-      </w:r>
-      <w:proofErr w:type="spellEnd"/>
-      <w:r>
-        <w:rPr>
-          <w:i/>
-          <w:iCs/>
-          <w:lang w:val="de-AT"/>
-        </w:rPr>
-        <w:t xml:space="preserve"> reliable </w:t>
-      </w:r>
-      <w:proofErr w:type="spellStart"/>
-      <w:r>
-        <w:rPr>
-          <w:i/>
-          <w:iCs/>
-          <w:lang w:val="de-AT"/>
-        </w:rPr>
-        <w:t>devices</w:t>
-      </w:r>
-      <w:proofErr w:type="spellEnd"/>
-      <w:r>
-        <w:rPr>
-          <w:i/>
-          <w:iCs/>
-          <w:lang w:val="de-AT"/>
-        </w:rPr>
-        <w:t xml:space="preserve">. At </w:t>
-      </w:r>
-      <w:proofErr w:type="spellStart"/>
-      <w:r>
-        <w:rPr>
-          <w:i/>
-          <w:iCs/>
-          <w:lang w:val="de-AT"/>
-        </w:rPr>
-        <w:t>the</w:t>
-      </w:r>
-      <w:proofErr w:type="spellEnd"/>
-      <w:r>
-        <w:rPr>
-          <w:i/>
-          <w:iCs/>
-          <w:lang w:val="de-AT"/>
-        </w:rPr>
-        <w:t xml:space="preserve"> </w:t>
-      </w:r>
-      <w:proofErr w:type="spellStart"/>
-      <w:r>
-        <w:rPr>
-          <w:i/>
-          <w:iCs/>
-          <w:lang w:val="de-AT"/>
-        </w:rPr>
-        <w:t>heart</w:t>
-      </w:r>
-      <w:proofErr w:type="spellEnd"/>
-    </w:p>
-    <w:p>
-      <w:pPr>
-        <w:ind w:left="576"/>
-        <w:rPr>
-          <w:i/>
-          <w:iCs/>
-          <w:lang w:val="de-AT"/>
-        </w:rPr>
-      </w:pPr>
-      <w:proofErr w:type="spellStart"/>
-      <w:r>
-        <w:rPr>
-          <w:i/>
-          <w:iCs/>
-          <w:lang w:val="de-AT"/>
-        </w:rPr>
-        <w:t>of</w:t>
-      </w:r>
-      <w:proofErr w:type="spellEnd"/>
-      <w:r>
-        <w:rPr>
-          <w:i/>
-          <w:iCs/>
-          <w:lang w:val="de-AT"/>
-        </w:rPr>
-        <w:t xml:space="preserve"> </w:t>
-      </w:r>
-      <w:proofErr w:type="spellStart"/>
-      <w:r>
-        <w:rPr>
-          <w:i/>
-          <w:iCs/>
-          <w:lang w:val="de-AT"/>
-        </w:rPr>
-        <w:t>most</w:t>
-      </w:r>
-      <w:proofErr w:type="spellEnd"/>
-      <w:r>
-        <w:rPr>
-          <w:i/>
-          <w:iCs/>
-          <w:lang w:val="de-AT"/>
-        </w:rPr>
-        <w:t xml:space="preserve"> </w:t>
-      </w:r>
-      <w:proofErr w:type="spellStart"/>
-      <w:r>
-        <w:rPr>
-          <w:i/>
-          <w:iCs/>
-          <w:lang w:val="de-AT"/>
-        </w:rPr>
-        <w:t>of</w:t>
-      </w:r>
-      <w:proofErr w:type="spellEnd"/>
-      <w:r>
-        <w:rPr>
-          <w:i/>
-          <w:iCs/>
-          <w:lang w:val="de-AT"/>
-        </w:rPr>
-        <w:t xml:space="preserve"> </w:t>
-      </w:r>
-      <w:proofErr w:type="spellStart"/>
-      <w:r>
-        <w:rPr>
-          <w:i/>
-          <w:iCs/>
-          <w:lang w:val="de-AT"/>
-        </w:rPr>
-        <w:t>the</w:t>
-      </w:r>
-      <w:proofErr w:type="spellEnd"/>
-      <w:r>
-        <w:rPr>
-          <w:i/>
-          <w:iCs/>
-          <w:lang w:val="de-AT"/>
-        </w:rPr>
-        <w:t xml:space="preserve"> electronic </w:t>
-      </w:r>
-      <w:proofErr w:type="spellStart"/>
-      <w:r>
-        <w:rPr>
-          <w:i/>
-          <w:iCs/>
-          <w:lang w:val="de-AT"/>
-        </w:rPr>
-        <w:t>devices</w:t>
-      </w:r>
-      <w:proofErr w:type="spellEnd"/>
-      <w:r>
-        <w:rPr>
-          <w:i/>
-          <w:iCs/>
-          <w:lang w:val="de-AT"/>
-        </w:rPr>
-        <w:t xml:space="preserve"> lies </w:t>
-      </w:r>
-      <w:proofErr w:type="spellStart"/>
-      <w:r>
-        <w:rPr>
-          <w:i/>
-          <w:iCs/>
-          <w:lang w:val="de-AT"/>
-        </w:rPr>
-        <w:t>the</w:t>
-      </w:r>
-      <w:proofErr w:type="spellEnd"/>
-      <w:r>
-        <w:rPr>
-          <w:i/>
-          <w:iCs/>
-          <w:lang w:val="de-AT"/>
-        </w:rPr>
-        <w:t xml:space="preserve"> </w:t>
-      </w:r>
-      <w:proofErr w:type="spellStart"/>
-      <w:r>
-        <w:rPr>
-          <w:i/>
-          <w:iCs/>
-          <w:lang w:val="de-AT"/>
-        </w:rPr>
-        <w:t>metal</w:t>
-      </w:r>
-      <w:proofErr w:type="spellEnd"/>
-      <w:r>
-        <w:rPr>
-          <w:i/>
-          <w:iCs/>
-          <w:lang w:val="de-AT"/>
-        </w:rPr>
-        <w:t>-oxide-</w:t>
-      </w:r>
-      <w:proofErr w:type="spellStart"/>
-      <w:r>
-        <w:rPr>
-          <w:i/>
-          <w:iCs/>
-          <w:lang w:val="de-AT"/>
-        </w:rPr>
-        <w:t>semiconductor</w:t>
-      </w:r>
-      <w:proofErr w:type="spellEnd"/>
-      <w:r>
-        <w:rPr>
-          <w:i/>
-          <w:iCs/>
-          <w:lang w:val="de-AT"/>
-        </w:rPr>
-        <w:t xml:space="preserve"> (MOS) </w:t>
-      </w:r>
-      <w:proofErr w:type="spellStart"/>
-      <w:r>
-        <w:rPr>
-          <w:i/>
-          <w:iCs/>
-          <w:lang w:val="de-AT"/>
-        </w:rPr>
-        <w:t>transistor</w:t>
-      </w:r>
-      <w:proofErr w:type="spellEnd"/>
-    </w:p>
-    <w:p>
-      <w:pPr>
-        <w:ind w:left="576"/>
-        <w:rPr>
-          <w:i/>
-          <w:iCs/>
-          <w:lang w:val="de-AT"/>
-        </w:rPr>
-      </w:pPr>
-      <w:proofErr w:type="spellStart"/>
-      <w:r>
-        <w:rPr>
-          <w:i/>
-          <w:iCs/>
-          <w:lang w:val="de-AT"/>
-        </w:rPr>
-        <w:t>as</w:t>
-      </w:r>
-      <w:proofErr w:type="spellEnd"/>
-      <w:r>
-        <w:rPr>
-          <w:i/>
-          <w:iCs/>
-          <w:lang w:val="de-AT"/>
-        </w:rPr>
-        <w:t xml:space="preserve"> </w:t>
-      </w:r>
-      <w:proofErr w:type="spellStart"/>
-      <w:r>
-        <w:rPr>
-          <w:i/>
-          <w:iCs/>
-          <w:lang w:val="de-AT"/>
-        </w:rPr>
-        <w:t>one</w:t>
-      </w:r>
-      <w:proofErr w:type="spellEnd"/>
-      <w:r>
-        <w:rPr>
-          <w:i/>
-          <w:iCs/>
-          <w:lang w:val="de-AT"/>
-        </w:rPr>
-        <w:t xml:space="preserve"> </w:t>
-      </w:r>
-      <w:proofErr w:type="spellStart"/>
-      <w:r>
-        <w:rPr>
-          <w:i/>
-          <w:iCs/>
-          <w:lang w:val="de-AT"/>
-        </w:rPr>
-        <w:t>of</w:t>
-      </w:r>
-      <w:proofErr w:type="spellEnd"/>
-      <w:r>
-        <w:rPr>
-          <w:i/>
-          <w:iCs/>
-          <w:lang w:val="de-AT"/>
-        </w:rPr>
-        <w:t xml:space="preserve"> </w:t>
-      </w:r>
-      <w:proofErr w:type="spellStart"/>
-      <w:r>
-        <w:rPr>
-          <w:i/>
-          <w:iCs/>
-          <w:lang w:val="de-AT"/>
-        </w:rPr>
-        <w:t>the</w:t>
-      </w:r>
-      <w:proofErr w:type="spellEnd"/>
-      <w:r>
-        <w:rPr>
-          <w:i/>
-          <w:iCs/>
-          <w:lang w:val="de-AT"/>
-        </w:rPr>
-        <w:t xml:space="preserve"> </w:t>
-      </w:r>
-      <w:proofErr w:type="spellStart"/>
-      <w:r>
-        <w:rPr>
-          <w:i/>
-          <w:iCs/>
-          <w:lang w:val="de-AT"/>
-        </w:rPr>
-        <w:t>main</w:t>
-      </w:r>
-      <w:proofErr w:type="spellEnd"/>
-      <w:r>
-        <w:rPr>
-          <w:i/>
-          <w:iCs/>
-          <w:lang w:val="de-AT"/>
-        </w:rPr>
-        <w:t xml:space="preserve"> </w:t>
-      </w:r>
-      <w:proofErr w:type="spellStart"/>
-      <w:r>
-        <w:rPr>
-          <w:i/>
-          <w:iCs/>
-          <w:lang w:val="de-AT"/>
-        </w:rPr>
-        <w:t>building</w:t>
-      </w:r>
-      <w:proofErr w:type="spellEnd"/>
-      <w:r>
-        <w:rPr>
-          <w:i/>
-          <w:iCs/>
-          <w:lang w:val="de-AT"/>
-        </w:rPr>
-        <w:t xml:space="preserve"> </w:t>
-      </w:r>
-      <w:proofErr w:type="spellStart"/>
-      <w:r>
-        <w:rPr>
-          <w:i/>
-          <w:iCs/>
-          <w:lang w:val="de-AT"/>
-        </w:rPr>
-        <w:t>blocks</w:t>
-      </w:r>
-      <w:proofErr w:type="spellEnd"/>
-      <w:r>
-        <w:rPr>
-          <w:i/>
-          <w:iCs/>
-          <w:lang w:val="de-AT"/>
-        </w:rPr>
-        <w:t xml:space="preserve">, </w:t>
-      </w:r>
-      <w:proofErr w:type="spellStart"/>
-      <w:r>
-        <w:rPr>
-          <w:i/>
-          <w:iCs/>
-          <w:lang w:val="de-AT"/>
-        </w:rPr>
-        <w:t>which</w:t>
-      </w:r>
-      <w:proofErr w:type="spellEnd"/>
-      <w:r>
-        <w:rPr>
-          <w:i/>
-          <w:iCs/>
-          <w:lang w:val="de-AT"/>
-        </w:rPr>
-        <w:t xml:space="preserve"> at a </w:t>
-      </w:r>
-      <w:proofErr w:type="spellStart"/>
-      <w:r>
-        <w:rPr>
-          <w:i/>
-          <w:iCs/>
-          <w:lang w:val="de-AT"/>
-        </w:rPr>
-        <w:t>first</w:t>
-      </w:r>
-      <w:proofErr w:type="spellEnd"/>
-      <w:r>
-        <w:rPr>
-          <w:i/>
-          <w:iCs/>
-          <w:lang w:val="de-AT"/>
-        </w:rPr>
-        <w:t xml:space="preserve"> </w:t>
-      </w:r>
-      <w:proofErr w:type="spellStart"/>
-      <w:r>
-        <w:rPr>
-          <w:i/>
-          <w:iCs/>
-          <w:lang w:val="de-AT"/>
-        </w:rPr>
-        <w:t>glance</w:t>
-      </w:r>
-      <w:proofErr w:type="spellEnd"/>
-      <w:r>
-        <w:rPr>
-          <w:i/>
-          <w:iCs/>
-          <w:lang w:val="de-AT"/>
-        </w:rPr>
-        <w:t xml:space="preserve"> </w:t>
-      </w:r>
-      <w:proofErr w:type="spellStart"/>
-      <w:r>
-        <w:rPr>
-          <w:i/>
-          <w:iCs/>
-          <w:lang w:val="de-AT"/>
-        </w:rPr>
-        <w:t>seems</w:t>
-      </w:r>
-      <w:proofErr w:type="spellEnd"/>
-      <w:r>
-        <w:rPr>
-          <w:i/>
-          <w:iCs/>
-          <w:lang w:val="de-AT"/>
-        </w:rPr>
-        <w:t xml:space="preserve"> like a simple </w:t>
-      </w:r>
-      <w:proofErr w:type="spellStart"/>
-      <w:r>
-        <w:rPr>
-          <w:i/>
-          <w:iCs/>
-          <w:lang w:val="de-AT"/>
-        </w:rPr>
-        <w:t>stack</w:t>
-      </w:r>
-      <w:proofErr w:type="spellEnd"/>
-      <w:r>
-        <w:rPr>
-          <w:i/>
-          <w:iCs/>
-          <w:lang w:val="de-AT"/>
-        </w:rPr>
-        <w:t xml:space="preserve"> </w:t>
-      </w:r>
-      <w:proofErr w:type="spellStart"/>
-      <w:r>
-        <w:rPr>
-          <w:i/>
-          <w:iCs/>
-          <w:lang w:val="de-AT"/>
-        </w:rPr>
-        <w:t>of</w:t>
-      </w:r>
-      <w:proofErr w:type="spellEnd"/>
-    </w:p>
-    <w:p>
-      <w:pPr>
-        <w:ind w:left="576"/>
-        <w:rPr>
-          <w:i/>
-          <w:iCs/>
-          <w:lang w:val="de-AT"/>
-        </w:rPr>
-      </w:pPr>
-      <w:proofErr w:type="spellStart"/>
-      <w:r>
-        <w:rPr>
-          <w:i/>
-          <w:iCs/>
-          <w:lang w:val="de-AT"/>
-        </w:rPr>
-        <w:t>three</w:t>
-      </w:r>
-      <w:proofErr w:type="spellEnd"/>
-      <w:r>
-        <w:rPr>
-          <w:i/>
-          <w:iCs/>
-          <w:lang w:val="de-AT"/>
-        </w:rPr>
-        <w:t xml:space="preserve"> material </w:t>
-      </w:r>
-      <w:proofErr w:type="spellStart"/>
-      <w:r>
-        <w:rPr>
-          <w:i/>
-          <w:iCs/>
-          <w:lang w:val="de-AT"/>
-        </w:rPr>
-        <w:t>layers</w:t>
-      </w:r>
-      <w:proofErr w:type="spellEnd"/>
-      <w:r>
-        <w:rPr>
-          <w:i/>
-          <w:iCs/>
-          <w:lang w:val="de-AT"/>
-        </w:rPr>
-        <w:t xml:space="preserve"> [1]. MOS </w:t>
-      </w:r>
-      <w:proofErr w:type="spellStart"/>
-      <w:r>
-        <w:rPr>
-          <w:i/>
-          <w:iCs/>
-          <w:lang w:val="de-AT"/>
-        </w:rPr>
-        <w:t>structures</w:t>
-      </w:r>
-      <w:proofErr w:type="spellEnd"/>
-      <w:r>
-        <w:rPr>
-          <w:i/>
-          <w:iCs/>
-          <w:lang w:val="de-AT"/>
-        </w:rPr>
-        <w:t xml:space="preserve"> </w:t>
-      </w:r>
-      <w:proofErr w:type="spellStart"/>
-      <w:r>
-        <w:rPr>
-          <w:i/>
-          <w:iCs/>
-          <w:lang w:val="de-AT"/>
-        </w:rPr>
-        <w:t>function</w:t>
-      </w:r>
-      <w:proofErr w:type="spellEnd"/>
-      <w:r>
-        <w:rPr>
-          <w:i/>
-          <w:iCs/>
-          <w:lang w:val="de-AT"/>
-        </w:rPr>
-        <w:t xml:space="preserve"> </w:t>
-      </w:r>
-      <w:proofErr w:type="spellStart"/>
-      <w:r>
-        <w:rPr>
-          <w:i/>
-          <w:iCs/>
-          <w:lang w:val="de-AT"/>
-        </w:rPr>
-        <w:t>by</w:t>
-      </w:r>
-      <w:proofErr w:type="spellEnd"/>
-      <w:r>
-        <w:rPr>
-          <w:i/>
-          <w:iCs/>
-          <w:lang w:val="de-AT"/>
-        </w:rPr>
-        <w:t xml:space="preserve"> </w:t>
-      </w:r>
-      <w:proofErr w:type="spellStart"/>
-      <w:r>
-        <w:rPr>
-          <w:i/>
-          <w:iCs/>
-          <w:lang w:val="de-AT"/>
-        </w:rPr>
-        <w:t>exploiting</w:t>
-      </w:r>
-      <w:proofErr w:type="spellEnd"/>
-      <w:r>
-        <w:rPr>
-          <w:i/>
-          <w:iCs/>
-          <w:lang w:val="de-AT"/>
-        </w:rPr>
-        <w:t xml:space="preserve"> </w:t>
-      </w:r>
-      <w:proofErr w:type="spellStart"/>
-      <w:r>
-        <w:rPr>
-          <w:i/>
-          <w:iCs/>
-          <w:lang w:val="de-AT"/>
-        </w:rPr>
-        <w:t>the</w:t>
-      </w:r>
-      <w:proofErr w:type="spellEnd"/>
-      <w:r>
-        <w:rPr>
-          <w:i/>
-          <w:iCs/>
-          <w:lang w:val="de-AT"/>
-        </w:rPr>
-        <w:t xml:space="preserve"> </w:t>
-      </w:r>
-      <w:proofErr w:type="spellStart"/>
-      <w:r>
-        <w:rPr>
-          <w:i/>
-          <w:iCs/>
-          <w:lang w:val="de-AT"/>
-        </w:rPr>
-        <w:t>field</w:t>
-      </w:r>
-      <w:proofErr w:type="spellEnd"/>
-      <w:r>
-        <w:rPr>
-          <w:i/>
-          <w:iCs/>
-          <w:lang w:val="de-AT"/>
-        </w:rPr>
-        <w:t xml:space="preserve"> </w:t>
-      </w:r>
-      <w:proofErr w:type="spellStart"/>
-      <w:r>
-        <w:rPr>
-          <w:i/>
-          <w:iCs/>
-          <w:lang w:val="de-AT"/>
-        </w:rPr>
-        <w:t>effect</w:t>
-      </w:r>
-      <w:proofErr w:type="spellEnd"/>
-      <w:r>
-        <w:rPr>
-          <w:i/>
-          <w:iCs/>
-          <w:lang w:val="de-AT"/>
-        </w:rPr>
-        <w:t xml:space="preserve">: </w:t>
-      </w:r>
-      <w:proofErr w:type="spellStart"/>
-      <w:r>
-        <w:rPr>
-          <w:i/>
-          <w:iCs/>
-          <w:lang w:val="de-AT"/>
-        </w:rPr>
-        <w:t>applying</w:t>
-      </w:r>
-      <w:proofErr w:type="spellEnd"/>
-    </w:p>
-    <w:p>
-      <w:pPr>
-        <w:ind w:left="576"/>
-        <w:rPr>
-          <w:i/>
-          <w:iCs/>
-          <w:lang w:val="de-AT"/>
-        </w:rPr>
-      </w:pPr>
-      <w:proofErr w:type="spellStart"/>
-      <w:r>
-        <w:rPr>
-          <w:i/>
-          <w:iCs/>
-          <w:lang w:val="de-AT"/>
-        </w:rPr>
-        <w:t>voltage</w:t>
-      </w:r>
-      <w:proofErr w:type="spellEnd"/>
-      <w:r>
-        <w:rPr>
-          <w:i/>
-          <w:iCs/>
-          <w:lang w:val="de-AT"/>
-        </w:rPr>
-        <w:t xml:space="preserve"> </w:t>
-      </w:r>
-      <w:proofErr w:type="spellStart"/>
-      <w:r>
-        <w:rPr>
-          <w:i/>
-          <w:iCs/>
-          <w:lang w:val="de-AT"/>
-        </w:rPr>
-        <w:t>to</w:t>
-      </w:r>
-      <w:proofErr w:type="spellEnd"/>
-      <w:r>
-        <w:rPr>
-          <w:i/>
-          <w:iCs/>
-          <w:lang w:val="de-AT"/>
-        </w:rPr>
-        <w:t xml:space="preserve"> </w:t>
-      </w:r>
-      <w:proofErr w:type="spellStart"/>
-      <w:r>
-        <w:rPr>
-          <w:i/>
-          <w:iCs/>
-          <w:lang w:val="de-AT"/>
-        </w:rPr>
-        <w:t>their</w:t>
-      </w:r>
-      <w:proofErr w:type="spellEnd"/>
-      <w:r>
-        <w:rPr>
-          <w:i/>
-          <w:iCs/>
-          <w:lang w:val="de-AT"/>
-        </w:rPr>
-        <w:t xml:space="preserve"> </w:t>
-      </w:r>
-      <w:proofErr w:type="spellStart"/>
-      <w:r>
-        <w:rPr>
-          <w:i/>
-          <w:iCs/>
-          <w:lang w:val="de-AT"/>
-        </w:rPr>
-        <w:t>metal</w:t>
-      </w:r>
-      <w:proofErr w:type="spellEnd"/>
-      <w:r>
-        <w:rPr>
-          <w:i/>
-          <w:iCs/>
-          <w:lang w:val="de-AT"/>
-        </w:rPr>
-        <w:t xml:space="preserve"> </w:t>
-      </w:r>
-      <w:proofErr w:type="spellStart"/>
-      <w:r>
-        <w:rPr>
-          <w:i/>
-          <w:iCs/>
-          <w:lang w:val="de-AT"/>
-        </w:rPr>
-        <w:t>gate</w:t>
-      </w:r>
-      <w:proofErr w:type="spellEnd"/>
-      <w:r>
-        <w:rPr>
-          <w:i/>
-          <w:iCs/>
-          <w:lang w:val="de-AT"/>
-        </w:rPr>
-        <w:t xml:space="preserve"> terminal </w:t>
-      </w:r>
-      <w:proofErr w:type="spellStart"/>
-      <w:r>
-        <w:rPr>
-          <w:i/>
-          <w:iCs/>
-          <w:lang w:val="de-AT"/>
-        </w:rPr>
-        <w:t>modulates</w:t>
-      </w:r>
-      <w:proofErr w:type="spellEnd"/>
-      <w:r>
-        <w:rPr>
-          <w:i/>
-          <w:iCs/>
-          <w:lang w:val="de-AT"/>
-        </w:rPr>
-        <w:t xml:space="preserve"> </w:t>
-      </w:r>
-      <w:proofErr w:type="spellStart"/>
-      <w:r>
-        <w:rPr>
-          <w:i/>
-          <w:iCs/>
-          <w:lang w:val="de-AT"/>
-        </w:rPr>
-        <w:t>the</w:t>
-      </w:r>
-      <w:proofErr w:type="spellEnd"/>
-      <w:r>
-        <w:rPr>
-          <w:i/>
-          <w:iCs/>
-          <w:lang w:val="de-AT"/>
-        </w:rPr>
-        <w:t xml:space="preserve"> </w:t>
-      </w:r>
-      <w:proofErr w:type="spellStart"/>
-      <w:r>
-        <w:rPr>
-          <w:i/>
-          <w:iCs/>
-          <w:lang w:val="de-AT"/>
-        </w:rPr>
-        <w:t>conductivity</w:t>
-      </w:r>
-      <w:proofErr w:type="spellEnd"/>
-      <w:r>
-        <w:rPr>
-          <w:i/>
-          <w:iCs/>
-          <w:lang w:val="de-AT"/>
-        </w:rPr>
-        <w:t xml:space="preserve"> </w:t>
-      </w:r>
-      <w:proofErr w:type="spellStart"/>
-      <w:r>
-        <w:rPr>
-          <w:i/>
-          <w:iCs/>
-          <w:lang w:val="de-AT"/>
-        </w:rPr>
-        <w:t>between</w:t>
-      </w:r>
-      <w:proofErr w:type="spellEnd"/>
-      <w:r>
-        <w:rPr>
-          <w:i/>
-          <w:iCs/>
-          <w:lang w:val="de-AT"/>
-        </w:rPr>
-        <w:t xml:space="preserve"> </w:t>
-      </w:r>
-      <w:proofErr w:type="spellStart"/>
-      <w:r>
-        <w:rPr>
-          <w:i/>
-          <w:iCs/>
-          <w:lang w:val="de-AT"/>
-        </w:rPr>
-        <w:t>the</w:t>
-      </w:r>
-      <w:proofErr w:type="spellEnd"/>
-      <w:r>
-        <w:rPr>
-          <w:i/>
-          <w:iCs/>
-          <w:lang w:val="de-AT"/>
-        </w:rPr>
-        <w:t xml:space="preserve"> source</w:t>
-      </w:r>
-    </w:p>
-    <w:p>
-      <w:pPr>
-        <w:ind w:left="576"/>
-        <w:rPr>
-          <w:i/>
-          <w:iCs/>
-          <w:lang w:val="de-AT"/>
-        </w:rPr>
-      </w:pPr>
-      <w:r>
-        <w:rPr>
-          <w:i/>
-          <w:iCs/>
-          <w:lang w:val="de-AT"/>
-        </w:rPr>
-        <w:t xml:space="preserve">and drain </w:t>
-      </w:r>
-      <w:proofErr w:type="spellStart"/>
-      <w:r>
-        <w:rPr>
-          <w:i/>
-          <w:iCs/>
-          <w:lang w:val="de-AT"/>
-        </w:rPr>
-        <w:t>terminals</w:t>
-      </w:r>
-      <w:proofErr w:type="spellEnd"/>
-      <w:r>
-        <w:rPr>
-          <w:i/>
-          <w:iCs/>
-          <w:lang w:val="de-AT"/>
-        </w:rPr>
-        <w:t xml:space="preserve">. This </w:t>
-      </w:r>
-      <w:proofErr w:type="spellStart"/>
-      <w:r>
-        <w:rPr>
-          <w:i/>
-          <w:iCs/>
-          <w:lang w:val="de-AT"/>
-        </w:rPr>
-        <w:t>creates</w:t>
-      </w:r>
-      <w:proofErr w:type="spellEnd"/>
-      <w:r>
-        <w:rPr>
-          <w:i/>
-          <w:iCs/>
-          <w:lang w:val="de-AT"/>
-        </w:rPr>
-        <w:t xml:space="preserve"> a </w:t>
-      </w:r>
-      <w:proofErr w:type="spellStart"/>
-      <w:r>
-        <w:rPr>
-          <w:i/>
-          <w:iCs/>
-          <w:lang w:val="de-AT"/>
-        </w:rPr>
-        <w:t>channel</w:t>
-      </w:r>
-      <w:proofErr w:type="spellEnd"/>
-      <w:r>
-        <w:rPr>
-          <w:i/>
-          <w:iCs/>
-          <w:lang w:val="de-AT"/>
-        </w:rPr>
-        <w:t xml:space="preserve"> at </w:t>
-      </w:r>
-      <w:proofErr w:type="spellStart"/>
-      <w:r>
-        <w:rPr>
-          <w:i/>
-          <w:iCs/>
-          <w:lang w:val="de-AT"/>
-        </w:rPr>
-        <w:t>the</w:t>
-      </w:r>
-      <w:proofErr w:type="spellEnd"/>
-      <w:r>
-        <w:rPr>
-          <w:i/>
-          <w:iCs/>
-          <w:lang w:val="de-AT"/>
-        </w:rPr>
-        <w:t xml:space="preserve"> </w:t>
-      </w:r>
-      <w:proofErr w:type="spellStart"/>
-      <w:r>
-        <w:rPr>
-          <w:i/>
-          <w:iCs/>
-          <w:lang w:val="de-AT"/>
-        </w:rPr>
-        <w:t>semiconductor-insulator</w:t>
-      </w:r>
-      <w:proofErr w:type="spellEnd"/>
-      <w:r>
-        <w:rPr>
-          <w:i/>
-          <w:iCs/>
-          <w:lang w:val="de-AT"/>
-        </w:rPr>
-        <w:t xml:space="preserve"> interface,</w:t>
-      </w:r>
-    </w:p>
-    <w:p>
-      <w:pPr>
-        <w:ind w:left="576"/>
-        <w:rPr>
-          <w:i/>
-          <w:iCs/>
-          <w:lang w:val="de-AT"/>
-        </w:rPr>
-      </w:pPr>
-      <w:proofErr w:type="spellStart"/>
-      <w:r>
-        <w:rPr>
-          <w:i/>
-          <w:iCs/>
-          <w:lang w:val="de-AT"/>
-        </w:rPr>
-        <w:t>allowing</w:t>
-      </w:r>
-      <w:proofErr w:type="spellEnd"/>
-      <w:r>
-        <w:rPr>
-          <w:i/>
-          <w:iCs/>
-          <w:lang w:val="de-AT"/>
-        </w:rPr>
-        <w:t xml:space="preserve"> </w:t>
-      </w:r>
-      <w:proofErr w:type="spellStart"/>
-      <w:r>
-        <w:rPr>
-          <w:i/>
-          <w:iCs/>
-          <w:lang w:val="de-AT"/>
-        </w:rPr>
-        <w:t>for</w:t>
-      </w:r>
-      <w:proofErr w:type="spellEnd"/>
-      <w:r>
-        <w:rPr>
-          <w:i/>
-          <w:iCs/>
-          <w:lang w:val="de-AT"/>
-        </w:rPr>
-        <w:t xml:space="preserve"> </w:t>
-      </w:r>
-      <w:proofErr w:type="spellStart"/>
-      <w:r>
-        <w:rPr>
-          <w:i/>
-          <w:iCs/>
-          <w:lang w:val="de-AT"/>
-        </w:rPr>
-        <w:t>the</w:t>
-      </w:r>
-      <w:proofErr w:type="spellEnd"/>
-      <w:r>
-        <w:rPr>
-          <w:i/>
-          <w:iCs/>
-          <w:lang w:val="de-AT"/>
-        </w:rPr>
-        <w:t xml:space="preserve"> </w:t>
-      </w:r>
-      <w:proofErr w:type="spellStart"/>
-      <w:r>
-        <w:rPr>
-          <w:i/>
-          <w:iCs/>
-          <w:lang w:val="de-AT"/>
-        </w:rPr>
-        <w:t>switching</w:t>
-      </w:r>
-      <w:proofErr w:type="spellEnd"/>
-      <w:r>
-        <w:rPr>
-          <w:i/>
-          <w:iCs/>
-          <w:lang w:val="de-AT"/>
-        </w:rPr>
-        <w:t xml:space="preserve"> </w:t>
-      </w:r>
-      <w:proofErr w:type="spellStart"/>
-      <w:r>
-        <w:rPr>
-          <w:i/>
-          <w:iCs/>
-          <w:lang w:val="de-AT"/>
-        </w:rPr>
-        <w:t>of</w:t>
-      </w:r>
-      <w:proofErr w:type="spellEnd"/>
-      <w:r>
-        <w:rPr>
-          <w:i/>
-          <w:iCs/>
-          <w:lang w:val="de-AT"/>
-        </w:rPr>
-        <w:t xml:space="preserve"> electronic </w:t>
-      </w:r>
-      <w:proofErr w:type="spellStart"/>
-      <w:r>
-        <w:rPr>
-          <w:i/>
-          <w:iCs/>
-          <w:lang w:val="de-AT"/>
-        </w:rPr>
-        <w:t>signals</w:t>
-      </w:r>
-      <w:proofErr w:type="spellEnd"/>
-      <w:r>
-        <w:rPr>
-          <w:i/>
-          <w:iCs/>
-          <w:lang w:val="de-AT"/>
-        </w:rPr>
-        <w:t xml:space="preserve">, </w:t>
-      </w:r>
-      <w:proofErr w:type="spellStart"/>
-      <w:r>
-        <w:rPr>
-          <w:i/>
-          <w:iCs/>
-          <w:lang w:val="de-AT"/>
-        </w:rPr>
-        <w:t>making</w:t>
-      </w:r>
-      <w:proofErr w:type="spellEnd"/>
-      <w:r>
-        <w:rPr>
-          <w:i/>
-          <w:iCs/>
-          <w:lang w:val="de-AT"/>
-        </w:rPr>
-        <w:t xml:space="preserve"> </w:t>
-      </w:r>
-      <w:proofErr w:type="spellStart"/>
-      <w:r>
-        <w:rPr>
-          <w:i/>
-          <w:iCs/>
-          <w:lang w:val="de-AT"/>
-        </w:rPr>
-        <w:t>them</w:t>
-      </w:r>
-      <w:proofErr w:type="spellEnd"/>
-      <w:r>
-        <w:rPr>
-          <w:i/>
-          <w:iCs/>
-          <w:lang w:val="de-AT"/>
-        </w:rPr>
-        <w:t xml:space="preserve"> essential </w:t>
-      </w:r>
-      <w:proofErr w:type="spellStart"/>
-      <w:r>
-        <w:rPr>
-          <w:i/>
-          <w:iCs/>
-          <w:lang w:val="de-AT"/>
-        </w:rPr>
-        <w:t>to</w:t>
-      </w:r>
-      <w:proofErr w:type="spellEnd"/>
-      <w:r>
-        <w:rPr>
-          <w:i/>
-          <w:iCs/>
-          <w:lang w:val="de-AT"/>
-        </w:rPr>
-        <w:t xml:space="preserve"> </w:t>
-      </w:r>
-      <w:proofErr w:type="spellStart"/>
-      <w:r>
-        <w:rPr>
-          <w:i/>
-          <w:iCs/>
-          <w:lang w:val="de-AT"/>
-        </w:rPr>
-        <w:t>reproduce</w:t>
-      </w:r>
-      <w:proofErr w:type="spellEnd"/>
-      <w:r>
-        <w:rPr>
-          <w:i/>
-          <w:iCs/>
-          <w:lang w:val="de-AT"/>
-        </w:rPr>
-        <w:t xml:space="preserve"> </w:t>
-      </w:r>
-      <w:proofErr w:type="spellStart"/>
-      <w:r>
-        <w:rPr>
-          <w:i/>
-          <w:iCs/>
-          <w:lang w:val="de-AT"/>
-        </w:rPr>
-        <w:t>the</w:t>
-      </w:r>
-      <w:proofErr w:type="spellEnd"/>
-    </w:p>
-    <w:p>
-      <w:pPr>
-        <w:ind w:left="576"/>
-        <w:rPr>
-          <w:i/>
-          <w:iCs/>
-          <w:lang w:val="de-AT"/>
-        </w:rPr>
-      </w:pPr>
-      <w:proofErr w:type="spellStart"/>
-      <w:r>
-        <w:rPr>
-          <w:i/>
-          <w:iCs/>
-          <w:lang w:val="de-AT"/>
-        </w:rPr>
-        <w:t>binary</w:t>
-      </w:r>
-      <w:proofErr w:type="spellEnd"/>
-      <w:r>
-        <w:rPr>
-          <w:i/>
-          <w:iCs/>
-          <w:lang w:val="de-AT"/>
-        </w:rPr>
-        <w:t xml:space="preserve"> </w:t>
-      </w:r>
-      <w:proofErr w:type="spellStart"/>
-      <w:r>
-        <w:rPr>
-          <w:i/>
-          <w:iCs/>
-          <w:lang w:val="de-AT"/>
-        </w:rPr>
-        <w:t>logic</w:t>
-      </w:r>
-      <w:proofErr w:type="spellEnd"/>
-      <w:r>
-        <w:rPr>
-          <w:i/>
-          <w:iCs/>
-          <w:lang w:val="de-AT"/>
-        </w:rPr>
-        <w:t xml:space="preserve"> </w:t>
-      </w:r>
-      <w:proofErr w:type="spellStart"/>
-      <w:r>
-        <w:rPr>
-          <w:i/>
-          <w:iCs/>
-          <w:lang w:val="de-AT"/>
-        </w:rPr>
-        <w:t>necessary</w:t>
-      </w:r>
-      <w:proofErr w:type="spellEnd"/>
-      <w:r>
-        <w:rPr>
-          <w:i/>
-          <w:iCs/>
-          <w:lang w:val="de-AT"/>
-        </w:rPr>
-        <w:t xml:space="preserve"> </w:t>
-      </w:r>
-      <w:proofErr w:type="spellStart"/>
-      <w:r>
-        <w:rPr>
-          <w:i/>
-          <w:iCs/>
-          <w:lang w:val="de-AT"/>
-        </w:rPr>
-        <w:t>for</w:t>
-      </w:r>
-      <w:proofErr w:type="spellEnd"/>
-      <w:r>
-        <w:rPr>
-          <w:i/>
-          <w:iCs/>
-          <w:lang w:val="de-AT"/>
-        </w:rPr>
-        <w:t xml:space="preserve"> </w:t>
-      </w:r>
-      <w:proofErr w:type="spellStart"/>
-      <w:r>
-        <w:rPr>
-          <w:i/>
-          <w:iCs/>
-          <w:lang w:val="de-AT"/>
-        </w:rPr>
-        <w:t>logic</w:t>
-      </w:r>
-      <w:proofErr w:type="spellEnd"/>
-      <w:r>
-        <w:rPr>
-          <w:i/>
-          <w:iCs/>
-          <w:lang w:val="de-AT"/>
-        </w:rPr>
-        <w:t xml:space="preserve"> </w:t>
-      </w:r>
-      <w:proofErr w:type="spellStart"/>
-      <w:r>
-        <w:rPr>
-          <w:i/>
-          <w:iCs/>
-          <w:lang w:val="de-AT"/>
-        </w:rPr>
-        <w:t>gates</w:t>
-      </w:r>
-      <w:proofErr w:type="spellEnd"/>
-      <w:r>
-        <w:rPr>
-          <w:i/>
-          <w:iCs/>
-          <w:lang w:val="de-AT"/>
-        </w:rPr>
-        <w:t xml:space="preserve"> </w:t>
-      </w:r>
-      <w:proofErr w:type="spellStart"/>
-      <w:r>
-        <w:rPr>
-          <w:i/>
-          <w:iCs/>
-          <w:lang w:val="de-AT"/>
-        </w:rPr>
-        <w:t>of</w:t>
-      </w:r>
-      <w:proofErr w:type="spellEnd"/>
-      <w:r>
-        <w:rPr>
-          <w:i/>
-          <w:iCs/>
-          <w:lang w:val="de-AT"/>
-        </w:rPr>
-        <w:t xml:space="preserve"> </w:t>
-      </w:r>
-      <w:proofErr w:type="spellStart"/>
-      <w:r>
-        <w:rPr>
-          <w:i/>
-          <w:iCs/>
-          <w:lang w:val="de-AT"/>
-        </w:rPr>
-        <w:t>computer</w:t>
-      </w:r>
-      <w:proofErr w:type="spellEnd"/>
-      <w:r>
-        <w:rPr>
-          <w:i/>
-          <w:iCs/>
-          <w:lang w:val="de-AT"/>
-        </w:rPr>
-        <w:t xml:space="preserve"> </w:t>
-      </w:r>
-      <w:proofErr w:type="spellStart"/>
-      <w:r>
-        <w:rPr>
-          <w:i/>
-          <w:iCs/>
-          <w:lang w:val="de-AT"/>
-        </w:rPr>
-        <w:t>architectures</w:t>
-      </w:r>
-      <w:proofErr w:type="spellEnd"/>
-      <w:r>
-        <w:rPr>
-          <w:i/>
-          <w:iCs/>
-          <w:lang w:val="de-AT"/>
-        </w:rPr>
-        <w:t xml:space="preserve"> – Quelle 1, Page 1</w:t>
-      </w:r>
-    </w:p>
-    <w:p>
-      <w:pPr>
-        <w:rPr>
-          <w:lang w:val="de-AT"/>
-        </w:rPr>
-      </w:pPr>
-    </w:p>
-    <w:p>
-      <w:pPr>
-        <w:rPr>
-          <w:lang w:val="de-AT"/>
-        </w:rPr>
-      </w:pPr>
-      <w:proofErr w:type="spellStart"/>
-      <w:r>
-        <w:rPr>
-          <w:lang w:val="de-AT"/>
-        </w:rPr>
-        <w:t>Heutztage</w:t>
-      </w:r>
-      <w:proofErr w:type="spellEnd"/>
-      <w:r>
-        <w:rPr>
-          <w:lang w:val="de-AT"/>
-        </w:rPr>
-        <w:t xml:space="preserve"> sind in der </w:t>
-      </w:r>
-      <w:proofErr w:type="spellStart"/>
-      <w:r>
-        <w:rPr>
-          <w:lang w:val="de-AT"/>
-        </w:rPr>
-        <w:t>elektronik</w:t>
-      </w:r>
-      <w:proofErr w:type="spellEnd"/>
-      <w:r>
-        <w:rPr>
-          <w:lang w:val="de-AT"/>
-        </w:rPr>
-        <w:t xml:space="preserve"> </w:t>
-      </w:r>
-      <w:r>
-        <w:rPr>
-          <w:lang w:val="de-AT"/>
-        </w:rPr>
-        <w:t xml:space="preserve">werden </w:t>
-      </w:r>
-      <w:proofErr w:type="spellStart"/>
-      <w:r>
-        <w:rPr>
-          <w:lang w:val="de-AT"/>
-        </w:rPr>
-        <w:t>schalter</w:t>
-      </w:r>
-      <w:proofErr w:type="spellEnd"/>
-      <w:r>
-        <w:rPr>
-          <w:lang w:val="de-AT"/>
-        </w:rPr>
-        <w:t xml:space="preserve"> meist mit Feldeffekttransistoren </w:t>
-      </w:r>
-      <w:proofErr w:type="spellStart"/>
-      <w:r>
-        <w:rPr>
-          <w:lang w:val="de-AT"/>
-        </w:rPr>
-        <w:t>realieseirt</w:t>
-      </w:r>
-      <w:proofErr w:type="spellEnd"/>
-      <w:r>
-        <w:rPr>
-          <w:lang w:val="de-AT"/>
-        </w:rPr>
-        <w:t xml:space="preserve">, diese sind geeignet für hohe </w:t>
-      </w:r>
-      <w:proofErr w:type="spellStart"/>
-      <w:r>
-        <w:rPr>
-          <w:lang w:val="de-AT"/>
-        </w:rPr>
-        <w:t>schaltfrequenzne</w:t>
-      </w:r>
-      <w:proofErr w:type="spellEnd"/>
-      <w:r>
-        <w:rPr>
-          <w:lang w:val="de-AT"/>
-        </w:rPr>
-        <w:t xml:space="preserve"> können kleiner </w:t>
-      </w:r>
-      <w:proofErr w:type="spellStart"/>
-      <w:r>
-        <w:rPr>
-          <w:lang w:val="de-AT"/>
-        </w:rPr>
-        <w:t>hergesetllt</w:t>
-      </w:r>
-      <w:proofErr w:type="spellEnd"/>
-      <w:r>
-        <w:rPr>
-          <w:lang w:val="de-AT"/>
-        </w:rPr>
-        <w:t xml:space="preserve"> und </w:t>
-      </w:r>
-      <w:proofErr w:type="spellStart"/>
-      <w:r>
-        <w:rPr>
-          <w:lang w:val="de-AT"/>
-        </w:rPr>
-        <w:t>zuferlässiger</w:t>
-      </w:r>
-      <w:proofErr w:type="spellEnd"/>
-      <w:r>
-        <w:rPr>
-          <w:lang w:val="de-AT"/>
-        </w:rPr>
-        <w:t xml:space="preserve"> </w:t>
-      </w:r>
-      <w:proofErr w:type="spellStart"/>
-      <w:r>
-        <w:rPr>
-          <w:lang w:val="de-AT"/>
-        </w:rPr>
-        <w:t>desingt</w:t>
-      </w:r>
-      <w:proofErr w:type="spellEnd"/>
-      <w:r>
-        <w:rPr>
-          <w:lang w:val="de-AT"/>
-        </w:rPr>
-        <w:t xml:space="preserve"> </w:t>
-      </w:r>
-      <w:proofErr w:type="spellStart"/>
-      <w:r>
-        <w:rPr>
-          <w:lang w:val="de-AT"/>
-        </w:rPr>
-        <w:t>werdem</w:t>
-      </w:r>
-      <w:proofErr w:type="spellEnd"/>
-      <w:r>
-        <w:rPr>
-          <w:lang w:val="de-AT"/>
-        </w:rPr>
-        <w:t xml:space="preserve">. </w:t>
-      </w:r>
-      <w:r>
-        <w:rPr>
-          <w:lang w:val="de-AT"/>
-        </w:rPr>
-        <w:t xml:space="preserve">Diese nutzen das </w:t>
-      </w:r>
-      <w:proofErr w:type="spellStart"/>
-      <w:r>
-        <w:rPr>
-          <w:lang w:val="de-AT"/>
-        </w:rPr>
-        <w:t>prinzips</w:t>
-      </w:r>
-      <w:proofErr w:type="spellEnd"/>
-      <w:r>
-        <w:rPr>
-          <w:lang w:val="de-AT"/>
-        </w:rPr>
-        <w:t xml:space="preserve"> der elektrischen </w:t>
-      </w:r>
-      <w:proofErr w:type="spellStart"/>
-      <w:r>
-        <w:rPr>
-          <w:lang w:val="de-AT"/>
-        </w:rPr>
-        <w:t>felder</w:t>
-      </w:r>
-      <w:proofErr w:type="spellEnd"/>
-      <w:r>
-        <w:rPr>
-          <w:lang w:val="de-AT"/>
-        </w:rPr>
-        <w:t xml:space="preserve">, durch </w:t>
-      </w:r>
-      <w:proofErr w:type="gramStart"/>
-      <w:r>
-        <w:rPr>
-          <w:lang w:val="de-AT"/>
-        </w:rPr>
-        <w:t xml:space="preserve">das </w:t>
-      </w:r>
-      <w:proofErr w:type="spellStart"/>
-      <w:r>
-        <w:rPr>
-          <w:lang w:val="de-AT"/>
-        </w:rPr>
-        <w:t>anlegen</w:t>
-      </w:r>
-      <w:proofErr w:type="spellEnd"/>
-      <w:proofErr w:type="gramEnd"/>
-      <w:r>
-        <w:rPr>
-          <w:lang w:val="de-AT"/>
-        </w:rPr>
-        <w:t xml:space="preserve"> einer </w:t>
-      </w:r>
-      <w:proofErr w:type="spellStart"/>
-      <w:r>
-        <w:rPr>
-          <w:lang w:val="de-AT"/>
-        </w:rPr>
-        <w:t>spannung</w:t>
-      </w:r>
-      <w:proofErr w:type="spellEnd"/>
-      <w:r>
-        <w:rPr>
-          <w:lang w:val="de-AT"/>
-        </w:rPr>
-        <w:t xml:space="preserve"> am Gate des </w:t>
-      </w:r>
-      <w:proofErr w:type="spellStart"/>
-      <w:r>
-        <w:rPr>
-          <w:lang w:val="de-AT"/>
-        </w:rPr>
-        <w:t>tranisitors</w:t>
-      </w:r>
-      <w:proofErr w:type="spellEnd"/>
-      <w:r>
-        <w:rPr>
-          <w:lang w:val="de-AT"/>
-        </w:rPr>
-        <w:t xml:space="preserve"> wird die breite des leitfähigen </w:t>
-      </w:r>
-      <w:proofErr w:type="spellStart"/>
-      <w:r>
-        <w:rPr>
-          <w:lang w:val="de-AT"/>
-        </w:rPr>
-        <w:t>kanals</w:t>
-      </w:r>
-      <w:proofErr w:type="spellEnd"/>
-      <w:r>
-        <w:rPr>
-          <w:lang w:val="de-AT"/>
-        </w:rPr>
-        <w:t xml:space="preserve"> zwischen den Drain und Source </w:t>
-      </w:r>
-      <w:proofErr w:type="spellStart"/>
-      <w:r>
-        <w:rPr>
-          <w:lang w:val="de-AT"/>
-        </w:rPr>
-        <w:t>anschlüssen</w:t>
-      </w:r>
-      <w:proofErr w:type="spellEnd"/>
-      <w:r>
-        <w:rPr>
-          <w:lang w:val="de-AT"/>
-        </w:rPr>
-        <w:t xml:space="preserve"> moduliert. Durch diese </w:t>
-      </w:r>
-      <w:proofErr w:type="spellStart"/>
-      <w:r>
-        <w:rPr>
-          <w:lang w:val="de-AT"/>
-        </w:rPr>
-        <w:t>gegebenheit</w:t>
-      </w:r>
-      <w:proofErr w:type="spellEnd"/>
-      <w:r>
-        <w:rPr>
-          <w:lang w:val="de-AT"/>
-        </w:rPr>
-        <w:t xml:space="preserve"> sind die </w:t>
-      </w:r>
-      <w:proofErr w:type="spellStart"/>
-      <w:r>
-        <w:rPr>
-          <w:lang w:val="de-AT"/>
-        </w:rPr>
-        <w:t>Feldefekt</w:t>
-      </w:r>
-      <w:proofErr w:type="spellEnd"/>
-      <w:r>
-        <w:rPr>
-          <w:lang w:val="de-AT"/>
-        </w:rPr>
-        <w:t xml:space="preserve"> </w:t>
-      </w:r>
-      <w:proofErr w:type="spellStart"/>
-      <w:r>
-        <w:rPr>
-          <w:lang w:val="de-AT"/>
-        </w:rPr>
-        <w:t>transistoren</w:t>
-      </w:r>
-      <w:proofErr w:type="spellEnd"/>
-      <w:r>
-        <w:rPr>
-          <w:lang w:val="de-AT"/>
-        </w:rPr>
-        <w:t xml:space="preserve"> geeignet als </w:t>
-      </w:r>
-      <w:proofErr w:type="spellStart"/>
-      <w:r>
-        <w:rPr>
-          <w:lang w:val="de-AT"/>
-        </w:rPr>
-        <w:t>elektrischeer</w:t>
-      </w:r>
-      <w:proofErr w:type="spellEnd"/>
-      <w:r>
-        <w:rPr>
-          <w:lang w:val="de-AT"/>
-        </w:rPr>
-        <w:t xml:space="preserve"> </w:t>
-      </w:r>
-      <w:proofErr w:type="spellStart"/>
-      <w:r>
-        <w:rPr>
-          <w:lang w:val="de-AT"/>
-        </w:rPr>
-        <w:t>schalter</w:t>
-      </w:r>
-      <w:proofErr w:type="spellEnd"/>
-      <w:r>
-        <w:rPr>
-          <w:lang w:val="de-AT"/>
-        </w:rPr>
-        <w:t xml:space="preserve"> </w:t>
-      </w:r>
-      <w:proofErr w:type="spellStart"/>
-      <w:r>
-        <w:rPr>
-          <w:lang w:val="de-AT"/>
-        </w:rPr>
-        <w:t>verwedet</w:t>
-      </w:r>
-      <w:proofErr w:type="spellEnd"/>
-      <w:r>
-        <w:rPr>
-          <w:lang w:val="de-AT"/>
-        </w:rPr>
-        <w:t xml:space="preserve"> zu werden. </w:t>
-      </w:r>
-    </w:p>
-    <w:p>
-      <w:pPr>
-        <w:rPr>
-          <w:lang w:val="de-AT"/>
-        </w:rPr>
-      </w:pPr>
-      <w:r>
-        <w:rPr>
-          <w:lang w:val="de-AT"/>
-        </w:rPr>
-        <w:t xml:space="preserve">Die </w:t>
-      </w:r>
-      <w:proofErr w:type="spellStart"/>
-      <w:r>
-        <w:rPr>
-          <w:lang w:val="de-AT"/>
-        </w:rPr>
-        <w:t>Bajeren</w:t>
-      </w:r>
-      <w:proofErr w:type="spellEnd"/>
-      <w:r>
-        <w:rPr>
-          <w:lang w:val="de-AT"/>
-        </w:rPr>
-        <w:t xml:space="preserve"> die der </w:t>
-      </w:r>
-      <w:proofErr w:type="spellStart"/>
-      <w:r>
-        <w:rPr>
-          <w:lang w:val="de-AT"/>
-        </w:rPr>
-        <w:t>entwiklung</w:t>
-      </w:r>
-      <w:proofErr w:type="spellEnd"/>
-      <w:r>
-        <w:rPr>
-          <w:lang w:val="de-AT"/>
-        </w:rPr>
-        <w:t xml:space="preserve"> besserer FETs im </w:t>
-      </w:r>
-      <w:proofErr w:type="spellStart"/>
-      <w:r>
-        <w:rPr>
-          <w:lang w:val="de-AT"/>
-        </w:rPr>
-        <w:t>wege</w:t>
-      </w:r>
-      <w:proofErr w:type="spellEnd"/>
-      <w:r>
-        <w:rPr>
-          <w:lang w:val="de-AT"/>
-        </w:rPr>
-        <w:t xml:space="preserve"> steht ist die </w:t>
-      </w:r>
-      <w:proofErr w:type="spellStart"/>
-      <w:r>
-        <w:rPr>
-          <w:lang w:val="de-AT"/>
-        </w:rPr>
-        <w:t>hersstellung</w:t>
-      </w:r>
-      <w:proofErr w:type="spellEnd"/>
-      <w:r>
-        <w:rPr>
-          <w:lang w:val="de-AT"/>
-        </w:rPr>
-        <w:t xml:space="preserve"> und sind </w:t>
-      </w:r>
-      <w:proofErr w:type="spellStart"/>
-      <w:r>
-        <w:rPr>
-          <w:lang w:val="de-AT"/>
-        </w:rPr>
-        <w:t>parameter</w:t>
-      </w:r>
-      <w:proofErr w:type="spellEnd"/>
-      <w:r>
-        <w:rPr>
-          <w:lang w:val="de-AT"/>
-        </w:rPr>
-        <w:t xml:space="preserve"> wie </w:t>
-      </w:r>
-      <w:proofErr w:type="spellStart"/>
-      <w:r>
-        <w:rPr>
-          <w:lang w:val="de-AT"/>
-        </w:rPr>
-        <w:t>leistungs</w:t>
-      </w:r>
-      <w:proofErr w:type="spellEnd"/>
-      <w:r>
-        <w:rPr>
-          <w:lang w:val="de-AT"/>
-        </w:rPr>
-        <w:t xml:space="preserve"> aufnahme als auch </w:t>
-      </w:r>
-      <w:proofErr w:type="spellStart"/>
-      <w:r>
-        <w:rPr>
-          <w:lang w:val="de-AT"/>
-        </w:rPr>
-        <w:t>schaltgeschwindigkeit</w:t>
-      </w:r>
-      <w:proofErr w:type="spellEnd"/>
-      <w:r>
-        <w:rPr>
-          <w:lang w:val="de-AT"/>
-        </w:rPr>
-        <w:t xml:space="preserve">. Diese </w:t>
-      </w:r>
-      <w:proofErr w:type="spellStart"/>
-      <w:r>
-        <w:rPr>
-          <w:lang w:val="de-AT"/>
-        </w:rPr>
-        <w:t>parameter</w:t>
-      </w:r>
-      <w:proofErr w:type="spellEnd"/>
-      <w:r>
-        <w:rPr>
-          <w:lang w:val="de-AT"/>
-        </w:rPr>
-        <w:t xml:space="preserve"> sind </w:t>
-      </w:r>
-      <w:proofErr w:type="spellStart"/>
-      <w:r>
-        <w:rPr>
-          <w:lang w:val="de-AT"/>
-        </w:rPr>
-        <w:t>durhc</w:t>
-      </w:r>
-      <w:proofErr w:type="spellEnd"/>
-      <w:r>
-        <w:rPr>
-          <w:lang w:val="de-AT"/>
-        </w:rPr>
-        <w:t xml:space="preserve"> die </w:t>
-      </w:r>
-      <w:proofErr w:type="spellStart"/>
-      <w:r>
-        <w:rPr>
-          <w:lang w:val="de-AT"/>
-        </w:rPr>
-        <w:t>herstellung</w:t>
-      </w:r>
-      <w:proofErr w:type="spellEnd"/>
-      <w:r>
-        <w:rPr>
-          <w:lang w:val="de-AT"/>
-        </w:rPr>
-        <w:t xml:space="preserve"> bestimmt und die defekte die bei dieser </w:t>
-      </w:r>
-      <w:proofErr w:type="spellStart"/>
-      <w:r>
-        <w:rPr>
-          <w:lang w:val="de-AT"/>
-        </w:rPr>
-        <w:t>entsthen</w:t>
-      </w:r>
-      <w:proofErr w:type="spellEnd"/>
-      <w:r>
-        <w:rPr>
-          <w:lang w:val="de-AT"/>
-        </w:rPr>
-        <w:t xml:space="preserve">. </w:t>
-      </w:r>
-      <w:proofErr w:type="spellStart"/>
-      <w:r>
-        <w:rPr>
-          <w:lang w:val="de-AT"/>
-        </w:rPr>
-        <w:t>Mosfets</w:t>
-      </w:r>
-      <w:proofErr w:type="spellEnd"/>
-      <w:r>
-        <w:rPr>
-          <w:lang w:val="de-AT"/>
-        </w:rPr>
-        <w:t xml:space="preserve"> werden aus </w:t>
-      </w:r>
-      <w:proofErr w:type="spellStart"/>
-      <w:r>
-        <w:rPr>
-          <w:lang w:val="de-AT"/>
-        </w:rPr>
-        <w:t>verscheidenen</w:t>
-      </w:r>
-      <w:proofErr w:type="spellEnd"/>
-      <w:r>
-        <w:rPr>
-          <w:lang w:val="de-AT"/>
-        </w:rPr>
-        <w:t xml:space="preserve"> sichten aufgebaut, da dies wie nicht in der </w:t>
-      </w:r>
-      <w:proofErr w:type="spellStart"/>
-      <w:r>
-        <w:rPr>
-          <w:lang w:val="de-AT"/>
-        </w:rPr>
-        <w:t>tehckink</w:t>
-      </w:r>
-      <w:proofErr w:type="spellEnd"/>
-      <w:r>
-        <w:rPr>
-          <w:lang w:val="de-AT"/>
-        </w:rPr>
-        <w:t xml:space="preserve"> perfekt vor sich geht entstehen defekte zwischen den </w:t>
-      </w:r>
-      <w:proofErr w:type="spellStart"/>
-      <w:r>
-        <w:rPr>
-          <w:lang w:val="de-AT"/>
-        </w:rPr>
-        <w:t>verscheidenen</w:t>
-      </w:r>
-      <w:proofErr w:type="spellEnd"/>
-      <w:r>
-        <w:rPr>
-          <w:lang w:val="de-AT"/>
-        </w:rPr>
-        <w:t xml:space="preserve"> schichten als auch in den einzelnen schichten.</w:t>
-      </w:r>
-      <w:r>
-        <w:rPr>
-          <w:lang w:val="de-AT"/>
-        </w:rPr>
-        <w:t xml:space="preserve"> Diese defekte in der </w:t>
-      </w:r>
-      <w:proofErr w:type="spellStart"/>
-      <w:r>
-        <w:rPr>
-          <w:lang w:val="de-AT"/>
-        </w:rPr>
-        <w:t>silitium</w:t>
-      </w:r>
-      <w:proofErr w:type="spellEnd"/>
-      <w:r>
-        <w:rPr>
-          <w:lang w:val="de-AT"/>
-        </w:rPr>
-        <w:t xml:space="preserve"> </w:t>
-      </w:r>
-      <w:proofErr w:type="spellStart"/>
-      <w:r>
-        <w:rPr>
-          <w:lang w:val="de-AT"/>
-        </w:rPr>
-        <w:t>kristall</w:t>
-      </w:r>
-      <w:proofErr w:type="spellEnd"/>
-      <w:r>
-        <w:rPr>
-          <w:lang w:val="de-AT"/>
-        </w:rPr>
-        <w:t xml:space="preserve"> </w:t>
-      </w:r>
-      <w:proofErr w:type="spellStart"/>
-      <w:r>
-        <w:rPr>
-          <w:lang w:val="de-AT"/>
-        </w:rPr>
-        <w:t>struktur</w:t>
-      </w:r>
-      <w:proofErr w:type="spellEnd"/>
-      <w:r>
-        <w:rPr>
-          <w:lang w:val="de-AT"/>
-        </w:rPr>
-        <w:t xml:space="preserve"> können die </w:t>
-      </w:r>
-      <w:proofErr w:type="spellStart"/>
-      <w:r>
-        <w:rPr>
-          <w:lang w:val="de-AT"/>
-        </w:rPr>
-        <w:t>eigenschaften</w:t>
-      </w:r>
-      <w:proofErr w:type="spellEnd"/>
-      <w:r>
-        <w:rPr>
-          <w:lang w:val="de-AT"/>
-        </w:rPr>
-        <w:t xml:space="preserve"> der </w:t>
-      </w:r>
-      <w:proofErr w:type="spellStart"/>
-      <w:r>
-        <w:rPr>
-          <w:lang w:val="de-AT"/>
-        </w:rPr>
-        <w:t>halbleiter</w:t>
-      </w:r>
-      <w:proofErr w:type="spellEnd"/>
-      <w:r>
-        <w:rPr>
-          <w:lang w:val="de-AT"/>
-        </w:rPr>
-        <w:t xml:space="preserve"> </w:t>
-      </w:r>
-      <w:proofErr w:type="spellStart"/>
-      <w:r>
-        <w:rPr>
-          <w:lang w:val="de-AT"/>
-        </w:rPr>
-        <w:t>veerändern</w:t>
-      </w:r>
-      <w:proofErr w:type="spellEnd"/>
-      <w:r>
-        <w:rPr>
-          <w:lang w:val="de-AT"/>
-        </w:rPr>
-        <w:t xml:space="preserve">, das elektrische </w:t>
-      </w:r>
-      <w:proofErr w:type="spellStart"/>
-      <w:r>
-        <w:rPr>
-          <w:lang w:val="de-AT"/>
-        </w:rPr>
-        <w:t>feld</w:t>
-      </w:r>
-      <w:proofErr w:type="spellEnd"/>
-      <w:r>
-        <w:rPr>
-          <w:lang w:val="de-AT"/>
-        </w:rPr>
-        <w:t xml:space="preserve"> des </w:t>
-      </w:r>
-      <w:proofErr w:type="spellStart"/>
-      <w:r>
-        <w:rPr>
-          <w:lang w:val="de-AT"/>
-        </w:rPr>
-        <w:t>matall</w:t>
-      </w:r>
-      <w:proofErr w:type="spellEnd"/>
-      <w:r>
-        <w:rPr>
-          <w:lang w:val="de-AT"/>
-        </w:rPr>
-        <w:t xml:space="preserve"> </w:t>
-      </w:r>
-      <w:proofErr w:type="spellStart"/>
-      <w:r>
-        <w:rPr>
-          <w:lang w:val="de-AT"/>
-        </w:rPr>
-        <w:t>gates</w:t>
-      </w:r>
-      <w:proofErr w:type="spellEnd"/>
-      <w:r>
-        <w:rPr>
-          <w:lang w:val="de-AT"/>
-        </w:rPr>
-        <w:t xml:space="preserve">, indem defekte </w:t>
-      </w:r>
-      <w:proofErr w:type="spellStart"/>
-      <w:r>
-        <w:rPr>
-          <w:lang w:val="de-AT"/>
-        </w:rPr>
-        <w:t>ladungsträger</w:t>
-      </w:r>
-      <w:proofErr w:type="spellEnd"/>
-      <w:r>
-        <w:rPr>
-          <w:lang w:val="de-AT"/>
-        </w:rPr>
-        <w:t xml:space="preserve"> aufnehmen können als auch abgeben können. Durch das aufnehmen kann sich </w:t>
-      </w:r>
-    </w:p>
-    <w:p>
-      <w:pPr>
-        <w:rPr>
-          <w:lang w:val="de-AT"/>
-        </w:rPr>
-      </w:pPr>
-    </w:p>
-    <w:p>
-      <w:pPr>
-        <w:rPr>
-          <w:lang w:val="de-AT"/>
-        </w:rPr>
       </w:pPr>
     </w:p>
     <w:p>
       <w:pPr>
         <w:pStyle w:val="berschrift1"/>
       </w:pPr>
-      <w:bookmarkStart w:id="0" w:name="_Toc524250387"/>
-      <w:r>
-        <w:t>Titel – Übung</w:t>
-      </w:r>
-      <w:r>
-        <w:t>saufgabe</w:t>
-      </w:r>
-      <w:r>
-        <w:t xml:space="preserve"> 1</w:t>
-      </w:r>
-      <w:bookmarkEnd w:id="0"/>
+      <w:r>
+        <w:t>Grundlage der MOSFET Vermessung</w:t>
+      </w:r>
     </w:p>
     <w:p>
       <w:pPr>
@@ -4956,44 +2200,62 @@
           <w:szCs w:val="26"/>
         </w:rPr>
       </w:pPr>
-      <w:bookmarkStart w:id="1" w:name="_Toc524250388"/>
       <w:r>
         <w:rPr>
           <w:b w:val="0"/>
           <w:sz w:val="26"/>
           <w:szCs w:val="26"/>
         </w:rPr>
-        <w:t>Aufgabenstellung</w:t>
-      </w:r>
-      <w:bookmarkEnd w:id="1"/>
-    </w:p>
-    <w:p>
-      <w:pPr>
-        <w:rPr>
-          <w:rFonts w:eastAsia="TimesNewRomanPSMT"/>
-          <w:i/>
-        </w:rPr>
-      </w:pPr>
-      <w:r>
-        <w:rPr>
-          <w:rFonts w:eastAsia="TimesNewRomanPSMT"/>
-          <w:i/>
-        </w:rPr>
-        <w:t>(Gegeben ist, Gesucht ist, als Text</w:t>
-      </w:r>
-      <w:r>
-        <w:rPr>
-          <w:rFonts w:eastAsia="TimesNewRomanPSMT"/>
-          <w:i/>
-        </w:rPr>
-        <w:t xml:space="preserve"> angeben</w:t>
-      </w:r>
-      <w:r>
-        <w:rPr>
-          <w:rFonts w:eastAsia="TimesNewRomanPSMT"/>
-          <w:i/>
-        </w:rPr>
-        <w:t>)</w:t>
+        <w:t>MOSFET Parameter</w:t>
+      </w:r>
+    </w:p>
+    <w:p>
+      <w:pPr>
+        <w:rPr>
+          <w:rFonts w:eastAsia="TimesNewRomanPSMT"/>
+        </w:rPr>
+      </w:pPr>
+      <w:r>
+        <w:rPr>
+          <w:rFonts w:eastAsia="TimesNewRomanPSMT"/>
+        </w:rPr>
+        <w:t xml:space="preserve">Parameter eines FET können durch </w:t>
+      </w:r>
+      <w:r>
+        <w:rPr>
+          <w:rFonts w:eastAsia="TimesNewRomanPSMT"/>
+        </w:rPr>
+        <w:t>alterung ändern, durch dasändern kann in exctrenem alterung auch zu vollem versgen des bauteiles kommen z.b. Durchbruch des Gate isulators</w:t>
+      </w:r>
+      <w:r>
+        <w:rPr>
+          <w:rFonts w:eastAsia="TimesNewRomanPSMT"/>
+        </w:rPr>
+        <w:t xml:space="preserve">, nicht vostendiges leitend werden durch verschiebung der </w:t>
+      </w:r>
+      <w:r>
+        <w:rPr>
+          <w:rFonts w:eastAsia="TimesNewRomanPSMT"/>
+        </w:rPr>
+        <w:t xml:space="preserve">VTH. Die relevanten Parameter der Angepeilten messungen ist die </w:t>
+      </w:r>
+      <w:r>
+        <w:rPr>
+          <w:rFonts w:eastAsia="TimesNewRomanPSMT"/>
+        </w:rPr>
+        <w:t xml:space="preserve">IDVG, </w:t>
+      </w:r>
+      <w:r>
+        <w:rPr>
+          <w:rFonts w:eastAsia="TimesNewRomanPSMT"/>
+        </w:rPr>
+        <w:t>VTH</w:t>
+      </w:r>
+      <w:r>
+        <w:rPr>
+          <w:rFonts w:eastAsia="TimesNewRomanPSMT"/>
+        </w:rPr>
+        <w:t>, RDS, das RTN und deren verschiebung bei einem MSM verfahren.</w:t>
       </w:r>
     </w:p>
     <w:p>
@@ -5006,7 +2268,6 @@
           <w:szCs w:val="26"/>
         </w:rPr>
       </w:pPr>
-      <w:bookmarkStart w:id="2" w:name="_Toc524250389"/>
       <w:r>
         <w:rPr>
           <w:rFonts w:eastAsia="TimesNewRomanPSMT" w:cs="TimesNewRomanPSMT"/>
@@ -5014,52 +2275,430 @@
           <w:sz w:val="26"/>
           <w:szCs w:val="26"/>
         </w:rPr>
-        <w:t>Berechnung</w:t>
-      </w:r>
-      <w:bookmarkEnd w:id="2"/>
-    </w:p>
-    <w:p>
-      <w:pPr>
-        <w:rPr>
-          <w:rFonts w:eastAsia="TimesNewRomanPSMT"/>
-          <w:i/>
-        </w:rPr>
-      </w:pPr>
-      <w:r>
-        <w:rPr>
-          <w:rFonts w:eastAsia="TimesNewRomanPSMT"/>
-          <w:i/>
-        </w:rPr>
-        <w:t>(Dimensionierung</w:t>
-      </w:r>
-      <w:r>
-        <w:rPr>
-          <w:rFonts w:eastAsia="TimesNewRomanPSMT"/>
-          <w:i/>
-        </w:rPr>
-        <w:t>/Berechnung Schaltung</w:t>
-      </w:r>
-      <w:r>
-        <w:rPr>
-          <w:rFonts w:eastAsia="TimesNewRomanPSMT"/>
-          <w:i/>
-        </w:rPr>
-        <w:t xml:space="preserve">, </w:t>
-      </w:r>
-      <w:r>
-        <w:rPr>
-          <w:rFonts w:eastAsia="TimesNewRomanPSMT"/>
-          <w:i/>
-        </w:rPr>
-        <w:t xml:space="preserve">Simulationen, </w:t>
-      </w:r>
-      <w:r>
-        <w:rPr>
-          <w:rFonts w:eastAsia="TimesNewRomanPSMT"/>
-          <w:i/>
-        </w:rPr>
-        <w:t>Messbereichsabschätzungen)</w:t>
-      </w:r>
+        <w:t>Messung von MOSFET Parameter</w:t>
+      </w:r>
+    </w:p>
+    <w:p>
+      <w:r>
+        <w:t xml:space="preserve">Das bestimmen der genannten parameter ist </w:t>
+      </w:r>
+      <w:r>
+        <w:t xml:space="preserve">möglich über das einstellen </w:t>
+      </w:r>
+      <w:r>
+        <w:t>der Drain und Gate spannung und dem messen des resultierenden Drain Source Stromes.</w:t>
+      </w:r>
+    </w:p>
+    <w:p>
+      <w:r>
+        <w:t>Eine IDVG kann erstellt werden indem eine fixe Drain spannung am DUT angelegt wird und die gate spannung variiert wird und der Drain Source Current aufgezeichnet wird.</w:t>
+      </w:r>
+    </w:p>
+    <w:p>
+      <w:r>
+        <w:t xml:space="preserve">Die VTH kann bestimmt werden durch die analyse einer IDVG. </w:t>
+      </w:r>
+    </w:p>
+    <w:p>
+      <w:r>
+        <w:t xml:space="preserve">Der RDS kann </w:t>
+      </w:r>
+      <w:r>
+        <w:t>durch die steigung der kennlienen in einem Ausgagngskannlienen feld bestimmt werden.</w:t>
+      </w:r>
+    </w:p>
+    <w:p>
+      <w:r>
+        <w:lastRenderedPageBreak/>
+        <w:t>Ein Ausgangskannlinenfeld kann erstellt werden durch das anlegen einer bestimmten Gate spannung und dem variieren der Drain spannung und der aufzeichung des</w:t>
+      </w:r>
+      <w:r>
+        <w:t xml:space="preserve"> Drain Source Currents. </w:t>
+      </w:r>
+    </w:p>
+    <w:p>
+      <w:r>
+        <w:t>RTN kann analysiert werden durch das anlegen einer Gate spannung biss ein gewünschter drain source current erreicht ist, dieser wird über die gesamnmte messung fix gehalten. Bei dieser messung sind absulute source current werte nicht im haupt fokus sondern der unterschied zwischen den strom nivos des stromes bei einem absorbierten als auch emitierten lkadungsrträger.</w:t>
+      </w:r>
+    </w:p>
+    <w:p/>
+    <w:p>
+      <w:pPr>
+        <w:pStyle w:val="berschrift2"/>
+      </w:pPr>
+      <w:r>
+        <w:t>Messungsaufbau</w:t>
+      </w:r>
+    </w:p>
+    <w:p>
+      <w:r>
+        <w:t>Das messen des drain Source Current würde auf mehrere weisen funktionieren</w:t>
+      </w:r>
+      <w:r>
+        <w:t>, mithilfe von jall sensoren, einer OPV Intehratorschaltung, einem schalt wiederstand und den spannungsabfall andiesem allerdings bieten diese möglichzeiten nachteile wenn es entweder un den nano Ampereberichcj hejt oder in der sample grequenz. Ein hallsensor bietet nicht die nötige auflösing bei nano Ampere und kann zustag von aiseren einflussen beeinflusst werden. ein OPV intehrator schaltkeis bietet die nötige auflösung in nA bereich doch biestet nicht eine braicjbare sample frequenz. Bei einem Schant wiederstand wird der spannungs abfall gemessen dich dieser verschiebt je nach source current die Drain source soannung dieses musste kommpensiert werden denn dies w</w:t>
+      </w:r>
+      <w:r>
+        <w:t xml:space="preserve">ürde wie eine strom gegenkoppplung wirken. </w:t>
+      </w:r>
+    </w:p>
+    <w:p>
+      <w:r>
+        <w:t>Eine schaltunf die offt für nano amperströme verwendet wird, im bezug auf das verstärken von photodioden, ein Tranzimpedanz wadler. Dieser misst den spannungsabfall über einenhohen feadbackwiederstand.</w:t>
+      </w:r>
+    </w:p>
+    <w:p>
+      <w:r>
+        <w:t>I = 1nA</w:t>
+      </w:r>
+    </w:p>
+    <w:p>
+      <w:r>
+        <w:t>R = 1GOhm</w:t>
+      </w:r>
+    </w:p>
+    <w:p>
+      <m:oMathPara>
+        <m:oMath>
+          <m:r>
+            <w:rPr>
+              <w:rFonts w:ascii="Cambria Math" w:hAnsi="Cambria Math"/>
+            </w:rPr>
+            <m:t>U=R*I=</m:t>
+          </m:r>
+          <m:sSup>
+            <m:sSupPr>
+              <m:ctrlPr>
+                <w:rPr>
+                  <w:rFonts w:ascii="Cambria Math" w:hAnsi="Cambria Math"/>
+                  <w:i/>
+                </w:rPr>
+              </m:ctrlPr>
+            </m:sSupPr>
+            <m:e>
+              <m:r>
+                <w:rPr>
+                  <w:rFonts w:ascii="Cambria Math" w:hAnsi="Cambria Math"/>
+                </w:rPr>
+                <m:t>10</m:t>
+              </m:r>
+            </m:e>
+            <m:sup>
+              <m:r>
+                <w:rPr>
+                  <w:rFonts w:ascii="Cambria Math" w:hAnsi="Cambria Math"/>
+                </w:rPr>
+                <m:t>+12</m:t>
+              </m:r>
+            </m:sup>
+          </m:sSup>
+          <m:r>
+            <w:rPr>
+              <w:rFonts w:ascii="Cambria Math" w:hAnsi="Cambria Math"/>
+            </w:rPr>
+            <m:t>*</m:t>
+          </m:r>
+          <m:sSup>
+            <m:sSupPr>
+              <m:ctrlPr>
+                <w:rPr>
+                  <w:rFonts w:ascii="Cambria Math" w:hAnsi="Cambria Math"/>
+                  <w:i/>
+                </w:rPr>
+              </m:ctrlPr>
+            </m:sSupPr>
+            <m:e>
+              <m:r>
+                <w:rPr>
+                  <w:rFonts w:ascii="Cambria Math" w:hAnsi="Cambria Math"/>
+                </w:rPr>
+                <m:t>10</m:t>
+              </m:r>
+            </m:e>
+            <m:sup>
+              <m:r>
+                <w:rPr>
+                  <w:rFonts w:ascii="Cambria Math" w:hAnsi="Cambria Math"/>
+                </w:rPr>
+                <m:t>-12</m:t>
+              </m:r>
+            </m:sup>
+          </m:sSup>
+          <m:r>
+            <w:rPr>
+              <w:rFonts w:ascii="Cambria Math" w:hAnsi="Cambria Math"/>
+            </w:rPr>
+            <m:t>=1V</m:t>
+          </m:r>
+        </m:oMath>
+      </m:oMathPara>
+    </w:p>
+    <w:p>
+      <w:r>
+        <w:t>Diese Schaltung bietet unter den richtigen bedingungen eine hohe samplerate, bis zu mehrerren kHz. Eines der größeren probleme ist unterandeerem die Granz als auch polefrquenzen und das thermische rauschen des Feadback wiederstandes begrenst die auflösung der schaltung.</w:t>
+      </w:r>
+    </w:p>
+    <w:p>
+      <w:pPr>
+        <w:pStyle w:val="berschrift3"/>
+      </w:pPr>
+      <w:r>
+        <w:t>Grenzfrequenz</w:t>
+      </w:r>
+    </w:p>
+    <w:p>
+      <w:pPr>
+        <w:pStyle w:val="berschrift3"/>
+      </w:pPr>
+      <w:r>
+        <w:t>Thermisches Rauschen</w:t>
+      </w:r>
+    </w:p>
+    <w:p>
+      <w:r>
+        <w:t>Dieses Rauschen ensteht durch die inenntemperatur eines leiters und damit die bewegung von ladungsträgern in einem Leiter.</w:t>
+      </w:r>
+    </w:p>
+    <w:p>
+      <m:oMathPara>
+        <m:oMath>
+          <m:sSub>
+            <m:sSubPr>
+              <m:ctrlPr>
+                <w:rPr>
+                  <w:rFonts w:ascii="Cambria Math" w:hAnsi="Cambria Math"/>
+                  <w:i/>
+                </w:rPr>
+              </m:ctrlPr>
+            </m:sSubPr>
+            <m:e>
+              <m:r>
+                <w:rPr>
+                  <w:rFonts w:ascii="Cambria Math" w:hAnsi="Cambria Math"/>
+                </w:rPr>
+                <m:t>e</m:t>
+              </m:r>
+            </m:e>
+            <m:sub>
+              <m:r>
+                <w:rPr>
+                  <w:rFonts w:ascii="Cambria Math" w:hAnsi="Cambria Math"/>
+                </w:rPr>
+                <m:t>n</m:t>
+              </m:r>
+            </m:sub>
+          </m:sSub>
+          <m:r>
+            <w:rPr>
+              <w:rFonts w:ascii="Cambria Math" w:hAnsi="Cambria Math"/>
+            </w:rPr>
+            <m:t>=</m:t>
+          </m:r>
+          <m:rad>
+            <m:radPr>
+              <m:degHide m:val="1"/>
+              <m:ctrlPr>
+                <w:rPr>
+                  <w:rFonts w:ascii="Cambria Math" w:hAnsi="Cambria Math"/>
+                  <w:i/>
+                </w:rPr>
+              </m:ctrlPr>
+            </m:radPr>
+            <m:deg/>
+            <m:e>
+              <m:r>
+                <w:rPr>
+                  <w:rFonts w:ascii="Cambria Math" w:hAnsi="Cambria Math"/>
+                </w:rPr>
+                <m:t>4*k*T*</m:t>
+              </m:r>
+              <m:sSub>
+                <m:sSubPr>
+                  <m:ctrlPr>
+                    <w:rPr>
+                      <w:rFonts w:ascii="Cambria Math" w:hAnsi="Cambria Math"/>
+                      <w:i/>
+                    </w:rPr>
+                  </m:ctrlPr>
+                </m:sSubPr>
+                <m:e>
+                  <m:r>
+                    <w:rPr>
+                      <w:rFonts w:ascii="Cambria Math" w:hAnsi="Cambria Math"/>
+                    </w:rPr>
+                    <m:t>R</m:t>
+                  </m:r>
+                </m:e>
+                <m:sub>
+                  <m:r>
+                    <w:rPr>
+                      <w:rFonts w:ascii="Cambria Math" w:hAnsi="Cambria Math"/>
+                    </w:rPr>
+                    <m:t>f</m:t>
+                  </m:r>
+                </m:sub>
+              </m:sSub>
+            </m:e>
+          </m:rad>
+        </m:oMath>
+      </m:oMathPara>
+    </w:p>
+    <w:p>
+      <w:pPr>
+        <w:rPr>
+          <w:vertAlign w:val="superscript"/>
+        </w:rPr>
+      </w:pPr>
+      <w:r>
+        <w:t xml:space="preserve">k Bolzmankonstante = </w:t>
+      </w:r>
+      <w:r>
+        <w:t>1.380649×10</w:t>
+      </w:r>
+      <w:r>
+        <w:rPr>
+          <w:vertAlign w:val="superscript"/>
+        </w:rPr>
+        <w:t>−23</w:t>
+      </w:r>
+      <w:r>
+        <w:t> J</w:t>
+      </w:r>
+      <w:r>
+        <w:rPr>
+          <w:rFonts w:ascii="Cambria Math" w:hAnsi="Cambria Math" w:cs="Cambria Math"/>
+        </w:rPr>
+        <w:t>⋅</w:t>
+      </w:r>
+      <w:r>
+        <w:t>K</w:t>
+      </w:r>
+      <w:r>
+        <w:rPr>
+          <w:vertAlign w:val="superscript"/>
+        </w:rPr>
+        <w:t>−1</w:t>
+      </w:r>
+    </w:p>
+    <w:p>
+      <w:r>
+        <w:t>T die Temperatur in Kelvin</w:t>
+      </w:r>
+    </w:p>
+    <w:p>
+      <w:r>
+        <w:t>R der wert des Wiederstands</w:t>
+      </w:r>
+    </w:p>
+    <w:p/>
+    <w:p>
+      <w:r>
+        <w:t>Diese Formel bedeutet das ein wärmerer als auch grösererwiederstand mehr rasuchen. Dies kann umgerechnet werden von Spannungsrasuchen zu Stromrauschen.</w:t>
+      </w:r>
+    </w:p>
+    <w:p/>
+    <w:p>
+      <m:oMathPara>
+        <m:oMath>
+          <m:sSub>
+            <m:sSubPr>
+              <m:ctrlPr>
+                <w:rPr>
+                  <w:rFonts w:ascii="Cambria Math" w:hAnsi="Cambria Math"/>
+                  <w:i/>
+                </w:rPr>
+              </m:ctrlPr>
+            </m:sSubPr>
+            <m:e>
+              <m:r>
+                <w:rPr>
+                  <w:rFonts w:ascii="Cambria Math" w:hAnsi="Cambria Math"/>
+                </w:rPr>
+                <m:t>i</m:t>
+              </m:r>
+            </m:e>
+            <m:sub>
+              <m:r>
+                <w:rPr>
+                  <w:rFonts w:ascii="Cambria Math" w:hAnsi="Cambria Math"/>
+                </w:rPr>
+                <m:t>n</m:t>
+              </m:r>
+            </m:sub>
+          </m:sSub>
+          <m:r>
+            <w:rPr>
+              <w:rFonts w:ascii="Cambria Math" w:hAnsi="Cambria Math"/>
+            </w:rPr>
+            <m:t xml:space="preserve">= </m:t>
+          </m:r>
+          <m:f>
+            <m:fPr>
+              <m:ctrlPr>
+                <w:rPr>
+                  <w:rFonts w:ascii="Cambria Math" w:hAnsi="Cambria Math"/>
+                  <w:i/>
+                </w:rPr>
+              </m:ctrlPr>
+            </m:fPr>
+            <m:num>
+              <m:sSub>
+                <m:sSubPr>
+                  <m:ctrlPr>
+                    <w:rPr>
+                      <w:rFonts w:ascii="Cambria Math" w:hAnsi="Cambria Math"/>
+                      <w:i/>
+                    </w:rPr>
+                  </m:ctrlPr>
+                </m:sSubPr>
+                <m:e>
+                  <m:r>
+                    <w:rPr>
+                      <w:rFonts w:ascii="Cambria Math" w:hAnsi="Cambria Math"/>
+                    </w:rPr>
+                    <m:t>e</m:t>
+                  </m:r>
+                </m:e>
+                <m:sub>
+                  <m:r>
+                    <w:rPr>
+                      <w:rFonts w:ascii="Cambria Math" w:hAnsi="Cambria Math"/>
+                    </w:rPr>
+                    <m:t>n</m:t>
+                  </m:r>
+                </m:sub>
+              </m:sSub>
+            </m:num>
+            <m:den>
+              <m:sSub>
+                <m:sSubPr>
+                  <m:ctrlPr>
+                    <w:rPr>
+                      <w:rFonts w:ascii="Cambria Math" w:hAnsi="Cambria Math"/>
+                      <w:i/>
+                    </w:rPr>
+                  </m:ctrlPr>
+                </m:sSubPr>
+                <m:e>
+                  <m:r>
+                    <w:rPr>
+                      <w:rFonts w:ascii="Cambria Math" w:hAnsi="Cambria Math"/>
+                    </w:rPr>
+                    <m:t>R</m:t>
+                  </m:r>
+                </m:e>
+                <m:sub>
+                  <m:r>
+                    <w:rPr>
+                      <w:rFonts w:ascii="Cambria Math" w:hAnsi="Cambria Math"/>
+                    </w:rPr>
+                    <m:t>f</m:t>
+                  </m:r>
+                </m:sub>
+              </m:sSub>
+            </m:den>
+          </m:f>
+        </m:oMath>
+      </m:oMathPara>
     </w:p>
     <w:p>
       <w:pPr>
@@ -5071,7 +2710,7 @@
           <w:szCs w:val="26"/>
         </w:rPr>
       </w:pPr>
-      <w:bookmarkStart w:id="3" w:name="_Toc524250390"/>
+      <w:bookmarkStart w:id="0" w:name="_Toc524250390"/>
       <w:r>
         <w:rPr>
           <w:rFonts w:eastAsia="TimesNewRomanPSMT" w:cs="TimesNewRomanPSMT"/>
@@ -5081,7 +2720,7 @@
         </w:rPr>
         <w:t>Messschaltung</w:t>
       </w:r>
-      <w:bookmarkEnd w:id="3"/>
+      <w:bookmarkEnd w:id="0"/>
       <w:r>
         <w:rPr>
           <w:rFonts w:eastAsia="TimesNewRomanPSMT" w:cs="TimesNewRomanPSMT"/>
@@ -5145,7 +2784,7 @@
           <w:szCs w:val="26"/>
         </w:rPr>
       </w:pPr>
-      <w:bookmarkStart w:id="4" w:name="_Toc524250391"/>
+      <w:bookmarkStart w:id="1" w:name="_Toc524250391"/>
       <w:r>
         <w:rPr>
           <w:rFonts w:eastAsia="TimesNewRomanPSMT" w:cs="TimesNewRomanPSMT"/>
@@ -5153,9 +2792,10 @@
           <w:sz w:val="26"/>
           <w:szCs w:val="26"/>
         </w:rPr>
+        <w:lastRenderedPageBreak/>
         <w:t>Messvorgang</w:t>
       </w:r>
-      <w:bookmarkEnd w:id="4"/>
+      <w:bookmarkEnd w:id="1"/>
       <w:r>
         <w:rPr>
           <w:rFonts w:eastAsia="TimesNewRomanPSMT" w:cs="TimesNewRomanPSMT"/>
@@ -5219,7 +2859,7 @@
           <w:szCs w:val="26"/>
         </w:rPr>
       </w:pPr>
-      <w:bookmarkStart w:id="5" w:name="_Toc524250392"/>
+      <w:bookmarkStart w:id="2" w:name="_Toc524250392"/>
       <w:r>
         <w:rPr>
           <w:rFonts w:eastAsia="TimesNewRomanPSMT" w:cs="TimesNewRomanPSMT"/>
@@ -5227,10 +2867,9 @@
           <w:sz w:val="26"/>
           <w:szCs w:val="26"/>
         </w:rPr>
-        <w:lastRenderedPageBreak/>
         <w:t>Messtabelle</w:t>
       </w:r>
-      <w:bookmarkEnd w:id="5"/>
+      <w:bookmarkEnd w:id="2"/>
       <w:r>
         <w:rPr>
           <w:rFonts w:eastAsia="TimesNewRomanPSMT" w:cs="TimesNewRomanPSMT"/>
@@ -5308,7 +2947,7 @@
           <w:szCs w:val="26"/>
         </w:rPr>
       </w:pPr>
-      <w:bookmarkStart w:id="6" w:name="_Toc524250393"/>
+      <w:bookmarkStart w:id="3" w:name="_Toc524250393"/>
       <w:r>
         <w:rPr>
           <w:rFonts w:eastAsia="TimesNewRomanPSMT" w:cs="TimesNewRomanPSMT"/>
@@ -5318,7 +2957,7 @@
         </w:rPr>
         <w:t>Diagramm</w:t>
       </w:r>
-      <w:bookmarkEnd w:id="6"/>
+      <w:bookmarkEnd w:id="3"/>
       <w:r>
         <w:rPr>
           <w:rFonts w:eastAsia="TimesNewRomanPSMT" w:cs="TimesNewRomanPSMT"/>
@@ -5361,7 +3000,7 @@
           <w:szCs w:val="26"/>
         </w:rPr>
       </w:pPr>
-      <w:bookmarkStart w:id="7" w:name="_Toc524250394"/>
+      <w:bookmarkStart w:id="4" w:name="_Toc524250394"/>
       <w:r>
         <w:rPr>
           <w:rFonts w:eastAsia="TimesNewRomanPSMT" w:cs="TimesNewRomanPSMT"/>
@@ -5371,7 +3010,7 @@
         </w:rPr>
         <w:t>Ergebnis</w:t>
       </w:r>
-      <w:bookmarkEnd w:id="7"/>
+      <w:bookmarkEnd w:id="4"/>
       <w:r>
         <w:rPr>
           <w:rFonts w:eastAsia="TimesNewRomanPSMT" w:cs="TimesNewRomanPSMT"/>
@@ -5417,11 +3056,11 @@
       <w:pPr>
         <w:pStyle w:val="berschrift1"/>
       </w:pPr>
-      <w:bookmarkStart w:id="8" w:name="_Toc524250395"/>
+      <w:bookmarkStart w:id="5" w:name="_Toc524250395"/>
       <w:r>
         <w:t>Abschließende Bemerkungen</w:t>
       </w:r>
-      <w:bookmarkEnd w:id="8"/>
+      <w:bookmarkEnd w:id="5"/>
       <w:r>
         <w:t xml:space="preserve"> </w:t>
       </w:r>
@@ -5501,11 +3140,11 @@
       <w:pPr>
         <w:pStyle w:val="berschrift1"/>
       </w:pPr>
-      <w:bookmarkStart w:id="9" w:name="_Toc524250396"/>
+      <w:bookmarkStart w:id="6" w:name="_Toc524250396"/>
       <w:r>
         <w:t>Inventarliste</w:t>
       </w:r>
-      <w:bookmarkEnd w:id="9"/>
+      <w:bookmarkEnd w:id="6"/>
       <w:r>
         <w:t xml:space="preserve"> </w:t>
       </w:r>
@@ -5564,15 +3203,7 @@
           <w:rFonts w:eastAsia="TimesNewRomanPSMT"/>
           <w:i/>
         </w:rPr>
-        <w:t>ie BMKZ der verwendeten Geräte müssen mit den BMKZ in den Messschaltungen übereinstimmen</w:t>
-      </w:r>
-      <w:proofErr w:type="gramStart"/>
-      <w:r>
-        <w:rPr>
-          <w:rFonts w:eastAsia="TimesNewRomanPSMT"/>
-          <w:i/>
-        </w:rPr>
-        <w:t>!</w:t>
+        <w:t>ie BMKZ der verwendeten Geräte müssen mit den BMKZ in den Messschaltungen übereinstimmen!</w:t>
       </w:r>
       <w:r>
         <w:rPr>
@@ -5581,7 +3212,6 @@
         </w:rPr>
         <w:t xml:space="preserve"> )</w:t>
       </w:r>
-      <w:proofErr w:type="gramEnd"/>
     </w:p>
     <w:p>
       <w:pPr>
@@ -5935,7 +3565,6 @@
       </w:rPr>
       <w:t xml:space="preserve">Messung und Analyse von </w:t>
     </w:r>
-    <w:proofErr w:type="spellStart"/>
     <w:r>
       <w:rPr>
         <w:i/>
@@ -5954,7 +3583,6 @@
       </w:rPr>
       <w:t>ttranistoren</w:t>
     </w:r>
-    <w:proofErr w:type="spellEnd"/>
   </w:p>
 </w:hdr>
 </file>
@@ -6963,6 +4591,16 @@
       <w:szCs w:val="32"/>
     </w:rPr>
   </w:style>
+  <w:style w:type="character" w:styleId="Platzhaltertext">
+    <w:name w:val="Placeholder Text"/>
+    <w:basedOn w:val="Absatz-Standardschriftart"/>
+    <w:uiPriority w:val="99"/>
+    <w:semiHidden/>
+    <w:rsid w:val="000118EA"/>
+    <w:rPr>
+      <w:color w:val="666666"/>
+    </w:rPr>
+  </w:style>
 </w:styles>
 </file>
 

--- a/Dokumentation/Diplomarbeit_Template.docx
+++ b/Dokumentation/Diplomarbeit_Template.docx
@@ -2438,6 +2438,291 @@
       </w:r>
     </w:p>
     <w:p>
+      <w:r>
+        <w:rPr>
+          <w:noProof/>
+        </w:rPr>
+        <w:drawing>
+          <wp:inline distT="0" distB="0" distL="0" distR="0" wp14:anchorId="5A322C8E" wp14:editId="315014DF">
+            <wp:extent cx="5567362" cy="2824703"/>
+            <wp:effectExtent l="0" t="0" r="0" b="0"/>
+            <wp:docPr id="1032038831" name="Grafik 4"/>
+            <wp:cNvGraphicFramePr>
+              <a:graphicFrameLocks xmlns:a="http://schemas.openxmlformats.org/drawingml/2006/main" noChangeAspect="1"/>
+            </wp:cNvGraphicFramePr>
+            <a:graphic xmlns:a="http://schemas.openxmlformats.org/drawingml/2006/main">
+              <a:graphicData uri="http://schemas.openxmlformats.org/drawingml/2006/picture">
+                <pic:pic xmlns:pic="http://schemas.openxmlformats.org/drawingml/2006/picture">
+                  <pic:nvPicPr>
+                    <pic:cNvPr id="0" name="Picture 4"/>
+                    <pic:cNvPicPr>
+                      <a:picLocks noChangeAspect="1" noChangeArrowheads="1"/>
+                    </pic:cNvPicPr>
+                  </pic:nvPicPr>
+                  <pic:blipFill rotWithShape="1">
+                    <a:blip r:embed="rId15">
+                      <a:extLst>
+                        <a:ext uri="{28A0092B-C50C-407E-A947-70E740481C1C}">
+                          <a14:useLocalDpi xmlns:a14="http://schemas.microsoft.com/office/drawing/2010/main" val="0"/>
+                        </a:ext>
+                      </a:extLst>
+                    </a:blip>
+                    <a:srcRect l="16621" t="26996" r="44097" b="44590"/>
+                    <a:stretch>
+                      <a:fillRect/>
+                    </a:stretch>
+                  </pic:blipFill>
+                  <pic:spPr bwMode="auto">
+                    <a:xfrm>
+                      <a:off x="0" y="0"/>
+                      <a:ext cx="5576618" cy="2829399"/>
+                    </a:xfrm>
+                    <a:prstGeom prst="rect">
+                      <a:avLst/>
+                    </a:prstGeom>
+                    <a:noFill/>
+                    <a:ln>
+                      <a:noFill/>
+                    </a:ln>
+                    <a:extLst>
+                      <a:ext uri="{53640926-AAD7-44D8-BBD7-CCE9431645EC}">
+                        <a14:shadowObscured xmlns:a14="http://schemas.microsoft.com/office/drawing/2010/main"/>
+                      </a:ext>
+                    </a:extLst>
+                  </pic:spPr>
+                </pic:pic>
+              </a:graphicData>
+            </a:graphic>
+          </wp:inline>
+        </w:drawing>
+      </w:r>
+    </w:p>
+    <w:p>
+      <w:r>
+        <w:t xml:space="preserve">Dies ist der Grobe aufbau um eine Variable Drain und Gate spannung als auch eine messung </w:t>
+      </w:r>
+      <w:r>
+        <w:t>des soruce stromes</w:t>
+      </w:r>
+      <w:r>
+        <w:t xml:space="preserve">. Der I_Sorce fliest gegen ein phantom graund am – port des OPV U1 der OPV versucht diesen strom auszugleichen indem er die ausgagngsspannung am RF solange steigert bis über diesen wiederstand I_Source fliest. CF muss aufgund dieser gegebenheit eine geringe leak current haben um nicht die messung zu beeinflussen, witers begrenst er die frequenz der OPV schaltung, denn bei Tranz impedanz wandlern kann es zum schwingen könnem die die grenzfrequenz </w:t>
+      </w:r>
+      <w:r>
+        <w:lastRenderedPageBreak/>
+        <w:t>zu hoch gewählt wird. Zum schwingen kommt es aufgrund von parasietöten kapazitäten aud der Source seite des MOSFET.</w:t>
+      </w:r>
+    </w:p>
+    <w:p>
+      <w:r>
+        <w:t>Die Verstärkung des TIA lässt sich einfach mit den genannten gegebenheiten berechnen.</w:t>
+      </w:r>
+    </w:p>
+    <w:p>
+      <m:oMathPara>
+        <m:oMath>
+          <m:sSub>
+            <m:sSubPr>
+              <m:ctrlPr>
+                <w:rPr>
+                  <w:rFonts w:ascii="Cambria Math" w:hAnsi="Cambria Math"/>
+                  <w:i/>
+                </w:rPr>
+              </m:ctrlPr>
+            </m:sSubPr>
+            <m:e>
+              <m:r>
+                <w:rPr>
+                  <w:rFonts w:ascii="Cambria Math" w:hAnsi="Cambria Math"/>
+                </w:rPr>
+                <m:t>U</m:t>
+              </m:r>
+            </m:e>
+            <m:sub>
+              <m:r>
+                <w:rPr>
+                  <w:rFonts w:ascii="Cambria Math" w:hAnsi="Cambria Math"/>
+                </w:rPr>
+                <m:t>out</m:t>
+              </m:r>
+            </m:sub>
+          </m:sSub>
+          <m:r>
+            <w:rPr>
+              <w:rFonts w:ascii="Cambria Math" w:hAnsi="Cambria Math"/>
+            </w:rPr>
+            <m:t xml:space="preserve">= </m:t>
+          </m:r>
+          <m:sSub>
+            <m:sSubPr>
+              <m:ctrlPr>
+                <w:rPr>
+                  <w:rFonts w:ascii="Cambria Math" w:hAnsi="Cambria Math"/>
+                  <w:i/>
+                </w:rPr>
+              </m:ctrlPr>
+            </m:sSubPr>
+            <m:e>
+              <m:r>
+                <w:rPr>
+                  <w:rFonts w:ascii="Cambria Math" w:hAnsi="Cambria Math"/>
+                </w:rPr>
+                <m:t>R</m:t>
+              </m:r>
+            </m:e>
+            <m:sub>
+              <m:r>
+                <w:rPr>
+                  <w:rFonts w:ascii="Cambria Math" w:hAnsi="Cambria Math"/>
+                </w:rPr>
+                <m:t>F</m:t>
+              </m:r>
+            </m:sub>
+          </m:sSub>
+          <m:r>
+            <w:rPr>
+              <w:rFonts w:ascii="Cambria Math" w:hAnsi="Cambria Math"/>
+            </w:rPr>
+            <m:t>*</m:t>
+          </m:r>
+          <m:sSub>
+            <m:sSubPr>
+              <m:ctrlPr>
+                <w:rPr>
+                  <w:rFonts w:ascii="Cambria Math" w:hAnsi="Cambria Math"/>
+                  <w:i/>
+                </w:rPr>
+              </m:ctrlPr>
+            </m:sSubPr>
+            <m:e>
+              <m:r>
+                <w:rPr>
+                  <w:rFonts w:ascii="Cambria Math" w:hAnsi="Cambria Math"/>
+                </w:rPr>
+                <m:t>I</m:t>
+              </m:r>
+            </m:e>
+            <m:sub>
+              <m:r>
+                <w:rPr>
+                  <w:rFonts w:ascii="Cambria Math" w:hAnsi="Cambria Math"/>
+                </w:rPr>
+                <m:t>Source</m:t>
+              </m:r>
+            </m:sub>
+          </m:sSub>
+          <m:r>
+            <w:rPr>
+              <w:rFonts w:ascii="Cambria Math" w:hAnsi="Cambria Math"/>
+            </w:rPr>
+            <m:t>→</m:t>
+          </m:r>
+          <m:f>
+            <m:fPr>
+              <m:ctrlPr>
+                <w:rPr>
+                  <w:rFonts w:ascii="Cambria Math" w:hAnsi="Cambria Math"/>
+                  <w:i/>
+                </w:rPr>
+              </m:ctrlPr>
+            </m:fPr>
+            <m:num>
+              <m:sSub>
+                <m:sSubPr>
+                  <m:ctrlPr>
+                    <w:rPr>
+                      <w:rFonts w:ascii="Cambria Math" w:hAnsi="Cambria Math"/>
+                      <w:i/>
+                    </w:rPr>
+                  </m:ctrlPr>
+                </m:sSubPr>
+                <m:e>
+                  <m:r>
+                    <w:rPr>
+                      <w:rFonts w:ascii="Cambria Math" w:hAnsi="Cambria Math"/>
+                    </w:rPr>
+                    <m:t>U</m:t>
+                  </m:r>
+                </m:e>
+                <m:sub>
+                  <m:r>
+                    <w:rPr>
+                      <w:rFonts w:ascii="Cambria Math" w:hAnsi="Cambria Math"/>
+                    </w:rPr>
+                    <m:t>out</m:t>
+                  </m:r>
+                </m:sub>
+              </m:sSub>
+            </m:num>
+            <m:den>
+              <m:sSub>
+                <m:sSubPr>
+                  <m:ctrlPr>
+                    <w:rPr>
+                      <w:rFonts w:ascii="Cambria Math" w:hAnsi="Cambria Math"/>
+                      <w:i/>
+                    </w:rPr>
+                  </m:ctrlPr>
+                </m:sSubPr>
+                <m:e>
+                  <m:r>
+                    <w:rPr>
+                      <w:rFonts w:ascii="Cambria Math" w:hAnsi="Cambria Math"/>
+                    </w:rPr>
+                    <m:t>I</m:t>
+                  </m:r>
+                </m:e>
+                <m:sub>
+                  <m:r>
+                    <w:rPr>
+                      <w:rFonts w:ascii="Cambria Math" w:hAnsi="Cambria Math"/>
+                    </w:rPr>
+                    <m:t>Source</m:t>
+                  </m:r>
+                </m:sub>
+              </m:sSub>
+            </m:den>
+          </m:f>
+          <m:r>
+            <w:rPr>
+              <w:rFonts w:ascii="Cambria Math" w:hAnsi="Cambria Math"/>
+            </w:rPr>
+            <m:t>=</m:t>
+          </m:r>
+          <m:sSub>
+            <m:sSubPr>
+              <m:ctrlPr>
+                <w:rPr>
+                  <w:rFonts w:ascii="Cambria Math" w:hAnsi="Cambria Math"/>
+                  <w:i/>
+                </w:rPr>
+              </m:ctrlPr>
+            </m:sSubPr>
+            <m:e>
+              <m:r>
+                <w:rPr>
+                  <w:rFonts w:ascii="Cambria Math" w:hAnsi="Cambria Math"/>
+                </w:rPr>
+                <m:t>R</m:t>
+              </m:r>
+            </m:e>
+            <m:sub>
+              <m:r>
+                <w:rPr>
+                  <w:rFonts w:ascii="Cambria Math" w:hAnsi="Cambria Math"/>
+                </w:rPr>
+                <m:t>F</m:t>
+              </m:r>
+            </m:sub>
+          </m:sSub>
+        </m:oMath>
+      </m:oMathPara>
+    </w:p>
+    <w:p>
+      <w:r>
+        <w:t>Allerdings ist diese schaltung inverteirend, das bedeutet um von einem ADC verarbeitet zu werden sollte ein wieterer invertierender OPV verwendet werden um einen Positiven zusammenhang zwischen Ausgangsspannung und eingangsstrom ensteht. Der nachgeschaltener OPV sollte auch eine bereichs anpassung vornehmen um den eingangsspannungsbereich des ADC zu berücksichtigen.</w:t>
+      </w:r>
+    </w:p>
+    <w:p>
       <w:pPr>
         <w:pStyle w:val="berschrift3"/>
       </w:pPr>
@@ -2445,6 +2730,7 @@
         <w:t>Grenzfrequenz</w:t>
       </w:r>
     </w:p>
+    <w:p/>
     <w:p>
       <w:pPr>
         <w:pStyle w:val="berschrift3"/>
@@ -2700,34 +2986,1195 @@
         </m:oMath>
       </m:oMathPara>
     </w:p>
-    <w:p>
-      <w:pPr>
-        <w:pStyle w:val="berschrift2"/>
-        <w:rPr>
-          <w:rFonts w:eastAsia="TimesNewRomanPSMT" w:cs="TimesNewRomanPSMT"/>
-          <w:b w:val="0"/>
-          <w:sz w:val="26"/>
-          <w:szCs w:val="26"/>
-        </w:rPr>
-      </w:pPr>
-      <w:bookmarkStart w:id="0" w:name="_Toc524250390"/>
-      <w:r>
-        <w:rPr>
-          <w:rFonts w:eastAsia="TimesNewRomanPSMT" w:cs="TimesNewRomanPSMT"/>
-          <w:b w:val="0"/>
-          <w:sz w:val="26"/>
-          <w:szCs w:val="26"/>
-        </w:rPr>
-        <w:t>Messschaltung</w:t>
+    <w:p/>
+    <w:tbl>
+      <w:tblPr>
+        <w:tblW w:w="6226" w:type="dxa"/>
+        <w:jc w:val="center"/>
+        <w:tblCellMar>
+          <w:left w:w="70" w:type="dxa"/>
+          <w:right w:w="70" w:type="dxa"/>
+        </w:tblCellMar>
+        <w:tblLook w:val="04A0" w:firstRow="1" w:lastRow="0" w:firstColumn="1" w:lastColumn="0" w:noHBand="0" w:noVBand="1"/>
+      </w:tblPr>
+      <w:tblGrid>
+        <w:gridCol w:w="1786"/>
+        <w:gridCol w:w="2220"/>
+        <w:gridCol w:w="2220"/>
+      </w:tblGrid>
+      <w:tr>
+        <w:trPr>
+          <w:trHeight w:val="288"/>
+          <w:jc w:val="center"/>
+        </w:trPr>
+        <w:tc>
+          <w:tcPr>
+            <w:tcW w:w="1786" w:type="dxa"/>
+            <w:tcBorders>
+              <w:top w:val="single" w:sz="8" w:space="0" w:color="auto"/>
+              <w:left w:val="single" w:sz="8" w:space="0" w:color="auto"/>
+              <w:bottom w:val="nil"/>
+              <w:right w:val="nil"/>
+            </w:tcBorders>
+            <w:noWrap/>
+            <w:vAlign w:val="bottom"/>
+            <w:hideMark/>
+          </w:tcPr>
+          <w:p>
+            <w:pPr>
+              <w:suppressAutoHyphens w:val="0"/>
+              <w:spacing w:line="240" w:lineRule="auto"/>
+              <w:rPr>
+                <w:rFonts w:ascii="Aptos Narrow" w:hAnsi="Aptos Narrow"/>
+                <w:color w:val="000000"/>
+                <w:sz w:val="22"/>
+                <w:szCs w:val="22"/>
+                <w:lang w:val="de-AT" w:eastAsia="de-AT"/>
+              </w:rPr>
+            </w:pPr>
+            <w:r>
+              <w:rPr>
+                <w:rFonts w:ascii="Aptos Narrow" w:hAnsi="Aptos Narrow"/>
+                <w:color w:val="000000"/>
+                <w:sz w:val="22"/>
+                <w:szCs w:val="22"/>
+                <w:lang w:val="de-AT" w:eastAsia="de-AT"/>
+              </w:rPr>
+              <w:t>Temperature in K</w:t>
+            </w:r>
+          </w:p>
+        </w:tc>
+        <w:tc>
+          <w:tcPr>
+            <w:tcW w:w="2220" w:type="dxa"/>
+            <w:tcBorders>
+              <w:top w:val="single" w:sz="8" w:space="0" w:color="auto"/>
+              <w:left w:val="nil"/>
+              <w:bottom w:val="nil"/>
+              <w:right w:val="nil"/>
+            </w:tcBorders>
+            <w:noWrap/>
+            <w:vAlign w:val="bottom"/>
+            <w:hideMark/>
+          </w:tcPr>
+          <w:p>
+            <w:pPr>
+              <w:suppressAutoHyphens w:val="0"/>
+              <w:spacing w:line="240" w:lineRule="auto"/>
+              <w:jc w:val="right"/>
+              <w:rPr>
+                <w:rFonts w:ascii="Aptos Narrow" w:hAnsi="Aptos Narrow"/>
+                <w:color w:val="000000"/>
+                <w:sz w:val="22"/>
+                <w:szCs w:val="22"/>
+                <w:lang w:val="de-AT" w:eastAsia="de-AT"/>
+              </w:rPr>
+            </w:pPr>
+            <w:r>
+              <w:rPr>
+                <w:rFonts w:ascii="Aptos Narrow" w:hAnsi="Aptos Narrow"/>
+                <w:color w:val="000000"/>
+                <w:sz w:val="22"/>
+                <w:szCs w:val="22"/>
+                <w:lang w:val="de-AT" w:eastAsia="de-AT"/>
+              </w:rPr>
+              <w:t>298,15</w:t>
+            </w:r>
+          </w:p>
+        </w:tc>
+        <w:tc>
+          <w:tcPr>
+            <w:tcW w:w="2220" w:type="dxa"/>
+            <w:tcBorders>
+              <w:top w:val="single" w:sz="8" w:space="0" w:color="auto"/>
+              <w:left w:val="nil"/>
+              <w:bottom w:val="nil"/>
+              <w:right w:val="single" w:sz="8" w:space="0" w:color="auto"/>
+            </w:tcBorders>
+            <w:noWrap/>
+            <w:vAlign w:val="bottom"/>
+            <w:hideMark/>
+          </w:tcPr>
+          <w:p>
+            <w:pPr>
+              <w:suppressAutoHyphens w:val="0"/>
+              <w:spacing w:line="240" w:lineRule="auto"/>
+              <w:rPr>
+                <w:rFonts w:ascii="Aptos Narrow" w:hAnsi="Aptos Narrow"/>
+                <w:color w:val="000000"/>
+                <w:sz w:val="22"/>
+                <w:szCs w:val="22"/>
+                <w:lang w:val="de-AT" w:eastAsia="de-AT"/>
+              </w:rPr>
+            </w:pPr>
+            <w:r>
+              <w:rPr>
+                <w:rFonts w:ascii="Aptos Narrow" w:hAnsi="Aptos Narrow"/>
+                <w:color w:val="000000"/>
+                <w:sz w:val="22"/>
+                <w:szCs w:val="22"/>
+                <w:lang w:val="de-AT" w:eastAsia="de-AT"/>
+              </w:rPr>
+              <w:t> </w:t>
+            </w:r>
+          </w:p>
+        </w:tc>
+      </w:tr>
+      <w:tr>
+        <w:trPr>
+          <w:trHeight w:val="300"/>
+          <w:jc w:val="center"/>
+        </w:trPr>
+        <w:tc>
+          <w:tcPr>
+            <w:tcW w:w="1786" w:type="dxa"/>
+            <w:tcBorders>
+              <w:top w:val="nil"/>
+              <w:left w:val="single" w:sz="8" w:space="0" w:color="auto"/>
+              <w:bottom w:val="nil"/>
+              <w:right w:val="nil"/>
+            </w:tcBorders>
+            <w:noWrap/>
+            <w:vAlign w:val="bottom"/>
+            <w:hideMark/>
+          </w:tcPr>
+          <w:p>
+            <w:pPr>
+              <w:suppressAutoHyphens w:val="0"/>
+              <w:spacing w:line="240" w:lineRule="auto"/>
+              <w:rPr>
+                <w:rFonts w:cs="Arial"/>
+                <w:color w:val="000000"/>
+                <w:lang w:val="de-AT" w:eastAsia="de-AT"/>
+              </w:rPr>
+            </w:pPr>
+            <w:r>
+              <w:rPr>
+                <w:rFonts w:cs="Arial"/>
+                <w:color w:val="000000"/>
+                <w:lang w:eastAsia="de-AT"/>
+              </w:rPr>
+              <w:t xml:space="preserve">Bolzmankonstante </w:t>
+            </w:r>
+          </w:p>
+        </w:tc>
+        <w:tc>
+          <w:tcPr>
+            <w:tcW w:w="2220" w:type="dxa"/>
+            <w:tcBorders>
+              <w:top w:val="nil"/>
+              <w:left w:val="nil"/>
+              <w:bottom w:val="nil"/>
+              <w:right w:val="nil"/>
+            </w:tcBorders>
+            <w:noWrap/>
+            <w:vAlign w:val="bottom"/>
+            <w:hideMark/>
+          </w:tcPr>
+          <w:p>
+            <w:pPr>
+              <w:suppressAutoHyphens w:val="0"/>
+              <w:spacing w:line="240" w:lineRule="auto"/>
+              <w:jc w:val="right"/>
+              <w:rPr>
+                <w:rFonts w:cs="Arial"/>
+                <w:color w:val="000000"/>
+                <w:lang w:val="de-AT" w:eastAsia="de-AT"/>
+              </w:rPr>
+            </w:pPr>
+            <w:r>
+              <w:rPr>
+                <w:rFonts w:cs="Arial"/>
+                <w:color w:val="000000"/>
+                <w:lang w:eastAsia="de-AT"/>
+              </w:rPr>
+              <w:t>1,38065E-23</w:t>
+            </w:r>
+          </w:p>
+        </w:tc>
+        <w:tc>
+          <w:tcPr>
+            <w:tcW w:w="2220" w:type="dxa"/>
+            <w:tcBorders>
+              <w:top w:val="nil"/>
+              <w:left w:val="nil"/>
+              <w:bottom w:val="nil"/>
+              <w:right w:val="single" w:sz="8" w:space="0" w:color="auto"/>
+            </w:tcBorders>
+            <w:noWrap/>
+            <w:vAlign w:val="bottom"/>
+            <w:hideMark/>
+          </w:tcPr>
+          <w:p>
+            <w:pPr>
+              <w:suppressAutoHyphens w:val="0"/>
+              <w:spacing w:line="240" w:lineRule="auto"/>
+              <w:rPr>
+                <w:rFonts w:ascii="Aptos Narrow" w:hAnsi="Aptos Narrow"/>
+                <w:color w:val="000000"/>
+                <w:sz w:val="22"/>
+                <w:szCs w:val="22"/>
+                <w:lang w:val="de-AT" w:eastAsia="de-AT"/>
+              </w:rPr>
+            </w:pPr>
+            <w:r>
+              <w:rPr>
+                <w:rFonts w:ascii="Aptos Narrow" w:hAnsi="Aptos Narrow"/>
+                <w:color w:val="000000"/>
+                <w:sz w:val="22"/>
+                <w:szCs w:val="22"/>
+                <w:lang w:val="de-AT" w:eastAsia="de-AT"/>
+              </w:rPr>
+              <w:t> </w:t>
+            </w:r>
+          </w:p>
+        </w:tc>
+      </w:tr>
+      <w:tr>
+        <w:trPr>
+          <w:trHeight w:val="288"/>
+          <w:jc w:val="center"/>
+        </w:trPr>
+        <w:tc>
+          <w:tcPr>
+            <w:tcW w:w="1786" w:type="dxa"/>
+            <w:tcBorders>
+              <w:top w:val="single" w:sz="8" w:space="0" w:color="auto"/>
+              <w:left w:val="single" w:sz="8" w:space="0" w:color="auto"/>
+              <w:bottom w:val="nil"/>
+              <w:right w:val="single" w:sz="4" w:space="0" w:color="auto"/>
+            </w:tcBorders>
+            <w:noWrap/>
+            <w:vAlign w:val="bottom"/>
+            <w:hideMark/>
+          </w:tcPr>
+          <w:p>
+            <w:pPr>
+              <w:suppressAutoHyphens w:val="0"/>
+              <w:spacing w:line="240" w:lineRule="auto"/>
+              <w:rPr>
+                <w:rFonts w:ascii="Aptos Narrow" w:hAnsi="Aptos Narrow"/>
+                <w:color w:val="000000"/>
+                <w:sz w:val="22"/>
+                <w:szCs w:val="22"/>
+                <w:lang w:val="de-AT" w:eastAsia="de-AT"/>
+              </w:rPr>
+            </w:pPr>
+            <w:r>
+              <w:rPr>
+                <w:rFonts w:ascii="Aptos Narrow" w:hAnsi="Aptos Narrow"/>
+                <w:color w:val="000000"/>
+                <w:sz w:val="22"/>
+                <w:szCs w:val="22"/>
+                <w:lang w:val="de-AT" w:eastAsia="de-AT"/>
+              </w:rPr>
+              <w:t>Resistor in Meg</w:t>
+            </w:r>
+          </w:p>
+        </w:tc>
+        <w:tc>
+          <w:tcPr>
+            <w:tcW w:w="2220" w:type="dxa"/>
+            <w:tcBorders>
+              <w:top w:val="single" w:sz="8" w:space="0" w:color="auto"/>
+              <w:left w:val="nil"/>
+              <w:bottom w:val="nil"/>
+              <w:right w:val="single" w:sz="4" w:space="0" w:color="auto"/>
+            </w:tcBorders>
+            <w:noWrap/>
+            <w:vAlign w:val="bottom"/>
+            <w:hideMark/>
+          </w:tcPr>
+          <w:p>
+            <w:pPr>
+              <w:suppressAutoHyphens w:val="0"/>
+              <w:spacing w:line="240" w:lineRule="auto"/>
+              <w:rPr>
+                <w:rFonts w:ascii="Aptos Narrow" w:hAnsi="Aptos Narrow"/>
+                <w:color w:val="000000"/>
+                <w:sz w:val="22"/>
+                <w:szCs w:val="22"/>
+                <w:lang w:val="de-AT" w:eastAsia="de-AT"/>
+              </w:rPr>
+            </w:pPr>
+            <w:r>
+              <w:rPr>
+                <w:rFonts w:ascii="Aptos Narrow" w:hAnsi="Aptos Narrow"/>
+                <w:color w:val="000000"/>
+                <w:sz w:val="22"/>
+                <w:szCs w:val="22"/>
+                <w:lang w:val="de-AT" w:eastAsia="de-AT"/>
+              </w:rPr>
+              <w:t xml:space="preserve">Thermisches Spannungs </w:t>
+            </w:r>
+          </w:p>
+        </w:tc>
+        <w:tc>
+          <w:tcPr>
+            <w:tcW w:w="2220" w:type="dxa"/>
+            <w:tcBorders>
+              <w:top w:val="single" w:sz="8" w:space="0" w:color="auto"/>
+              <w:left w:val="nil"/>
+              <w:bottom w:val="nil"/>
+              <w:right w:val="single" w:sz="8" w:space="0" w:color="auto"/>
+            </w:tcBorders>
+            <w:noWrap/>
+            <w:vAlign w:val="bottom"/>
+            <w:hideMark/>
+          </w:tcPr>
+          <w:p>
+            <w:pPr>
+              <w:suppressAutoHyphens w:val="0"/>
+              <w:spacing w:line="240" w:lineRule="auto"/>
+              <w:rPr>
+                <w:rFonts w:ascii="Aptos Narrow" w:hAnsi="Aptos Narrow"/>
+                <w:color w:val="000000"/>
+                <w:sz w:val="22"/>
+                <w:szCs w:val="22"/>
+                <w:lang w:val="de-AT" w:eastAsia="de-AT"/>
+              </w:rPr>
+            </w:pPr>
+            <w:r>
+              <w:rPr>
+                <w:rFonts w:ascii="Aptos Narrow" w:hAnsi="Aptos Narrow"/>
+                <w:color w:val="000000"/>
+                <w:sz w:val="22"/>
+                <w:szCs w:val="22"/>
+                <w:lang w:val="de-AT" w:eastAsia="de-AT"/>
+              </w:rPr>
+              <w:t xml:space="preserve">Thermisches Strom </w:t>
+            </w:r>
+          </w:p>
+        </w:tc>
+      </w:tr>
+      <w:tr>
+        <w:trPr>
+          <w:trHeight w:val="300"/>
+          <w:jc w:val="center"/>
+        </w:trPr>
+        <w:tc>
+          <w:tcPr>
+            <w:tcW w:w="1786" w:type="dxa"/>
+            <w:tcBorders>
+              <w:top w:val="nil"/>
+              <w:left w:val="single" w:sz="8" w:space="0" w:color="auto"/>
+              <w:bottom w:val="single" w:sz="8" w:space="0" w:color="auto"/>
+              <w:right w:val="single" w:sz="4" w:space="0" w:color="auto"/>
+            </w:tcBorders>
+            <w:noWrap/>
+            <w:vAlign w:val="bottom"/>
+            <w:hideMark/>
+          </w:tcPr>
+          <w:p>
+            <w:pPr>
+              <w:suppressAutoHyphens w:val="0"/>
+              <w:spacing w:line="240" w:lineRule="auto"/>
+              <w:rPr>
+                <w:rFonts w:ascii="Aptos Narrow" w:hAnsi="Aptos Narrow"/>
+                <w:color w:val="000000"/>
+                <w:sz w:val="22"/>
+                <w:szCs w:val="22"/>
+                <w:lang w:val="de-AT" w:eastAsia="de-AT"/>
+              </w:rPr>
+            </w:pPr>
+            <w:r>
+              <w:rPr>
+                <w:rFonts w:ascii="Aptos Narrow" w:hAnsi="Aptos Narrow"/>
+                <w:color w:val="000000"/>
+                <w:sz w:val="22"/>
+                <w:szCs w:val="22"/>
+                <w:lang w:val="de-AT" w:eastAsia="de-AT"/>
+              </w:rPr>
+              <w:t> </w:t>
+            </w:r>
+          </w:p>
+        </w:tc>
+        <w:tc>
+          <w:tcPr>
+            <w:tcW w:w="2220" w:type="dxa"/>
+            <w:tcBorders>
+              <w:top w:val="nil"/>
+              <w:left w:val="nil"/>
+              <w:bottom w:val="single" w:sz="8" w:space="0" w:color="auto"/>
+              <w:right w:val="single" w:sz="4" w:space="0" w:color="auto"/>
+            </w:tcBorders>
+            <w:noWrap/>
+            <w:vAlign w:val="bottom"/>
+            <w:hideMark/>
+          </w:tcPr>
+          <w:p>
+            <w:pPr>
+              <w:suppressAutoHyphens w:val="0"/>
+              <w:spacing w:line="240" w:lineRule="auto"/>
+              <w:rPr>
+                <w:rFonts w:ascii="Aptos Narrow" w:hAnsi="Aptos Narrow"/>
+                <w:color w:val="000000"/>
+                <w:sz w:val="22"/>
+                <w:szCs w:val="22"/>
+                <w:lang w:val="de-AT" w:eastAsia="de-AT"/>
+              </w:rPr>
+            </w:pPr>
+            <w:r>
+              <w:rPr>
+                <w:rFonts w:ascii="Aptos Narrow" w:hAnsi="Aptos Narrow"/>
+                <w:color w:val="000000"/>
+                <w:sz w:val="22"/>
+                <w:szCs w:val="22"/>
+                <w:lang w:val="de-AT" w:eastAsia="de-AT"/>
+              </w:rPr>
+              <w:t>Rauschen in nV/√Hz</w:t>
+            </w:r>
+          </w:p>
+        </w:tc>
+        <w:tc>
+          <w:tcPr>
+            <w:tcW w:w="2220" w:type="dxa"/>
+            <w:tcBorders>
+              <w:top w:val="nil"/>
+              <w:left w:val="nil"/>
+              <w:bottom w:val="single" w:sz="8" w:space="0" w:color="auto"/>
+              <w:right w:val="single" w:sz="8" w:space="0" w:color="auto"/>
+            </w:tcBorders>
+            <w:noWrap/>
+            <w:vAlign w:val="bottom"/>
+            <w:hideMark/>
+          </w:tcPr>
+          <w:p>
+            <w:pPr>
+              <w:suppressAutoHyphens w:val="0"/>
+              <w:spacing w:line="240" w:lineRule="auto"/>
+              <w:rPr>
+                <w:rFonts w:ascii="Aptos Narrow" w:hAnsi="Aptos Narrow"/>
+                <w:color w:val="000000"/>
+                <w:sz w:val="22"/>
+                <w:szCs w:val="22"/>
+                <w:lang w:val="de-AT" w:eastAsia="de-AT"/>
+              </w:rPr>
+            </w:pPr>
+            <w:r>
+              <w:rPr>
+                <w:rFonts w:ascii="Aptos Narrow" w:hAnsi="Aptos Narrow"/>
+                <w:color w:val="000000"/>
+                <w:sz w:val="22"/>
+                <w:szCs w:val="22"/>
+                <w:lang w:val="de-AT" w:eastAsia="de-AT"/>
+              </w:rPr>
+              <w:t>Rauschen in fA/√Hz</w:t>
+            </w:r>
+          </w:p>
+        </w:tc>
+      </w:tr>
+      <w:tr>
+        <w:trPr>
+          <w:trHeight w:val="288"/>
+          <w:jc w:val="center"/>
+        </w:trPr>
+        <w:tc>
+          <w:tcPr>
+            <w:tcW w:w="1786" w:type="dxa"/>
+            <w:tcBorders>
+              <w:top w:val="nil"/>
+              <w:left w:val="single" w:sz="8" w:space="0" w:color="auto"/>
+              <w:bottom w:val="nil"/>
+              <w:right w:val="single" w:sz="4" w:space="0" w:color="auto"/>
+            </w:tcBorders>
+            <w:noWrap/>
+            <w:vAlign w:val="bottom"/>
+            <w:hideMark/>
+          </w:tcPr>
+          <w:p>
+            <w:pPr>
+              <w:suppressAutoHyphens w:val="0"/>
+              <w:spacing w:line="240" w:lineRule="auto"/>
+              <w:jc w:val="center"/>
+              <w:rPr>
+                <w:rFonts w:ascii="Aptos Narrow" w:hAnsi="Aptos Narrow"/>
+                <w:color w:val="000000"/>
+                <w:sz w:val="22"/>
+                <w:szCs w:val="22"/>
+                <w:lang w:val="de-AT" w:eastAsia="de-AT"/>
+              </w:rPr>
+            </w:pPr>
+            <w:r>
+              <w:rPr>
+                <w:rFonts w:ascii="Aptos Narrow" w:hAnsi="Aptos Narrow"/>
+                <w:color w:val="000000"/>
+                <w:sz w:val="22"/>
+                <w:szCs w:val="22"/>
+                <w:lang w:val="de-AT" w:eastAsia="de-AT"/>
+              </w:rPr>
+              <w:t>0,1</w:t>
+            </w:r>
+          </w:p>
+        </w:tc>
+        <w:tc>
+          <w:tcPr>
+            <w:tcW w:w="2220" w:type="dxa"/>
+            <w:tcBorders>
+              <w:top w:val="nil"/>
+              <w:left w:val="nil"/>
+              <w:bottom w:val="nil"/>
+              <w:right w:val="single" w:sz="4" w:space="0" w:color="auto"/>
+            </w:tcBorders>
+            <w:noWrap/>
+            <w:vAlign w:val="bottom"/>
+            <w:hideMark/>
+          </w:tcPr>
+          <w:p>
+            <w:pPr>
+              <w:suppressAutoHyphens w:val="0"/>
+              <w:spacing w:line="240" w:lineRule="auto"/>
+              <w:jc w:val="center"/>
+              <w:rPr>
+                <w:rFonts w:ascii="Aptos Narrow" w:hAnsi="Aptos Narrow"/>
+                <w:color w:val="000000"/>
+                <w:sz w:val="22"/>
+                <w:szCs w:val="22"/>
+                <w:lang w:val="de-AT" w:eastAsia="de-AT"/>
+              </w:rPr>
+            </w:pPr>
+            <w:r>
+              <w:rPr>
+                <w:rFonts w:ascii="Aptos Narrow" w:hAnsi="Aptos Narrow"/>
+                <w:color w:val="000000"/>
+                <w:sz w:val="22"/>
+                <w:szCs w:val="22"/>
+                <w:lang w:val="de-AT" w:eastAsia="de-AT"/>
+              </w:rPr>
+              <w:t>40,578</w:t>
+            </w:r>
+          </w:p>
+        </w:tc>
+        <w:tc>
+          <w:tcPr>
+            <w:tcW w:w="2220" w:type="dxa"/>
+            <w:tcBorders>
+              <w:top w:val="nil"/>
+              <w:left w:val="nil"/>
+              <w:bottom w:val="nil"/>
+              <w:right w:val="single" w:sz="8" w:space="0" w:color="auto"/>
+            </w:tcBorders>
+            <w:noWrap/>
+            <w:vAlign w:val="bottom"/>
+            <w:hideMark/>
+          </w:tcPr>
+          <w:p>
+            <w:pPr>
+              <w:suppressAutoHyphens w:val="0"/>
+              <w:spacing w:line="240" w:lineRule="auto"/>
+              <w:jc w:val="center"/>
+              <w:rPr>
+                <w:rFonts w:ascii="Aptos Narrow" w:hAnsi="Aptos Narrow"/>
+                <w:color w:val="000000"/>
+                <w:sz w:val="22"/>
+                <w:szCs w:val="22"/>
+                <w:lang w:val="de-AT" w:eastAsia="de-AT"/>
+              </w:rPr>
+            </w:pPr>
+            <w:r>
+              <w:rPr>
+                <w:rFonts w:ascii="Aptos Narrow" w:hAnsi="Aptos Narrow"/>
+                <w:color w:val="000000"/>
+                <w:sz w:val="22"/>
+                <w:szCs w:val="22"/>
+                <w:lang w:val="de-AT" w:eastAsia="de-AT"/>
+              </w:rPr>
+              <w:t>405,779</w:t>
+            </w:r>
+          </w:p>
+        </w:tc>
+      </w:tr>
+      <w:tr>
+        <w:trPr>
+          <w:trHeight w:val="288"/>
+          <w:jc w:val="center"/>
+        </w:trPr>
+        <w:tc>
+          <w:tcPr>
+            <w:tcW w:w="1786" w:type="dxa"/>
+            <w:tcBorders>
+              <w:top w:val="nil"/>
+              <w:left w:val="single" w:sz="8" w:space="0" w:color="auto"/>
+              <w:bottom w:val="nil"/>
+              <w:right w:val="single" w:sz="4" w:space="0" w:color="auto"/>
+            </w:tcBorders>
+            <w:noWrap/>
+            <w:vAlign w:val="bottom"/>
+            <w:hideMark/>
+          </w:tcPr>
+          <w:p>
+            <w:pPr>
+              <w:suppressAutoHyphens w:val="0"/>
+              <w:spacing w:line="240" w:lineRule="auto"/>
+              <w:jc w:val="center"/>
+              <w:rPr>
+                <w:rFonts w:ascii="Aptos Narrow" w:hAnsi="Aptos Narrow"/>
+                <w:color w:val="000000"/>
+                <w:sz w:val="22"/>
+                <w:szCs w:val="22"/>
+                <w:lang w:val="de-AT" w:eastAsia="de-AT"/>
+              </w:rPr>
+            </w:pPr>
+            <w:r>
+              <w:rPr>
+                <w:rFonts w:ascii="Aptos Narrow" w:hAnsi="Aptos Narrow"/>
+                <w:color w:val="000000"/>
+                <w:sz w:val="22"/>
+                <w:szCs w:val="22"/>
+                <w:lang w:val="de-AT" w:eastAsia="de-AT"/>
+              </w:rPr>
+              <w:t>1</w:t>
+            </w:r>
+          </w:p>
+        </w:tc>
+        <w:tc>
+          <w:tcPr>
+            <w:tcW w:w="2220" w:type="dxa"/>
+            <w:tcBorders>
+              <w:top w:val="nil"/>
+              <w:left w:val="nil"/>
+              <w:bottom w:val="nil"/>
+              <w:right w:val="single" w:sz="4" w:space="0" w:color="auto"/>
+            </w:tcBorders>
+            <w:noWrap/>
+            <w:vAlign w:val="bottom"/>
+            <w:hideMark/>
+          </w:tcPr>
+          <w:p>
+            <w:pPr>
+              <w:suppressAutoHyphens w:val="0"/>
+              <w:spacing w:line="240" w:lineRule="auto"/>
+              <w:jc w:val="center"/>
+              <w:rPr>
+                <w:rFonts w:ascii="Aptos Narrow" w:hAnsi="Aptos Narrow"/>
+                <w:color w:val="000000"/>
+                <w:sz w:val="22"/>
+                <w:szCs w:val="22"/>
+                <w:lang w:val="de-AT" w:eastAsia="de-AT"/>
+              </w:rPr>
+            </w:pPr>
+            <w:r>
+              <w:rPr>
+                <w:rFonts w:ascii="Aptos Narrow" w:hAnsi="Aptos Narrow"/>
+                <w:color w:val="000000"/>
+                <w:sz w:val="22"/>
+                <w:szCs w:val="22"/>
+                <w:lang w:val="de-AT" w:eastAsia="de-AT"/>
+              </w:rPr>
+              <w:t>128,318</w:t>
+            </w:r>
+          </w:p>
+        </w:tc>
+        <w:tc>
+          <w:tcPr>
+            <w:tcW w:w="2220" w:type="dxa"/>
+            <w:tcBorders>
+              <w:top w:val="nil"/>
+              <w:left w:val="nil"/>
+              <w:bottom w:val="nil"/>
+              <w:right w:val="single" w:sz="8" w:space="0" w:color="auto"/>
+            </w:tcBorders>
+            <w:noWrap/>
+            <w:vAlign w:val="bottom"/>
+            <w:hideMark/>
+          </w:tcPr>
+          <w:p>
+            <w:pPr>
+              <w:suppressAutoHyphens w:val="0"/>
+              <w:spacing w:line="240" w:lineRule="auto"/>
+              <w:jc w:val="center"/>
+              <w:rPr>
+                <w:rFonts w:ascii="Aptos Narrow" w:hAnsi="Aptos Narrow"/>
+                <w:color w:val="000000"/>
+                <w:sz w:val="22"/>
+                <w:szCs w:val="22"/>
+                <w:lang w:val="de-AT" w:eastAsia="de-AT"/>
+              </w:rPr>
+            </w:pPr>
+            <w:r>
+              <w:rPr>
+                <w:rFonts w:ascii="Aptos Narrow" w:hAnsi="Aptos Narrow"/>
+                <w:color w:val="000000"/>
+                <w:sz w:val="22"/>
+                <w:szCs w:val="22"/>
+                <w:lang w:val="de-AT" w:eastAsia="de-AT"/>
+              </w:rPr>
+              <w:t>128,318</w:t>
+            </w:r>
+          </w:p>
+        </w:tc>
+      </w:tr>
+      <w:tr>
+        <w:trPr>
+          <w:trHeight w:val="288"/>
+          <w:jc w:val="center"/>
+        </w:trPr>
+        <w:tc>
+          <w:tcPr>
+            <w:tcW w:w="1786" w:type="dxa"/>
+            <w:tcBorders>
+              <w:top w:val="nil"/>
+              <w:left w:val="single" w:sz="8" w:space="0" w:color="auto"/>
+              <w:bottom w:val="nil"/>
+              <w:right w:val="single" w:sz="4" w:space="0" w:color="auto"/>
+            </w:tcBorders>
+            <w:noWrap/>
+            <w:vAlign w:val="bottom"/>
+            <w:hideMark/>
+          </w:tcPr>
+          <w:p>
+            <w:pPr>
+              <w:suppressAutoHyphens w:val="0"/>
+              <w:spacing w:line="240" w:lineRule="auto"/>
+              <w:jc w:val="center"/>
+              <w:rPr>
+                <w:rFonts w:ascii="Aptos Narrow" w:hAnsi="Aptos Narrow"/>
+                <w:color w:val="000000"/>
+                <w:sz w:val="22"/>
+                <w:szCs w:val="22"/>
+                <w:lang w:val="de-AT" w:eastAsia="de-AT"/>
+              </w:rPr>
+            </w:pPr>
+            <w:r>
+              <w:rPr>
+                <w:rFonts w:ascii="Aptos Narrow" w:hAnsi="Aptos Narrow"/>
+                <w:color w:val="000000"/>
+                <w:sz w:val="22"/>
+                <w:szCs w:val="22"/>
+                <w:lang w:val="de-AT" w:eastAsia="de-AT"/>
+              </w:rPr>
+              <w:t>10</w:t>
+            </w:r>
+          </w:p>
+        </w:tc>
+        <w:tc>
+          <w:tcPr>
+            <w:tcW w:w="2220" w:type="dxa"/>
+            <w:tcBorders>
+              <w:top w:val="nil"/>
+              <w:left w:val="nil"/>
+              <w:bottom w:val="nil"/>
+              <w:right w:val="single" w:sz="4" w:space="0" w:color="auto"/>
+            </w:tcBorders>
+            <w:noWrap/>
+            <w:vAlign w:val="bottom"/>
+            <w:hideMark/>
+          </w:tcPr>
+          <w:p>
+            <w:pPr>
+              <w:suppressAutoHyphens w:val="0"/>
+              <w:spacing w:line="240" w:lineRule="auto"/>
+              <w:jc w:val="center"/>
+              <w:rPr>
+                <w:rFonts w:ascii="Aptos Narrow" w:hAnsi="Aptos Narrow"/>
+                <w:color w:val="000000"/>
+                <w:sz w:val="22"/>
+                <w:szCs w:val="22"/>
+                <w:lang w:val="de-AT" w:eastAsia="de-AT"/>
+              </w:rPr>
+            </w:pPr>
+            <w:r>
+              <w:rPr>
+                <w:rFonts w:ascii="Aptos Narrow" w:hAnsi="Aptos Narrow"/>
+                <w:color w:val="000000"/>
+                <w:sz w:val="22"/>
+                <w:szCs w:val="22"/>
+                <w:lang w:val="de-AT" w:eastAsia="de-AT"/>
+              </w:rPr>
+              <w:t>405,779</w:t>
+            </w:r>
+          </w:p>
+        </w:tc>
+        <w:tc>
+          <w:tcPr>
+            <w:tcW w:w="2220" w:type="dxa"/>
+            <w:tcBorders>
+              <w:top w:val="nil"/>
+              <w:left w:val="nil"/>
+              <w:bottom w:val="nil"/>
+              <w:right w:val="single" w:sz="8" w:space="0" w:color="auto"/>
+            </w:tcBorders>
+            <w:noWrap/>
+            <w:vAlign w:val="bottom"/>
+            <w:hideMark/>
+          </w:tcPr>
+          <w:p>
+            <w:pPr>
+              <w:suppressAutoHyphens w:val="0"/>
+              <w:spacing w:line="240" w:lineRule="auto"/>
+              <w:jc w:val="center"/>
+              <w:rPr>
+                <w:rFonts w:ascii="Aptos Narrow" w:hAnsi="Aptos Narrow"/>
+                <w:color w:val="000000"/>
+                <w:sz w:val="22"/>
+                <w:szCs w:val="22"/>
+                <w:lang w:val="de-AT" w:eastAsia="de-AT"/>
+              </w:rPr>
+            </w:pPr>
+            <w:r>
+              <w:rPr>
+                <w:rFonts w:ascii="Aptos Narrow" w:hAnsi="Aptos Narrow"/>
+                <w:color w:val="000000"/>
+                <w:sz w:val="22"/>
+                <w:szCs w:val="22"/>
+                <w:lang w:val="de-AT" w:eastAsia="de-AT"/>
+              </w:rPr>
+              <w:t>40,578</w:t>
+            </w:r>
+          </w:p>
+        </w:tc>
+      </w:tr>
+      <w:tr>
+        <w:trPr>
+          <w:trHeight w:val="288"/>
+          <w:jc w:val="center"/>
+        </w:trPr>
+        <w:tc>
+          <w:tcPr>
+            <w:tcW w:w="1786" w:type="dxa"/>
+            <w:tcBorders>
+              <w:top w:val="nil"/>
+              <w:left w:val="single" w:sz="8" w:space="0" w:color="auto"/>
+              <w:bottom w:val="nil"/>
+              <w:right w:val="single" w:sz="4" w:space="0" w:color="auto"/>
+            </w:tcBorders>
+            <w:noWrap/>
+            <w:vAlign w:val="bottom"/>
+            <w:hideMark/>
+          </w:tcPr>
+          <w:p>
+            <w:pPr>
+              <w:suppressAutoHyphens w:val="0"/>
+              <w:spacing w:line="240" w:lineRule="auto"/>
+              <w:jc w:val="center"/>
+              <w:rPr>
+                <w:rFonts w:ascii="Aptos Narrow" w:hAnsi="Aptos Narrow"/>
+                <w:color w:val="000000"/>
+                <w:sz w:val="22"/>
+                <w:szCs w:val="22"/>
+                <w:lang w:val="de-AT" w:eastAsia="de-AT"/>
+              </w:rPr>
+            </w:pPr>
+            <w:r>
+              <w:rPr>
+                <w:rFonts w:ascii="Aptos Narrow" w:hAnsi="Aptos Narrow"/>
+                <w:color w:val="000000"/>
+                <w:sz w:val="22"/>
+                <w:szCs w:val="22"/>
+                <w:lang w:val="de-AT" w:eastAsia="de-AT"/>
+              </w:rPr>
+              <w:t>100</w:t>
+            </w:r>
+          </w:p>
+        </w:tc>
+        <w:tc>
+          <w:tcPr>
+            <w:tcW w:w="2220" w:type="dxa"/>
+            <w:tcBorders>
+              <w:top w:val="nil"/>
+              <w:left w:val="nil"/>
+              <w:bottom w:val="nil"/>
+              <w:right w:val="single" w:sz="4" w:space="0" w:color="auto"/>
+            </w:tcBorders>
+            <w:noWrap/>
+            <w:vAlign w:val="bottom"/>
+            <w:hideMark/>
+          </w:tcPr>
+          <w:p>
+            <w:pPr>
+              <w:suppressAutoHyphens w:val="0"/>
+              <w:spacing w:line="240" w:lineRule="auto"/>
+              <w:jc w:val="center"/>
+              <w:rPr>
+                <w:rFonts w:ascii="Aptos Narrow" w:hAnsi="Aptos Narrow"/>
+                <w:color w:val="000000"/>
+                <w:sz w:val="22"/>
+                <w:szCs w:val="22"/>
+                <w:lang w:val="de-AT" w:eastAsia="de-AT"/>
+              </w:rPr>
+            </w:pPr>
+            <w:r>
+              <w:rPr>
+                <w:rFonts w:ascii="Aptos Narrow" w:hAnsi="Aptos Narrow"/>
+                <w:color w:val="000000"/>
+                <w:sz w:val="22"/>
+                <w:szCs w:val="22"/>
+                <w:lang w:val="de-AT" w:eastAsia="de-AT"/>
+              </w:rPr>
+              <w:t>1283,184</w:t>
+            </w:r>
+          </w:p>
+        </w:tc>
+        <w:tc>
+          <w:tcPr>
+            <w:tcW w:w="2220" w:type="dxa"/>
+            <w:tcBorders>
+              <w:top w:val="nil"/>
+              <w:left w:val="nil"/>
+              <w:bottom w:val="nil"/>
+              <w:right w:val="single" w:sz="8" w:space="0" w:color="auto"/>
+            </w:tcBorders>
+            <w:noWrap/>
+            <w:vAlign w:val="bottom"/>
+            <w:hideMark/>
+          </w:tcPr>
+          <w:p>
+            <w:pPr>
+              <w:suppressAutoHyphens w:val="0"/>
+              <w:spacing w:line="240" w:lineRule="auto"/>
+              <w:jc w:val="center"/>
+              <w:rPr>
+                <w:rFonts w:ascii="Aptos Narrow" w:hAnsi="Aptos Narrow"/>
+                <w:color w:val="000000"/>
+                <w:sz w:val="22"/>
+                <w:szCs w:val="22"/>
+                <w:lang w:val="de-AT" w:eastAsia="de-AT"/>
+              </w:rPr>
+            </w:pPr>
+            <w:r>
+              <w:rPr>
+                <w:rFonts w:ascii="Aptos Narrow" w:hAnsi="Aptos Narrow"/>
+                <w:color w:val="000000"/>
+                <w:sz w:val="22"/>
+                <w:szCs w:val="22"/>
+                <w:lang w:val="de-AT" w:eastAsia="de-AT"/>
+              </w:rPr>
+              <w:t>12,832</w:t>
+            </w:r>
+          </w:p>
+        </w:tc>
+      </w:tr>
+      <w:tr>
+        <w:trPr>
+          <w:trHeight w:val="300"/>
+          <w:jc w:val="center"/>
+        </w:trPr>
+        <w:tc>
+          <w:tcPr>
+            <w:tcW w:w="1786" w:type="dxa"/>
+            <w:tcBorders>
+              <w:top w:val="nil"/>
+              <w:left w:val="single" w:sz="8" w:space="0" w:color="auto"/>
+              <w:bottom w:val="nil"/>
+              <w:right w:val="single" w:sz="4" w:space="0" w:color="auto"/>
+            </w:tcBorders>
+            <w:noWrap/>
+            <w:vAlign w:val="bottom"/>
+            <w:hideMark/>
+          </w:tcPr>
+          <w:p>
+            <w:pPr>
+              <w:suppressAutoHyphens w:val="0"/>
+              <w:spacing w:line="240" w:lineRule="auto"/>
+              <w:jc w:val="center"/>
+              <w:rPr>
+                <w:rFonts w:ascii="Aptos Narrow" w:hAnsi="Aptos Narrow"/>
+                <w:color w:val="000000"/>
+                <w:sz w:val="22"/>
+                <w:szCs w:val="22"/>
+                <w:lang w:val="de-AT" w:eastAsia="de-AT"/>
+              </w:rPr>
+            </w:pPr>
+            <w:r>
+              <w:rPr>
+                <w:rFonts w:ascii="Aptos Narrow" w:hAnsi="Aptos Narrow"/>
+                <w:color w:val="000000"/>
+                <w:sz w:val="22"/>
+                <w:szCs w:val="22"/>
+                <w:lang w:val="de-AT" w:eastAsia="de-AT"/>
+              </w:rPr>
+              <w:t>1000</w:t>
+            </w:r>
+          </w:p>
+        </w:tc>
+        <w:tc>
+          <w:tcPr>
+            <w:tcW w:w="2220" w:type="dxa"/>
+            <w:tcBorders>
+              <w:top w:val="nil"/>
+              <w:left w:val="nil"/>
+              <w:bottom w:val="nil"/>
+              <w:right w:val="single" w:sz="4" w:space="0" w:color="auto"/>
+            </w:tcBorders>
+            <w:noWrap/>
+            <w:vAlign w:val="bottom"/>
+            <w:hideMark/>
+          </w:tcPr>
+          <w:p>
+            <w:pPr>
+              <w:suppressAutoHyphens w:val="0"/>
+              <w:spacing w:line="240" w:lineRule="auto"/>
+              <w:jc w:val="center"/>
+              <w:rPr>
+                <w:rFonts w:ascii="Aptos Narrow" w:hAnsi="Aptos Narrow"/>
+                <w:color w:val="000000"/>
+                <w:sz w:val="22"/>
+                <w:szCs w:val="22"/>
+                <w:lang w:val="de-AT" w:eastAsia="de-AT"/>
+              </w:rPr>
+            </w:pPr>
+            <w:r>
+              <w:rPr>
+                <w:rFonts w:ascii="Aptos Narrow" w:hAnsi="Aptos Narrow"/>
+                <w:color w:val="000000"/>
+                <w:sz w:val="22"/>
+                <w:szCs w:val="22"/>
+                <w:lang w:val="de-AT" w:eastAsia="de-AT"/>
+              </w:rPr>
+              <w:t>4057,785</w:t>
+            </w:r>
+          </w:p>
+        </w:tc>
+        <w:tc>
+          <w:tcPr>
+            <w:tcW w:w="2220" w:type="dxa"/>
+            <w:tcBorders>
+              <w:top w:val="nil"/>
+              <w:left w:val="nil"/>
+              <w:bottom w:val="nil"/>
+              <w:right w:val="single" w:sz="8" w:space="0" w:color="auto"/>
+            </w:tcBorders>
+            <w:noWrap/>
+            <w:vAlign w:val="bottom"/>
+            <w:hideMark/>
+          </w:tcPr>
+          <w:p>
+            <w:pPr>
+              <w:suppressAutoHyphens w:val="0"/>
+              <w:spacing w:line="240" w:lineRule="auto"/>
+              <w:jc w:val="center"/>
+              <w:rPr>
+                <w:rFonts w:ascii="Aptos Narrow" w:hAnsi="Aptos Narrow"/>
+                <w:color w:val="000000"/>
+                <w:sz w:val="22"/>
+                <w:szCs w:val="22"/>
+                <w:lang w:val="de-AT" w:eastAsia="de-AT"/>
+              </w:rPr>
+            </w:pPr>
+            <w:r>
+              <w:rPr>
+                <w:rFonts w:ascii="Aptos Narrow" w:hAnsi="Aptos Narrow"/>
+                <w:color w:val="000000"/>
+                <w:sz w:val="22"/>
+                <w:szCs w:val="22"/>
+                <w:lang w:val="de-AT" w:eastAsia="de-AT"/>
+              </w:rPr>
+              <w:t>4,058</w:t>
+            </w:r>
+          </w:p>
+        </w:tc>
+      </w:tr>
+      <w:tr>
+        <w:trPr>
+          <w:trHeight w:val="300"/>
+          <w:jc w:val="center"/>
+        </w:trPr>
+        <w:tc>
+          <w:tcPr>
+            <w:tcW w:w="1786" w:type="dxa"/>
+            <w:tcBorders>
+              <w:top w:val="nil"/>
+              <w:left w:val="single" w:sz="8" w:space="0" w:color="auto"/>
+              <w:bottom w:val="single" w:sz="8" w:space="0" w:color="auto"/>
+              <w:right w:val="single" w:sz="4" w:space="0" w:color="auto"/>
+            </w:tcBorders>
+            <w:noWrap/>
+            <w:vAlign w:val="bottom"/>
+          </w:tcPr>
+          <w:p>
+            <w:pPr>
+              <w:suppressAutoHyphens w:val="0"/>
+              <w:spacing w:line="240" w:lineRule="auto"/>
+              <w:rPr>
+                <w:rFonts w:ascii="Aptos Narrow" w:hAnsi="Aptos Narrow"/>
+                <w:color w:val="000000"/>
+                <w:sz w:val="22"/>
+                <w:szCs w:val="22"/>
+                <w:lang w:val="de-AT" w:eastAsia="de-AT"/>
+              </w:rPr>
+            </w:pPr>
+          </w:p>
+        </w:tc>
+        <w:tc>
+          <w:tcPr>
+            <w:tcW w:w="2220" w:type="dxa"/>
+            <w:tcBorders>
+              <w:top w:val="nil"/>
+              <w:left w:val="nil"/>
+              <w:bottom w:val="single" w:sz="8" w:space="0" w:color="auto"/>
+              <w:right w:val="single" w:sz="4" w:space="0" w:color="auto"/>
+            </w:tcBorders>
+            <w:noWrap/>
+            <w:vAlign w:val="bottom"/>
+          </w:tcPr>
+          <w:p>
+            <w:pPr>
+              <w:suppressAutoHyphens w:val="0"/>
+              <w:spacing w:line="240" w:lineRule="auto"/>
+              <w:jc w:val="center"/>
+              <w:rPr>
+                <w:rFonts w:ascii="Aptos Narrow" w:hAnsi="Aptos Narrow"/>
+                <w:color w:val="000000"/>
+                <w:sz w:val="22"/>
+                <w:szCs w:val="22"/>
+                <w:lang w:val="de-AT" w:eastAsia="de-AT"/>
+              </w:rPr>
+            </w:pPr>
+          </w:p>
+        </w:tc>
+        <w:tc>
+          <w:tcPr>
+            <w:tcW w:w="2220" w:type="dxa"/>
+            <w:tcBorders>
+              <w:top w:val="nil"/>
+              <w:left w:val="nil"/>
+              <w:bottom w:val="single" w:sz="8" w:space="0" w:color="auto"/>
+              <w:right w:val="single" w:sz="8" w:space="0" w:color="auto"/>
+            </w:tcBorders>
+            <w:noWrap/>
+            <w:vAlign w:val="bottom"/>
+          </w:tcPr>
+          <w:p>
+            <w:pPr>
+              <w:suppressAutoHyphens w:val="0"/>
+              <w:spacing w:line="240" w:lineRule="auto"/>
+              <w:jc w:val="center"/>
+              <w:rPr>
+                <w:rFonts w:ascii="Aptos Narrow" w:hAnsi="Aptos Narrow"/>
+                <w:color w:val="000000"/>
+                <w:sz w:val="22"/>
+                <w:szCs w:val="22"/>
+                <w:lang w:val="de-AT" w:eastAsia="de-AT"/>
+              </w:rPr>
+            </w:pPr>
+          </w:p>
+        </w:tc>
+      </w:tr>
+    </w:tbl>
+    <w:p>
+      <w:bookmarkStart w:id="0" w:name="_Toc524250395"/>
+    </w:p>
+    <w:p>
+      <w:pPr>
+        <w:pStyle w:val="berschrift1"/>
+      </w:pPr>
+    </w:p>
+    <w:p/>
+    <w:p/>
+    <w:p/>
+    <w:p/>
+    <w:p/>
+    <w:p/>
+    <w:p>
+      <w:pPr>
+        <w:pStyle w:val="berschrift1"/>
+      </w:pPr>
+      <w:r>
+        <w:lastRenderedPageBreak/>
+        <w:t>Abschließende Bemerkungen</w:t>
       </w:r>
       <w:bookmarkEnd w:id="0"/>
       <w:r>
-        <w:rPr>
-          <w:rFonts w:eastAsia="TimesNewRomanPSMT" w:cs="TimesNewRomanPSMT"/>
-          <w:b w:val="0"/>
-          <w:sz w:val="26"/>
-          <w:szCs w:val="26"/>
-        </w:rPr>
         <w:t xml:space="preserve"> </w:t>
       </w:r>
     </w:p>
@@ -2743,408 +4190,74 @@
           <w:rFonts w:eastAsia="TimesNewRomanPSMT"/>
           <w:i/>
         </w:rPr>
-        <w:t xml:space="preserve">(Schaltung, </w:t>
+        <w:t>(</w:t>
       </w:r>
       <w:r>
         <w:rPr>
           <w:rFonts w:eastAsia="TimesNewRomanPSMT"/>
           <w:i/>
         </w:rPr>
-        <w:t xml:space="preserve">eingestellte </w:t>
+        <w:t>Besondere Vorkommnisse</w:t>
       </w:r>
       <w:r>
         <w:rPr>
           <w:rFonts w:eastAsia="TimesNewRomanPSMT"/>
           <w:i/>
         </w:rPr>
-        <w:t xml:space="preserve">Messbereiche, BMKZ </w:t>
+        <w:t xml:space="preserve"> </w:t>
       </w:r>
       <w:r>
         <w:rPr>
           <w:rFonts w:eastAsia="TimesNewRomanPSMT"/>
           <w:i/>
         </w:rPr>
-        <w:sym w:font="Wingdings" w:char="F0E0"/>
+        <w:t xml:space="preserve">während der Übung </w:t>
       </w:r>
       <w:r>
         <w:rPr>
           <w:rFonts w:eastAsia="TimesNewRomanPSMT"/>
           <w:i/>
         </w:rPr>
-        <w:t xml:space="preserve"> Zuordnung zu Inventarliste)</w:t>
-      </w:r>
-    </w:p>
-    <w:p>
-      <w:pPr>
-        <w:pStyle w:val="berschrift2"/>
-        <w:rPr>
-          <w:rFonts w:eastAsia="TimesNewRomanPSMT" w:cs="TimesNewRomanPSMT"/>
-          <w:b w:val="0"/>
-          <w:sz w:val="26"/>
-          <w:szCs w:val="26"/>
-        </w:rPr>
-      </w:pPr>
-      <w:bookmarkStart w:id="1" w:name="_Toc524250391"/>
-      <w:r>
-        <w:rPr>
-          <w:rFonts w:eastAsia="TimesNewRomanPSMT" w:cs="TimesNewRomanPSMT"/>
-          <w:b w:val="0"/>
-          <w:sz w:val="26"/>
-          <w:szCs w:val="26"/>
-        </w:rPr>
-        <w:lastRenderedPageBreak/>
-        <w:t>Messvorgang</w:t>
-      </w:r>
-      <w:bookmarkEnd w:id="1"/>
-      <w:r>
-        <w:rPr>
-          <w:rFonts w:eastAsia="TimesNewRomanPSMT" w:cs="TimesNewRomanPSMT"/>
-          <w:b w:val="0"/>
-          <w:sz w:val="26"/>
-          <w:szCs w:val="26"/>
-        </w:rPr>
-        <w:t xml:space="preserve"> </w:t>
-      </w:r>
-    </w:p>
-    <w:p>
-      <w:pPr>
+        <w:t>(z.B.: Feueralarm</w:t>
+      </w:r>
+      <w:r>
         <w:rPr>
           <w:rFonts w:eastAsia="TimesNewRomanPSMT"/>
           <w:i/>
         </w:rPr>
-      </w:pPr>
+        <w:t>, NOT-AUS</w:t>
+      </w:r>
       <w:r>
         <w:rPr>
           <w:rFonts w:eastAsia="TimesNewRomanPSMT"/>
           <w:i/>
         </w:rPr>
-        <w:t>(was ist zu beachten, was/wie wird eingestellt, Einschalt</w:t>
+        <w:t>)</w:t>
       </w:r>
       <w:r>
         <w:rPr>
           <w:rFonts w:eastAsia="TimesNewRomanPSMT"/>
           <w:i/>
         </w:rPr>
-        <w:t>-R</w:t>
+        <w:t>, besondere Erkenntnisse, Verbesserungsvorschläge</w:t>
       </w:r>
       <w:r>
         <w:rPr>
           <w:rFonts w:eastAsia="TimesNewRomanPSMT"/>
           <w:i/>
         </w:rPr>
-        <w:t>eihenfolge, Ausschalt</w:t>
-      </w:r>
-      <w:r>
-        <w:rPr>
-          <w:rFonts w:eastAsia="TimesNewRomanPSMT"/>
-          <w:i/>
-        </w:rPr>
-        <w:t>-R</w:t>
-      </w:r>
-      <w:r>
-        <w:rPr>
-          <w:rFonts w:eastAsia="TimesNewRomanPSMT"/>
-          <w:i/>
-        </w:rPr>
-        <w:t>eihenfolge)</w:t>
-      </w:r>
-    </w:p>
-    <w:p>
-      <w:pPr>
-        <w:pStyle w:val="berschrift2"/>
-        <w:rPr>
-          <w:rFonts w:eastAsia="TimesNewRomanPSMT" w:cs="TimesNewRomanPSMT"/>
-          <w:b w:val="0"/>
-          <w:sz w:val="26"/>
-          <w:szCs w:val="26"/>
-        </w:rPr>
-      </w:pPr>
-      <w:bookmarkStart w:id="2" w:name="_Toc524250392"/>
-      <w:r>
-        <w:rPr>
-          <w:rFonts w:eastAsia="TimesNewRomanPSMT" w:cs="TimesNewRomanPSMT"/>
-          <w:b w:val="0"/>
-          <w:sz w:val="26"/>
-          <w:szCs w:val="26"/>
-        </w:rPr>
-        <w:t>Messtabelle</w:t>
-      </w:r>
-      <w:bookmarkEnd w:id="2"/>
-      <w:r>
-        <w:rPr>
-          <w:rFonts w:eastAsia="TimesNewRomanPSMT" w:cs="TimesNewRomanPSMT"/>
-          <w:b w:val="0"/>
-          <w:sz w:val="26"/>
-          <w:szCs w:val="26"/>
-        </w:rPr>
-        <w:t xml:space="preserve">  </w:t>
-      </w:r>
-    </w:p>
-    <w:p>
-      <w:pPr>
-        <w:rPr>
-          <w:rFonts w:eastAsia="TimesNewRomanPSMT"/>
-          <w:i/>
-        </w:rPr>
-      </w:pPr>
-      <w:r>
-        <w:rPr>
-          <w:rFonts w:eastAsia="TimesNewRomanPSMT"/>
-          <w:i/>
-        </w:rPr>
-        <w:t xml:space="preserve">(Messtabelle, </w:t>
-      </w:r>
-      <w:r>
-        <w:rPr>
-          <w:rFonts w:eastAsia="TimesNewRomanPSMT"/>
-          <w:i/>
-        </w:rPr>
-        <w:t xml:space="preserve">Bezeichnung der </w:t>
-      </w:r>
-      <w:r>
-        <w:rPr>
-          <w:rFonts w:eastAsia="TimesNewRomanPSMT"/>
-          <w:i/>
-        </w:rPr>
-        <w:t>Mess- und Einstellgrößen l</w:t>
-      </w:r>
-      <w:r>
-        <w:rPr>
-          <w:rFonts w:eastAsia="TimesNewRomanPSMT"/>
-          <w:i/>
-        </w:rPr>
-        <w:t>aut</w:t>
-      </w:r>
-      <w:r>
-        <w:rPr>
-          <w:rFonts w:eastAsia="TimesNewRomanPSMT"/>
-          <w:i/>
-        </w:rPr>
-        <w:t xml:space="preserve"> Messschaltung</w:t>
-      </w:r>
-      <w:r>
-        <w:rPr>
-          <w:rFonts w:eastAsia="TimesNewRomanPSMT"/>
-          <w:i/>
-        </w:rPr>
-        <w:t>, Einheiten</w:t>
-      </w:r>
-      <w:r>
-        <w:rPr>
-          <w:rFonts w:eastAsia="TimesNewRomanPSMT"/>
-          <w:i/>
-        </w:rPr>
-        <w:t>, verwendete Formeln, Beispielrechnung mit Einheiten)</w:t>
-      </w:r>
-    </w:p>
-    <w:p>
-      <w:pPr>
-        <w:pStyle w:val="berschrift2"/>
-        <w:rPr>
-          <w:rFonts w:eastAsia="TimesNewRomanPSMT" w:cs="TimesNewRomanPSMT"/>
-          <w:b w:val="0"/>
-          <w:sz w:val="26"/>
-          <w:szCs w:val="26"/>
-        </w:rPr>
-      </w:pPr>
-      <w:bookmarkStart w:id="3" w:name="_Toc524250393"/>
-      <w:r>
-        <w:rPr>
-          <w:rFonts w:eastAsia="TimesNewRomanPSMT" w:cs="TimesNewRomanPSMT"/>
-          <w:b w:val="0"/>
-          <w:sz w:val="26"/>
-          <w:szCs w:val="26"/>
-        </w:rPr>
-        <w:t>Diagramm</w:t>
-      </w:r>
-      <w:bookmarkEnd w:id="3"/>
-      <w:r>
-        <w:rPr>
-          <w:rFonts w:eastAsia="TimesNewRomanPSMT" w:cs="TimesNewRomanPSMT"/>
-          <w:b w:val="0"/>
-          <w:sz w:val="26"/>
-          <w:szCs w:val="26"/>
-        </w:rPr>
-        <w:t xml:space="preserve">  </w:t>
-      </w:r>
-    </w:p>
-    <w:p>
-      <w:pPr>
-        <w:rPr>
-          <w:rFonts w:eastAsia="TimesNewRomanPSMT"/>
-          <w:i/>
-        </w:rPr>
-      </w:pPr>
-      <w:r>
-        <w:rPr>
-          <w:rFonts w:eastAsia="TimesNewRomanPSMT"/>
-          <w:i/>
-        </w:rPr>
-        <w:t>(grafische Auswertung, Kommentare zu Besonderheiten/Abweichungen zur Theorie-Erwartung</w:t>
-      </w:r>
-      <w:r>
-        <w:rPr>
-          <w:rFonts w:eastAsia="TimesNewRomanPSMT"/>
-          <w:i/>
-        </w:rPr>
         <w:t>)</w:t>
       </w:r>
     </w:p>
     <w:p>
       <w:pPr>
-        <w:pStyle w:val="berschrift2"/>
-        <w:rPr>
-          <w:rFonts w:eastAsia="TimesNewRomanPSMT" w:cs="TimesNewRomanPSMT"/>
-          <w:b w:val="0"/>
-          <w:sz w:val="26"/>
-          <w:szCs w:val="26"/>
-        </w:rPr>
-      </w:pPr>
-      <w:bookmarkStart w:id="4" w:name="_Toc524250394"/>
-      <w:r>
-        <w:rPr>
-          <w:rFonts w:eastAsia="TimesNewRomanPSMT" w:cs="TimesNewRomanPSMT"/>
-          <w:b w:val="0"/>
-          <w:sz w:val="26"/>
-          <w:szCs w:val="26"/>
-        </w:rPr>
-        <w:t>Ergebnis</w:t>
-      </w:r>
-      <w:bookmarkEnd w:id="4"/>
-      <w:r>
-        <w:rPr>
-          <w:rFonts w:eastAsia="TimesNewRomanPSMT" w:cs="TimesNewRomanPSMT"/>
-          <w:b w:val="0"/>
-          <w:sz w:val="26"/>
-          <w:szCs w:val="26"/>
-        </w:rPr>
-        <w:t xml:space="preserve">   </w:t>
-      </w:r>
-    </w:p>
-    <w:p>
-      <w:pPr>
-        <w:rPr>
-          <w:rFonts w:eastAsia="TimesNewRomanPSMT"/>
-          <w:i/>
-        </w:rPr>
-      </w:pPr>
-      <w:r>
-        <w:rPr>
-          <w:rFonts w:eastAsia="TimesNewRomanPSMT"/>
-          <w:i/>
-        </w:rPr>
-        <w:t>(</w:t>
-      </w:r>
-      <w:r>
-        <w:rPr>
-          <w:rFonts w:eastAsia="TimesNewRomanPSMT"/>
-          <w:i/>
-        </w:rPr>
-        <w:t>verbales Ergebnis / verbale Erkenntnis aus Übung 1)</w:t>
-      </w:r>
-    </w:p>
-    <w:p>
-      <w:pPr>
-        <w:rPr>
-          <w:rFonts w:eastAsia="TimesNewRomanPSMT" w:cs="TimesNewRomanPSMT"/>
-          <w:sz w:val="26"/>
-          <w:szCs w:val="26"/>
-        </w:rPr>
-      </w:pPr>
-    </w:p>
-    <w:p>
-      <w:pPr>
         <w:pStyle w:val="berschrift1"/>
       </w:pPr>
-      <w:bookmarkStart w:id="5" w:name="_Toc524250395"/>
-      <w:r>
-        <w:t>Abschließende Bemerkungen</w:t>
-      </w:r>
-      <w:bookmarkEnd w:id="5"/>
-      <w:r>
-        <w:t xml:space="preserve"> </w:t>
-      </w:r>
-    </w:p>
-    <w:p>
-      <w:pPr>
-        <w:rPr>
-          <w:rFonts w:eastAsia="TimesNewRomanPSMT"/>
-          <w:i/>
-        </w:rPr>
-      </w:pPr>
-      <w:r>
-        <w:rPr>
-          <w:rFonts w:eastAsia="TimesNewRomanPSMT"/>
-          <w:i/>
-        </w:rPr>
-        <w:t>(</w:t>
-      </w:r>
-      <w:r>
-        <w:rPr>
-          <w:rFonts w:eastAsia="TimesNewRomanPSMT"/>
-          <w:i/>
-        </w:rPr>
-        <w:t>Besondere Vorkommnisse</w:t>
-      </w:r>
-      <w:r>
-        <w:rPr>
-          <w:rFonts w:eastAsia="TimesNewRomanPSMT"/>
-          <w:i/>
-        </w:rPr>
-        <w:t xml:space="preserve"> </w:t>
-      </w:r>
-      <w:r>
-        <w:rPr>
-          <w:rFonts w:eastAsia="TimesNewRomanPSMT"/>
-          <w:i/>
-        </w:rPr>
-        <w:t xml:space="preserve">während der Übung </w:t>
-      </w:r>
-      <w:r>
-        <w:rPr>
-          <w:rFonts w:eastAsia="TimesNewRomanPSMT"/>
-          <w:i/>
-        </w:rPr>
-        <w:t>(z.B.: Feueralarm</w:t>
-      </w:r>
-      <w:r>
-        <w:rPr>
-          <w:rFonts w:eastAsia="TimesNewRomanPSMT"/>
-          <w:i/>
-        </w:rPr>
-        <w:t>, NOT-AUS</w:t>
-      </w:r>
-      <w:r>
-        <w:rPr>
-          <w:rFonts w:eastAsia="TimesNewRomanPSMT"/>
-          <w:i/>
-        </w:rPr>
-        <w:t>)</w:t>
-      </w:r>
-      <w:r>
-        <w:rPr>
-          <w:rFonts w:eastAsia="TimesNewRomanPSMT"/>
-          <w:i/>
-        </w:rPr>
-        <w:t>, besondere Erkenntnisse, Verbesserungsvorschläge</w:t>
-      </w:r>
-      <w:r>
-        <w:rPr>
-          <w:rFonts w:eastAsia="TimesNewRomanPSMT"/>
-          <w:i/>
-        </w:rPr>
-        <w:t>)</w:t>
-      </w:r>
-    </w:p>
-    <w:p>
-      <w:pPr>
-        <w:pStyle w:val="berschrift1"/>
-      </w:pPr>
-      <w:bookmarkStart w:id="6" w:name="_Toc524250396"/>
+      <w:bookmarkStart w:id="1" w:name="_Toc524250396"/>
       <w:r>
         <w:t>Inventarliste</w:t>
       </w:r>
-      <w:bookmarkEnd w:id="6"/>
+      <w:bookmarkEnd w:id="1"/>
       <w:r>
         <w:t xml:space="preserve"> </w:t>
       </w:r>
@@ -4327,6 +5440,7 @@
   <w:style w:type="character" w:default="1" w:styleId="Absatz-Standardschriftart">
     <w:name w:val="Default Paragraph Font"/>
     <w:uiPriority w:val="1"/>
+    <w:semiHidden/>
     <w:unhideWhenUsed/>
   </w:style>
   <w:style w:type="table" w:default="1" w:styleId="NormaleTabelle">

--- a/Dokumentation/Diplomarbeit_Template.docx
+++ b/Dokumentation/Diplomarbeit_Template.docx
@@ -1426,8 +1426,30 @@
         <w:rPr>
           <w:lang w:val="de-AT"/>
         </w:rPr>
-        <w:t>analog-to-digital coverter</w:t>
-      </w:r>
+        <w:t>analog-</w:t>
+      </w:r>
+      <w:proofErr w:type="spellStart"/>
+      <w:r>
+        <w:rPr>
+          <w:lang w:val="de-AT"/>
+        </w:rPr>
+        <w:t>to</w:t>
+      </w:r>
+      <w:proofErr w:type="spellEnd"/>
+      <w:r>
+        <w:rPr>
+          <w:lang w:val="de-AT"/>
+        </w:rPr>
+        <w:t xml:space="preserve">-digital </w:t>
+      </w:r>
+      <w:proofErr w:type="spellStart"/>
+      <w:r>
+        <w:rPr>
+          <w:lang w:val="de-AT"/>
+        </w:rPr>
+        <w:t>coverter</w:t>
+      </w:r>
+      <w:proofErr w:type="spellEnd"/>
     </w:p>
     <w:p>
       <w:pPr>
@@ -1444,12 +1466,42 @@
         </w:rPr>
         <w:t xml:space="preserve">BTI </w:t>
       </w:r>
-      <w:r>
-        <w:rPr>
-          <w:lang w:val="de-AT"/>
-        </w:rPr>
-        <w:t>bias temperature instability</w:t>
-      </w:r>
+      <w:proofErr w:type="spellStart"/>
+      <w:r>
+        <w:rPr>
+          <w:lang w:val="de-AT"/>
+        </w:rPr>
+        <w:t>bias</w:t>
+      </w:r>
+      <w:proofErr w:type="spellEnd"/>
+      <w:r>
+        <w:rPr>
+          <w:lang w:val="de-AT"/>
+        </w:rPr>
+        <w:t xml:space="preserve"> </w:t>
+      </w:r>
+      <w:proofErr w:type="spellStart"/>
+      <w:r>
+        <w:rPr>
+          <w:lang w:val="de-AT"/>
+        </w:rPr>
+        <w:t>temperature</w:t>
+      </w:r>
+      <w:proofErr w:type="spellEnd"/>
+      <w:r>
+        <w:rPr>
+          <w:lang w:val="de-AT"/>
+        </w:rPr>
+        <w:t xml:space="preserve"> </w:t>
+      </w:r>
+      <w:proofErr w:type="spellStart"/>
+      <w:r>
+        <w:rPr>
+          <w:lang w:val="de-AT"/>
+        </w:rPr>
+        <w:t>instability</w:t>
+      </w:r>
+      <w:proofErr w:type="spellEnd"/>
     </w:p>
     <w:p>
       <w:pPr>
@@ -1470,8 +1522,30 @@
         <w:rPr>
           <w:lang w:val="de-AT"/>
         </w:rPr>
-        <w:t>digital-to-analog coverter</w:t>
-      </w:r>
+        <w:t>digital-</w:t>
+      </w:r>
+      <w:proofErr w:type="spellStart"/>
+      <w:r>
+        <w:rPr>
+          <w:lang w:val="de-AT"/>
+        </w:rPr>
+        <w:t>to</w:t>
+      </w:r>
+      <w:proofErr w:type="spellEnd"/>
+      <w:r>
+        <w:rPr>
+          <w:lang w:val="de-AT"/>
+        </w:rPr>
+        <w:t xml:space="preserve">-analog </w:t>
+      </w:r>
+      <w:proofErr w:type="spellStart"/>
+      <w:r>
+        <w:rPr>
+          <w:lang w:val="de-AT"/>
+        </w:rPr>
+        <w:t>coverter</w:t>
+      </w:r>
+      <w:proofErr w:type="spellEnd"/>
     </w:p>
     <w:p>
       <w:pPr>
@@ -1488,12 +1562,42 @@
         </w:rPr>
         <w:t xml:space="preserve">DUT </w:t>
       </w:r>
-      <w:r>
-        <w:rPr>
-          <w:lang w:val="de-AT"/>
-        </w:rPr>
-        <w:t>device under test</w:t>
-      </w:r>
+      <w:proofErr w:type="spellStart"/>
+      <w:r>
+        <w:rPr>
+          <w:lang w:val="de-AT"/>
+        </w:rPr>
+        <w:t>device</w:t>
+      </w:r>
+      <w:proofErr w:type="spellEnd"/>
+      <w:r>
+        <w:rPr>
+          <w:lang w:val="de-AT"/>
+        </w:rPr>
+        <w:t xml:space="preserve"> </w:t>
+      </w:r>
+      <w:proofErr w:type="spellStart"/>
+      <w:r>
+        <w:rPr>
+          <w:lang w:val="de-AT"/>
+        </w:rPr>
+        <w:t>under</w:t>
+      </w:r>
+      <w:proofErr w:type="spellEnd"/>
+      <w:r>
+        <w:rPr>
+          <w:lang w:val="de-AT"/>
+        </w:rPr>
+        <w:t xml:space="preserve"> </w:t>
+      </w:r>
+      <w:proofErr w:type="spellStart"/>
+      <w:r>
+        <w:rPr>
+          <w:lang w:val="de-AT"/>
+        </w:rPr>
+        <w:t>test</w:t>
+      </w:r>
+      <w:proofErr w:type="spellEnd"/>
     </w:p>
     <w:p>
       <w:pPr>
@@ -1510,12 +1614,28 @@
         </w:rPr>
         <w:t xml:space="preserve">FET </w:t>
       </w:r>
-      <w:r>
-        <w:rPr>
-          <w:lang w:val="de-AT"/>
-        </w:rPr>
-        <w:t>field-effect transistor</w:t>
-      </w:r>
+      <w:proofErr w:type="spellStart"/>
+      <w:r>
+        <w:rPr>
+          <w:lang w:val="de-AT"/>
+        </w:rPr>
+        <w:t>field-effect</w:t>
+      </w:r>
+      <w:proofErr w:type="spellEnd"/>
+      <w:r>
+        <w:rPr>
+          <w:lang w:val="de-AT"/>
+        </w:rPr>
+        <w:t xml:space="preserve"> </w:t>
+      </w:r>
+      <w:proofErr w:type="spellStart"/>
+      <w:r>
+        <w:rPr>
+          <w:lang w:val="de-AT"/>
+        </w:rPr>
+        <w:t>transistor</w:t>
+      </w:r>
+      <w:proofErr w:type="spellEnd"/>
     </w:p>
     <w:p>
       <w:pPr>
@@ -1532,12 +1652,28 @@
         </w:rPr>
         <w:t xml:space="preserve">GIDL </w:t>
       </w:r>
-      <w:r>
-        <w:rPr>
-          <w:lang w:val="de-AT"/>
-        </w:rPr>
-        <w:t>gate-induced drain leakage</w:t>
-      </w:r>
+      <w:proofErr w:type="spellStart"/>
+      <w:r>
+        <w:rPr>
+          <w:lang w:val="de-AT"/>
+        </w:rPr>
+        <w:t>gate-induced</w:t>
+      </w:r>
+      <w:proofErr w:type="spellEnd"/>
+      <w:r>
+        <w:rPr>
+          <w:lang w:val="de-AT"/>
+        </w:rPr>
+        <w:t xml:space="preserve"> drain </w:t>
+      </w:r>
+      <w:proofErr w:type="spellStart"/>
+      <w:r>
+        <w:rPr>
+          <w:lang w:val="de-AT"/>
+        </w:rPr>
+        <w:t>leakage</w:t>
+      </w:r>
+      <w:proofErr w:type="spellEnd"/>
     </w:p>
     <w:p>
       <w:pPr>
@@ -1554,12 +1690,28 @@
         </w:rPr>
         <w:t xml:space="preserve">HC </w:t>
       </w:r>
-      <w:r>
-        <w:rPr>
-          <w:lang w:val="de-AT"/>
-        </w:rPr>
-        <w:t>hot carrier</w:t>
-      </w:r>
+      <w:proofErr w:type="spellStart"/>
+      <w:r>
+        <w:rPr>
+          <w:lang w:val="de-AT"/>
+        </w:rPr>
+        <w:t>hot</w:t>
+      </w:r>
+      <w:proofErr w:type="spellEnd"/>
+      <w:r>
+        <w:rPr>
+          <w:lang w:val="de-AT"/>
+        </w:rPr>
+        <w:t xml:space="preserve"> </w:t>
+      </w:r>
+      <w:proofErr w:type="spellStart"/>
+      <w:r>
+        <w:rPr>
+          <w:lang w:val="de-AT"/>
+        </w:rPr>
+        <w:t>carrier</w:t>
+      </w:r>
+      <w:proofErr w:type="spellEnd"/>
     </w:p>
     <w:p>
       <w:pPr>
@@ -2055,60 +2207,70 @@
           <w:iCs/>
           <w:lang w:val="en-US"/>
         </w:rPr>
-        <w:t>voltage to their metal gate terminal modulates the conductivity between the source</w:t>
-      </w:r>
-    </w:p>
-    <w:p>
-      <w:pPr>
-        <w:ind w:left="576"/>
+        <w:t xml:space="preserve">voltage to their metal gate terminal modulates the conductivity between the </w:t>
+      </w:r>
+      <w:proofErr w:type="gramStart"/>
+      <w:r>
         <w:rPr>
           <w:i/>
           <w:iCs/>
           <w:lang w:val="en-US"/>
         </w:rPr>
-      </w:pPr>
-      <w:r>
+        <w:t>source</w:t>
+      </w:r>
+      <w:proofErr w:type="gramEnd"/>
+    </w:p>
+    <w:p>
+      <w:pPr>
+        <w:ind w:left="576"/>
         <w:rPr>
           <w:i/>
           <w:iCs/>
           <w:lang w:val="en-US"/>
         </w:rPr>
-        <w:t>and drain terminals. This creates a channel at the semiconductor-insulator interface,</w:t>
-      </w:r>
-    </w:p>
-    <w:p>
-      <w:pPr>
-        <w:ind w:left="576"/>
+      </w:pPr>
+      <w:r>
         <w:rPr>
           <w:i/>
           <w:iCs/>
           <w:lang w:val="en-US"/>
         </w:rPr>
-      </w:pPr>
-      <w:r>
+        <w:t>and drain terminals. This creates a channel at the semiconductor-insulator interface,</w:t>
+      </w:r>
+    </w:p>
+    <w:p>
+      <w:pPr>
+        <w:ind w:left="576"/>
         <w:rPr>
           <w:i/>
           <w:iCs/>
           <w:lang w:val="en-US"/>
         </w:rPr>
-        <w:t>allowing for the switching of electronic signals, making them essential to reproduce the</w:t>
-      </w:r>
-    </w:p>
-    <w:p>
-      <w:pPr>
-        <w:ind w:left="576"/>
+      </w:pPr>
+      <w:r>
         <w:rPr>
           <w:i/>
           <w:iCs/>
           <w:lang w:val="en-US"/>
         </w:rPr>
-      </w:pPr>
-      <w:r>
+        <w:t>allowing for the switching of electronic signals, making them essential to reproduce the</w:t>
+      </w:r>
+    </w:p>
+    <w:p>
+      <w:pPr>
+        <w:ind w:left="576"/>
         <w:rPr>
           <w:i/>
           <w:iCs/>
           <w:lang w:val="en-US"/>
         </w:rPr>
+      </w:pPr>
+      <w:r>
+        <w:rPr>
+          <w:i/>
+          <w:iCs/>
+          <w:lang w:val="en-US"/>
+        </w:rPr>
         <w:t>binary logic necessary for logic gates of computer architectures – Quelle 1, Page 1</w:t>
       </w:r>
     </w:p>
@@ -2125,11 +2287,33 @@
           <w:lang w:val="de-AT"/>
         </w:rPr>
       </w:pPr>
-      <w:r>
-        <w:rPr>
-          <w:lang w:val="de-AT"/>
-        </w:rPr>
-        <w:t xml:space="preserve">Heutztage sind in der elektronik </w:t>
+      <w:proofErr w:type="spellStart"/>
+      <w:r>
+        <w:rPr>
+          <w:lang w:val="de-AT"/>
+        </w:rPr>
+        <w:t>Heutztage</w:t>
+      </w:r>
+      <w:proofErr w:type="spellEnd"/>
+      <w:r>
+        <w:rPr>
+          <w:lang w:val="de-AT"/>
+        </w:rPr>
+        <w:t xml:space="preserve"> sind in der </w:t>
+      </w:r>
+      <w:proofErr w:type="spellStart"/>
+      <w:r>
+        <w:rPr>
+          <w:lang w:val="de-AT"/>
+        </w:rPr>
+        <w:t>elektronik</w:t>
+      </w:r>
+      <w:proofErr w:type="spellEnd"/>
+      <w:r>
+        <w:rPr>
+          <w:lang w:val="de-AT"/>
+        </w:rPr>
+        <w:t xml:space="preserve"> </w:t>
       </w:r>
       <w:r>
         <w:rPr>
@@ -2137,36 +2321,668 @@
         </w:rPr>
         <w:t xml:space="preserve">werden </w:t>
       </w:r>
-      <w:r>
-        <w:rPr>
-          <w:lang w:val="de-AT"/>
-        </w:rPr>
-        <w:t xml:space="preserve">schalter meist mit Feldeffekttransistoren realieseirt, diese sind geeignet für hohe schaltfrequenzne können kleiner hergesetllt und zuferlässiger desingt werdem. </w:t>
-      </w:r>
-      <w:r>
-        <w:rPr>
-          <w:lang w:val="de-AT"/>
-        </w:rPr>
-        <w:t xml:space="preserve">Diese nutzen das prinzips der elektrischen felder, durch das anlegen einer spannung am Gate des tranisitors wird die breite des leitfähigen kanals zwischen den Drain und Source anschlüssen moduliert. Durch diese gegebenheit sind die Feldefekt transistoren geeignet als elektrischeer schalter verwedet zu werden. </w:t>
-      </w:r>
-    </w:p>
-    <w:p>
-      <w:pPr>
-        <w:rPr>
-          <w:lang w:val="de-AT"/>
-        </w:rPr>
-      </w:pPr>
-      <w:r>
-        <w:rPr>
-          <w:lang w:val="de-AT"/>
-        </w:rPr>
-        <w:t>Die Bajeren die der entwiklung besserer FETs im wege steht ist die hersstellung und sind parameter wie leistungs aufnahme als auch schaltgeschwindigkeit. Diese parameter sind durhc die herstellung bestimmt und die defekte die bei dieser entsthen. Mosfets werden aus verscheidenen sichten aufgebaut, da dies wie nicht in der tehckink perfekt vor sich geht entstehen defekte zwischen den verscheidenen schichten als auch in den einzelnen schichten.</w:t>
-      </w:r>
-      <w:r>
-        <w:rPr>
-          <w:lang w:val="de-AT"/>
-        </w:rPr>
-        <w:t xml:space="preserve"> Diese defekte in der silitium kristall struktur können die eigenschaften der halbleiter veerändern, das elektrische feld des matall gates, indem defekte ladungsträger aufnehmen können als auch abgeben können. Durch das aufnehmen kann sich </w:t>
+      <w:proofErr w:type="spellStart"/>
+      <w:r>
+        <w:rPr>
+          <w:lang w:val="de-AT"/>
+        </w:rPr>
+        <w:t>schalter</w:t>
+      </w:r>
+      <w:proofErr w:type="spellEnd"/>
+      <w:r>
+        <w:rPr>
+          <w:lang w:val="de-AT"/>
+        </w:rPr>
+        <w:t xml:space="preserve"> meist mit Feldeffekttransistoren </w:t>
+      </w:r>
+      <w:proofErr w:type="spellStart"/>
+      <w:r>
+        <w:rPr>
+          <w:lang w:val="de-AT"/>
+        </w:rPr>
+        <w:t>realieseirt</w:t>
+      </w:r>
+      <w:proofErr w:type="spellEnd"/>
+      <w:r>
+        <w:rPr>
+          <w:lang w:val="de-AT"/>
+        </w:rPr>
+        <w:t xml:space="preserve">, diese sind geeignet für hohe </w:t>
+      </w:r>
+      <w:proofErr w:type="spellStart"/>
+      <w:r>
+        <w:rPr>
+          <w:lang w:val="de-AT"/>
+        </w:rPr>
+        <w:t>schaltfrequenzne</w:t>
+      </w:r>
+      <w:proofErr w:type="spellEnd"/>
+      <w:r>
+        <w:rPr>
+          <w:lang w:val="de-AT"/>
+        </w:rPr>
+        <w:t xml:space="preserve"> können kleiner </w:t>
+      </w:r>
+      <w:proofErr w:type="spellStart"/>
+      <w:r>
+        <w:rPr>
+          <w:lang w:val="de-AT"/>
+        </w:rPr>
+        <w:t>hergesetllt</w:t>
+      </w:r>
+      <w:proofErr w:type="spellEnd"/>
+      <w:r>
+        <w:rPr>
+          <w:lang w:val="de-AT"/>
+        </w:rPr>
+        <w:t xml:space="preserve"> und </w:t>
+      </w:r>
+      <w:proofErr w:type="spellStart"/>
+      <w:r>
+        <w:rPr>
+          <w:lang w:val="de-AT"/>
+        </w:rPr>
+        <w:t>zuferlässiger</w:t>
+      </w:r>
+      <w:proofErr w:type="spellEnd"/>
+      <w:r>
+        <w:rPr>
+          <w:lang w:val="de-AT"/>
+        </w:rPr>
+        <w:t xml:space="preserve"> </w:t>
+      </w:r>
+      <w:proofErr w:type="spellStart"/>
+      <w:r>
+        <w:rPr>
+          <w:lang w:val="de-AT"/>
+        </w:rPr>
+        <w:t>desingt</w:t>
+      </w:r>
+      <w:proofErr w:type="spellEnd"/>
+      <w:r>
+        <w:rPr>
+          <w:lang w:val="de-AT"/>
+        </w:rPr>
+        <w:t xml:space="preserve"> </w:t>
+      </w:r>
+      <w:proofErr w:type="spellStart"/>
+      <w:r>
+        <w:rPr>
+          <w:lang w:val="de-AT"/>
+        </w:rPr>
+        <w:t>werdem</w:t>
+      </w:r>
+      <w:proofErr w:type="spellEnd"/>
+      <w:r>
+        <w:rPr>
+          <w:lang w:val="de-AT"/>
+        </w:rPr>
+        <w:t xml:space="preserve">. </w:t>
+      </w:r>
+      <w:r>
+        <w:rPr>
+          <w:lang w:val="de-AT"/>
+        </w:rPr>
+        <w:t xml:space="preserve">Diese nutzen das </w:t>
+      </w:r>
+      <w:proofErr w:type="spellStart"/>
+      <w:r>
+        <w:rPr>
+          <w:lang w:val="de-AT"/>
+        </w:rPr>
+        <w:t>prinzips</w:t>
+      </w:r>
+      <w:proofErr w:type="spellEnd"/>
+      <w:r>
+        <w:rPr>
+          <w:lang w:val="de-AT"/>
+        </w:rPr>
+        <w:t xml:space="preserve"> der elektrischen </w:t>
+      </w:r>
+      <w:proofErr w:type="spellStart"/>
+      <w:r>
+        <w:rPr>
+          <w:lang w:val="de-AT"/>
+        </w:rPr>
+        <w:t>felder</w:t>
+      </w:r>
+      <w:proofErr w:type="spellEnd"/>
+      <w:r>
+        <w:rPr>
+          <w:lang w:val="de-AT"/>
+        </w:rPr>
+        <w:t xml:space="preserve">, durch </w:t>
+      </w:r>
+      <w:proofErr w:type="gramStart"/>
+      <w:r>
+        <w:rPr>
+          <w:lang w:val="de-AT"/>
+        </w:rPr>
+        <w:t xml:space="preserve">das </w:t>
+      </w:r>
+      <w:proofErr w:type="spellStart"/>
+      <w:r>
+        <w:rPr>
+          <w:lang w:val="de-AT"/>
+        </w:rPr>
+        <w:t>anlegen</w:t>
+      </w:r>
+      <w:proofErr w:type="spellEnd"/>
+      <w:proofErr w:type="gramEnd"/>
+      <w:r>
+        <w:rPr>
+          <w:lang w:val="de-AT"/>
+        </w:rPr>
+        <w:t xml:space="preserve"> einer </w:t>
+      </w:r>
+      <w:proofErr w:type="spellStart"/>
+      <w:r>
+        <w:rPr>
+          <w:lang w:val="de-AT"/>
+        </w:rPr>
+        <w:t>spannung</w:t>
+      </w:r>
+      <w:proofErr w:type="spellEnd"/>
+      <w:r>
+        <w:rPr>
+          <w:lang w:val="de-AT"/>
+        </w:rPr>
+        <w:t xml:space="preserve"> am Gate des </w:t>
+      </w:r>
+      <w:proofErr w:type="spellStart"/>
+      <w:r>
+        <w:rPr>
+          <w:lang w:val="de-AT"/>
+        </w:rPr>
+        <w:t>tranisitors</w:t>
+      </w:r>
+      <w:proofErr w:type="spellEnd"/>
+      <w:r>
+        <w:rPr>
+          <w:lang w:val="de-AT"/>
+        </w:rPr>
+        <w:t xml:space="preserve"> wird die breite des leitfähigen </w:t>
+      </w:r>
+      <w:proofErr w:type="spellStart"/>
+      <w:r>
+        <w:rPr>
+          <w:lang w:val="de-AT"/>
+        </w:rPr>
+        <w:t>kanals</w:t>
+      </w:r>
+      <w:proofErr w:type="spellEnd"/>
+      <w:r>
+        <w:rPr>
+          <w:lang w:val="de-AT"/>
+        </w:rPr>
+        <w:t xml:space="preserve"> zwischen den Drain und Source </w:t>
+      </w:r>
+      <w:proofErr w:type="spellStart"/>
+      <w:r>
+        <w:rPr>
+          <w:lang w:val="de-AT"/>
+        </w:rPr>
+        <w:t>anschlüssen</w:t>
+      </w:r>
+      <w:proofErr w:type="spellEnd"/>
+      <w:r>
+        <w:rPr>
+          <w:lang w:val="de-AT"/>
+        </w:rPr>
+        <w:t xml:space="preserve"> moduliert. Durch diese </w:t>
+      </w:r>
+      <w:proofErr w:type="spellStart"/>
+      <w:r>
+        <w:rPr>
+          <w:lang w:val="de-AT"/>
+        </w:rPr>
+        <w:t>gegebenheit</w:t>
+      </w:r>
+      <w:proofErr w:type="spellEnd"/>
+      <w:r>
+        <w:rPr>
+          <w:lang w:val="de-AT"/>
+        </w:rPr>
+        <w:t xml:space="preserve"> sind die </w:t>
+      </w:r>
+      <w:proofErr w:type="spellStart"/>
+      <w:r>
+        <w:rPr>
+          <w:lang w:val="de-AT"/>
+        </w:rPr>
+        <w:t>Feldefekt</w:t>
+      </w:r>
+      <w:proofErr w:type="spellEnd"/>
+      <w:r>
+        <w:rPr>
+          <w:lang w:val="de-AT"/>
+        </w:rPr>
+        <w:t xml:space="preserve"> </w:t>
+      </w:r>
+      <w:proofErr w:type="spellStart"/>
+      <w:r>
+        <w:rPr>
+          <w:lang w:val="de-AT"/>
+        </w:rPr>
+        <w:t>transistoren</w:t>
+      </w:r>
+      <w:proofErr w:type="spellEnd"/>
+      <w:r>
+        <w:rPr>
+          <w:lang w:val="de-AT"/>
+        </w:rPr>
+        <w:t xml:space="preserve"> geeignet als </w:t>
+      </w:r>
+      <w:proofErr w:type="spellStart"/>
+      <w:r>
+        <w:rPr>
+          <w:lang w:val="de-AT"/>
+        </w:rPr>
+        <w:t>elektrischeer</w:t>
+      </w:r>
+      <w:proofErr w:type="spellEnd"/>
+      <w:r>
+        <w:rPr>
+          <w:lang w:val="de-AT"/>
+        </w:rPr>
+        <w:t xml:space="preserve"> </w:t>
+      </w:r>
+      <w:proofErr w:type="spellStart"/>
+      <w:r>
+        <w:rPr>
+          <w:lang w:val="de-AT"/>
+        </w:rPr>
+        <w:t>schalter</w:t>
+      </w:r>
+      <w:proofErr w:type="spellEnd"/>
+      <w:r>
+        <w:rPr>
+          <w:lang w:val="de-AT"/>
+        </w:rPr>
+        <w:t xml:space="preserve"> </w:t>
+      </w:r>
+      <w:proofErr w:type="spellStart"/>
+      <w:r>
+        <w:rPr>
+          <w:lang w:val="de-AT"/>
+        </w:rPr>
+        <w:t>verwedet</w:t>
+      </w:r>
+      <w:proofErr w:type="spellEnd"/>
+      <w:r>
+        <w:rPr>
+          <w:lang w:val="de-AT"/>
+        </w:rPr>
+        <w:t xml:space="preserve"> zu werden. </w:t>
+      </w:r>
+    </w:p>
+    <w:p>
+      <w:pPr>
+        <w:rPr>
+          <w:lang w:val="de-AT"/>
+        </w:rPr>
+      </w:pPr>
+      <w:r>
+        <w:rPr>
+          <w:lang w:val="de-AT"/>
+        </w:rPr>
+        <w:t xml:space="preserve">Die </w:t>
+      </w:r>
+      <w:proofErr w:type="spellStart"/>
+      <w:r>
+        <w:rPr>
+          <w:lang w:val="de-AT"/>
+        </w:rPr>
+        <w:t>Bajeren</w:t>
+      </w:r>
+      <w:proofErr w:type="spellEnd"/>
+      <w:r>
+        <w:rPr>
+          <w:lang w:val="de-AT"/>
+        </w:rPr>
+        <w:t xml:space="preserve"> die der </w:t>
+      </w:r>
+      <w:proofErr w:type="spellStart"/>
+      <w:r>
+        <w:rPr>
+          <w:lang w:val="de-AT"/>
+        </w:rPr>
+        <w:t>entwiklung</w:t>
+      </w:r>
+      <w:proofErr w:type="spellEnd"/>
+      <w:r>
+        <w:rPr>
+          <w:lang w:val="de-AT"/>
+        </w:rPr>
+        <w:t xml:space="preserve"> besserer FETs im </w:t>
+      </w:r>
+      <w:proofErr w:type="spellStart"/>
+      <w:r>
+        <w:rPr>
+          <w:lang w:val="de-AT"/>
+        </w:rPr>
+        <w:t>wege</w:t>
+      </w:r>
+      <w:proofErr w:type="spellEnd"/>
+      <w:r>
+        <w:rPr>
+          <w:lang w:val="de-AT"/>
+        </w:rPr>
+        <w:t xml:space="preserve"> steht ist die </w:t>
+      </w:r>
+      <w:proofErr w:type="spellStart"/>
+      <w:r>
+        <w:rPr>
+          <w:lang w:val="de-AT"/>
+        </w:rPr>
+        <w:t>hersstellung</w:t>
+      </w:r>
+      <w:proofErr w:type="spellEnd"/>
+      <w:r>
+        <w:rPr>
+          <w:lang w:val="de-AT"/>
+        </w:rPr>
+        <w:t xml:space="preserve"> und sind </w:t>
+      </w:r>
+      <w:proofErr w:type="spellStart"/>
+      <w:r>
+        <w:rPr>
+          <w:lang w:val="de-AT"/>
+        </w:rPr>
+        <w:t>parameter</w:t>
+      </w:r>
+      <w:proofErr w:type="spellEnd"/>
+      <w:r>
+        <w:rPr>
+          <w:lang w:val="de-AT"/>
+        </w:rPr>
+        <w:t xml:space="preserve"> wie </w:t>
+      </w:r>
+      <w:proofErr w:type="spellStart"/>
+      <w:r>
+        <w:rPr>
+          <w:lang w:val="de-AT"/>
+        </w:rPr>
+        <w:t>leistungs</w:t>
+      </w:r>
+      <w:proofErr w:type="spellEnd"/>
+      <w:r>
+        <w:rPr>
+          <w:lang w:val="de-AT"/>
+        </w:rPr>
+        <w:t xml:space="preserve"> aufnahme als auch </w:t>
+      </w:r>
+      <w:proofErr w:type="spellStart"/>
+      <w:r>
+        <w:rPr>
+          <w:lang w:val="de-AT"/>
+        </w:rPr>
+        <w:t>schaltgeschwindigkeit</w:t>
+      </w:r>
+      <w:proofErr w:type="spellEnd"/>
+      <w:r>
+        <w:rPr>
+          <w:lang w:val="de-AT"/>
+        </w:rPr>
+        <w:t xml:space="preserve">. Diese </w:t>
+      </w:r>
+      <w:proofErr w:type="spellStart"/>
+      <w:r>
+        <w:rPr>
+          <w:lang w:val="de-AT"/>
+        </w:rPr>
+        <w:t>parameter</w:t>
+      </w:r>
+      <w:proofErr w:type="spellEnd"/>
+      <w:r>
+        <w:rPr>
+          <w:lang w:val="de-AT"/>
+        </w:rPr>
+        <w:t xml:space="preserve"> sind </w:t>
+      </w:r>
+      <w:proofErr w:type="spellStart"/>
+      <w:r>
+        <w:rPr>
+          <w:lang w:val="de-AT"/>
+        </w:rPr>
+        <w:t>durhc</w:t>
+      </w:r>
+      <w:proofErr w:type="spellEnd"/>
+      <w:r>
+        <w:rPr>
+          <w:lang w:val="de-AT"/>
+        </w:rPr>
+        <w:t xml:space="preserve"> die </w:t>
+      </w:r>
+      <w:proofErr w:type="spellStart"/>
+      <w:r>
+        <w:rPr>
+          <w:lang w:val="de-AT"/>
+        </w:rPr>
+        <w:t>herstellung</w:t>
+      </w:r>
+      <w:proofErr w:type="spellEnd"/>
+      <w:r>
+        <w:rPr>
+          <w:lang w:val="de-AT"/>
+        </w:rPr>
+        <w:t xml:space="preserve"> bestimmt und die defekte die bei dieser </w:t>
+      </w:r>
+      <w:proofErr w:type="spellStart"/>
+      <w:r>
+        <w:rPr>
+          <w:lang w:val="de-AT"/>
+        </w:rPr>
+        <w:t>entsthen</w:t>
+      </w:r>
+      <w:proofErr w:type="spellEnd"/>
+      <w:r>
+        <w:rPr>
+          <w:lang w:val="de-AT"/>
+        </w:rPr>
+        <w:t xml:space="preserve">. </w:t>
+      </w:r>
+      <w:proofErr w:type="spellStart"/>
+      <w:r>
+        <w:rPr>
+          <w:lang w:val="de-AT"/>
+        </w:rPr>
+        <w:t>Mosfets</w:t>
+      </w:r>
+      <w:proofErr w:type="spellEnd"/>
+      <w:r>
+        <w:rPr>
+          <w:lang w:val="de-AT"/>
+        </w:rPr>
+        <w:t xml:space="preserve"> werden aus </w:t>
+      </w:r>
+      <w:proofErr w:type="spellStart"/>
+      <w:r>
+        <w:rPr>
+          <w:lang w:val="de-AT"/>
+        </w:rPr>
+        <w:t>verscheidenen</w:t>
+      </w:r>
+      <w:proofErr w:type="spellEnd"/>
+      <w:r>
+        <w:rPr>
+          <w:lang w:val="de-AT"/>
+        </w:rPr>
+        <w:t xml:space="preserve"> sichten aufgebaut, da dies wie nicht in der </w:t>
+      </w:r>
+      <w:proofErr w:type="spellStart"/>
+      <w:r>
+        <w:rPr>
+          <w:lang w:val="de-AT"/>
+        </w:rPr>
+        <w:t>tehckink</w:t>
+      </w:r>
+      <w:proofErr w:type="spellEnd"/>
+      <w:r>
+        <w:rPr>
+          <w:lang w:val="de-AT"/>
+        </w:rPr>
+        <w:t xml:space="preserve"> perfekt vor sich geht entstehen defekte zwischen den </w:t>
+      </w:r>
+      <w:proofErr w:type="spellStart"/>
+      <w:r>
+        <w:rPr>
+          <w:lang w:val="de-AT"/>
+        </w:rPr>
+        <w:t>verscheidenen</w:t>
+      </w:r>
+      <w:proofErr w:type="spellEnd"/>
+      <w:r>
+        <w:rPr>
+          <w:lang w:val="de-AT"/>
+        </w:rPr>
+        <w:t xml:space="preserve"> schichten als auch in den einzelnen schichten.</w:t>
+      </w:r>
+      <w:r>
+        <w:rPr>
+          <w:lang w:val="de-AT"/>
+        </w:rPr>
+        <w:t xml:space="preserve"> Diese defekte in der </w:t>
+      </w:r>
+      <w:proofErr w:type="spellStart"/>
+      <w:r>
+        <w:rPr>
+          <w:lang w:val="de-AT"/>
+        </w:rPr>
+        <w:t>silitium</w:t>
+      </w:r>
+      <w:proofErr w:type="spellEnd"/>
+      <w:r>
+        <w:rPr>
+          <w:lang w:val="de-AT"/>
+        </w:rPr>
+        <w:t xml:space="preserve"> </w:t>
+      </w:r>
+      <w:proofErr w:type="spellStart"/>
+      <w:r>
+        <w:rPr>
+          <w:lang w:val="de-AT"/>
+        </w:rPr>
+        <w:t>kristall</w:t>
+      </w:r>
+      <w:proofErr w:type="spellEnd"/>
+      <w:r>
+        <w:rPr>
+          <w:lang w:val="de-AT"/>
+        </w:rPr>
+        <w:t xml:space="preserve"> </w:t>
+      </w:r>
+      <w:proofErr w:type="spellStart"/>
+      <w:r>
+        <w:rPr>
+          <w:lang w:val="de-AT"/>
+        </w:rPr>
+        <w:t>struktur</w:t>
+      </w:r>
+      <w:proofErr w:type="spellEnd"/>
+      <w:r>
+        <w:rPr>
+          <w:lang w:val="de-AT"/>
+        </w:rPr>
+        <w:t xml:space="preserve"> können die </w:t>
+      </w:r>
+      <w:proofErr w:type="spellStart"/>
+      <w:r>
+        <w:rPr>
+          <w:lang w:val="de-AT"/>
+        </w:rPr>
+        <w:t>eigenschaften</w:t>
+      </w:r>
+      <w:proofErr w:type="spellEnd"/>
+      <w:r>
+        <w:rPr>
+          <w:lang w:val="de-AT"/>
+        </w:rPr>
+        <w:t xml:space="preserve"> der </w:t>
+      </w:r>
+      <w:proofErr w:type="spellStart"/>
+      <w:r>
+        <w:rPr>
+          <w:lang w:val="de-AT"/>
+        </w:rPr>
+        <w:t>halbleiter</w:t>
+      </w:r>
+      <w:proofErr w:type="spellEnd"/>
+      <w:r>
+        <w:rPr>
+          <w:lang w:val="de-AT"/>
+        </w:rPr>
+        <w:t xml:space="preserve"> </w:t>
+      </w:r>
+      <w:proofErr w:type="spellStart"/>
+      <w:r>
+        <w:rPr>
+          <w:lang w:val="de-AT"/>
+        </w:rPr>
+        <w:t>veerändern</w:t>
+      </w:r>
+      <w:proofErr w:type="spellEnd"/>
+      <w:r>
+        <w:rPr>
+          <w:lang w:val="de-AT"/>
+        </w:rPr>
+        <w:t xml:space="preserve">, das elektrische </w:t>
+      </w:r>
+      <w:proofErr w:type="spellStart"/>
+      <w:r>
+        <w:rPr>
+          <w:lang w:val="de-AT"/>
+        </w:rPr>
+        <w:t>feld</w:t>
+      </w:r>
+      <w:proofErr w:type="spellEnd"/>
+      <w:r>
+        <w:rPr>
+          <w:lang w:val="de-AT"/>
+        </w:rPr>
+        <w:t xml:space="preserve"> des </w:t>
+      </w:r>
+      <w:proofErr w:type="spellStart"/>
+      <w:r>
+        <w:rPr>
+          <w:lang w:val="de-AT"/>
+        </w:rPr>
+        <w:t>matall</w:t>
+      </w:r>
+      <w:proofErr w:type="spellEnd"/>
+      <w:r>
+        <w:rPr>
+          <w:lang w:val="de-AT"/>
+        </w:rPr>
+        <w:t xml:space="preserve"> </w:t>
+      </w:r>
+      <w:proofErr w:type="spellStart"/>
+      <w:r>
+        <w:rPr>
+          <w:lang w:val="de-AT"/>
+        </w:rPr>
+        <w:t>gates</w:t>
+      </w:r>
+      <w:proofErr w:type="spellEnd"/>
+      <w:r>
+        <w:rPr>
+          <w:lang w:val="de-AT"/>
+        </w:rPr>
+        <w:t xml:space="preserve">, indem defekte </w:t>
+      </w:r>
+      <w:proofErr w:type="spellStart"/>
+      <w:r>
+        <w:rPr>
+          <w:lang w:val="de-AT"/>
+        </w:rPr>
+        <w:t>ladungsträger</w:t>
+      </w:r>
+      <w:proofErr w:type="spellEnd"/>
+      <w:r>
+        <w:rPr>
+          <w:lang w:val="de-AT"/>
+        </w:rPr>
+        <w:t xml:space="preserve"> aufnehmen können als auch abgeben können. Durch das aufnehmen kann sich </w:t>
       </w:r>
     </w:p>
     <w:p>
@@ -2221,28 +3037,170 @@
         </w:rPr>
         <w:t xml:space="preserve">Parameter eines FET können durch </w:t>
       </w:r>
+      <w:proofErr w:type="spellStart"/>
       <w:r>
         <w:rPr>
           <w:rFonts w:eastAsia="TimesNewRomanPSMT"/>
         </w:rPr>
-        <w:t>alterung ändern, durch dasändern kann in exctrenem alterung auch zu vollem versgen des bauteiles kommen z.b. Durchbruch des Gate isulators</w:t>
-      </w:r>
+        <w:t>alterung</w:t>
+      </w:r>
+      <w:proofErr w:type="spellEnd"/>
       <w:r>
         <w:rPr>
           <w:rFonts w:eastAsia="TimesNewRomanPSMT"/>
         </w:rPr>
-        <w:t xml:space="preserve">, nicht vostendiges leitend werden durch verschiebung der </w:t>
-      </w:r>
+        <w:t xml:space="preserve"> ändern, durch </w:t>
+      </w:r>
+      <w:proofErr w:type="spellStart"/>
       <w:r>
         <w:rPr>
           <w:rFonts w:eastAsia="TimesNewRomanPSMT"/>
         </w:rPr>
-        <w:t xml:space="preserve">VTH. Die relevanten Parameter der Angepeilten messungen ist die </w:t>
-      </w:r>
+        <w:t>dasändern</w:t>
+      </w:r>
+      <w:proofErr w:type="spellEnd"/>
       <w:r>
         <w:rPr>
           <w:rFonts w:eastAsia="TimesNewRomanPSMT"/>
         </w:rPr>
+        <w:t xml:space="preserve"> kann in </w:t>
+      </w:r>
+      <w:proofErr w:type="spellStart"/>
+      <w:r>
+        <w:rPr>
+          <w:rFonts w:eastAsia="TimesNewRomanPSMT"/>
+        </w:rPr>
+        <w:t>exctrenem</w:t>
+      </w:r>
+      <w:proofErr w:type="spellEnd"/>
+      <w:r>
+        <w:rPr>
+          <w:rFonts w:eastAsia="TimesNewRomanPSMT"/>
+        </w:rPr>
+        <w:t xml:space="preserve"> </w:t>
+      </w:r>
+      <w:proofErr w:type="spellStart"/>
+      <w:r>
+        <w:rPr>
+          <w:rFonts w:eastAsia="TimesNewRomanPSMT"/>
+        </w:rPr>
+        <w:t>alterung</w:t>
+      </w:r>
+      <w:proofErr w:type="spellEnd"/>
+      <w:r>
+        <w:rPr>
+          <w:rFonts w:eastAsia="TimesNewRomanPSMT"/>
+        </w:rPr>
+        <w:t xml:space="preserve"> auch zu vollem </w:t>
+      </w:r>
+      <w:proofErr w:type="spellStart"/>
+      <w:r>
+        <w:rPr>
+          <w:rFonts w:eastAsia="TimesNewRomanPSMT"/>
+        </w:rPr>
+        <w:t>versgen</w:t>
+      </w:r>
+      <w:proofErr w:type="spellEnd"/>
+      <w:r>
+        <w:rPr>
+          <w:rFonts w:eastAsia="TimesNewRomanPSMT"/>
+        </w:rPr>
+        <w:t xml:space="preserve"> des </w:t>
+      </w:r>
+      <w:proofErr w:type="spellStart"/>
+      <w:r>
+        <w:rPr>
+          <w:rFonts w:eastAsia="TimesNewRomanPSMT"/>
+        </w:rPr>
+        <w:t>bauteiles</w:t>
+      </w:r>
+      <w:proofErr w:type="spellEnd"/>
+      <w:r>
+        <w:rPr>
+          <w:rFonts w:eastAsia="TimesNewRomanPSMT"/>
+        </w:rPr>
+        <w:t xml:space="preserve"> kommen </w:t>
+      </w:r>
+      <w:proofErr w:type="spellStart"/>
+      <w:r>
+        <w:rPr>
+          <w:rFonts w:eastAsia="TimesNewRomanPSMT"/>
+        </w:rPr>
+        <w:t>z.b.</w:t>
+      </w:r>
+      <w:proofErr w:type="spellEnd"/>
+      <w:r>
+        <w:rPr>
+          <w:rFonts w:eastAsia="TimesNewRomanPSMT"/>
+        </w:rPr>
+        <w:t xml:space="preserve"> Durchbruch des Gate </w:t>
+      </w:r>
+      <w:proofErr w:type="spellStart"/>
+      <w:r>
+        <w:rPr>
+          <w:rFonts w:eastAsia="TimesNewRomanPSMT"/>
+        </w:rPr>
+        <w:t>isulators</w:t>
+      </w:r>
+      <w:proofErr w:type="spellEnd"/>
+      <w:r>
+        <w:rPr>
+          <w:rFonts w:eastAsia="TimesNewRomanPSMT"/>
+        </w:rPr>
+        <w:t xml:space="preserve">, nicht </w:t>
+      </w:r>
+      <w:proofErr w:type="spellStart"/>
+      <w:r>
+        <w:rPr>
+          <w:rFonts w:eastAsia="TimesNewRomanPSMT"/>
+        </w:rPr>
+        <w:t>vostendiges</w:t>
+      </w:r>
+      <w:proofErr w:type="spellEnd"/>
+      <w:r>
+        <w:rPr>
+          <w:rFonts w:eastAsia="TimesNewRomanPSMT"/>
+        </w:rPr>
+        <w:t xml:space="preserve"> leitend werden durch </w:t>
+      </w:r>
+      <w:proofErr w:type="spellStart"/>
+      <w:r>
+        <w:rPr>
+          <w:rFonts w:eastAsia="TimesNewRomanPSMT"/>
+        </w:rPr>
+        <w:t>verschiebung</w:t>
+      </w:r>
+      <w:proofErr w:type="spellEnd"/>
+      <w:r>
+        <w:rPr>
+          <w:rFonts w:eastAsia="TimesNewRomanPSMT"/>
+        </w:rPr>
+        <w:t xml:space="preserve"> der </w:t>
+      </w:r>
+      <w:r>
+        <w:rPr>
+          <w:rFonts w:eastAsia="TimesNewRomanPSMT"/>
+        </w:rPr>
+        <w:t xml:space="preserve">VTH. Die relevanten Parameter der Angepeilten </w:t>
+      </w:r>
+      <w:proofErr w:type="spellStart"/>
+      <w:r>
+        <w:rPr>
+          <w:rFonts w:eastAsia="TimesNewRomanPSMT"/>
+        </w:rPr>
+        <w:t>messungen</w:t>
+      </w:r>
+      <w:proofErr w:type="spellEnd"/>
+      <w:r>
+        <w:rPr>
+          <w:rFonts w:eastAsia="TimesNewRomanPSMT"/>
+        </w:rPr>
+        <w:t xml:space="preserve"> ist die </w:t>
+      </w:r>
+      <w:r>
+        <w:rPr>
+          <w:rFonts w:eastAsia="TimesNewRomanPSMT"/>
+        </w:rPr>
         <w:t xml:space="preserve">IDVG, </w:t>
       </w:r>
       <w:r>
@@ -2255,7 +3213,21 @@
         <w:rPr>
           <w:rFonts w:eastAsia="TimesNewRomanPSMT"/>
         </w:rPr>
-        <w:t>, RDS, das RTN und deren verschiebung bei einem MSM verfahren.</w:t>
+        <w:t xml:space="preserve">, RDS, das RTN und deren </w:t>
+      </w:r>
+      <w:proofErr w:type="spellStart"/>
+      <w:r>
+        <w:rPr>
+          <w:rFonts w:eastAsia="TimesNewRomanPSMT"/>
+        </w:rPr>
+        <w:t>verschiebung</w:t>
+      </w:r>
+      <w:proofErr w:type="spellEnd"/>
+      <w:r>
+        <w:rPr>
+          <w:rFonts w:eastAsia="TimesNewRomanPSMT"/>
+        </w:rPr>
+        <w:t xml:space="preserve"> bei einem MSM verfahren.</w:t>
       </w:r>
     </w:p>
     <w:p>
@@ -2279,24 +3251,106 @@
       </w:r>
     </w:p>
     <w:p>
-      <w:r>
-        <w:t xml:space="preserve">Das bestimmen der genannten parameter ist </w:t>
-      </w:r>
-      <w:r>
-        <w:t xml:space="preserve">möglich über das einstellen </w:t>
-      </w:r>
-      <w:r>
-        <w:t>der Drain und Gate spannung und dem messen des resultierenden Drain Source Stromes.</w:t>
-      </w:r>
-    </w:p>
-    <w:p>
-      <w:r>
-        <w:t>Eine IDVG kann erstellt werden indem eine fixe Drain spannung am DUT angelegt wird und die gate spannung variiert wird und der Drain Source Current aufgezeichnet wird.</w:t>
-      </w:r>
-    </w:p>
-    <w:p>
-      <w:r>
-        <w:t xml:space="preserve">Die VTH kann bestimmt werden durch die analyse einer IDVG. </w:t>
+      <w:proofErr w:type="gramStart"/>
+      <w:r>
+        <w:t>Das bestimmen</w:t>
+      </w:r>
+      <w:proofErr w:type="gramEnd"/>
+      <w:r>
+        <w:t xml:space="preserve"> der genannten </w:t>
+      </w:r>
+      <w:proofErr w:type="spellStart"/>
+      <w:r>
+        <w:t>parameter</w:t>
+      </w:r>
+      <w:proofErr w:type="spellEnd"/>
+      <w:r>
+        <w:t xml:space="preserve"> ist </w:t>
+      </w:r>
+      <w:r>
+        <w:t xml:space="preserve">möglich über </w:t>
+      </w:r>
+      <w:proofErr w:type="gramStart"/>
+      <w:r>
+        <w:t xml:space="preserve">das </w:t>
+      </w:r>
+      <w:proofErr w:type="spellStart"/>
+      <w:r>
+        <w:t>einstellen</w:t>
+      </w:r>
+      <w:proofErr w:type="spellEnd"/>
+      <w:proofErr w:type="gramEnd"/>
+      <w:r>
+        <w:t xml:space="preserve"> </w:t>
+      </w:r>
+      <w:r>
+        <w:t xml:space="preserve">der Drain und Gate </w:t>
+      </w:r>
+      <w:proofErr w:type="spellStart"/>
+      <w:r>
+        <w:t>spannung</w:t>
+      </w:r>
+      <w:proofErr w:type="spellEnd"/>
+      <w:r>
+        <w:t xml:space="preserve"> und </w:t>
+      </w:r>
+      <w:proofErr w:type="gramStart"/>
+      <w:r>
+        <w:t>dem messen</w:t>
+      </w:r>
+      <w:proofErr w:type="gramEnd"/>
+      <w:r>
+        <w:t xml:space="preserve"> des resultierenden Drain Source Stromes.</w:t>
+      </w:r>
+    </w:p>
+    <w:p>
+      <w:r>
+        <w:t xml:space="preserve">Eine IDVG kann erstellt </w:t>
+      </w:r>
+      <w:proofErr w:type="gramStart"/>
+      <w:r>
+        <w:t>werden</w:t>
+      </w:r>
+      <w:proofErr w:type="gramEnd"/>
+      <w:r>
+        <w:t xml:space="preserve"> indem eine fixe Drain </w:t>
+      </w:r>
+      <w:proofErr w:type="spellStart"/>
+      <w:r>
+        <w:t>spannung</w:t>
+      </w:r>
+      <w:proofErr w:type="spellEnd"/>
+      <w:r>
+        <w:t xml:space="preserve"> am DUT angelegt wird und die </w:t>
+      </w:r>
+      <w:proofErr w:type="spellStart"/>
+      <w:r>
+        <w:t>gate</w:t>
+      </w:r>
+      <w:proofErr w:type="spellEnd"/>
+      <w:r>
+        <w:t xml:space="preserve"> </w:t>
+      </w:r>
+      <w:proofErr w:type="spellStart"/>
+      <w:r>
+        <w:t>spannung</w:t>
+      </w:r>
+      <w:proofErr w:type="spellEnd"/>
+      <w:r>
+        <w:t xml:space="preserve"> variiert wird und der Drain Source Current aufgezeichnet wird.</w:t>
+      </w:r>
+    </w:p>
+    <w:p>
+      <w:r>
+        <w:t xml:space="preserve">Die VTH kann bestimmt werden durch die </w:t>
+      </w:r>
+      <w:proofErr w:type="spellStart"/>
+      <w:r>
+        <w:t>analyse</w:t>
+      </w:r>
+      <w:proofErr w:type="spellEnd"/>
+      <w:r>
+        <w:t xml:space="preserve"> einer IDVG. </w:t>
       </w:r>
     </w:p>
     <w:p>
@@ -2304,21 +3358,249 @@
         <w:t xml:space="preserve">Der RDS kann </w:t>
       </w:r>
       <w:r>
-        <w:t>durch die steigung der kennlienen in einem Ausgagngskannlienen feld bestimmt werden.</w:t>
+        <w:t xml:space="preserve">durch die </w:t>
+      </w:r>
+      <w:proofErr w:type="spellStart"/>
+      <w:r>
+        <w:t>steigung</w:t>
+      </w:r>
+      <w:proofErr w:type="spellEnd"/>
+      <w:r>
+        <w:t xml:space="preserve"> der </w:t>
+      </w:r>
+      <w:proofErr w:type="spellStart"/>
+      <w:r>
+        <w:t>kennlienen</w:t>
+      </w:r>
+      <w:proofErr w:type="spellEnd"/>
+      <w:r>
+        <w:t xml:space="preserve"> in einem </w:t>
+      </w:r>
+      <w:proofErr w:type="spellStart"/>
+      <w:r>
+        <w:t>Ausgagngskannlienen</w:t>
+      </w:r>
+      <w:proofErr w:type="spellEnd"/>
+      <w:r>
+        <w:t xml:space="preserve"> </w:t>
+      </w:r>
+      <w:proofErr w:type="spellStart"/>
+      <w:r>
+        <w:t>feld</w:t>
+      </w:r>
+      <w:proofErr w:type="spellEnd"/>
+      <w:r>
+        <w:t xml:space="preserve"> bestimmt werden.</w:t>
       </w:r>
     </w:p>
     <w:p>
       <w:r>
         <w:lastRenderedPageBreak/>
-        <w:t>Ein Ausgangskannlinenfeld kann erstellt werden durch das anlegen einer bestimmten Gate spannung und dem variieren der Drain spannung und der aufzeichung des</w:t>
-      </w:r>
-      <w:r>
-        <w:t xml:space="preserve"> Drain Source Currents. </w:t>
-      </w:r>
-    </w:p>
-    <w:p>
-      <w:r>
-        <w:t>RTN kann analysiert werden durch das anlegen einer Gate spannung biss ein gewünschter drain source current erreicht ist, dieser wird über die gesamnmte messung fix gehalten. Bei dieser messung sind absulute source current werte nicht im haupt fokus sondern der unterschied zwischen den strom nivos des stromes bei einem absorbierten als auch emitierten lkadungsrträger.</w:t>
+        <w:t xml:space="preserve">Ein </w:t>
+      </w:r>
+      <w:proofErr w:type="spellStart"/>
+      <w:r>
+        <w:t>Ausgangskannlinenfeld</w:t>
+      </w:r>
+      <w:proofErr w:type="spellEnd"/>
+      <w:r>
+        <w:t xml:space="preserve"> kann erstellt werden durch </w:t>
+      </w:r>
+      <w:proofErr w:type="gramStart"/>
+      <w:r>
+        <w:t xml:space="preserve">das </w:t>
+      </w:r>
+      <w:proofErr w:type="spellStart"/>
+      <w:r>
+        <w:t>anlegen</w:t>
+      </w:r>
+      <w:proofErr w:type="spellEnd"/>
+      <w:proofErr w:type="gramEnd"/>
+      <w:r>
+        <w:t xml:space="preserve"> einer bestimmten Gate </w:t>
+      </w:r>
+      <w:proofErr w:type="spellStart"/>
+      <w:r>
+        <w:t>spannung</w:t>
+      </w:r>
+      <w:proofErr w:type="spellEnd"/>
+      <w:r>
+        <w:t xml:space="preserve"> und </w:t>
+      </w:r>
+      <w:proofErr w:type="gramStart"/>
+      <w:r>
+        <w:t>dem variieren</w:t>
+      </w:r>
+      <w:proofErr w:type="gramEnd"/>
+      <w:r>
+        <w:t xml:space="preserve"> der Drain </w:t>
+      </w:r>
+      <w:proofErr w:type="spellStart"/>
+      <w:r>
+        <w:t>spannung</w:t>
+      </w:r>
+      <w:proofErr w:type="spellEnd"/>
+      <w:r>
+        <w:t xml:space="preserve"> und der </w:t>
+      </w:r>
+      <w:proofErr w:type="spellStart"/>
+      <w:r>
+        <w:t>aufzeichung</w:t>
+      </w:r>
+      <w:proofErr w:type="spellEnd"/>
+      <w:r>
+        <w:t xml:space="preserve"> des</w:t>
+      </w:r>
+      <w:r>
+        <w:t xml:space="preserve"> Drain Source </w:t>
+      </w:r>
+      <w:proofErr w:type="spellStart"/>
+      <w:r>
+        <w:t>Currents</w:t>
+      </w:r>
+      <w:proofErr w:type="spellEnd"/>
+      <w:r>
+        <w:t xml:space="preserve">. </w:t>
+      </w:r>
+    </w:p>
+    <w:p>
+      <w:r>
+        <w:t xml:space="preserve">RTN kann analysiert werden durch </w:t>
+      </w:r>
+      <w:proofErr w:type="gramStart"/>
+      <w:r>
+        <w:t xml:space="preserve">das </w:t>
+      </w:r>
+      <w:proofErr w:type="spellStart"/>
+      <w:r>
+        <w:t>anlegen</w:t>
+      </w:r>
+      <w:proofErr w:type="spellEnd"/>
+      <w:proofErr w:type="gramEnd"/>
+      <w:r>
+        <w:t xml:space="preserve"> einer Gate </w:t>
+      </w:r>
+      <w:proofErr w:type="spellStart"/>
+      <w:r>
+        <w:t>spannung</w:t>
+      </w:r>
+      <w:proofErr w:type="spellEnd"/>
+      <w:r>
+        <w:t xml:space="preserve"> biss ein gewünschter drain source </w:t>
+      </w:r>
+      <w:proofErr w:type="spellStart"/>
+      <w:r>
+        <w:t>current</w:t>
+      </w:r>
+      <w:proofErr w:type="spellEnd"/>
+      <w:r>
+        <w:t xml:space="preserve"> erreicht ist, dieser wird über die </w:t>
+      </w:r>
+      <w:proofErr w:type="spellStart"/>
+      <w:r>
+        <w:t>gesamnmte</w:t>
+      </w:r>
+      <w:proofErr w:type="spellEnd"/>
+      <w:r>
+        <w:t xml:space="preserve"> </w:t>
+      </w:r>
+      <w:proofErr w:type="spellStart"/>
+      <w:r>
+        <w:t>messung</w:t>
+      </w:r>
+      <w:proofErr w:type="spellEnd"/>
+      <w:r>
+        <w:t xml:space="preserve"> fix gehalten. Bei dieser </w:t>
+      </w:r>
+      <w:proofErr w:type="spellStart"/>
+      <w:r>
+        <w:t>messung</w:t>
+      </w:r>
+      <w:proofErr w:type="spellEnd"/>
+      <w:r>
+        <w:t xml:space="preserve"> sind </w:t>
+      </w:r>
+      <w:proofErr w:type="spellStart"/>
+      <w:r>
+        <w:t>absulute</w:t>
+      </w:r>
+      <w:proofErr w:type="spellEnd"/>
+      <w:r>
+        <w:t xml:space="preserve"> source </w:t>
+      </w:r>
+      <w:proofErr w:type="spellStart"/>
+      <w:r>
+        <w:t>current</w:t>
+      </w:r>
+      <w:proofErr w:type="spellEnd"/>
+      <w:r>
+        <w:t xml:space="preserve"> werte nicht im </w:t>
+      </w:r>
+      <w:proofErr w:type="spellStart"/>
+      <w:r>
+        <w:t>haupt</w:t>
+      </w:r>
+      <w:proofErr w:type="spellEnd"/>
+      <w:r>
+        <w:t xml:space="preserve"> </w:t>
+      </w:r>
+      <w:proofErr w:type="spellStart"/>
+      <w:proofErr w:type="gramStart"/>
+      <w:r>
+        <w:t>fokus</w:t>
+      </w:r>
+      <w:proofErr w:type="spellEnd"/>
+      <w:proofErr w:type="gramEnd"/>
+      <w:r>
+        <w:t xml:space="preserve"> sondern der </w:t>
+      </w:r>
+      <w:proofErr w:type="spellStart"/>
+      <w:r>
+        <w:t>unterschied</w:t>
+      </w:r>
+      <w:proofErr w:type="spellEnd"/>
+      <w:r>
+        <w:t xml:space="preserve"> zwischen den </w:t>
+      </w:r>
+      <w:proofErr w:type="spellStart"/>
+      <w:r>
+        <w:t>strom</w:t>
+      </w:r>
+      <w:proofErr w:type="spellEnd"/>
+      <w:r>
+        <w:t xml:space="preserve"> </w:t>
+      </w:r>
+      <w:proofErr w:type="spellStart"/>
+      <w:r>
+        <w:t>nivos</w:t>
+      </w:r>
+      <w:proofErr w:type="spellEnd"/>
+      <w:r>
+        <w:t xml:space="preserve"> des </w:t>
+      </w:r>
+      <w:proofErr w:type="spellStart"/>
+      <w:r>
+        <w:t>stromes</w:t>
+      </w:r>
+      <w:proofErr w:type="spellEnd"/>
+      <w:r>
+        <w:t xml:space="preserve"> bei einem absorbierten als auch </w:t>
+      </w:r>
+      <w:proofErr w:type="spellStart"/>
+      <w:r>
+        <w:t>emitierten</w:t>
+      </w:r>
+      <w:proofErr w:type="spellEnd"/>
+      <w:r>
+        <w:t xml:space="preserve"> </w:t>
+      </w:r>
+      <w:proofErr w:type="spellStart"/>
+      <w:r>
+        <w:t>lkadungsrträger</w:t>
+      </w:r>
+      <w:proofErr w:type="spellEnd"/>
+      <w:r>
+        <w:t>.</w:t>
       </w:r>
     </w:p>
     <w:p/>
@@ -2331,19 +3613,415 @@
       </w:r>
     </w:p>
     <w:p>
-      <w:r>
-        <w:t>Das messen des drain Source Current würde auf mehrere weisen funktionieren</w:t>
-      </w:r>
-      <w:r>
-        <w:t>, mithilfe von jall sensoren, einer OPV Intehratorschaltung, einem schalt wiederstand und den spannungsabfall andiesem allerdings bieten diese möglichzeiten nachteile wenn es entweder un den nano Ampereberichcj hejt oder in der sample grequenz. Ein hallsensor bietet nicht die nötige auflösing bei nano Ampere und kann zustag von aiseren einflussen beeinflusst werden. ein OPV intehrator schaltkeis bietet die nötige auflösung in nA bereich doch biestet nicht eine braicjbare sample frequenz. Bei einem Schant wiederstand wird der spannungs abfall gemessen dich dieser verschiebt je nach source current die Drain source soannung dieses musste kommpensiert werden denn dies w</w:t>
-      </w:r>
-      <w:r>
-        <w:t xml:space="preserve">ürde wie eine strom gegenkoppplung wirken. </w:t>
-      </w:r>
-    </w:p>
-    <w:p>
-      <w:r>
-        <w:t>Eine schaltunf die offt für nano amperströme verwendet wird, im bezug auf das verstärken von photodioden, ein Tranzimpedanz wadler. Dieser misst den spannungsabfall über einenhohen feadbackwiederstand.</w:t>
+      <w:proofErr w:type="gramStart"/>
+      <w:r>
+        <w:t>Das messen</w:t>
+      </w:r>
+      <w:proofErr w:type="gramEnd"/>
+      <w:r>
+        <w:t xml:space="preserve"> des drain Source Current würde auf mehrere weisen funktionieren</w:t>
+      </w:r>
+      <w:r>
+        <w:t xml:space="preserve">, mithilfe von </w:t>
+      </w:r>
+      <w:proofErr w:type="spellStart"/>
+      <w:r>
+        <w:t>jall</w:t>
+      </w:r>
+      <w:proofErr w:type="spellEnd"/>
+      <w:r>
+        <w:t xml:space="preserve"> </w:t>
+      </w:r>
+      <w:proofErr w:type="spellStart"/>
+      <w:r>
+        <w:t>sensoren</w:t>
+      </w:r>
+      <w:proofErr w:type="spellEnd"/>
+      <w:r>
+        <w:t xml:space="preserve">, einer OPV </w:t>
+      </w:r>
+      <w:proofErr w:type="spellStart"/>
+      <w:r>
+        <w:t>Intehratorschaltung</w:t>
+      </w:r>
+      <w:proofErr w:type="spellEnd"/>
+      <w:r>
+        <w:t xml:space="preserve">, einem schalt </w:t>
+      </w:r>
+      <w:proofErr w:type="gramStart"/>
+      <w:r>
+        <w:t>wiederstand</w:t>
+      </w:r>
+      <w:proofErr w:type="gramEnd"/>
+      <w:r>
+        <w:t xml:space="preserve"> und den </w:t>
+      </w:r>
+      <w:proofErr w:type="spellStart"/>
+      <w:r>
+        <w:t>spannungsabfall</w:t>
+      </w:r>
+      <w:proofErr w:type="spellEnd"/>
+      <w:r>
+        <w:t xml:space="preserve"> </w:t>
+      </w:r>
+      <w:proofErr w:type="spellStart"/>
+      <w:r>
+        <w:t>andiesem</w:t>
+      </w:r>
+      <w:proofErr w:type="spellEnd"/>
+      <w:r>
+        <w:t xml:space="preserve"> allerdings bieten diese </w:t>
+      </w:r>
+      <w:proofErr w:type="spellStart"/>
+      <w:r>
+        <w:t>möglichzeiten</w:t>
+      </w:r>
+      <w:proofErr w:type="spellEnd"/>
+      <w:r>
+        <w:t xml:space="preserve"> </w:t>
+      </w:r>
+      <w:proofErr w:type="spellStart"/>
+      <w:proofErr w:type="gramStart"/>
+      <w:r>
+        <w:t>nachteile</w:t>
+      </w:r>
+      <w:proofErr w:type="spellEnd"/>
+      <w:proofErr w:type="gramEnd"/>
+      <w:r>
+        <w:t xml:space="preserve"> wenn es entweder </w:t>
+      </w:r>
+      <w:proofErr w:type="spellStart"/>
+      <w:r>
+        <w:t>un</w:t>
+      </w:r>
+      <w:proofErr w:type="spellEnd"/>
+      <w:r>
+        <w:t xml:space="preserve"> den </w:t>
+      </w:r>
+      <w:proofErr w:type="spellStart"/>
+      <w:r>
+        <w:t>nano</w:t>
+      </w:r>
+      <w:proofErr w:type="spellEnd"/>
+      <w:r>
+        <w:t xml:space="preserve"> </w:t>
+      </w:r>
+      <w:proofErr w:type="spellStart"/>
+      <w:r>
+        <w:t>Ampereberichcj</w:t>
+      </w:r>
+      <w:proofErr w:type="spellEnd"/>
+      <w:r>
+        <w:t xml:space="preserve"> </w:t>
+      </w:r>
+      <w:proofErr w:type="spellStart"/>
+      <w:r>
+        <w:t>hejt</w:t>
+      </w:r>
+      <w:proofErr w:type="spellEnd"/>
+      <w:r>
+        <w:t xml:space="preserve"> oder in der sample </w:t>
+      </w:r>
+      <w:proofErr w:type="spellStart"/>
+      <w:r>
+        <w:t>grequenz</w:t>
+      </w:r>
+      <w:proofErr w:type="spellEnd"/>
+      <w:r>
+        <w:t xml:space="preserve">. Ein </w:t>
+      </w:r>
+      <w:proofErr w:type="spellStart"/>
+      <w:r>
+        <w:t>hallsensor</w:t>
+      </w:r>
+      <w:proofErr w:type="spellEnd"/>
+      <w:r>
+        <w:t xml:space="preserve"> bietet nicht die nötige </w:t>
+      </w:r>
+      <w:proofErr w:type="spellStart"/>
+      <w:r>
+        <w:t>auflösing</w:t>
+      </w:r>
+      <w:proofErr w:type="spellEnd"/>
+      <w:r>
+        <w:t xml:space="preserve"> bei </w:t>
+      </w:r>
+      <w:proofErr w:type="spellStart"/>
+      <w:proofErr w:type="gramStart"/>
+      <w:r>
+        <w:t>nano</w:t>
+      </w:r>
+      <w:proofErr w:type="spellEnd"/>
+      <w:r>
+        <w:t xml:space="preserve"> Ampere</w:t>
+      </w:r>
+      <w:proofErr w:type="gramEnd"/>
+      <w:r>
+        <w:t xml:space="preserve"> und kann </w:t>
+      </w:r>
+      <w:proofErr w:type="spellStart"/>
+      <w:r>
+        <w:t>zustag</w:t>
+      </w:r>
+      <w:proofErr w:type="spellEnd"/>
+      <w:r>
+        <w:t xml:space="preserve"> von </w:t>
+      </w:r>
+      <w:proofErr w:type="spellStart"/>
+      <w:r>
+        <w:t>aiseren</w:t>
+      </w:r>
+      <w:proofErr w:type="spellEnd"/>
+      <w:r>
+        <w:t xml:space="preserve"> </w:t>
+      </w:r>
+      <w:proofErr w:type="spellStart"/>
+      <w:r>
+        <w:t>einflussen</w:t>
+      </w:r>
+      <w:proofErr w:type="spellEnd"/>
+      <w:r>
+        <w:t xml:space="preserve"> beeinflusst werden. ein OPV </w:t>
+      </w:r>
+      <w:proofErr w:type="spellStart"/>
+      <w:r>
+        <w:t>intehrator</w:t>
+      </w:r>
+      <w:proofErr w:type="spellEnd"/>
+      <w:r>
+        <w:t xml:space="preserve"> </w:t>
+      </w:r>
+      <w:proofErr w:type="spellStart"/>
+      <w:r>
+        <w:t>schaltkeis</w:t>
+      </w:r>
+      <w:proofErr w:type="spellEnd"/>
+      <w:r>
+        <w:t xml:space="preserve"> bietet die nötige </w:t>
+      </w:r>
+      <w:proofErr w:type="spellStart"/>
+      <w:r>
+        <w:t>auflösung</w:t>
+      </w:r>
+      <w:proofErr w:type="spellEnd"/>
+      <w:r>
+        <w:t xml:space="preserve"> in </w:t>
+      </w:r>
+      <w:proofErr w:type="spellStart"/>
+      <w:r>
+        <w:t>nA</w:t>
+      </w:r>
+      <w:proofErr w:type="spellEnd"/>
+      <w:r>
+        <w:t xml:space="preserve"> </w:t>
+      </w:r>
+      <w:proofErr w:type="spellStart"/>
+      <w:r>
+        <w:t>bereich</w:t>
+      </w:r>
+      <w:proofErr w:type="spellEnd"/>
+      <w:r>
+        <w:t xml:space="preserve"> doch biestet nicht eine </w:t>
+      </w:r>
+      <w:proofErr w:type="spellStart"/>
+      <w:r>
+        <w:t>braicjbare</w:t>
+      </w:r>
+      <w:proofErr w:type="spellEnd"/>
+      <w:r>
+        <w:t xml:space="preserve"> sample </w:t>
+      </w:r>
+      <w:proofErr w:type="spellStart"/>
+      <w:r>
+        <w:t>frequenz</w:t>
+      </w:r>
+      <w:proofErr w:type="spellEnd"/>
+      <w:r>
+        <w:t xml:space="preserve">. Bei einem Schant </w:t>
+      </w:r>
+      <w:proofErr w:type="gramStart"/>
+      <w:r>
+        <w:t>wiederstand</w:t>
+      </w:r>
+      <w:proofErr w:type="gramEnd"/>
+      <w:r>
+        <w:t xml:space="preserve"> wird der </w:t>
+      </w:r>
+      <w:proofErr w:type="spellStart"/>
+      <w:r>
+        <w:t>spannungs</w:t>
+      </w:r>
+      <w:proofErr w:type="spellEnd"/>
+      <w:r>
+        <w:t xml:space="preserve"> </w:t>
+      </w:r>
+      <w:proofErr w:type="spellStart"/>
+      <w:r>
+        <w:t>abfall</w:t>
+      </w:r>
+      <w:proofErr w:type="spellEnd"/>
+      <w:r>
+        <w:t xml:space="preserve"> gemessen dich dieser verschiebt je nach source </w:t>
+      </w:r>
+      <w:proofErr w:type="spellStart"/>
+      <w:r>
+        <w:t>current</w:t>
+      </w:r>
+      <w:proofErr w:type="spellEnd"/>
+      <w:r>
+        <w:t xml:space="preserve"> die Drain source </w:t>
+      </w:r>
+      <w:proofErr w:type="spellStart"/>
+      <w:r>
+        <w:t>soannung</w:t>
+      </w:r>
+      <w:proofErr w:type="spellEnd"/>
+      <w:r>
+        <w:t xml:space="preserve"> dieses musste </w:t>
+      </w:r>
+      <w:proofErr w:type="spellStart"/>
+      <w:r>
+        <w:t>kommpensiert</w:t>
+      </w:r>
+      <w:proofErr w:type="spellEnd"/>
+      <w:r>
+        <w:t xml:space="preserve"> </w:t>
+      </w:r>
+      <w:proofErr w:type="gramStart"/>
+      <w:r>
+        <w:t>werden</w:t>
+      </w:r>
+      <w:proofErr w:type="gramEnd"/>
+      <w:r>
+        <w:t xml:space="preserve"> denn dies w</w:t>
+      </w:r>
+      <w:r>
+        <w:t xml:space="preserve">ürde wie eine </w:t>
+      </w:r>
+      <w:proofErr w:type="spellStart"/>
+      <w:r>
+        <w:t>strom</w:t>
+      </w:r>
+      <w:proofErr w:type="spellEnd"/>
+      <w:r>
+        <w:t xml:space="preserve"> </w:t>
+      </w:r>
+      <w:proofErr w:type="spellStart"/>
+      <w:r>
+        <w:t>gegenkoppplung</w:t>
+      </w:r>
+      <w:proofErr w:type="spellEnd"/>
+      <w:r>
+        <w:t xml:space="preserve"> wirken. </w:t>
+      </w:r>
+    </w:p>
+    <w:p>
+      <w:r>
+        <w:t xml:space="preserve">Eine </w:t>
+      </w:r>
+      <w:proofErr w:type="spellStart"/>
+      <w:r>
+        <w:t>schaltunf</w:t>
+      </w:r>
+      <w:proofErr w:type="spellEnd"/>
+      <w:r>
+        <w:t xml:space="preserve"> die </w:t>
+      </w:r>
+      <w:proofErr w:type="spellStart"/>
+      <w:r>
+        <w:t>offt</w:t>
+      </w:r>
+      <w:proofErr w:type="spellEnd"/>
+      <w:r>
+        <w:t xml:space="preserve"> für </w:t>
+      </w:r>
+      <w:proofErr w:type="spellStart"/>
+      <w:r>
+        <w:t>nano</w:t>
+      </w:r>
+      <w:proofErr w:type="spellEnd"/>
+      <w:r>
+        <w:t xml:space="preserve"> </w:t>
+      </w:r>
+      <w:proofErr w:type="spellStart"/>
+      <w:r>
+        <w:t>amperströme</w:t>
+      </w:r>
+      <w:proofErr w:type="spellEnd"/>
+      <w:r>
+        <w:t xml:space="preserve"> verwendet wird, </w:t>
+      </w:r>
+      <w:proofErr w:type="spellStart"/>
+      <w:r>
+        <w:t>im</w:t>
+      </w:r>
+      <w:proofErr w:type="spellEnd"/>
+      <w:r>
+        <w:t xml:space="preserve"> </w:t>
+      </w:r>
+      <w:proofErr w:type="spellStart"/>
+      <w:r>
+        <w:t>bezug</w:t>
+      </w:r>
+      <w:proofErr w:type="spellEnd"/>
+      <w:r>
+        <w:t xml:space="preserve"> auf </w:t>
+      </w:r>
+      <w:proofErr w:type="gramStart"/>
+      <w:r>
+        <w:t>das verstärken</w:t>
+      </w:r>
+      <w:proofErr w:type="gramEnd"/>
+      <w:r>
+        <w:t xml:space="preserve"> von </w:t>
+      </w:r>
+      <w:proofErr w:type="spellStart"/>
+      <w:r>
+        <w:t>photodioden</w:t>
+      </w:r>
+      <w:proofErr w:type="spellEnd"/>
+      <w:r>
+        <w:t xml:space="preserve">, ein </w:t>
+      </w:r>
+      <w:proofErr w:type="spellStart"/>
+      <w:r>
+        <w:t>Tranzimpedanz</w:t>
+      </w:r>
+      <w:proofErr w:type="spellEnd"/>
+      <w:r>
+        <w:t xml:space="preserve"> </w:t>
+      </w:r>
+      <w:proofErr w:type="spellStart"/>
+      <w:r>
+        <w:t>wadler</w:t>
+      </w:r>
+      <w:proofErr w:type="spellEnd"/>
+      <w:r>
+        <w:t xml:space="preserve">. Dieser misst den </w:t>
+      </w:r>
+      <w:proofErr w:type="spellStart"/>
+      <w:r>
+        <w:t>spannungsabfall</w:t>
+      </w:r>
+      <w:proofErr w:type="spellEnd"/>
+      <w:r>
+        <w:t xml:space="preserve"> über </w:t>
+      </w:r>
+      <w:proofErr w:type="spellStart"/>
+      <w:r>
+        <w:t>einenhohen</w:t>
+      </w:r>
+      <w:proofErr w:type="spellEnd"/>
+      <w:r>
+        <w:t xml:space="preserve"> </w:t>
+      </w:r>
+      <w:proofErr w:type="spellStart"/>
+      <w:r>
+        <w:t>feadbackwiederstand</w:t>
+      </w:r>
+      <w:proofErr w:type="spellEnd"/>
+      <w:r>
+        <w:t>.</w:t>
       </w:r>
     </w:p>
     <w:p>
@@ -2434,7 +4112,95 @@
     </w:p>
     <w:p>
       <w:r>
-        <w:t>Diese Schaltung bietet unter den richtigen bedingungen eine hohe samplerate, bis zu mehrerren kHz. Eines der größeren probleme ist unterandeerem die Granz als auch polefrquenzen und das thermische rauschen des Feadback wiederstandes begrenst die auflösung der schaltung.</w:t>
+        <w:t xml:space="preserve">Diese Schaltung bietet unter den richtigen </w:t>
+      </w:r>
+      <w:proofErr w:type="spellStart"/>
+      <w:r>
+        <w:t>bedingungen</w:t>
+      </w:r>
+      <w:proofErr w:type="spellEnd"/>
+      <w:r>
+        <w:t xml:space="preserve"> eine hohe samplerate, bis zu </w:t>
+      </w:r>
+      <w:proofErr w:type="spellStart"/>
+      <w:r>
+        <w:t>mehrerren</w:t>
+      </w:r>
+      <w:proofErr w:type="spellEnd"/>
+      <w:r>
+        <w:t xml:space="preserve"> kHz. Eines der größeren </w:t>
+      </w:r>
+      <w:proofErr w:type="spellStart"/>
+      <w:r>
+        <w:t>probleme</w:t>
+      </w:r>
+      <w:proofErr w:type="spellEnd"/>
+      <w:r>
+        <w:t xml:space="preserve"> ist </w:t>
+      </w:r>
+      <w:proofErr w:type="spellStart"/>
+      <w:r>
+        <w:t>unterandeerem</w:t>
+      </w:r>
+      <w:proofErr w:type="spellEnd"/>
+      <w:r>
+        <w:t xml:space="preserve"> die Granz als auch </w:t>
+      </w:r>
+      <w:proofErr w:type="spellStart"/>
+      <w:r>
+        <w:t>polefrquenzen</w:t>
+      </w:r>
+      <w:proofErr w:type="spellEnd"/>
+      <w:r>
+        <w:t xml:space="preserve"> und </w:t>
+      </w:r>
+      <w:proofErr w:type="gramStart"/>
+      <w:r>
+        <w:t>das thermische rauschen</w:t>
+      </w:r>
+      <w:proofErr w:type="gramEnd"/>
+      <w:r>
+        <w:t xml:space="preserve"> des </w:t>
+      </w:r>
+      <w:proofErr w:type="spellStart"/>
+      <w:r>
+        <w:t>Feadback</w:t>
+      </w:r>
+      <w:proofErr w:type="spellEnd"/>
+      <w:r>
+        <w:t xml:space="preserve"> </w:t>
+      </w:r>
+      <w:proofErr w:type="spellStart"/>
+      <w:r>
+        <w:t>wiederstandes</w:t>
+      </w:r>
+      <w:proofErr w:type="spellEnd"/>
+      <w:r>
+        <w:t xml:space="preserve"> </w:t>
+      </w:r>
+      <w:proofErr w:type="spellStart"/>
+      <w:r>
+        <w:t>begrenst</w:t>
+      </w:r>
+      <w:proofErr w:type="spellEnd"/>
+      <w:r>
+        <w:t xml:space="preserve"> die </w:t>
+      </w:r>
+      <w:proofErr w:type="spellStart"/>
+      <w:r>
+        <w:t>auflösung</w:t>
+      </w:r>
+      <w:proofErr w:type="spellEnd"/>
+      <w:r>
+        <w:t xml:space="preserve"> der </w:t>
+      </w:r>
+      <w:proofErr w:type="spellStart"/>
+      <w:r>
+        <w:t>schaltung</w:t>
+      </w:r>
+      <w:proofErr w:type="spellEnd"/>
+      <w:r>
+        <w:t>.</w:t>
       </w:r>
     </w:p>
     <w:p>
@@ -2499,22 +4265,283 @@
     </w:p>
     <w:p>
       <w:r>
-        <w:t xml:space="preserve">Dies ist der Grobe aufbau um eine Variable Drain und Gate spannung als auch eine messung </w:t>
-      </w:r>
-      <w:r>
-        <w:t>des soruce stromes</w:t>
-      </w:r>
-      <w:r>
-        <w:t xml:space="preserve">. Der I_Sorce fliest gegen ein phantom graund am – port des OPV U1 der OPV versucht diesen strom auszugleichen indem er die ausgagngsspannung am RF solange steigert bis über diesen wiederstand I_Source fliest. CF muss aufgund dieser gegebenheit eine geringe leak current haben um nicht die messung zu beeinflussen, witers begrenst er die frequenz der OPV schaltung, denn bei Tranz impedanz wandlern kann es zum schwingen könnem die die grenzfrequenz </w:t>
+        <w:t xml:space="preserve">Dies ist der Grobe </w:t>
+      </w:r>
+      <w:proofErr w:type="spellStart"/>
+      <w:r>
+        <w:t>aufbau</w:t>
+      </w:r>
+      <w:proofErr w:type="spellEnd"/>
+      <w:r>
+        <w:t xml:space="preserve"> um eine Variable Drain und Gate </w:t>
+      </w:r>
+      <w:proofErr w:type="spellStart"/>
+      <w:r>
+        <w:t>spannung</w:t>
+      </w:r>
+      <w:proofErr w:type="spellEnd"/>
+      <w:r>
+        <w:t xml:space="preserve"> als auch eine </w:t>
+      </w:r>
+      <w:proofErr w:type="spellStart"/>
+      <w:r>
+        <w:t>messung</w:t>
+      </w:r>
+      <w:proofErr w:type="spellEnd"/>
+      <w:r>
+        <w:t xml:space="preserve"> </w:t>
+      </w:r>
+      <w:r>
+        <w:t xml:space="preserve">des </w:t>
+      </w:r>
+      <w:proofErr w:type="spellStart"/>
+      <w:r>
+        <w:t>soruce</w:t>
+      </w:r>
+      <w:proofErr w:type="spellEnd"/>
+      <w:r>
+        <w:t xml:space="preserve"> </w:t>
+      </w:r>
+      <w:proofErr w:type="spellStart"/>
+      <w:r>
+        <w:t>stromes</w:t>
+      </w:r>
+      <w:proofErr w:type="spellEnd"/>
+      <w:r>
+        <w:t xml:space="preserve">. Der </w:t>
+      </w:r>
+      <w:proofErr w:type="spellStart"/>
+      <w:r>
+        <w:t>I_Sorce</w:t>
+      </w:r>
+      <w:proofErr w:type="spellEnd"/>
+      <w:r>
+        <w:t xml:space="preserve"> fliest gegen ein </w:t>
+      </w:r>
+      <w:proofErr w:type="spellStart"/>
+      <w:r>
+        <w:t>phantom</w:t>
+      </w:r>
+      <w:proofErr w:type="spellEnd"/>
+      <w:r>
+        <w:t xml:space="preserve"> </w:t>
+      </w:r>
+      <w:proofErr w:type="spellStart"/>
+      <w:r>
+        <w:t>graund</w:t>
+      </w:r>
+      <w:proofErr w:type="spellEnd"/>
+      <w:r>
+        <w:t xml:space="preserve"> am – </w:t>
+      </w:r>
+      <w:proofErr w:type="spellStart"/>
+      <w:r>
+        <w:t>port</w:t>
+      </w:r>
+      <w:proofErr w:type="spellEnd"/>
+      <w:r>
+        <w:t xml:space="preserve"> des OPV U1 der OPV versucht diesen </w:t>
+      </w:r>
+      <w:proofErr w:type="spellStart"/>
+      <w:r>
+        <w:t>strom</w:t>
+      </w:r>
+      <w:proofErr w:type="spellEnd"/>
+      <w:r>
+        <w:t xml:space="preserve"> auszugleichen indem er die </w:t>
+      </w:r>
+      <w:proofErr w:type="spellStart"/>
+      <w:r>
+        <w:t>ausgagngsspannung</w:t>
+      </w:r>
+      <w:proofErr w:type="spellEnd"/>
+      <w:r>
+        <w:t xml:space="preserve"> am RF </w:t>
+      </w:r>
+      <w:proofErr w:type="gramStart"/>
+      <w:r>
+        <w:t>solange</w:t>
+      </w:r>
+      <w:proofErr w:type="gramEnd"/>
+      <w:r>
+        <w:t xml:space="preserve"> steigert bis über diesen </w:t>
+      </w:r>
+      <w:proofErr w:type="gramStart"/>
+      <w:r>
+        <w:t>wiederstand</w:t>
+      </w:r>
+      <w:proofErr w:type="gramEnd"/>
+      <w:r>
+        <w:t xml:space="preserve"> </w:t>
+      </w:r>
+      <w:proofErr w:type="spellStart"/>
+      <w:r>
+        <w:t>I_Source</w:t>
+      </w:r>
+      <w:proofErr w:type="spellEnd"/>
+      <w:r>
+        <w:t xml:space="preserve"> fliest. CF muss </w:t>
+      </w:r>
+      <w:proofErr w:type="spellStart"/>
+      <w:r>
+        <w:t>aufgund</w:t>
+      </w:r>
+      <w:proofErr w:type="spellEnd"/>
+      <w:r>
+        <w:t xml:space="preserve"> dieser </w:t>
+      </w:r>
+      <w:proofErr w:type="spellStart"/>
+      <w:r>
+        <w:t>gegebenheit</w:t>
+      </w:r>
+      <w:proofErr w:type="spellEnd"/>
+      <w:r>
+        <w:t xml:space="preserve"> eine geringe leak </w:t>
+      </w:r>
+      <w:proofErr w:type="spellStart"/>
+      <w:r>
+        <w:t>current</w:t>
+      </w:r>
+      <w:proofErr w:type="spellEnd"/>
+      <w:r>
+        <w:t xml:space="preserve"> </w:t>
+      </w:r>
+      <w:proofErr w:type="gramStart"/>
+      <w:r>
+        <w:t>haben</w:t>
+      </w:r>
+      <w:proofErr w:type="gramEnd"/>
+      <w:r>
+        <w:t xml:space="preserve"> um nicht die </w:t>
+      </w:r>
+      <w:proofErr w:type="spellStart"/>
+      <w:r>
+        <w:t>messung</w:t>
+      </w:r>
+      <w:proofErr w:type="spellEnd"/>
+      <w:r>
+        <w:t xml:space="preserve"> zu beeinflussen, </w:t>
+      </w:r>
+      <w:proofErr w:type="spellStart"/>
+      <w:r>
+        <w:t>witers</w:t>
+      </w:r>
+      <w:proofErr w:type="spellEnd"/>
+      <w:r>
+        <w:t xml:space="preserve"> </w:t>
+      </w:r>
+      <w:proofErr w:type="spellStart"/>
+      <w:r>
+        <w:t>begrenst</w:t>
+      </w:r>
+      <w:proofErr w:type="spellEnd"/>
+      <w:r>
+        <w:t xml:space="preserve"> er die </w:t>
+      </w:r>
+      <w:proofErr w:type="spellStart"/>
+      <w:r>
+        <w:t>frequenz</w:t>
+      </w:r>
+      <w:proofErr w:type="spellEnd"/>
+      <w:r>
+        <w:t xml:space="preserve"> der OPV </w:t>
+      </w:r>
+      <w:proofErr w:type="spellStart"/>
+      <w:r>
+        <w:t>schaltung</w:t>
+      </w:r>
+      <w:proofErr w:type="spellEnd"/>
+      <w:r>
+        <w:t xml:space="preserve">, denn bei </w:t>
+      </w:r>
+      <w:proofErr w:type="spellStart"/>
+      <w:r>
+        <w:t>Tranz</w:t>
+      </w:r>
+      <w:proofErr w:type="spellEnd"/>
+      <w:r>
+        <w:t xml:space="preserve"> </w:t>
+      </w:r>
+      <w:proofErr w:type="spellStart"/>
+      <w:r>
+        <w:t>impedanz</w:t>
+      </w:r>
+      <w:proofErr w:type="spellEnd"/>
+      <w:r>
+        <w:t xml:space="preserve"> </w:t>
+      </w:r>
+      <w:proofErr w:type="spellStart"/>
+      <w:r>
+        <w:t>wandlern</w:t>
+      </w:r>
+      <w:proofErr w:type="spellEnd"/>
+      <w:r>
+        <w:t xml:space="preserve"> kann es zum schwingen </w:t>
+      </w:r>
+      <w:proofErr w:type="spellStart"/>
+      <w:r>
+        <w:t>könnem</w:t>
+      </w:r>
+      <w:proofErr w:type="spellEnd"/>
+      <w:r>
+        <w:t xml:space="preserve"> die die </w:t>
+      </w:r>
+      <w:proofErr w:type="spellStart"/>
+      <w:r>
+        <w:t>grenzfrequenz</w:t>
+      </w:r>
+      <w:proofErr w:type="spellEnd"/>
+      <w:r>
+        <w:t xml:space="preserve"> </w:t>
       </w:r>
       <w:r>
         <w:lastRenderedPageBreak/>
-        <w:t>zu hoch gewählt wird. Zum schwingen kommt es aufgrund von parasietöten kapazitäten aud der Source seite des MOSFET.</w:t>
-      </w:r>
-    </w:p>
-    <w:p>
-      <w:r>
-        <w:t>Die Verstärkung des TIA lässt sich einfach mit den genannten gegebenheiten berechnen.</w:t>
+        <w:t xml:space="preserve">zu hoch gewählt wird. </w:t>
+      </w:r>
+      <w:proofErr w:type="gramStart"/>
+      <w:r>
+        <w:t>Zum schwingen</w:t>
+      </w:r>
+      <w:proofErr w:type="gramEnd"/>
+      <w:r>
+        <w:t xml:space="preserve"> kommt es aufgrund von parasietöten </w:t>
+      </w:r>
+      <w:proofErr w:type="spellStart"/>
+      <w:r>
+        <w:t>kapazitäten</w:t>
+      </w:r>
+      <w:proofErr w:type="spellEnd"/>
+      <w:r>
+        <w:t xml:space="preserve"> </w:t>
+      </w:r>
+      <w:proofErr w:type="spellStart"/>
+      <w:r>
+        <w:t>aud</w:t>
+      </w:r>
+      <w:proofErr w:type="spellEnd"/>
+      <w:r>
+        <w:t xml:space="preserve"> der Source </w:t>
+      </w:r>
+      <w:proofErr w:type="spellStart"/>
+      <w:r>
+        <w:t>seite</w:t>
+      </w:r>
+      <w:proofErr w:type="spellEnd"/>
+      <w:r>
+        <w:t xml:space="preserve"> des MOSFET.</w:t>
+      </w:r>
+    </w:p>
+    <w:p>
+      <w:r>
+        <w:t xml:space="preserve">Die Verstärkung des TIA lässt sich einfach mit den genannten </w:t>
+      </w:r>
+      <w:proofErr w:type="spellStart"/>
+      <w:r>
+        <w:t>gegebenheiten</w:t>
+      </w:r>
+      <w:proofErr w:type="spellEnd"/>
+      <w:r>
+        <w:t xml:space="preserve"> berechnen.</w:t>
       </w:r>
     </w:p>
     <w:p>
@@ -2719,7 +4746,103 @@
     </w:p>
     <w:p>
       <w:r>
-        <w:t>Allerdings ist diese schaltung inverteirend, das bedeutet um von einem ADC verarbeitet zu werden sollte ein wieterer invertierender OPV verwendet werden um einen Positiven zusammenhang zwischen Ausgangsspannung und eingangsstrom ensteht. Der nachgeschaltener OPV sollte auch eine bereichs anpassung vornehmen um den eingangsspannungsbereich des ADC zu berücksichtigen.</w:t>
+        <w:t xml:space="preserve">Allerdings ist diese </w:t>
+      </w:r>
+      <w:proofErr w:type="spellStart"/>
+      <w:r>
+        <w:t>schaltung</w:t>
+      </w:r>
+      <w:proofErr w:type="spellEnd"/>
+      <w:r>
+        <w:t xml:space="preserve"> </w:t>
+      </w:r>
+      <w:proofErr w:type="spellStart"/>
+      <w:r>
+        <w:t>inverteirend</w:t>
+      </w:r>
+      <w:proofErr w:type="spellEnd"/>
+      <w:r>
+        <w:t xml:space="preserve">, das </w:t>
+      </w:r>
+      <w:proofErr w:type="gramStart"/>
+      <w:r>
+        <w:t>bedeutet</w:t>
+      </w:r>
+      <w:proofErr w:type="gramEnd"/>
+      <w:r>
+        <w:t xml:space="preserve"> um von einem ADC verarbeitet zu werden sollte ein </w:t>
+      </w:r>
+      <w:proofErr w:type="spellStart"/>
+      <w:r>
+        <w:t>wieterer</w:t>
+      </w:r>
+      <w:proofErr w:type="spellEnd"/>
+      <w:r>
+        <w:t xml:space="preserve"> invertierender OPV verwendet werden um einen Positiven </w:t>
+      </w:r>
+      <w:proofErr w:type="spellStart"/>
+      <w:r>
+        <w:t>zusammenhang</w:t>
+      </w:r>
+      <w:proofErr w:type="spellEnd"/>
+      <w:r>
+        <w:t xml:space="preserve"> zwischen Ausgangsspannung und </w:t>
+      </w:r>
+      <w:proofErr w:type="spellStart"/>
+      <w:r>
+        <w:t>eingangsstrom</w:t>
+      </w:r>
+      <w:proofErr w:type="spellEnd"/>
+      <w:r>
+        <w:t xml:space="preserve"> </w:t>
+      </w:r>
+      <w:proofErr w:type="spellStart"/>
+      <w:r>
+        <w:t>ensteht</w:t>
+      </w:r>
+      <w:proofErr w:type="spellEnd"/>
+      <w:r>
+        <w:t xml:space="preserve">. Der </w:t>
+      </w:r>
+      <w:proofErr w:type="spellStart"/>
+      <w:r>
+        <w:t>nachgeschaltener</w:t>
+      </w:r>
+      <w:proofErr w:type="spellEnd"/>
+      <w:r>
+        <w:t xml:space="preserve"> OPV sollte auch eine </w:t>
+      </w:r>
+      <w:proofErr w:type="spellStart"/>
+      <w:r>
+        <w:t>bereichs</w:t>
+      </w:r>
+      <w:proofErr w:type="spellEnd"/>
+      <w:r>
+        <w:t xml:space="preserve"> </w:t>
+      </w:r>
+      <w:proofErr w:type="spellStart"/>
+      <w:r>
+        <w:t>anpassung</w:t>
+      </w:r>
+      <w:proofErr w:type="spellEnd"/>
+      <w:r>
+        <w:t xml:space="preserve"> </w:t>
+      </w:r>
+      <w:proofErr w:type="gramStart"/>
+      <w:r>
+        <w:t>vornehmen</w:t>
+      </w:r>
+      <w:proofErr w:type="gramEnd"/>
+      <w:r>
+        <w:t xml:space="preserve"> um den </w:t>
+      </w:r>
+      <w:proofErr w:type="spellStart"/>
+      <w:r>
+        <w:t>eingangsspannungsbereich</w:t>
+      </w:r>
+      <w:proofErr w:type="spellEnd"/>
+      <w:r>
+        <w:t xml:space="preserve"> des ADC zu berücksichtigen.</w:t>
       </w:r>
     </w:p>
     <w:p>
@@ -2741,7 +4864,47 @@
     </w:p>
     <w:p>
       <w:r>
-        <w:t>Dieses Rauschen ensteht durch die inenntemperatur eines leiters und damit die bewegung von ladungsträgern in einem Leiter.</w:t>
+        <w:t xml:space="preserve">Dieses Rauschen </w:t>
+      </w:r>
+      <w:proofErr w:type="spellStart"/>
+      <w:r>
+        <w:t>ensteht</w:t>
+      </w:r>
+      <w:proofErr w:type="spellEnd"/>
+      <w:r>
+        <w:t xml:space="preserve"> durch die </w:t>
+      </w:r>
+      <w:proofErr w:type="spellStart"/>
+      <w:r>
+        <w:t>inenntemperatur</w:t>
+      </w:r>
+      <w:proofErr w:type="spellEnd"/>
+      <w:r>
+        <w:t xml:space="preserve"> eines </w:t>
+      </w:r>
+      <w:proofErr w:type="spellStart"/>
+      <w:r>
+        <w:t>leiters</w:t>
+      </w:r>
+      <w:proofErr w:type="spellEnd"/>
+      <w:r>
+        <w:t xml:space="preserve"> und damit die </w:t>
+      </w:r>
+      <w:proofErr w:type="spellStart"/>
+      <w:r>
+        <w:t>bewegung</w:t>
+      </w:r>
+      <w:proofErr w:type="spellEnd"/>
+      <w:r>
+        <w:t xml:space="preserve"> von </w:t>
+      </w:r>
+      <w:proofErr w:type="spellStart"/>
+      <w:r>
+        <w:t>ladungsträgern</w:t>
+      </w:r>
+      <w:proofErr w:type="spellEnd"/>
+      <w:r>
+        <w:t xml:space="preserve"> in einem Leiter.</w:t>
       </w:r>
     </w:p>
     <w:p>
@@ -2835,7 +4998,15 @@
         </w:rPr>
       </w:pPr>
       <w:r>
-        <w:t xml:space="preserve">k Bolzmankonstante = </w:t>
+        <w:t xml:space="preserve">k </w:t>
+      </w:r>
+      <w:proofErr w:type="spellStart"/>
+      <w:r>
+        <w:t>Bolzmankonstante</w:t>
+      </w:r>
+      <w:proofErr w:type="spellEnd"/>
+      <w:r>
+        <w:t xml:space="preserve"> = </w:t>
       </w:r>
       <w:r>
         <w:t>1.380649×10</w:t>
@@ -2872,13 +5043,50 @@
     </w:p>
     <w:p>
       <w:r>
-        <w:t>R der wert des Wiederstands</w:t>
-      </w:r>
+        <w:t xml:space="preserve">R der </w:t>
+      </w:r>
+      <w:proofErr w:type="spellStart"/>
+      <w:r>
+        <w:t>wert</w:t>
+      </w:r>
+      <w:proofErr w:type="spellEnd"/>
+      <w:r>
+        <w:t xml:space="preserve"> des </w:t>
+      </w:r>
+      <w:proofErr w:type="gramStart"/>
+      <w:r>
+        <w:t>Wiederstands</w:t>
+      </w:r>
+      <w:proofErr w:type="gramEnd"/>
     </w:p>
     <w:p/>
     <w:p>
       <w:r>
-        <w:t>Diese Formel bedeutet das ein wärmerer als auch grösererwiederstand mehr rasuchen. Dies kann umgerechnet werden von Spannungsrasuchen zu Stromrauschen.</w:t>
+        <w:t xml:space="preserve">Diese Formel bedeutet das ein wärmerer als auch </w:t>
+      </w:r>
+      <w:proofErr w:type="spellStart"/>
+      <w:r>
+        <w:t>grösererwiederstand</w:t>
+      </w:r>
+      <w:proofErr w:type="spellEnd"/>
+      <w:r>
+        <w:t xml:space="preserve"> mehr </w:t>
+      </w:r>
+      <w:proofErr w:type="spellStart"/>
+      <w:r>
+        <w:t>rasuchen</w:t>
+      </w:r>
+      <w:proofErr w:type="spellEnd"/>
+      <w:r>
+        <w:t xml:space="preserve">. Dies kann umgerechnet werden von </w:t>
+      </w:r>
+      <w:proofErr w:type="spellStart"/>
+      <w:r>
+        <w:t>Spannungsrasuchen</w:t>
+      </w:r>
+      <w:proofErr w:type="spellEnd"/>
+      <w:r>
+        <w:t xml:space="preserve"> zu Stromrauschen.</w:t>
       </w:r>
     </w:p>
     <w:p/>
@@ -3032,6 +5240,7 @@
                 <w:lang w:val="de-AT" w:eastAsia="de-AT"/>
               </w:rPr>
             </w:pPr>
+            <w:proofErr w:type="spellStart"/>
             <w:r>
               <w:rPr>
                 <w:rFonts w:ascii="Aptos Narrow" w:hAnsi="Aptos Narrow"/>
@@ -3040,7 +5249,18 @@
                 <w:szCs w:val="22"/>
                 <w:lang w:val="de-AT" w:eastAsia="de-AT"/>
               </w:rPr>
-              <w:t>Temperature in K</w:t>
+              <w:t>Temperature</w:t>
+            </w:r>
+            <w:proofErr w:type="spellEnd"/>
+            <w:r>
+              <w:rPr>
+                <w:rFonts w:ascii="Aptos Narrow" w:hAnsi="Aptos Narrow"/>
+                <w:color w:val="000000"/>
+                <w:sz w:val="22"/>
+                <w:szCs w:val="22"/>
+                <w:lang w:val="de-AT" w:eastAsia="de-AT"/>
+              </w:rPr>
+              <w:t xml:space="preserve"> in K</w:t>
             </w:r>
           </w:p>
         </w:tc>
@@ -3148,13 +5368,23 @@
                 <w:lang w:val="de-AT" w:eastAsia="de-AT"/>
               </w:rPr>
             </w:pPr>
+            <w:proofErr w:type="spellStart"/>
             <w:r>
               <w:rPr>
                 <w:rFonts w:cs="Arial"/>
                 <w:color w:val="000000"/>
                 <w:lang w:eastAsia="de-AT"/>
               </w:rPr>
-              <w:t xml:space="preserve">Bolzmankonstante </w:t>
+              <w:t>Bolzmankonstante</w:t>
+            </w:r>
+            <w:proofErr w:type="spellEnd"/>
+            <w:r>
+              <w:rPr>
+                <w:rFonts w:cs="Arial"/>
+                <w:color w:val="000000"/>
+                <w:lang w:eastAsia="de-AT"/>
+              </w:rPr>
+              <w:t xml:space="preserve"> </w:t>
             </w:r>
           </w:p>
         </w:tc>
@@ -3260,6 +5490,7 @@
                 <w:lang w:val="de-AT" w:eastAsia="de-AT"/>
               </w:rPr>
             </w:pPr>
+            <w:proofErr w:type="spellStart"/>
             <w:r>
               <w:rPr>
                 <w:rFonts w:ascii="Aptos Narrow" w:hAnsi="Aptos Narrow"/>
@@ -3268,7 +5499,18 @@
                 <w:szCs w:val="22"/>
                 <w:lang w:val="de-AT" w:eastAsia="de-AT"/>
               </w:rPr>
-              <w:t>Resistor in Meg</w:t>
+              <w:t>Resistor</w:t>
+            </w:r>
+            <w:proofErr w:type="spellEnd"/>
+            <w:r>
+              <w:rPr>
+                <w:rFonts w:ascii="Aptos Narrow" w:hAnsi="Aptos Narrow"/>
+                <w:color w:val="000000"/>
+                <w:sz w:val="22"/>
+                <w:szCs w:val="22"/>
+                <w:lang w:val="de-AT" w:eastAsia="de-AT"/>
+              </w:rPr>
+              <w:t xml:space="preserve"> in Meg</w:t>
             </w:r>
           </w:p>
         </w:tc>
@@ -3305,7 +5547,29 @@
                 <w:szCs w:val="22"/>
                 <w:lang w:val="de-AT" w:eastAsia="de-AT"/>
               </w:rPr>
-              <w:t xml:space="preserve">Thermisches Spannungs </w:t>
+              <w:t xml:space="preserve">Thermisches </w:t>
+            </w:r>
+            <w:proofErr w:type="spellStart"/>
+            <w:r>
+              <w:rPr>
+                <w:rFonts w:ascii="Aptos Narrow" w:hAnsi="Aptos Narrow"/>
+                <w:color w:val="000000"/>
+                <w:sz w:val="22"/>
+                <w:szCs w:val="22"/>
+                <w:lang w:val="de-AT" w:eastAsia="de-AT"/>
+              </w:rPr>
+              <w:t>Spannungs</w:t>
+            </w:r>
+            <w:proofErr w:type="spellEnd"/>
+            <w:r>
+              <w:rPr>
+                <w:rFonts w:ascii="Aptos Narrow" w:hAnsi="Aptos Narrow"/>
+                <w:color w:val="000000"/>
+                <w:sz w:val="22"/>
+                <w:szCs w:val="22"/>
+                <w:lang w:val="de-AT" w:eastAsia="de-AT"/>
+              </w:rPr>
+              <w:t xml:space="preserve"> </w:t>
             </w:r>
           </w:p>
         </w:tc>
@@ -3334,6 +5598,7 @@
                 <w:lang w:val="de-AT" w:eastAsia="de-AT"/>
               </w:rPr>
             </w:pPr>
+            <w:proofErr w:type="gramStart"/>
             <w:r>
               <w:rPr>
                 <w:rFonts w:ascii="Aptos Narrow" w:hAnsi="Aptos Narrow"/>
@@ -3342,7 +5607,18 @@
                 <w:szCs w:val="22"/>
                 <w:lang w:val="de-AT" w:eastAsia="de-AT"/>
               </w:rPr>
-              <w:t xml:space="preserve">Thermisches Strom </w:t>
+              <w:t>Thermisches Strom</w:t>
+            </w:r>
+            <w:proofErr w:type="gramEnd"/>
+            <w:r>
+              <w:rPr>
+                <w:rFonts w:ascii="Aptos Narrow" w:hAnsi="Aptos Narrow"/>
+                <w:color w:val="000000"/>
+                <w:sz w:val="22"/>
+                <w:szCs w:val="22"/>
+                <w:lang w:val="de-AT" w:eastAsia="de-AT"/>
+              </w:rPr>
+              <w:t xml:space="preserve"> </w:t>
             </w:r>
           </w:p>
         </w:tc>
@@ -3422,7 +5698,29 @@
                 <w:szCs w:val="22"/>
                 <w:lang w:val="de-AT" w:eastAsia="de-AT"/>
               </w:rPr>
-              <w:t>Rauschen in nV/√Hz</w:t>
+              <w:t xml:space="preserve">Rauschen in </w:t>
+            </w:r>
+            <w:proofErr w:type="spellStart"/>
+            <w:r>
+              <w:rPr>
+                <w:rFonts w:ascii="Aptos Narrow" w:hAnsi="Aptos Narrow"/>
+                <w:color w:val="000000"/>
+                <w:sz w:val="22"/>
+                <w:szCs w:val="22"/>
+                <w:lang w:val="de-AT" w:eastAsia="de-AT"/>
+              </w:rPr>
+              <w:t>nV</w:t>
+            </w:r>
+            <w:proofErr w:type="spellEnd"/>
+            <w:r>
+              <w:rPr>
+                <w:rFonts w:ascii="Aptos Narrow" w:hAnsi="Aptos Narrow"/>
+                <w:color w:val="000000"/>
+                <w:sz w:val="22"/>
+                <w:szCs w:val="22"/>
+                <w:lang w:val="de-AT" w:eastAsia="de-AT"/>
+              </w:rPr>
+              <w:t>/√Hz</w:t>
             </w:r>
           </w:p>
         </w:tc>
@@ -3459,7 +5757,29 @@
                 <w:szCs w:val="22"/>
                 <w:lang w:val="de-AT" w:eastAsia="de-AT"/>
               </w:rPr>
-              <w:t>Rauschen in fA/√Hz</w:t>
+              <w:t xml:space="preserve">Rauschen in </w:t>
+            </w:r>
+            <w:proofErr w:type="spellStart"/>
+            <w:r>
+              <w:rPr>
+                <w:rFonts w:ascii="Aptos Narrow" w:hAnsi="Aptos Narrow"/>
+                <w:color w:val="000000"/>
+                <w:sz w:val="22"/>
+                <w:szCs w:val="22"/>
+                <w:lang w:val="de-AT" w:eastAsia="de-AT"/>
+              </w:rPr>
+              <w:t>fA</w:t>
+            </w:r>
+            <w:proofErr w:type="spellEnd"/>
+            <w:r>
+              <w:rPr>
+                <w:rFonts w:ascii="Aptos Narrow" w:hAnsi="Aptos Narrow"/>
+                <w:color w:val="000000"/>
+                <w:sz w:val="22"/>
+                <w:szCs w:val="22"/>
+                <w:lang w:val="de-AT" w:eastAsia="de-AT"/>
+              </w:rPr>
+              <w:t>/√Hz</w:t>
             </w:r>
           </w:p>
         </w:tc>
@@ -4158,6 +6478,15 @@
       <w:pPr>
         <w:pStyle w:val="berschrift1"/>
       </w:pPr>
+      <w:r>
+        <w:t>Schaltung</w:t>
+      </w:r>
+      <w:r>
+        <w:t>s-</w:t>
+      </w:r>
+      <w:r>
+        <w:t>erstellung Blockdiagramm</w:t>
+      </w:r>
     </w:p>
     <w:p/>
     <w:p/>
@@ -4316,15 +6645,24 @@
           <w:rFonts w:eastAsia="TimesNewRomanPSMT"/>
           <w:i/>
         </w:rPr>
-        <w:t>ie BMKZ der verwendeten Geräte müssen mit den BMKZ in den Messschaltungen übereinstimmen!</w:t>
-      </w:r>
+        <w:t>ie BMKZ der verwendeten Geräte müssen mit den BMKZ in den Messschaltungen übereinstimmen</w:t>
+      </w:r>
+      <w:proofErr w:type="gramStart"/>
       <w:r>
         <w:rPr>
           <w:rFonts w:eastAsia="TimesNewRomanPSMT"/>
           <w:i/>
         </w:rPr>
+        <w:t>!</w:t>
+      </w:r>
+      <w:r>
+        <w:rPr>
+          <w:rFonts w:eastAsia="TimesNewRomanPSMT"/>
+          <w:i/>
+        </w:rPr>
         <w:t xml:space="preserve"> )</w:t>
       </w:r>
+      <w:proofErr w:type="gramEnd"/>
     </w:p>
     <w:p>
       <w:pPr>
@@ -4678,6 +7016,7 @@
       </w:rPr>
       <w:t xml:space="preserve">Messung und Analyse von </w:t>
     </w:r>
+    <w:proofErr w:type="spellStart"/>
     <w:r>
       <w:rPr>
         <w:i/>
@@ -4696,6 +7035,7 @@
       </w:rPr>
       <w:t>ttranistoren</w:t>
     </w:r>
+    <w:proofErr w:type="spellEnd"/>
   </w:p>
 </w:hdr>
 </file>

--- a/Dokumentation/Diplomarbeit_Template.docx
+++ b/Dokumentation/Diplomarbeit_Template.docx
@@ -1426,30 +1426,8 @@
         <w:rPr>
           <w:lang w:val="de-AT"/>
         </w:rPr>
-        <w:t>analog-</w:t>
-      </w:r>
-      <w:proofErr w:type="spellStart"/>
-      <w:r>
-        <w:rPr>
-          <w:lang w:val="de-AT"/>
-        </w:rPr>
-        <w:t>to</w:t>
-      </w:r>
-      <w:proofErr w:type="spellEnd"/>
-      <w:r>
-        <w:rPr>
-          <w:lang w:val="de-AT"/>
-        </w:rPr>
-        <w:t xml:space="preserve">-digital </w:t>
-      </w:r>
-      <w:proofErr w:type="spellStart"/>
-      <w:r>
-        <w:rPr>
-          <w:lang w:val="de-AT"/>
-        </w:rPr>
-        <w:t>coverter</w:t>
-      </w:r>
-      <w:proofErr w:type="spellEnd"/>
+        <w:t>analog-to-digital coverter</w:t>
+      </w:r>
     </w:p>
     <w:p>
       <w:pPr>
@@ -1466,42 +1444,12 @@
         </w:rPr>
         <w:t xml:space="preserve">BTI </w:t>
       </w:r>
-      <w:proofErr w:type="spellStart"/>
       <w:r>
         <w:rPr>
           <w:lang w:val="de-AT"/>
         </w:rPr>
-        <w:t>bias</w:t>
-      </w:r>
-      <w:proofErr w:type="spellEnd"/>
-      <w:r>
-        <w:rPr>
-          <w:lang w:val="de-AT"/>
-        </w:rPr>
-        <w:t xml:space="preserve"> </w:t>
-      </w:r>
-      <w:proofErr w:type="spellStart"/>
-      <w:r>
-        <w:rPr>
-          <w:lang w:val="de-AT"/>
-        </w:rPr>
-        <w:t>temperature</w:t>
-      </w:r>
-      <w:proofErr w:type="spellEnd"/>
-      <w:r>
-        <w:rPr>
-          <w:lang w:val="de-AT"/>
-        </w:rPr>
-        <w:t xml:space="preserve"> </w:t>
-      </w:r>
-      <w:proofErr w:type="spellStart"/>
-      <w:r>
-        <w:rPr>
-          <w:lang w:val="de-AT"/>
-        </w:rPr>
-        <w:t>instability</w:t>
-      </w:r>
-      <w:proofErr w:type="spellEnd"/>
+        <w:t>bias temperature instability</w:t>
+      </w:r>
     </w:p>
     <w:p>
       <w:pPr>
@@ -1522,30 +1470,8 @@
         <w:rPr>
           <w:lang w:val="de-AT"/>
         </w:rPr>
-        <w:t>digital-</w:t>
-      </w:r>
-      <w:proofErr w:type="spellStart"/>
-      <w:r>
-        <w:rPr>
-          <w:lang w:val="de-AT"/>
-        </w:rPr>
-        <w:t>to</w:t>
-      </w:r>
-      <w:proofErr w:type="spellEnd"/>
-      <w:r>
-        <w:rPr>
-          <w:lang w:val="de-AT"/>
-        </w:rPr>
-        <w:t xml:space="preserve">-analog </w:t>
-      </w:r>
-      <w:proofErr w:type="spellStart"/>
-      <w:r>
-        <w:rPr>
-          <w:lang w:val="de-AT"/>
-        </w:rPr>
-        <w:t>coverter</w:t>
-      </w:r>
-      <w:proofErr w:type="spellEnd"/>
+        <w:t>digital-to-analog coverter</w:t>
+      </w:r>
     </w:p>
     <w:p>
       <w:pPr>
@@ -1562,42 +1488,12 @@
         </w:rPr>
         <w:t xml:space="preserve">DUT </w:t>
       </w:r>
-      <w:proofErr w:type="spellStart"/>
       <w:r>
         <w:rPr>
           <w:lang w:val="de-AT"/>
         </w:rPr>
-        <w:t>device</w:t>
-      </w:r>
-      <w:proofErr w:type="spellEnd"/>
-      <w:r>
-        <w:rPr>
-          <w:lang w:val="de-AT"/>
-        </w:rPr>
-        <w:t xml:space="preserve"> </w:t>
-      </w:r>
-      <w:proofErr w:type="spellStart"/>
-      <w:r>
-        <w:rPr>
-          <w:lang w:val="de-AT"/>
-        </w:rPr>
-        <w:t>under</w:t>
-      </w:r>
-      <w:proofErr w:type="spellEnd"/>
-      <w:r>
-        <w:rPr>
-          <w:lang w:val="de-AT"/>
-        </w:rPr>
-        <w:t xml:space="preserve"> </w:t>
-      </w:r>
-      <w:proofErr w:type="spellStart"/>
-      <w:r>
-        <w:rPr>
-          <w:lang w:val="de-AT"/>
-        </w:rPr>
-        <w:t>test</w:t>
-      </w:r>
-      <w:proofErr w:type="spellEnd"/>
+        <w:t>device under test</w:t>
+      </w:r>
     </w:p>
     <w:p>
       <w:pPr>
@@ -1614,28 +1510,12 @@
         </w:rPr>
         <w:t xml:space="preserve">FET </w:t>
       </w:r>
-      <w:proofErr w:type="spellStart"/>
       <w:r>
         <w:rPr>
           <w:lang w:val="de-AT"/>
         </w:rPr>
-        <w:t>field-effect</w:t>
-      </w:r>
-      <w:proofErr w:type="spellEnd"/>
-      <w:r>
-        <w:rPr>
-          <w:lang w:val="de-AT"/>
-        </w:rPr>
-        <w:t xml:space="preserve"> </w:t>
-      </w:r>
-      <w:proofErr w:type="spellStart"/>
-      <w:r>
-        <w:rPr>
-          <w:lang w:val="de-AT"/>
-        </w:rPr>
-        <w:t>transistor</w:t>
-      </w:r>
-      <w:proofErr w:type="spellEnd"/>
+        <w:t>field-effect transistor</w:t>
+      </w:r>
     </w:p>
     <w:p>
       <w:pPr>
@@ -1652,28 +1532,12 @@
         </w:rPr>
         <w:t xml:space="preserve">GIDL </w:t>
       </w:r>
-      <w:proofErr w:type="spellStart"/>
       <w:r>
         <w:rPr>
           <w:lang w:val="de-AT"/>
         </w:rPr>
-        <w:t>gate-induced</w:t>
-      </w:r>
-      <w:proofErr w:type="spellEnd"/>
-      <w:r>
-        <w:rPr>
-          <w:lang w:val="de-AT"/>
-        </w:rPr>
-        <w:t xml:space="preserve"> drain </w:t>
-      </w:r>
-      <w:proofErr w:type="spellStart"/>
-      <w:r>
-        <w:rPr>
-          <w:lang w:val="de-AT"/>
-        </w:rPr>
-        <w:t>leakage</w:t>
-      </w:r>
-      <w:proofErr w:type="spellEnd"/>
+        <w:t>gate-induced drain leakage</w:t>
+      </w:r>
     </w:p>
     <w:p>
       <w:pPr>
@@ -1690,28 +1554,12 @@
         </w:rPr>
         <w:t xml:space="preserve">HC </w:t>
       </w:r>
-      <w:proofErr w:type="spellStart"/>
       <w:r>
         <w:rPr>
           <w:lang w:val="de-AT"/>
         </w:rPr>
-        <w:t>hot</w:t>
-      </w:r>
-      <w:proofErr w:type="spellEnd"/>
-      <w:r>
-        <w:rPr>
-          <w:lang w:val="de-AT"/>
-        </w:rPr>
-        <w:t xml:space="preserve"> </w:t>
-      </w:r>
-      <w:proofErr w:type="spellStart"/>
-      <w:r>
-        <w:rPr>
-          <w:lang w:val="de-AT"/>
-        </w:rPr>
-        <w:t>carrier</w:t>
-      </w:r>
-      <w:proofErr w:type="spellEnd"/>
+        <w:t>hot carrier</w:t>
+      </w:r>
     </w:p>
     <w:p>
       <w:pPr>
@@ -2207,70 +2055,60 @@
           <w:iCs/>
           <w:lang w:val="en-US"/>
         </w:rPr>
-        <w:t xml:space="preserve">voltage to their metal gate terminal modulates the conductivity between the </w:t>
-      </w:r>
-      <w:proofErr w:type="gramStart"/>
-      <w:r>
+        <w:t>voltage to their metal gate terminal modulates the conductivity between the source</w:t>
+      </w:r>
+    </w:p>
+    <w:p>
+      <w:pPr>
+        <w:ind w:left="576"/>
         <w:rPr>
           <w:i/>
           <w:iCs/>
           <w:lang w:val="en-US"/>
         </w:rPr>
-        <w:t>source</w:t>
-      </w:r>
-      <w:proofErr w:type="gramEnd"/>
-    </w:p>
-    <w:p>
-      <w:pPr>
-        <w:ind w:left="576"/>
+      </w:pPr>
+      <w:r>
         <w:rPr>
           <w:i/>
           <w:iCs/>
           <w:lang w:val="en-US"/>
         </w:rPr>
-      </w:pPr>
-      <w:r>
+        <w:t>and drain terminals. This creates a channel at the semiconductor-insulator interface,</w:t>
+      </w:r>
+    </w:p>
+    <w:p>
+      <w:pPr>
+        <w:ind w:left="576"/>
         <w:rPr>
           <w:i/>
           <w:iCs/>
           <w:lang w:val="en-US"/>
         </w:rPr>
-        <w:t>and drain terminals. This creates a channel at the semiconductor-insulator interface,</w:t>
-      </w:r>
-    </w:p>
-    <w:p>
-      <w:pPr>
-        <w:ind w:left="576"/>
+      </w:pPr>
+      <w:r>
         <w:rPr>
           <w:i/>
           <w:iCs/>
           <w:lang w:val="en-US"/>
         </w:rPr>
-      </w:pPr>
-      <w:r>
+        <w:t>allowing for the switching of electronic signals, making them essential to reproduce the</w:t>
+      </w:r>
+    </w:p>
+    <w:p>
+      <w:pPr>
+        <w:ind w:left="576"/>
         <w:rPr>
           <w:i/>
           <w:iCs/>
           <w:lang w:val="en-US"/>
         </w:rPr>
-        <w:t>allowing for the switching of electronic signals, making them essential to reproduce the</w:t>
-      </w:r>
-    </w:p>
-    <w:p>
-      <w:pPr>
-        <w:ind w:left="576"/>
+      </w:pPr>
+      <w:r>
         <w:rPr>
           <w:i/>
           <w:iCs/>
           <w:lang w:val="en-US"/>
         </w:rPr>
-      </w:pPr>
-      <w:r>
-        <w:rPr>
-          <w:i/>
-          <w:iCs/>
-          <w:lang w:val="en-US"/>
-        </w:rPr>
         <w:t>binary logic necessary for logic gates of computer architectures – Quelle 1, Page 1</w:t>
       </w:r>
     </w:p>
@@ -2287,702 +2125,48 @@
           <w:lang w:val="de-AT"/>
         </w:rPr>
       </w:pPr>
-      <w:proofErr w:type="spellStart"/>
       <w:r>
         <w:rPr>
           <w:lang w:val="de-AT"/>
         </w:rPr>
-        <w:t>Heutztage</w:t>
-      </w:r>
-      <w:proofErr w:type="spellEnd"/>
+        <w:t xml:space="preserve">Heutztage sind in der elektronik </w:t>
+      </w:r>
       <w:r>
         <w:rPr>
           <w:lang w:val="de-AT"/>
         </w:rPr>
-        <w:t xml:space="preserve"> sind in der </w:t>
-      </w:r>
-      <w:proofErr w:type="spellStart"/>
+        <w:t xml:space="preserve">werden </w:t>
+      </w:r>
       <w:r>
         <w:rPr>
           <w:lang w:val="de-AT"/>
         </w:rPr>
-        <w:t>elektronik</w:t>
-      </w:r>
-      <w:proofErr w:type="spellEnd"/>
+        <w:t xml:space="preserve">schalter meist mit Feldeffekttransistoren realieseirt, diese sind geeignet für hohe schaltfrequenzne können kleiner hergesetllt und zuferlässiger desingt werdem. </w:t>
+      </w:r>
       <w:r>
         <w:rPr>
           <w:lang w:val="de-AT"/>
         </w:rPr>
-        <w:t xml:space="preserve"> </w:t>
-      </w:r>
-      <w:r>
+        <w:t xml:space="preserve">Diese nutzen das prinzips der elektrischen felder, durch das anlegen einer spannung am Gate des tranisitors wird die breite des leitfähigen kanals zwischen den Drain und Source anschlüssen moduliert. Durch diese gegebenheit sind die Feldefekt transistoren geeignet als elektrischeer schalter verwedet zu werden. </w:t>
+      </w:r>
+    </w:p>
+    <w:p>
+      <w:pPr>
         <w:rPr>
           <w:lang w:val="de-AT"/>
         </w:rPr>
-        <w:t xml:space="preserve">werden </w:t>
-      </w:r>
-      <w:proofErr w:type="spellStart"/>
+      </w:pPr>
       <w:r>
         <w:rPr>
           <w:lang w:val="de-AT"/>
         </w:rPr>
-        <w:t>schalter</w:t>
-      </w:r>
-      <w:proofErr w:type="spellEnd"/>
+        <w:t>Die Bajeren die der entwiklung besserer FETs im wege steht ist die hersstellung und sind parameter wie leistungs aufnahme als auch schaltgeschwindigkeit. Diese parameter sind durhc die herstellung bestimmt und die defekte die bei dieser entsthen. Mosfets werden aus verscheidenen sichten aufgebaut, da dies wie nicht in der tehckink perfekt vor sich geht entstehen defekte zwischen den verscheidenen schichten als auch in den einzelnen schichten.</w:t>
+      </w:r>
       <w:r>
         <w:rPr>
           <w:lang w:val="de-AT"/>
         </w:rPr>
-        <w:t xml:space="preserve"> meist mit Feldeffekttransistoren </w:t>
-      </w:r>
-      <w:proofErr w:type="spellStart"/>
-      <w:r>
-        <w:rPr>
-          <w:lang w:val="de-AT"/>
-        </w:rPr>
-        <w:t>realieseirt</w:t>
-      </w:r>
-      <w:proofErr w:type="spellEnd"/>
-      <w:r>
-        <w:rPr>
-          <w:lang w:val="de-AT"/>
-        </w:rPr>
-        <w:t xml:space="preserve">, diese sind geeignet für hohe </w:t>
-      </w:r>
-      <w:proofErr w:type="spellStart"/>
-      <w:r>
-        <w:rPr>
-          <w:lang w:val="de-AT"/>
-        </w:rPr>
-        <w:t>schaltfrequenzne</w:t>
-      </w:r>
-      <w:proofErr w:type="spellEnd"/>
-      <w:r>
-        <w:rPr>
-          <w:lang w:val="de-AT"/>
-        </w:rPr>
-        <w:t xml:space="preserve"> können kleiner </w:t>
-      </w:r>
-      <w:proofErr w:type="spellStart"/>
-      <w:r>
-        <w:rPr>
-          <w:lang w:val="de-AT"/>
-        </w:rPr>
-        <w:t>hergesetllt</w:t>
-      </w:r>
-      <w:proofErr w:type="spellEnd"/>
-      <w:r>
-        <w:rPr>
-          <w:lang w:val="de-AT"/>
-        </w:rPr>
-        <w:t xml:space="preserve"> und </w:t>
-      </w:r>
-      <w:proofErr w:type="spellStart"/>
-      <w:r>
-        <w:rPr>
-          <w:lang w:val="de-AT"/>
-        </w:rPr>
-        <w:t>zuferlässiger</w:t>
-      </w:r>
-      <w:proofErr w:type="spellEnd"/>
-      <w:r>
-        <w:rPr>
-          <w:lang w:val="de-AT"/>
-        </w:rPr>
-        <w:t xml:space="preserve"> </w:t>
-      </w:r>
-      <w:proofErr w:type="spellStart"/>
-      <w:r>
-        <w:rPr>
-          <w:lang w:val="de-AT"/>
-        </w:rPr>
-        <w:t>desingt</w:t>
-      </w:r>
-      <w:proofErr w:type="spellEnd"/>
-      <w:r>
-        <w:rPr>
-          <w:lang w:val="de-AT"/>
-        </w:rPr>
-        <w:t xml:space="preserve"> </w:t>
-      </w:r>
-      <w:proofErr w:type="spellStart"/>
-      <w:r>
-        <w:rPr>
-          <w:lang w:val="de-AT"/>
-        </w:rPr>
-        <w:t>werdem</w:t>
-      </w:r>
-      <w:proofErr w:type="spellEnd"/>
-      <w:r>
-        <w:rPr>
-          <w:lang w:val="de-AT"/>
-        </w:rPr>
-        <w:t xml:space="preserve">. </w:t>
-      </w:r>
-      <w:r>
-        <w:rPr>
-          <w:lang w:val="de-AT"/>
-        </w:rPr>
-        <w:t xml:space="preserve">Diese nutzen das </w:t>
-      </w:r>
-      <w:proofErr w:type="spellStart"/>
-      <w:r>
-        <w:rPr>
-          <w:lang w:val="de-AT"/>
-        </w:rPr>
-        <w:t>prinzips</w:t>
-      </w:r>
-      <w:proofErr w:type="spellEnd"/>
-      <w:r>
-        <w:rPr>
-          <w:lang w:val="de-AT"/>
-        </w:rPr>
-        <w:t xml:space="preserve"> der elektrischen </w:t>
-      </w:r>
-      <w:proofErr w:type="spellStart"/>
-      <w:r>
-        <w:rPr>
-          <w:lang w:val="de-AT"/>
-        </w:rPr>
-        <w:t>felder</w:t>
-      </w:r>
-      <w:proofErr w:type="spellEnd"/>
-      <w:r>
-        <w:rPr>
-          <w:lang w:val="de-AT"/>
-        </w:rPr>
-        <w:t xml:space="preserve">, durch </w:t>
-      </w:r>
-      <w:proofErr w:type="gramStart"/>
-      <w:r>
-        <w:rPr>
-          <w:lang w:val="de-AT"/>
-        </w:rPr>
-        <w:t xml:space="preserve">das </w:t>
-      </w:r>
-      <w:proofErr w:type="spellStart"/>
-      <w:r>
-        <w:rPr>
-          <w:lang w:val="de-AT"/>
-        </w:rPr>
-        <w:t>anlegen</w:t>
-      </w:r>
-      <w:proofErr w:type="spellEnd"/>
-      <w:proofErr w:type="gramEnd"/>
-      <w:r>
-        <w:rPr>
-          <w:lang w:val="de-AT"/>
-        </w:rPr>
-        <w:t xml:space="preserve"> einer </w:t>
-      </w:r>
-      <w:proofErr w:type="spellStart"/>
-      <w:r>
-        <w:rPr>
-          <w:lang w:val="de-AT"/>
-        </w:rPr>
-        <w:t>spannung</w:t>
-      </w:r>
-      <w:proofErr w:type="spellEnd"/>
-      <w:r>
-        <w:rPr>
-          <w:lang w:val="de-AT"/>
-        </w:rPr>
-        <w:t xml:space="preserve"> am Gate des </w:t>
-      </w:r>
-      <w:proofErr w:type="spellStart"/>
-      <w:r>
-        <w:rPr>
-          <w:lang w:val="de-AT"/>
-        </w:rPr>
-        <w:t>tranisitors</w:t>
-      </w:r>
-      <w:proofErr w:type="spellEnd"/>
-      <w:r>
-        <w:rPr>
-          <w:lang w:val="de-AT"/>
-        </w:rPr>
-        <w:t xml:space="preserve"> wird die breite des leitfähigen </w:t>
-      </w:r>
-      <w:proofErr w:type="spellStart"/>
-      <w:r>
-        <w:rPr>
-          <w:lang w:val="de-AT"/>
-        </w:rPr>
-        <w:t>kanals</w:t>
-      </w:r>
-      <w:proofErr w:type="spellEnd"/>
-      <w:r>
-        <w:rPr>
-          <w:lang w:val="de-AT"/>
-        </w:rPr>
-        <w:t xml:space="preserve"> zwischen den Drain und Source </w:t>
-      </w:r>
-      <w:proofErr w:type="spellStart"/>
-      <w:r>
-        <w:rPr>
-          <w:lang w:val="de-AT"/>
-        </w:rPr>
-        <w:t>anschlüssen</w:t>
-      </w:r>
-      <w:proofErr w:type="spellEnd"/>
-      <w:r>
-        <w:rPr>
-          <w:lang w:val="de-AT"/>
-        </w:rPr>
-        <w:t xml:space="preserve"> moduliert. Durch diese </w:t>
-      </w:r>
-      <w:proofErr w:type="spellStart"/>
-      <w:r>
-        <w:rPr>
-          <w:lang w:val="de-AT"/>
-        </w:rPr>
-        <w:t>gegebenheit</w:t>
-      </w:r>
-      <w:proofErr w:type="spellEnd"/>
-      <w:r>
-        <w:rPr>
-          <w:lang w:val="de-AT"/>
-        </w:rPr>
-        <w:t xml:space="preserve"> sind die </w:t>
-      </w:r>
-      <w:proofErr w:type="spellStart"/>
-      <w:r>
-        <w:rPr>
-          <w:lang w:val="de-AT"/>
-        </w:rPr>
-        <w:t>Feldefekt</w:t>
-      </w:r>
-      <w:proofErr w:type="spellEnd"/>
-      <w:r>
-        <w:rPr>
-          <w:lang w:val="de-AT"/>
-        </w:rPr>
-        <w:t xml:space="preserve"> </w:t>
-      </w:r>
-      <w:proofErr w:type="spellStart"/>
-      <w:r>
-        <w:rPr>
-          <w:lang w:val="de-AT"/>
-        </w:rPr>
-        <w:t>transistoren</w:t>
-      </w:r>
-      <w:proofErr w:type="spellEnd"/>
-      <w:r>
-        <w:rPr>
-          <w:lang w:val="de-AT"/>
-        </w:rPr>
-        <w:t xml:space="preserve"> geeignet als </w:t>
-      </w:r>
-      <w:proofErr w:type="spellStart"/>
-      <w:r>
-        <w:rPr>
-          <w:lang w:val="de-AT"/>
-        </w:rPr>
-        <w:t>elektrischeer</w:t>
-      </w:r>
-      <w:proofErr w:type="spellEnd"/>
-      <w:r>
-        <w:rPr>
-          <w:lang w:val="de-AT"/>
-        </w:rPr>
-        <w:t xml:space="preserve"> </w:t>
-      </w:r>
-      <w:proofErr w:type="spellStart"/>
-      <w:r>
-        <w:rPr>
-          <w:lang w:val="de-AT"/>
-        </w:rPr>
-        <w:t>schalter</w:t>
-      </w:r>
-      <w:proofErr w:type="spellEnd"/>
-      <w:r>
-        <w:rPr>
-          <w:lang w:val="de-AT"/>
-        </w:rPr>
-        <w:t xml:space="preserve"> </w:t>
-      </w:r>
-      <w:proofErr w:type="spellStart"/>
-      <w:r>
-        <w:rPr>
-          <w:lang w:val="de-AT"/>
-        </w:rPr>
-        <w:t>verwedet</w:t>
-      </w:r>
-      <w:proofErr w:type="spellEnd"/>
-      <w:r>
-        <w:rPr>
-          <w:lang w:val="de-AT"/>
-        </w:rPr>
-        <w:t xml:space="preserve"> zu werden. </w:t>
-      </w:r>
-    </w:p>
-    <w:p>
-      <w:pPr>
-        <w:rPr>
-          <w:lang w:val="de-AT"/>
-        </w:rPr>
-      </w:pPr>
-      <w:r>
-        <w:rPr>
-          <w:lang w:val="de-AT"/>
-        </w:rPr>
-        <w:t xml:space="preserve">Die </w:t>
-      </w:r>
-      <w:proofErr w:type="spellStart"/>
-      <w:r>
-        <w:rPr>
-          <w:lang w:val="de-AT"/>
-        </w:rPr>
-        <w:t>Bajeren</w:t>
-      </w:r>
-      <w:proofErr w:type="spellEnd"/>
-      <w:r>
-        <w:rPr>
-          <w:lang w:val="de-AT"/>
-        </w:rPr>
-        <w:t xml:space="preserve"> die der </w:t>
-      </w:r>
-      <w:proofErr w:type="spellStart"/>
-      <w:r>
-        <w:rPr>
-          <w:lang w:val="de-AT"/>
-        </w:rPr>
-        <w:t>entwiklung</w:t>
-      </w:r>
-      <w:proofErr w:type="spellEnd"/>
-      <w:r>
-        <w:rPr>
-          <w:lang w:val="de-AT"/>
-        </w:rPr>
-        <w:t xml:space="preserve"> besserer FETs im </w:t>
-      </w:r>
-      <w:proofErr w:type="spellStart"/>
-      <w:r>
-        <w:rPr>
-          <w:lang w:val="de-AT"/>
-        </w:rPr>
-        <w:t>wege</w:t>
-      </w:r>
-      <w:proofErr w:type="spellEnd"/>
-      <w:r>
-        <w:rPr>
-          <w:lang w:val="de-AT"/>
-        </w:rPr>
-        <w:t xml:space="preserve"> steht ist die </w:t>
-      </w:r>
-      <w:proofErr w:type="spellStart"/>
-      <w:r>
-        <w:rPr>
-          <w:lang w:val="de-AT"/>
-        </w:rPr>
-        <w:t>hersstellung</w:t>
-      </w:r>
-      <w:proofErr w:type="spellEnd"/>
-      <w:r>
-        <w:rPr>
-          <w:lang w:val="de-AT"/>
-        </w:rPr>
-        <w:t xml:space="preserve"> und sind </w:t>
-      </w:r>
-      <w:proofErr w:type="spellStart"/>
-      <w:r>
-        <w:rPr>
-          <w:lang w:val="de-AT"/>
-        </w:rPr>
-        <w:t>parameter</w:t>
-      </w:r>
-      <w:proofErr w:type="spellEnd"/>
-      <w:r>
-        <w:rPr>
-          <w:lang w:val="de-AT"/>
-        </w:rPr>
-        <w:t xml:space="preserve"> wie </w:t>
-      </w:r>
-      <w:proofErr w:type="spellStart"/>
-      <w:r>
-        <w:rPr>
-          <w:lang w:val="de-AT"/>
-        </w:rPr>
-        <w:t>leistungs</w:t>
-      </w:r>
-      <w:proofErr w:type="spellEnd"/>
-      <w:r>
-        <w:rPr>
-          <w:lang w:val="de-AT"/>
-        </w:rPr>
-        <w:t xml:space="preserve"> aufnahme als auch </w:t>
-      </w:r>
-      <w:proofErr w:type="spellStart"/>
-      <w:r>
-        <w:rPr>
-          <w:lang w:val="de-AT"/>
-        </w:rPr>
-        <w:t>schaltgeschwindigkeit</w:t>
-      </w:r>
-      <w:proofErr w:type="spellEnd"/>
-      <w:r>
-        <w:rPr>
-          <w:lang w:val="de-AT"/>
-        </w:rPr>
-        <w:t xml:space="preserve">. Diese </w:t>
-      </w:r>
-      <w:proofErr w:type="spellStart"/>
-      <w:r>
-        <w:rPr>
-          <w:lang w:val="de-AT"/>
-        </w:rPr>
-        <w:t>parameter</w:t>
-      </w:r>
-      <w:proofErr w:type="spellEnd"/>
-      <w:r>
-        <w:rPr>
-          <w:lang w:val="de-AT"/>
-        </w:rPr>
-        <w:t xml:space="preserve"> sind </w:t>
-      </w:r>
-      <w:proofErr w:type="spellStart"/>
-      <w:r>
-        <w:rPr>
-          <w:lang w:val="de-AT"/>
-        </w:rPr>
-        <w:t>durhc</w:t>
-      </w:r>
-      <w:proofErr w:type="spellEnd"/>
-      <w:r>
-        <w:rPr>
-          <w:lang w:val="de-AT"/>
-        </w:rPr>
-        <w:t xml:space="preserve"> die </w:t>
-      </w:r>
-      <w:proofErr w:type="spellStart"/>
-      <w:r>
-        <w:rPr>
-          <w:lang w:val="de-AT"/>
-        </w:rPr>
-        <w:t>herstellung</w:t>
-      </w:r>
-      <w:proofErr w:type="spellEnd"/>
-      <w:r>
-        <w:rPr>
-          <w:lang w:val="de-AT"/>
-        </w:rPr>
-        <w:t xml:space="preserve"> bestimmt und die defekte die bei dieser </w:t>
-      </w:r>
-      <w:proofErr w:type="spellStart"/>
-      <w:r>
-        <w:rPr>
-          <w:lang w:val="de-AT"/>
-        </w:rPr>
-        <w:t>entsthen</w:t>
-      </w:r>
-      <w:proofErr w:type="spellEnd"/>
-      <w:r>
-        <w:rPr>
-          <w:lang w:val="de-AT"/>
-        </w:rPr>
-        <w:t xml:space="preserve">. </w:t>
-      </w:r>
-      <w:proofErr w:type="spellStart"/>
-      <w:r>
-        <w:rPr>
-          <w:lang w:val="de-AT"/>
-        </w:rPr>
-        <w:t>Mosfets</w:t>
-      </w:r>
-      <w:proofErr w:type="spellEnd"/>
-      <w:r>
-        <w:rPr>
-          <w:lang w:val="de-AT"/>
-        </w:rPr>
-        <w:t xml:space="preserve"> werden aus </w:t>
-      </w:r>
-      <w:proofErr w:type="spellStart"/>
-      <w:r>
-        <w:rPr>
-          <w:lang w:val="de-AT"/>
-        </w:rPr>
-        <w:t>verscheidenen</w:t>
-      </w:r>
-      <w:proofErr w:type="spellEnd"/>
-      <w:r>
-        <w:rPr>
-          <w:lang w:val="de-AT"/>
-        </w:rPr>
-        <w:t xml:space="preserve"> sichten aufgebaut, da dies wie nicht in der </w:t>
-      </w:r>
-      <w:proofErr w:type="spellStart"/>
-      <w:r>
-        <w:rPr>
-          <w:lang w:val="de-AT"/>
-        </w:rPr>
-        <w:t>tehckink</w:t>
-      </w:r>
-      <w:proofErr w:type="spellEnd"/>
-      <w:r>
-        <w:rPr>
-          <w:lang w:val="de-AT"/>
-        </w:rPr>
-        <w:t xml:space="preserve"> perfekt vor sich geht entstehen defekte zwischen den </w:t>
-      </w:r>
-      <w:proofErr w:type="spellStart"/>
-      <w:r>
-        <w:rPr>
-          <w:lang w:val="de-AT"/>
-        </w:rPr>
-        <w:t>verscheidenen</w:t>
-      </w:r>
-      <w:proofErr w:type="spellEnd"/>
-      <w:r>
-        <w:rPr>
-          <w:lang w:val="de-AT"/>
-        </w:rPr>
-        <w:t xml:space="preserve"> schichten als auch in den einzelnen schichten.</w:t>
-      </w:r>
-      <w:r>
-        <w:rPr>
-          <w:lang w:val="de-AT"/>
-        </w:rPr>
-        <w:t xml:space="preserve"> Diese defekte in der </w:t>
-      </w:r>
-      <w:proofErr w:type="spellStart"/>
-      <w:r>
-        <w:rPr>
-          <w:lang w:val="de-AT"/>
-        </w:rPr>
-        <w:t>silitium</w:t>
-      </w:r>
-      <w:proofErr w:type="spellEnd"/>
-      <w:r>
-        <w:rPr>
-          <w:lang w:val="de-AT"/>
-        </w:rPr>
-        <w:t xml:space="preserve"> </w:t>
-      </w:r>
-      <w:proofErr w:type="spellStart"/>
-      <w:r>
-        <w:rPr>
-          <w:lang w:val="de-AT"/>
-        </w:rPr>
-        <w:t>kristall</w:t>
-      </w:r>
-      <w:proofErr w:type="spellEnd"/>
-      <w:r>
-        <w:rPr>
-          <w:lang w:val="de-AT"/>
-        </w:rPr>
-        <w:t xml:space="preserve"> </w:t>
-      </w:r>
-      <w:proofErr w:type="spellStart"/>
-      <w:r>
-        <w:rPr>
-          <w:lang w:val="de-AT"/>
-        </w:rPr>
-        <w:t>struktur</w:t>
-      </w:r>
-      <w:proofErr w:type="spellEnd"/>
-      <w:r>
-        <w:rPr>
-          <w:lang w:val="de-AT"/>
-        </w:rPr>
-        <w:t xml:space="preserve"> können die </w:t>
-      </w:r>
-      <w:proofErr w:type="spellStart"/>
-      <w:r>
-        <w:rPr>
-          <w:lang w:val="de-AT"/>
-        </w:rPr>
-        <w:t>eigenschaften</w:t>
-      </w:r>
-      <w:proofErr w:type="spellEnd"/>
-      <w:r>
-        <w:rPr>
-          <w:lang w:val="de-AT"/>
-        </w:rPr>
-        <w:t xml:space="preserve"> der </w:t>
-      </w:r>
-      <w:proofErr w:type="spellStart"/>
-      <w:r>
-        <w:rPr>
-          <w:lang w:val="de-AT"/>
-        </w:rPr>
-        <w:t>halbleiter</w:t>
-      </w:r>
-      <w:proofErr w:type="spellEnd"/>
-      <w:r>
-        <w:rPr>
-          <w:lang w:val="de-AT"/>
-        </w:rPr>
-        <w:t xml:space="preserve"> </w:t>
-      </w:r>
-      <w:proofErr w:type="spellStart"/>
-      <w:r>
-        <w:rPr>
-          <w:lang w:val="de-AT"/>
-        </w:rPr>
-        <w:t>veerändern</w:t>
-      </w:r>
-      <w:proofErr w:type="spellEnd"/>
-      <w:r>
-        <w:rPr>
-          <w:lang w:val="de-AT"/>
-        </w:rPr>
-        <w:t xml:space="preserve">, das elektrische </w:t>
-      </w:r>
-      <w:proofErr w:type="spellStart"/>
-      <w:r>
-        <w:rPr>
-          <w:lang w:val="de-AT"/>
-        </w:rPr>
-        <w:t>feld</w:t>
-      </w:r>
-      <w:proofErr w:type="spellEnd"/>
-      <w:r>
-        <w:rPr>
-          <w:lang w:val="de-AT"/>
-        </w:rPr>
-        <w:t xml:space="preserve"> des </w:t>
-      </w:r>
-      <w:proofErr w:type="spellStart"/>
-      <w:r>
-        <w:rPr>
-          <w:lang w:val="de-AT"/>
-        </w:rPr>
-        <w:t>matall</w:t>
-      </w:r>
-      <w:proofErr w:type="spellEnd"/>
-      <w:r>
-        <w:rPr>
-          <w:lang w:val="de-AT"/>
-        </w:rPr>
-        <w:t xml:space="preserve"> </w:t>
-      </w:r>
-      <w:proofErr w:type="spellStart"/>
-      <w:r>
-        <w:rPr>
-          <w:lang w:val="de-AT"/>
-        </w:rPr>
-        <w:t>gates</w:t>
-      </w:r>
-      <w:proofErr w:type="spellEnd"/>
-      <w:r>
-        <w:rPr>
-          <w:lang w:val="de-AT"/>
-        </w:rPr>
-        <w:t xml:space="preserve">, indem defekte </w:t>
-      </w:r>
-      <w:proofErr w:type="spellStart"/>
-      <w:r>
-        <w:rPr>
-          <w:lang w:val="de-AT"/>
-        </w:rPr>
-        <w:t>ladungsträger</w:t>
-      </w:r>
-      <w:proofErr w:type="spellEnd"/>
-      <w:r>
-        <w:rPr>
-          <w:lang w:val="de-AT"/>
-        </w:rPr>
-        <w:t xml:space="preserve"> aufnehmen können als auch abgeben können. Durch das aufnehmen kann sich </w:t>
+        <w:t xml:space="preserve"> Diese defekte in der silitium kristall struktur können die eigenschaften der halbleiter veerändern, das elektrische feld des matall gates, indem defekte ladungsträger aufnehmen können als auch abgeben können. Durch das aufnehmen kann sich </w:t>
       </w:r>
     </w:p>
     <w:p>
@@ -3037,197 +2221,41 @@
         </w:rPr>
         <w:t xml:space="preserve">Parameter eines FET können durch </w:t>
       </w:r>
-      <w:proofErr w:type="spellStart"/>
       <w:r>
         <w:rPr>
           <w:rFonts w:eastAsia="TimesNewRomanPSMT"/>
         </w:rPr>
-        <w:t>alterung</w:t>
-      </w:r>
-      <w:proofErr w:type="spellEnd"/>
+        <w:t>alterung ändern, durch dasändern kann in exctrenem alterung auch zu vollem versgen des bauteiles kommen z.b. Durchbruch des Gate isulators</w:t>
+      </w:r>
       <w:r>
         <w:rPr>
           <w:rFonts w:eastAsia="TimesNewRomanPSMT"/>
         </w:rPr>
-        <w:t xml:space="preserve"> ändern, durch </w:t>
-      </w:r>
-      <w:proofErr w:type="spellStart"/>
+        <w:t xml:space="preserve">, nicht vostendiges leitend werden durch verschiebung der </w:t>
+      </w:r>
       <w:r>
         <w:rPr>
           <w:rFonts w:eastAsia="TimesNewRomanPSMT"/>
         </w:rPr>
-        <w:t>dasändern</w:t>
-      </w:r>
-      <w:proofErr w:type="spellEnd"/>
+        <w:t xml:space="preserve">VTH. Die relevanten Parameter der Angepeilten messungen ist die </w:t>
+      </w:r>
       <w:r>
         <w:rPr>
           <w:rFonts w:eastAsia="TimesNewRomanPSMT"/>
         </w:rPr>
-        <w:t xml:space="preserve"> kann in </w:t>
-      </w:r>
-      <w:proofErr w:type="spellStart"/>
+        <w:t xml:space="preserve">IDVG, </w:t>
+      </w:r>
       <w:r>
         <w:rPr>
           <w:rFonts w:eastAsia="TimesNewRomanPSMT"/>
         </w:rPr>
-        <w:t>exctrenem</w:t>
-      </w:r>
-      <w:proofErr w:type="spellEnd"/>
+        <w:t>VTH</w:t>
+      </w:r>
       <w:r>
         <w:rPr>
           <w:rFonts w:eastAsia="TimesNewRomanPSMT"/>
         </w:rPr>
-        <w:t xml:space="preserve"> </w:t>
-      </w:r>
-      <w:proofErr w:type="spellStart"/>
-      <w:r>
-        <w:rPr>
-          <w:rFonts w:eastAsia="TimesNewRomanPSMT"/>
-        </w:rPr>
-        <w:t>alterung</w:t>
-      </w:r>
-      <w:proofErr w:type="spellEnd"/>
-      <w:r>
-        <w:rPr>
-          <w:rFonts w:eastAsia="TimesNewRomanPSMT"/>
-        </w:rPr>
-        <w:t xml:space="preserve"> auch zu vollem </w:t>
-      </w:r>
-      <w:proofErr w:type="spellStart"/>
-      <w:r>
-        <w:rPr>
-          <w:rFonts w:eastAsia="TimesNewRomanPSMT"/>
-        </w:rPr>
-        <w:t>versgen</w:t>
-      </w:r>
-      <w:proofErr w:type="spellEnd"/>
-      <w:r>
-        <w:rPr>
-          <w:rFonts w:eastAsia="TimesNewRomanPSMT"/>
-        </w:rPr>
-        <w:t xml:space="preserve"> des </w:t>
-      </w:r>
-      <w:proofErr w:type="spellStart"/>
-      <w:r>
-        <w:rPr>
-          <w:rFonts w:eastAsia="TimesNewRomanPSMT"/>
-        </w:rPr>
-        <w:t>bauteiles</w:t>
-      </w:r>
-      <w:proofErr w:type="spellEnd"/>
-      <w:r>
-        <w:rPr>
-          <w:rFonts w:eastAsia="TimesNewRomanPSMT"/>
-        </w:rPr>
-        <w:t xml:space="preserve"> kommen </w:t>
-      </w:r>
-      <w:proofErr w:type="spellStart"/>
-      <w:r>
-        <w:rPr>
-          <w:rFonts w:eastAsia="TimesNewRomanPSMT"/>
-        </w:rPr>
-        <w:t>z.b.</w:t>
-      </w:r>
-      <w:proofErr w:type="spellEnd"/>
-      <w:r>
-        <w:rPr>
-          <w:rFonts w:eastAsia="TimesNewRomanPSMT"/>
-        </w:rPr>
-        <w:t xml:space="preserve"> Durchbruch des Gate </w:t>
-      </w:r>
-      <w:proofErr w:type="spellStart"/>
-      <w:r>
-        <w:rPr>
-          <w:rFonts w:eastAsia="TimesNewRomanPSMT"/>
-        </w:rPr>
-        <w:t>isulators</w:t>
-      </w:r>
-      <w:proofErr w:type="spellEnd"/>
-      <w:r>
-        <w:rPr>
-          <w:rFonts w:eastAsia="TimesNewRomanPSMT"/>
-        </w:rPr>
-        <w:t xml:space="preserve">, nicht </w:t>
-      </w:r>
-      <w:proofErr w:type="spellStart"/>
-      <w:r>
-        <w:rPr>
-          <w:rFonts w:eastAsia="TimesNewRomanPSMT"/>
-        </w:rPr>
-        <w:t>vostendiges</w:t>
-      </w:r>
-      <w:proofErr w:type="spellEnd"/>
-      <w:r>
-        <w:rPr>
-          <w:rFonts w:eastAsia="TimesNewRomanPSMT"/>
-        </w:rPr>
-        <w:t xml:space="preserve"> leitend werden durch </w:t>
-      </w:r>
-      <w:proofErr w:type="spellStart"/>
-      <w:r>
-        <w:rPr>
-          <w:rFonts w:eastAsia="TimesNewRomanPSMT"/>
-        </w:rPr>
-        <w:t>verschiebung</w:t>
-      </w:r>
-      <w:proofErr w:type="spellEnd"/>
-      <w:r>
-        <w:rPr>
-          <w:rFonts w:eastAsia="TimesNewRomanPSMT"/>
-        </w:rPr>
-        <w:t xml:space="preserve"> der </w:t>
-      </w:r>
-      <w:r>
-        <w:rPr>
-          <w:rFonts w:eastAsia="TimesNewRomanPSMT"/>
-        </w:rPr>
-        <w:t xml:space="preserve">VTH. Die relevanten Parameter der Angepeilten </w:t>
-      </w:r>
-      <w:proofErr w:type="spellStart"/>
-      <w:r>
-        <w:rPr>
-          <w:rFonts w:eastAsia="TimesNewRomanPSMT"/>
-        </w:rPr>
-        <w:t>messungen</w:t>
-      </w:r>
-      <w:proofErr w:type="spellEnd"/>
-      <w:r>
-        <w:rPr>
-          <w:rFonts w:eastAsia="TimesNewRomanPSMT"/>
-        </w:rPr>
-        <w:t xml:space="preserve"> ist die </w:t>
-      </w:r>
-      <w:r>
-        <w:rPr>
-          <w:rFonts w:eastAsia="TimesNewRomanPSMT"/>
-        </w:rPr>
-        <w:t xml:space="preserve">IDVG, </w:t>
-      </w:r>
-      <w:r>
-        <w:rPr>
-          <w:rFonts w:eastAsia="TimesNewRomanPSMT"/>
-        </w:rPr>
-        <w:t>VTH</w:t>
-      </w:r>
-      <w:r>
-        <w:rPr>
-          <w:rFonts w:eastAsia="TimesNewRomanPSMT"/>
-        </w:rPr>
-        <w:t xml:space="preserve">, RDS, das RTN und deren </w:t>
-      </w:r>
-      <w:proofErr w:type="spellStart"/>
-      <w:r>
-        <w:rPr>
-          <w:rFonts w:eastAsia="TimesNewRomanPSMT"/>
-        </w:rPr>
-        <w:t>verschiebung</w:t>
-      </w:r>
-      <w:proofErr w:type="spellEnd"/>
-      <w:r>
-        <w:rPr>
-          <w:rFonts w:eastAsia="TimesNewRomanPSMT"/>
-        </w:rPr>
-        <w:t xml:space="preserve"> bei einem MSM verfahren.</w:t>
+        <w:t>, RDS, das RTN und deren verschiebung bei einem MSM verfahren.</w:t>
       </w:r>
     </w:p>
     <w:p>
@@ -3251,106 +2279,24 @@
       </w:r>
     </w:p>
     <w:p>
-      <w:proofErr w:type="gramStart"/>
-      <w:r>
-        <w:t>Das bestimmen</w:t>
-      </w:r>
-      <w:proofErr w:type="gramEnd"/>
-      <w:r>
-        <w:t xml:space="preserve"> der genannten </w:t>
-      </w:r>
-      <w:proofErr w:type="spellStart"/>
-      <w:r>
-        <w:t>parameter</w:t>
-      </w:r>
-      <w:proofErr w:type="spellEnd"/>
-      <w:r>
-        <w:t xml:space="preserve"> ist </w:t>
-      </w:r>
-      <w:r>
-        <w:t xml:space="preserve">möglich über </w:t>
-      </w:r>
-      <w:proofErr w:type="gramStart"/>
-      <w:r>
-        <w:t xml:space="preserve">das </w:t>
-      </w:r>
-      <w:proofErr w:type="spellStart"/>
-      <w:r>
-        <w:t>einstellen</w:t>
-      </w:r>
-      <w:proofErr w:type="spellEnd"/>
-      <w:proofErr w:type="gramEnd"/>
-      <w:r>
-        <w:t xml:space="preserve"> </w:t>
-      </w:r>
-      <w:r>
-        <w:t xml:space="preserve">der Drain und Gate </w:t>
-      </w:r>
-      <w:proofErr w:type="spellStart"/>
-      <w:r>
-        <w:t>spannung</w:t>
-      </w:r>
-      <w:proofErr w:type="spellEnd"/>
-      <w:r>
-        <w:t xml:space="preserve"> und </w:t>
-      </w:r>
-      <w:proofErr w:type="gramStart"/>
-      <w:r>
-        <w:t>dem messen</w:t>
-      </w:r>
-      <w:proofErr w:type="gramEnd"/>
-      <w:r>
-        <w:t xml:space="preserve"> des resultierenden Drain Source Stromes.</w:t>
-      </w:r>
-    </w:p>
-    <w:p>
-      <w:r>
-        <w:t xml:space="preserve">Eine IDVG kann erstellt </w:t>
-      </w:r>
-      <w:proofErr w:type="gramStart"/>
-      <w:r>
-        <w:t>werden</w:t>
-      </w:r>
-      <w:proofErr w:type="gramEnd"/>
-      <w:r>
-        <w:t xml:space="preserve"> indem eine fixe Drain </w:t>
-      </w:r>
-      <w:proofErr w:type="spellStart"/>
-      <w:r>
-        <w:t>spannung</w:t>
-      </w:r>
-      <w:proofErr w:type="spellEnd"/>
-      <w:r>
-        <w:t xml:space="preserve"> am DUT angelegt wird und die </w:t>
-      </w:r>
-      <w:proofErr w:type="spellStart"/>
-      <w:r>
-        <w:t>gate</w:t>
-      </w:r>
-      <w:proofErr w:type="spellEnd"/>
-      <w:r>
-        <w:t xml:space="preserve"> </w:t>
-      </w:r>
-      <w:proofErr w:type="spellStart"/>
-      <w:r>
-        <w:t>spannung</w:t>
-      </w:r>
-      <w:proofErr w:type="spellEnd"/>
-      <w:r>
-        <w:t xml:space="preserve"> variiert wird und der Drain Source Current aufgezeichnet wird.</w:t>
-      </w:r>
-    </w:p>
-    <w:p>
-      <w:r>
-        <w:t xml:space="preserve">Die VTH kann bestimmt werden durch die </w:t>
-      </w:r>
-      <w:proofErr w:type="spellStart"/>
-      <w:r>
-        <w:t>analyse</w:t>
-      </w:r>
-      <w:proofErr w:type="spellEnd"/>
-      <w:r>
-        <w:t xml:space="preserve"> einer IDVG. </w:t>
+      <w:r>
+        <w:t xml:space="preserve">Das bestimmen der genannten parameter ist </w:t>
+      </w:r>
+      <w:r>
+        <w:t xml:space="preserve">möglich über das einstellen </w:t>
+      </w:r>
+      <w:r>
+        <w:t>der Drain und Gate spannung und dem messen des resultierenden Drain Source Stromes.</w:t>
+      </w:r>
+    </w:p>
+    <w:p>
+      <w:r>
+        <w:t>Eine IDVG kann erstellt werden indem eine fixe Drain spannung am DUT angelegt wird und die gate spannung variiert wird und der Drain Source Current aufgezeichnet wird.</w:t>
+      </w:r>
+    </w:p>
+    <w:p>
+      <w:r>
+        <w:t xml:space="preserve">Die VTH kann bestimmt werden durch die analyse einer IDVG. </w:t>
       </w:r>
     </w:p>
     <w:p>
@@ -3358,249 +2304,21 @@
         <w:t xml:space="preserve">Der RDS kann </w:t>
       </w:r>
       <w:r>
-        <w:t xml:space="preserve">durch die </w:t>
-      </w:r>
-      <w:proofErr w:type="spellStart"/>
-      <w:r>
-        <w:t>steigung</w:t>
-      </w:r>
-      <w:proofErr w:type="spellEnd"/>
-      <w:r>
-        <w:t xml:space="preserve"> der </w:t>
-      </w:r>
-      <w:proofErr w:type="spellStart"/>
-      <w:r>
-        <w:t>kennlienen</w:t>
-      </w:r>
-      <w:proofErr w:type="spellEnd"/>
-      <w:r>
-        <w:t xml:space="preserve"> in einem </w:t>
-      </w:r>
-      <w:proofErr w:type="spellStart"/>
-      <w:r>
-        <w:t>Ausgagngskannlienen</w:t>
-      </w:r>
-      <w:proofErr w:type="spellEnd"/>
-      <w:r>
-        <w:t xml:space="preserve"> </w:t>
-      </w:r>
-      <w:proofErr w:type="spellStart"/>
-      <w:r>
-        <w:t>feld</w:t>
-      </w:r>
-      <w:proofErr w:type="spellEnd"/>
-      <w:r>
-        <w:t xml:space="preserve"> bestimmt werden.</w:t>
+        <w:t>durch die steigung der kennlienen in einem Ausgagngskannlienen feld bestimmt werden.</w:t>
       </w:r>
     </w:p>
     <w:p>
       <w:r>
         <w:lastRenderedPageBreak/>
-        <w:t xml:space="preserve">Ein </w:t>
-      </w:r>
-      <w:proofErr w:type="spellStart"/>
-      <w:r>
-        <w:t>Ausgangskannlinenfeld</w:t>
-      </w:r>
-      <w:proofErr w:type="spellEnd"/>
-      <w:r>
-        <w:t xml:space="preserve"> kann erstellt werden durch </w:t>
-      </w:r>
-      <w:proofErr w:type="gramStart"/>
-      <w:r>
-        <w:t xml:space="preserve">das </w:t>
-      </w:r>
-      <w:proofErr w:type="spellStart"/>
-      <w:r>
-        <w:t>anlegen</w:t>
-      </w:r>
-      <w:proofErr w:type="spellEnd"/>
-      <w:proofErr w:type="gramEnd"/>
-      <w:r>
-        <w:t xml:space="preserve"> einer bestimmten Gate </w:t>
-      </w:r>
-      <w:proofErr w:type="spellStart"/>
-      <w:r>
-        <w:t>spannung</w:t>
-      </w:r>
-      <w:proofErr w:type="spellEnd"/>
-      <w:r>
-        <w:t xml:space="preserve"> und </w:t>
-      </w:r>
-      <w:proofErr w:type="gramStart"/>
-      <w:r>
-        <w:t>dem variieren</w:t>
-      </w:r>
-      <w:proofErr w:type="gramEnd"/>
-      <w:r>
-        <w:t xml:space="preserve"> der Drain </w:t>
-      </w:r>
-      <w:proofErr w:type="spellStart"/>
-      <w:r>
-        <w:t>spannung</w:t>
-      </w:r>
-      <w:proofErr w:type="spellEnd"/>
-      <w:r>
-        <w:t xml:space="preserve"> und der </w:t>
-      </w:r>
-      <w:proofErr w:type="spellStart"/>
-      <w:r>
-        <w:t>aufzeichung</w:t>
-      </w:r>
-      <w:proofErr w:type="spellEnd"/>
-      <w:r>
-        <w:t xml:space="preserve"> des</w:t>
-      </w:r>
-      <w:r>
-        <w:t xml:space="preserve"> Drain Source </w:t>
-      </w:r>
-      <w:proofErr w:type="spellStart"/>
-      <w:r>
-        <w:t>Currents</w:t>
-      </w:r>
-      <w:proofErr w:type="spellEnd"/>
-      <w:r>
-        <w:t xml:space="preserve">. </w:t>
-      </w:r>
-    </w:p>
-    <w:p>
-      <w:r>
-        <w:t xml:space="preserve">RTN kann analysiert werden durch </w:t>
-      </w:r>
-      <w:proofErr w:type="gramStart"/>
-      <w:r>
-        <w:t xml:space="preserve">das </w:t>
-      </w:r>
-      <w:proofErr w:type="spellStart"/>
-      <w:r>
-        <w:t>anlegen</w:t>
-      </w:r>
-      <w:proofErr w:type="spellEnd"/>
-      <w:proofErr w:type="gramEnd"/>
-      <w:r>
-        <w:t xml:space="preserve"> einer Gate </w:t>
-      </w:r>
-      <w:proofErr w:type="spellStart"/>
-      <w:r>
-        <w:t>spannung</w:t>
-      </w:r>
-      <w:proofErr w:type="spellEnd"/>
-      <w:r>
-        <w:t xml:space="preserve"> biss ein gewünschter drain source </w:t>
-      </w:r>
-      <w:proofErr w:type="spellStart"/>
-      <w:r>
-        <w:t>current</w:t>
-      </w:r>
-      <w:proofErr w:type="spellEnd"/>
-      <w:r>
-        <w:t xml:space="preserve"> erreicht ist, dieser wird über die </w:t>
-      </w:r>
-      <w:proofErr w:type="spellStart"/>
-      <w:r>
-        <w:t>gesamnmte</w:t>
-      </w:r>
-      <w:proofErr w:type="spellEnd"/>
-      <w:r>
-        <w:t xml:space="preserve"> </w:t>
-      </w:r>
-      <w:proofErr w:type="spellStart"/>
-      <w:r>
-        <w:t>messung</w:t>
-      </w:r>
-      <w:proofErr w:type="spellEnd"/>
-      <w:r>
-        <w:t xml:space="preserve"> fix gehalten. Bei dieser </w:t>
-      </w:r>
-      <w:proofErr w:type="spellStart"/>
-      <w:r>
-        <w:t>messung</w:t>
-      </w:r>
-      <w:proofErr w:type="spellEnd"/>
-      <w:r>
-        <w:t xml:space="preserve"> sind </w:t>
-      </w:r>
-      <w:proofErr w:type="spellStart"/>
-      <w:r>
-        <w:t>absulute</w:t>
-      </w:r>
-      <w:proofErr w:type="spellEnd"/>
-      <w:r>
-        <w:t xml:space="preserve"> source </w:t>
-      </w:r>
-      <w:proofErr w:type="spellStart"/>
-      <w:r>
-        <w:t>current</w:t>
-      </w:r>
-      <w:proofErr w:type="spellEnd"/>
-      <w:r>
-        <w:t xml:space="preserve"> werte nicht im </w:t>
-      </w:r>
-      <w:proofErr w:type="spellStart"/>
-      <w:r>
-        <w:t>haupt</w:t>
-      </w:r>
-      <w:proofErr w:type="spellEnd"/>
-      <w:r>
-        <w:t xml:space="preserve"> </w:t>
-      </w:r>
-      <w:proofErr w:type="spellStart"/>
-      <w:proofErr w:type="gramStart"/>
-      <w:r>
-        <w:t>fokus</w:t>
-      </w:r>
-      <w:proofErr w:type="spellEnd"/>
-      <w:proofErr w:type="gramEnd"/>
-      <w:r>
-        <w:t xml:space="preserve"> sondern der </w:t>
-      </w:r>
-      <w:proofErr w:type="spellStart"/>
-      <w:r>
-        <w:t>unterschied</w:t>
-      </w:r>
-      <w:proofErr w:type="spellEnd"/>
-      <w:r>
-        <w:t xml:space="preserve"> zwischen den </w:t>
-      </w:r>
-      <w:proofErr w:type="spellStart"/>
-      <w:r>
-        <w:t>strom</w:t>
-      </w:r>
-      <w:proofErr w:type="spellEnd"/>
-      <w:r>
-        <w:t xml:space="preserve"> </w:t>
-      </w:r>
-      <w:proofErr w:type="spellStart"/>
-      <w:r>
-        <w:t>nivos</w:t>
-      </w:r>
-      <w:proofErr w:type="spellEnd"/>
-      <w:r>
-        <w:t xml:space="preserve"> des </w:t>
-      </w:r>
-      <w:proofErr w:type="spellStart"/>
-      <w:r>
-        <w:t>stromes</w:t>
-      </w:r>
-      <w:proofErr w:type="spellEnd"/>
-      <w:r>
-        <w:t xml:space="preserve"> bei einem absorbierten als auch </w:t>
-      </w:r>
-      <w:proofErr w:type="spellStart"/>
-      <w:r>
-        <w:t>emitierten</w:t>
-      </w:r>
-      <w:proofErr w:type="spellEnd"/>
-      <w:r>
-        <w:t xml:space="preserve"> </w:t>
-      </w:r>
-      <w:proofErr w:type="spellStart"/>
-      <w:r>
-        <w:t>lkadungsrträger</w:t>
-      </w:r>
-      <w:proofErr w:type="spellEnd"/>
-      <w:r>
-        <w:t>.</w:t>
+        <w:t>Ein Ausgangskannlinenfeld kann erstellt werden durch das anlegen einer bestimmten Gate spannung und dem variieren der Drain spannung und der aufzeichung des</w:t>
+      </w:r>
+      <w:r>
+        <w:t xml:space="preserve"> Drain Source Currents. </w:t>
+      </w:r>
+    </w:p>
+    <w:p>
+      <w:r>
+        <w:t>RTN kann analysiert werden durch das anlegen einer Gate spannung biss ein gewünschter drain source current erreicht ist, dieser wird über die gesamnmte messung fix gehalten. Bei dieser messung sind absulute source current werte nicht im haupt fokus sondern der unterschied zwischen den strom nivos des stromes bei einem absorbierten als auch emitierten lkadungsrträger.</w:t>
       </w:r>
     </w:p>
     <w:p/>
@@ -3613,415 +2331,19 @@
       </w:r>
     </w:p>
     <w:p>
-      <w:proofErr w:type="gramStart"/>
-      <w:r>
-        <w:t>Das messen</w:t>
-      </w:r>
-      <w:proofErr w:type="gramEnd"/>
-      <w:r>
-        <w:t xml:space="preserve"> des drain Source Current würde auf mehrere weisen funktionieren</w:t>
-      </w:r>
-      <w:r>
-        <w:t xml:space="preserve">, mithilfe von </w:t>
-      </w:r>
-      <w:proofErr w:type="spellStart"/>
-      <w:r>
-        <w:t>jall</w:t>
-      </w:r>
-      <w:proofErr w:type="spellEnd"/>
-      <w:r>
-        <w:t xml:space="preserve"> </w:t>
-      </w:r>
-      <w:proofErr w:type="spellStart"/>
-      <w:r>
-        <w:t>sensoren</w:t>
-      </w:r>
-      <w:proofErr w:type="spellEnd"/>
-      <w:r>
-        <w:t xml:space="preserve">, einer OPV </w:t>
-      </w:r>
-      <w:proofErr w:type="spellStart"/>
-      <w:r>
-        <w:t>Intehratorschaltung</w:t>
-      </w:r>
-      <w:proofErr w:type="spellEnd"/>
-      <w:r>
-        <w:t xml:space="preserve">, einem schalt </w:t>
-      </w:r>
-      <w:proofErr w:type="gramStart"/>
-      <w:r>
-        <w:t>wiederstand</w:t>
-      </w:r>
-      <w:proofErr w:type="gramEnd"/>
-      <w:r>
-        <w:t xml:space="preserve"> und den </w:t>
-      </w:r>
-      <w:proofErr w:type="spellStart"/>
-      <w:r>
-        <w:t>spannungsabfall</w:t>
-      </w:r>
-      <w:proofErr w:type="spellEnd"/>
-      <w:r>
-        <w:t xml:space="preserve"> </w:t>
-      </w:r>
-      <w:proofErr w:type="spellStart"/>
-      <w:r>
-        <w:t>andiesem</w:t>
-      </w:r>
-      <w:proofErr w:type="spellEnd"/>
-      <w:r>
-        <w:t xml:space="preserve"> allerdings bieten diese </w:t>
-      </w:r>
-      <w:proofErr w:type="spellStart"/>
-      <w:r>
-        <w:t>möglichzeiten</w:t>
-      </w:r>
-      <w:proofErr w:type="spellEnd"/>
-      <w:r>
-        <w:t xml:space="preserve"> </w:t>
-      </w:r>
-      <w:proofErr w:type="spellStart"/>
-      <w:proofErr w:type="gramStart"/>
-      <w:r>
-        <w:t>nachteile</w:t>
-      </w:r>
-      <w:proofErr w:type="spellEnd"/>
-      <w:proofErr w:type="gramEnd"/>
-      <w:r>
-        <w:t xml:space="preserve"> wenn es entweder </w:t>
-      </w:r>
-      <w:proofErr w:type="spellStart"/>
-      <w:r>
-        <w:t>un</w:t>
-      </w:r>
-      <w:proofErr w:type="spellEnd"/>
-      <w:r>
-        <w:t xml:space="preserve"> den </w:t>
-      </w:r>
-      <w:proofErr w:type="spellStart"/>
-      <w:r>
-        <w:t>nano</w:t>
-      </w:r>
-      <w:proofErr w:type="spellEnd"/>
-      <w:r>
-        <w:t xml:space="preserve"> </w:t>
-      </w:r>
-      <w:proofErr w:type="spellStart"/>
-      <w:r>
-        <w:t>Ampereberichcj</w:t>
-      </w:r>
-      <w:proofErr w:type="spellEnd"/>
-      <w:r>
-        <w:t xml:space="preserve"> </w:t>
-      </w:r>
-      <w:proofErr w:type="spellStart"/>
-      <w:r>
-        <w:t>hejt</w:t>
-      </w:r>
-      <w:proofErr w:type="spellEnd"/>
-      <w:r>
-        <w:t xml:space="preserve"> oder in der sample </w:t>
-      </w:r>
-      <w:proofErr w:type="spellStart"/>
-      <w:r>
-        <w:t>grequenz</w:t>
-      </w:r>
-      <w:proofErr w:type="spellEnd"/>
-      <w:r>
-        <w:t xml:space="preserve">. Ein </w:t>
-      </w:r>
-      <w:proofErr w:type="spellStart"/>
-      <w:r>
-        <w:t>hallsensor</w:t>
-      </w:r>
-      <w:proofErr w:type="spellEnd"/>
-      <w:r>
-        <w:t xml:space="preserve"> bietet nicht die nötige </w:t>
-      </w:r>
-      <w:proofErr w:type="spellStart"/>
-      <w:r>
-        <w:t>auflösing</w:t>
-      </w:r>
-      <w:proofErr w:type="spellEnd"/>
-      <w:r>
-        <w:t xml:space="preserve"> bei </w:t>
-      </w:r>
-      <w:proofErr w:type="spellStart"/>
-      <w:proofErr w:type="gramStart"/>
-      <w:r>
-        <w:t>nano</w:t>
-      </w:r>
-      <w:proofErr w:type="spellEnd"/>
-      <w:r>
-        <w:t xml:space="preserve"> Ampere</w:t>
-      </w:r>
-      <w:proofErr w:type="gramEnd"/>
-      <w:r>
-        <w:t xml:space="preserve"> und kann </w:t>
-      </w:r>
-      <w:proofErr w:type="spellStart"/>
-      <w:r>
-        <w:t>zustag</w:t>
-      </w:r>
-      <w:proofErr w:type="spellEnd"/>
-      <w:r>
-        <w:t xml:space="preserve"> von </w:t>
-      </w:r>
-      <w:proofErr w:type="spellStart"/>
-      <w:r>
-        <w:t>aiseren</w:t>
-      </w:r>
-      <w:proofErr w:type="spellEnd"/>
-      <w:r>
-        <w:t xml:space="preserve"> </w:t>
-      </w:r>
-      <w:proofErr w:type="spellStart"/>
-      <w:r>
-        <w:t>einflussen</w:t>
-      </w:r>
-      <w:proofErr w:type="spellEnd"/>
-      <w:r>
-        <w:t xml:space="preserve"> beeinflusst werden. ein OPV </w:t>
-      </w:r>
-      <w:proofErr w:type="spellStart"/>
-      <w:r>
-        <w:t>intehrator</w:t>
-      </w:r>
-      <w:proofErr w:type="spellEnd"/>
-      <w:r>
-        <w:t xml:space="preserve"> </w:t>
-      </w:r>
-      <w:proofErr w:type="spellStart"/>
-      <w:r>
-        <w:t>schaltkeis</w:t>
-      </w:r>
-      <w:proofErr w:type="spellEnd"/>
-      <w:r>
-        <w:t xml:space="preserve"> bietet die nötige </w:t>
-      </w:r>
-      <w:proofErr w:type="spellStart"/>
-      <w:r>
-        <w:t>auflösung</w:t>
-      </w:r>
-      <w:proofErr w:type="spellEnd"/>
-      <w:r>
-        <w:t xml:space="preserve"> in </w:t>
-      </w:r>
-      <w:proofErr w:type="spellStart"/>
-      <w:r>
-        <w:t>nA</w:t>
-      </w:r>
-      <w:proofErr w:type="spellEnd"/>
-      <w:r>
-        <w:t xml:space="preserve"> </w:t>
-      </w:r>
-      <w:proofErr w:type="spellStart"/>
-      <w:r>
-        <w:t>bereich</w:t>
-      </w:r>
-      <w:proofErr w:type="spellEnd"/>
-      <w:r>
-        <w:t xml:space="preserve"> doch biestet nicht eine </w:t>
-      </w:r>
-      <w:proofErr w:type="spellStart"/>
-      <w:r>
-        <w:t>braicjbare</w:t>
-      </w:r>
-      <w:proofErr w:type="spellEnd"/>
-      <w:r>
-        <w:t xml:space="preserve"> sample </w:t>
-      </w:r>
-      <w:proofErr w:type="spellStart"/>
-      <w:r>
-        <w:t>frequenz</w:t>
-      </w:r>
-      <w:proofErr w:type="spellEnd"/>
-      <w:r>
-        <w:t xml:space="preserve">. Bei einem Schant </w:t>
-      </w:r>
-      <w:proofErr w:type="gramStart"/>
-      <w:r>
-        <w:t>wiederstand</w:t>
-      </w:r>
-      <w:proofErr w:type="gramEnd"/>
-      <w:r>
-        <w:t xml:space="preserve"> wird der </w:t>
-      </w:r>
-      <w:proofErr w:type="spellStart"/>
-      <w:r>
-        <w:t>spannungs</w:t>
-      </w:r>
-      <w:proofErr w:type="spellEnd"/>
-      <w:r>
-        <w:t xml:space="preserve"> </w:t>
-      </w:r>
-      <w:proofErr w:type="spellStart"/>
-      <w:r>
-        <w:t>abfall</w:t>
-      </w:r>
-      <w:proofErr w:type="spellEnd"/>
-      <w:r>
-        <w:t xml:space="preserve"> gemessen dich dieser verschiebt je nach source </w:t>
-      </w:r>
-      <w:proofErr w:type="spellStart"/>
-      <w:r>
-        <w:t>current</w:t>
-      </w:r>
-      <w:proofErr w:type="spellEnd"/>
-      <w:r>
-        <w:t xml:space="preserve"> die Drain source </w:t>
-      </w:r>
-      <w:proofErr w:type="spellStart"/>
-      <w:r>
-        <w:t>soannung</w:t>
-      </w:r>
-      <w:proofErr w:type="spellEnd"/>
-      <w:r>
-        <w:t xml:space="preserve"> dieses musste </w:t>
-      </w:r>
-      <w:proofErr w:type="spellStart"/>
-      <w:r>
-        <w:t>kommpensiert</w:t>
-      </w:r>
-      <w:proofErr w:type="spellEnd"/>
-      <w:r>
-        <w:t xml:space="preserve"> </w:t>
-      </w:r>
-      <w:proofErr w:type="gramStart"/>
-      <w:r>
-        <w:t>werden</w:t>
-      </w:r>
-      <w:proofErr w:type="gramEnd"/>
-      <w:r>
-        <w:t xml:space="preserve"> denn dies w</w:t>
-      </w:r>
-      <w:r>
-        <w:t xml:space="preserve">ürde wie eine </w:t>
-      </w:r>
-      <w:proofErr w:type="spellStart"/>
-      <w:r>
-        <w:t>strom</w:t>
-      </w:r>
-      <w:proofErr w:type="spellEnd"/>
-      <w:r>
-        <w:t xml:space="preserve"> </w:t>
-      </w:r>
-      <w:proofErr w:type="spellStart"/>
-      <w:r>
-        <w:t>gegenkoppplung</w:t>
-      </w:r>
-      <w:proofErr w:type="spellEnd"/>
-      <w:r>
-        <w:t xml:space="preserve"> wirken. </w:t>
-      </w:r>
-    </w:p>
-    <w:p>
-      <w:r>
-        <w:t xml:space="preserve">Eine </w:t>
-      </w:r>
-      <w:proofErr w:type="spellStart"/>
-      <w:r>
-        <w:t>schaltunf</w:t>
-      </w:r>
-      <w:proofErr w:type="spellEnd"/>
-      <w:r>
-        <w:t xml:space="preserve"> die </w:t>
-      </w:r>
-      <w:proofErr w:type="spellStart"/>
-      <w:r>
-        <w:t>offt</w:t>
-      </w:r>
-      <w:proofErr w:type="spellEnd"/>
-      <w:r>
-        <w:t xml:space="preserve"> für </w:t>
-      </w:r>
-      <w:proofErr w:type="spellStart"/>
-      <w:r>
-        <w:t>nano</w:t>
-      </w:r>
-      <w:proofErr w:type="spellEnd"/>
-      <w:r>
-        <w:t xml:space="preserve"> </w:t>
-      </w:r>
-      <w:proofErr w:type="spellStart"/>
-      <w:r>
-        <w:t>amperströme</w:t>
-      </w:r>
-      <w:proofErr w:type="spellEnd"/>
-      <w:r>
-        <w:t xml:space="preserve"> verwendet wird, </w:t>
-      </w:r>
-      <w:proofErr w:type="spellStart"/>
-      <w:r>
-        <w:t>im</w:t>
-      </w:r>
-      <w:proofErr w:type="spellEnd"/>
-      <w:r>
-        <w:t xml:space="preserve"> </w:t>
-      </w:r>
-      <w:proofErr w:type="spellStart"/>
-      <w:r>
-        <w:t>bezug</w:t>
-      </w:r>
-      <w:proofErr w:type="spellEnd"/>
-      <w:r>
-        <w:t xml:space="preserve"> auf </w:t>
-      </w:r>
-      <w:proofErr w:type="gramStart"/>
-      <w:r>
-        <w:t>das verstärken</w:t>
-      </w:r>
-      <w:proofErr w:type="gramEnd"/>
-      <w:r>
-        <w:t xml:space="preserve"> von </w:t>
-      </w:r>
-      <w:proofErr w:type="spellStart"/>
-      <w:r>
-        <w:t>photodioden</w:t>
-      </w:r>
-      <w:proofErr w:type="spellEnd"/>
-      <w:r>
-        <w:t xml:space="preserve">, ein </w:t>
-      </w:r>
-      <w:proofErr w:type="spellStart"/>
-      <w:r>
-        <w:t>Tranzimpedanz</w:t>
-      </w:r>
-      <w:proofErr w:type="spellEnd"/>
-      <w:r>
-        <w:t xml:space="preserve"> </w:t>
-      </w:r>
-      <w:proofErr w:type="spellStart"/>
-      <w:r>
-        <w:t>wadler</w:t>
-      </w:r>
-      <w:proofErr w:type="spellEnd"/>
-      <w:r>
-        <w:t xml:space="preserve">. Dieser misst den </w:t>
-      </w:r>
-      <w:proofErr w:type="spellStart"/>
-      <w:r>
-        <w:t>spannungsabfall</w:t>
-      </w:r>
-      <w:proofErr w:type="spellEnd"/>
-      <w:r>
-        <w:t xml:space="preserve"> über </w:t>
-      </w:r>
-      <w:proofErr w:type="spellStart"/>
-      <w:r>
-        <w:t>einenhohen</w:t>
-      </w:r>
-      <w:proofErr w:type="spellEnd"/>
-      <w:r>
-        <w:t xml:space="preserve"> </w:t>
-      </w:r>
-      <w:proofErr w:type="spellStart"/>
-      <w:r>
-        <w:t>feadbackwiederstand</w:t>
-      </w:r>
-      <w:proofErr w:type="spellEnd"/>
-      <w:r>
-        <w:t>.</w:t>
+      <w:r>
+        <w:t>Das messen des drain Source Current würde auf mehrere weisen funktionieren</w:t>
+      </w:r>
+      <w:r>
+        <w:t>, mithilfe von jall sensoren, einer OPV Intehratorschaltung, einem schalt wiederstand und den spannungsabfall andiesem allerdings bieten diese möglichzeiten nachteile wenn es entweder un den nano Ampereberichcj hejt oder in der sample grequenz. Ein hallsensor bietet nicht die nötige auflösing bei nano Ampere und kann zustag von aiseren einflussen beeinflusst werden. ein OPV intehrator schaltkeis bietet die nötige auflösung in nA bereich doch biestet nicht eine braicjbare sample frequenz. Bei einem Schant wiederstand wird der spannungs abfall gemessen dich dieser verschiebt je nach source current die Drain source soannung dieses musste kommpensiert werden denn dies w</w:t>
+      </w:r>
+      <w:r>
+        <w:t xml:space="preserve">ürde wie eine strom gegenkoppplung wirken. </w:t>
+      </w:r>
+    </w:p>
+    <w:p>
+      <w:r>
+        <w:t>Eine schaltunf die offt für nano amperströme verwendet wird, im bezug auf das verstärken von photodioden, ein Tranzimpedanz wadler. Dieser misst den spannungsabfall über einenhohen feadbackwiederstand.</w:t>
       </w:r>
     </w:p>
     <w:p>
@@ -4112,95 +2434,7 @@
     </w:p>
     <w:p>
       <w:r>
-        <w:t xml:space="preserve">Diese Schaltung bietet unter den richtigen </w:t>
-      </w:r>
-      <w:proofErr w:type="spellStart"/>
-      <w:r>
-        <w:t>bedingungen</w:t>
-      </w:r>
-      <w:proofErr w:type="spellEnd"/>
-      <w:r>
-        <w:t xml:space="preserve"> eine hohe samplerate, bis zu </w:t>
-      </w:r>
-      <w:proofErr w:type="spellStart"/>
-      <w:r>
-        <w:t>mehrerren</w:t>
-      </w:r>
-      <w:proofErr w:type="spellEnd"/>
-      <w:r>
-        <w:t xml:space="preserve"> kHz. Eines der größeren </w:t>
-      </w:r>
-      <w:proofErr w:type="spellStart"/>
-      <w:r>
-        <w:t>probleme</w:t>
-      </w:r>
-      <w:proofErr w:type="spellEnd"/>
-      <w:r>
-        <w:t xml:space="preserve"> ist </w:t>
-      </w:r>
-      <w:proofErr w:type="spellStart"/>
-      <w:r>
-        <w:t>unterandeerem</w:t>
-      </w:r>
-      <w:proofErr w:type="spellEnd"/>
-      <w:r>
-        <w:t xml:space="preserve"> die Granz als auch </w:t>
-      </w:r>
-      <w:proofErr w:type="spellStart"/>
-      <w:r>
-        <w:t>polefrquenzen</w:t>
-      </w:r>
-      <w:proofErr w:type="spellEnd"/>
-      <w:r>
-        <w:t xml:space="preserve"> und </w:t>
-      </w:r>
-      <w:proofErr w:type="gramStart"/>
-      <w:r>
-        <w:t>das thermische rauschen</w:t>
-      </w:r>
-      <w:proofErr w:type="gramEnd"/>
-      <w:r>
-        <w:t xml:space="preserve"> des </w:t>
-      </w:r>
-      <w:proofErr w:type="spellStart"/>
-      <w:r>
-        <w:t>Feadback</w:t>
-      </w:r>
-      <w:proofErr w:type="spellEnd"/>
-      <w:r>
-        <w:t xml:space="preserve"> </w:t>
-      </w:r>
-      <w:proofErr w:type="spellStart"/>
-      <w:r>
-        <w:t>wiederstandes</w:t>
-      </w:r>
-      <w:proofErr w:type="spellEnd"/>
-      <w:r>
-        <w:t xml:space="preserve"> </w:t>
-      </w:r>
-      <w:proofErr w:type="spellStart"/>
-      <w:r>
-        <w:t>begrenst</w:t>
-      </w:r>
-      <w:proofErr w:type="spellEnd"/>
-      <w:r>
-        <w:t xml:space="preserve"> die </w:t>
-      </w:r>
-      <w:proofErr w:type="spellStart"/>
-      <w:r>
-        <w:t>auflösung</w:t>
-      </w:r>
-      <w:proofErr w:type="spellEnd"/>
-      <w:r>
-        <w:t xml:space="preserve"> der </w:t>
-      </w:r>
-      <w:proofErr w:type="spellStart"/>
-      <w:r>
-        <w:t>schaltung</w:t>
-      </w:r>
-      <w:proofErr w:type="spellEnd"/>
-      <w:r>
-        <w:t>.</w:t>
+        <w:t>Diese Schaltung bietet unter den richtigen bedingungen eine hohe samplerate, bis zu mehrerren kHz. Eines der größeren probleme ist unterandeerem die Granz als auch polefrquenzen und das thermische rauschen des Feadback wiederstandes begrenst die auflösung der schaltung.</w:t>
       </w:r>
     </w:p>
     <w:p>
@@ -4265,283 +2499,22 @@
     </w:p>
     <w:p>
       <w:r>
-        <w:t xml:space="preserve">Dies ist der Grobe </w:t>
-      </w:r>
-      <w:proofErr w:type="spellStart"/>
-      <w:r>
-        <w:t>aufbau</w:t>
-      </w:r>
-      <w:proofErr w:type="spellEnd"/>
-      <w:r>
-        <w:t xml:space="preserve"> um eine Variable Drain und Gate </w:t>
-      </w:r>
-      <w:proofErr w:type="spellStart"/>
-      <w:r>
-        <w:t>spannung</w:t>
-      </w:r>
-      <w:proofErr w:type="spellEnd"/>
-      <w:r>
-        <w:t xml:space="preserve"> als auch eine </w:t>
-      </w:r>
-      <w:proofErr w:type="spellStart"/>
-      <w:r>
-        <w:t>messung</w:t>
-      </w:r>
-      <w:proofErr w:type="spellEnd"/>
-      <w:r>
-        <w:t xml:space="preserve"> </w:t>
-      </w:r>
-      <w:r>
-        <w:t xml:space="preserve">des </w:t>
-      </w:r>
-      <w:proofErr w:type="spellStart"/>
-      <w:r>
-        <w:t>soruce</w:t>
-      </w:r>
-      <w:proofErr w:type="spellEnd"/>
-      <w:r>
-        <w:t xml:space="preserve"> </w:t>
-      </w:r>
-      <w:proofErr w:type="spellStart"/>
-      <w:r>
-        <w:t>stromes</w:t>
-      </w:r>
-      <w:proofErr w:type="spellEnd"/>
-      <w:r>
-        <w:t xml:space="preserve">. Der </w:t>
-      </w:r>
-      <w:proofErr w:type="spellStart"/>
-      <w:r>
-        <w:t>I_Sorce</w:t>
-      </w:r>
-      <w:proofErr w:type="spellEnd"/>
-      <w:r>
-        <w:t xml:space="preserve"> fliest gegen ein </w:t>
-      </w:r>
-      <w:proofErr w:type="spellStart"/>
-      <w:r>
-        <w:t>phantom</w:t>
-      </w:r>
-      <w:proofErr w:type="spellEnd"/>
-      <w:r>
-        <w:t xml:space="preserve"> </w:t>
-      </w:r>
-      <w:proofErr w:type="spellStart"/>
-      <w:r>
-        <w:t>graund</w:t>
-      </w:r>
-      <w:proofErr w:type="spellEnd"/>
-      <w:r>
-        <w:t xml:space="preserve"> am – </w:t>
-      </w:r>
-      <w:proofErr w:type="spellStart"/>
-      <w:r>
-        <w:t>port</w:t>
-      </w:r>
-      <w:proofErr w:type="spellEnd"/>
-      <w:r>
-        <w:t xml:space="preserve"> des OPV U1 der OPV versucht diesen </w:t>
-      </w:r>
-      <w:proofErr w:type="spellStart"/>
-      <w:r>
-        <w:t>strom</w:t>
-      </w:r>
-      <w:proofErr w:type="spellEnd"/>
-      <w:r>
-        <w:t xml:space="preserve"> auszugleichen indem er die </w:t>
-      </w:r>
-      <w:proofErr w:type="spellStart"/>
-      <w:r>
-        <w:t>ausgagngsspannung</w:t>
-      </w:r>
-      <w:proofErr w:type="spellEnd"/>
-      <w:r>
-        <w:t xml:space="preserve"> am RF </w:t>
-      </w:r>
-      <w:proofErr w:type="gramStart"/>
-      <w:r>
-        <w:t>solange</w:t>
-      </w:r>
-      <w:proofErr w:type="gramEnd"/>
-      <w:r>
-        <w:t xml:space="preserve"> steigert bis über diesen </w:t>
-      </w:r>
-      <w:proofErr w:type="gramStart"/>
-      <w:r>
-        <w:t>wiederstand</w:t>
-      </w:r>
-      <w:proofErr w:type="gramEnd"/>
-      <w:r>
-        <w:t xml:space="preserve"> </w:t>
-      </w:r>
-      <w:proofErr w:type="spellStart"/>
-      <w:r>
-        <w:t>I_Source</w:t>
-      </w:r>
-      <w:proofErr w:type="spellEnd"/>
-      <w:r>
-        <w:t xml:space="preserve"> fliest. CF muss </w:t>
-      </w:r>
-      <w:proofErr w:type="spellStart"/>
-      <w:r>
-        <w:t>aufgund</w:t>
-      </w:r>
-      <w:proofErr w:type="spellEnd"/>
-      <w:r>
-        <w:t xml:space="preserve"> dieser </w:t>
-      </w:r>
-      <w:proofErr w:type="spellStart"/>
-      <w:r>
-        <w:t>gegebenheit</w:t>
-      </w:r>
-      <w:proofErr w:type="spellEnd"/>
-      <w:r>
-        <w:t xml:space="preserve"> eine geringe leak </w:t>
-      </w:r>
-      <w:proofErr w:type="spellStart"/>
-      <w:r>
-        <w:t>current</w:t>
-      </w:r>
-      <w:proofErr w:type="spellEnd"/>
-      <w:r>
-        <w:t xml:space="preserve"> </w:t>
-      </w:r>
-      <w:proofErr w:type="gramStart"/>
-      <w:r>
-        <w:t>haben</w:t>
-      </w:r>
-      <w:proofErr w:type="gramEnd"/>
-      <w:r>
-        <w:t xml:space="preserve"> um nicht die </w:t>
-      </w:r>
-      <w:proofErr w:type="spellStart"/>
-      <w:r>
-        <w:t>messung</w:t>
-      </w:r>
-      <w:proofErr w:type="spellEnd"/>
-      <w:r>
-        <w:t xml:space="preserve"> zu beeinflussen, </w:t>
-      </w:r>
-      <w:proofErr w:type="spellStart"/>
-      <w:r>
-        <w:t>witers</w:t>
-      </w:r>
-      <w:proofErr w:type="spellEnd"/>
-      <w:r>
-        <w:t xml:space="preserve"> </w:t>
-      </w:r>
-      <w:proofErr w:type="spellStart"/>
-      <w:r>
-        <w:t>begrenst</w:t>
-      </w:r>
-      <w:proofErr w:type="spellEnd"/>
-      <w:r>
-        <w:t xml:space="preserve"> er die </w:t>
-      </w:r>
-      <w:proofErr w:type="spellStart"/>
-      <w:r>
-        <w:t>frequenz</w:t>
-      </w:r>
-      <w:proofErr w:type="spellEnd"/>
-      <w:r>
-        <w:t xml:space="preserve"> der OPV </w:t>
-      </w:r>
-      <w:proofErr w:type="spellStart"/>
-      <w:r>
-        <w:t>schaltung</w:t>
-      </w:r>
-      <w:proofErr w:type="spellEnd"/>
-      <w:r>
-        <w:t xml:space="preserve">, denn bei </w:t>
-      </w:r>
-      <w:proofErr w:type="spellStart"/>
-      <w:r>
-        <w:t>Tranz</w:t>
-      </w:r>
-      <w:proofErr w:type="spellEnd"/>
-      <w:r>
-        <w:t xml:space="preserve"> </w:t>
-      </w:r>
-      <w:proofErr w:type="spellStart"/>
-      <w:r>
-        <w:t>impedanz</w:t>
-      </w:r>
-      <w:proofErr w:type="spellEnd"/>
-      <w:r>
-        <w:t xml:space="preserve"> </w:t>
-      </w:r>
-      <w:proofErr w:type="spellStart"/>
-      <w:r>
-        <w:t>wandlern</w:t>
-      </w:r>
-      <w:proofErr w:type="spellEnd"/>
-      <w:r>
-        <w:t xml:space="preserve"> kann es zum schwingen </w:t>
-      </w:r>
-      <w:proofErr w:type="spellStart"/>
-      <w:r>
-        <w:t>könnem</w:t>
-      </w:r>
-      <w:proofErr w:type="spellEnd"/>
-      <w:r>
-        <w:t xml:space="preserve"> die die </w:t>
-      </w:r>
-      <w:proofErr w:type="spellStart"/>
-      <w:r>
-        <w:t>grenzfrequenz</w:t>
-      </w:r>
-      <w:proofErr w:type="spellEnd"/>
-      <w:r>
-        <w:t xml:space="preserve"> </w:t>
+        <w:t xml:space="preserve">Dies ist der Grobe aufbau um eine Variable Drain und Gate spannung als auch eine messung </w:t>
+      </w:r>
+      <w:r>
+        <w:t>des soruce stromes</w:t>
+      </w:r>
+      <w:r>
+        <w:t xml:space="preserve">. Der I_Sorce fliest gegen ein phantom graund am – port des OPV U1 der OPV versucht diesen strom auszugleichen indem er die ausgagngsspannung am RF solange steigert bis über diesen wiederstand I_Source fliest. CF muss aufgund dieser gegebenheit eine geringe leak current haben um nicht die messung zu beeinflussen, witers begrenst er die frequenz der OPV schaltung, denn bei Tranz impedanz wandlern kann es zum schwingen könnem die die grenzfrequenz </w:t>
       </w:r>
       <w:r>
         <w:lastRenderedPageBreak/>
-        <w:t xml:space="preserve">zu hoch gewählt wird. </w:t>
-      </w:r>
-      <w:proofErr w:type="gramStart"/>
-      <w:r>
-        <w:t>Zum schwingen</w:t>
-      </w:r>
-      <w:proofErr w:type="gramEnd"/>
-      <w:r>
-        <w:t xml:space="preserve"> kommt es aufgrund von parasietöten </w:t>
-      </w:r>
-      <w:proofErr w:type="spellStart"/>
-      <w:r>
-        <w:t>kapazitäten</w:t>
-      </w:r>
-      <w:proofErr w:type="spellEnd"/>
-      <w:r>
-        <w:t xml:space="preserve"> </w:t>
-      </w:r>
-      <w:proofErr w:type="spellStart"/>
-      <w:r>
-        <w:t>aud</w:t>
-      </w:r>
-      <w:proofErr w:type="spellEnd"/>
-      <w:r>
-        <w:t xml:space="preserve"> der Source </w:t>
-      </w:r>
-      <w:proofErr w:type="spellStart"/>
-      <w:r>
-        <w:t>seite</w:t>
-      </w:r>
-      <w:proofErr w:type="spellEnd"/>
-      <w:r>
-        <w:t xml:space="preserve"> des MOSFET.</w:t>
-      </w:r>
-    </w:p>
-    <w:p>
-      <w:r>
-        <w:t xml:space="preserve">Die Verstärkung des TIA lässt sich einfach mit den genannten </w:t>
-      </w:r>
-      <w:proofErr w:type="spellStart"/>
-      <w:r>
-        <w:t>gegebenheiten</w:t>
-      </w:r>
-      <w:proofErr w:type="spellEnd"/>
-      <w:r>
-        <w:t xml:space="preserve"> berechnen.</w:t>
+        <w:t>zu hoch gewählt wird. Zum schwingen kommt es aufgrund von parasietöten kapazitäten aud der Source seite des MOSFET.</w:t>
+      </w:r>
+    </w:p>
+    <w:p>
+      <w:r>
+        <w:t>Die Verstärkung des TIA lässt sich einfach mit den genannten gegebenheiten berechnen.</w:t>
       </w:r>
     </w:p>
     <w:p>
@@ -4746,103 +2719,132 @@
     </w:p>
     <w:p>
       <w:r>
-        <w:t xml:space="preserve">Allerdings ist diese </w:t>
-      </w:r>
-      <w:proofErr w:type="spellStart"/>
-      <w:r>
-        <w:t>schaltung</w:t>
-      </w:r>
-      <w:proofErr w:type="spellEnd"/>
+        <w:t>Allerdings ist diese schaltung inverteirend, das bedeutet um von einem ADC verarbeitet zu werden sollte ein wieterer invertierender OPV verwendet werden um einen Positiven zusammenhang zwischen Ausgangsspannung und eingangsstrom ensteht. Der nachgeschaltener OPV sollte auch eine bereichs anpassung vornehmen um den eingangsspannungsbereich des ADC zu berücksichtigen.</w:t>
+      </w:r>
+    </w:p>
+    <w:p>
+      <w:pPr>
+        <w:pStyle w:val="berschrift3"/>
+      </w:pPr>
+      <w:r>
+        <w:t>Grenzfrequenz</w:t>
+      </w:r>
+    </w:p>
+    <w:p>
+      <w:r>
+        <w:t>Der Cf wurde mittels einem erstellen python programm berechnet.</w:t>
+      </w:r>
+    </w:p>
+    <w:p>
+      <w:r>
+        <w:drawing>
+          <wp:inline distT="0" distB="0" distL="0" distR="0" wp14:anchorId="4B0E9541" wp14:editId="5ECB0158">
+            <wp:extent cx="2505045" cy="1600200"/>
+            <wp:effectExtent l="0" t="0" r="0" b="0"/>
+            <wp:docPr id="2110047094" name="Grafik 1"/>
+            <wp:cNvGraphicFramePr>
+              <a:graphicFrameLocks xmlns:a="http://schemas.openxmlformats.org/drawingml/2006/main" noChangeAspect="1"/>
+            </wp:cNvGraphicFramePr>
+            <a:graphic xmlns:a="http://schemas.openxmlformats.org/drawingml/2006/main">
+              <a:graphicData uri="http://schemas.openxmlformats.org/drawingml/2006/picture">
+                <pic:pic xmlns:pic="http://schemas.openxmlformats.org/drawingml/2006/picture">
+                  <pic:nvPicPr>
+                    <pic:cNvPr id="2110047094" name=""/>
+                    <pic:cNvPicPr/>
+                  </pic:nvPicPr>
+                  <pic:blipFill rotWithShape="1">
+                    <a:blip r:embed="rId16"/>
+                    <a:srcRect t="30748" r="71720"/>
+                    <a:stretch>
+                      <a:fillRect/>
+                    </a:stretch>
+                  </pic:blipFill>
+                  <pic:spPr bwMode="auto">
+                    <a:xfrm>
+                      <a:off x="0" y="0"/>
+                      <a:ext cx="2514962" cy="1606535"/>
+                    </a:xfrm>
+                    <a:prstGeom prst="rect">
+                      <a:avLst/>
+                    </a:prstGeom>
+                    <a:ln>
+                      <a:noFill/>
+                    </a:ln>
+                    <a:extLst>
+                      <a:ext uri="{53640926-AAD7-44D8-BBD7-CCE9431645EC}">
+                        <a14:shadowObscured xmlns:a14="http://schemas.microsoft.com/office/drawing/2010/main"/>
+                      </a:ext>
+                    </a:extLst>
+                  </pic:spPr>
+                </pic:pic>
+              </a:graphicData>
+            </a:graphic>
+          </wp:inline>
+        </w:drawing>
+      </w:r>
       <w:r>
         <w:t xml:space="preserve"> </w:t>
       </w:r>
-      <w:proofErr w:type="spellStart"/>
-      <w:r>
-        <w:t>inverteirend</w:t>
-      </w:r>
-      <w:proofErr w:type="spellEnd"/>
-      <w:r>
-        <w:t xml:space="preserve">, das </w:t>
-      </w:r>
-      <w:proofErr w:type="gramStart"/>
-      <w:r>
-        <w:t>bedeutet</w:t>
-      </w:r>
-      <w:proofErr w:type="gramEnd"/>
-      <w:r>
-        <w:t xml:space="preserve"> um von einem ADC verarbeitet zu werden sollte ein </w:t>
-      </w:r>
-      <w:proofErr w:type="spellStart"/>
-      <w:r>
-        <w:t>wieterer</w:t>
-      </w:r>
-      <w:proofErr w:type="spellEnd"/>
-      <w:r>
-        <w:t xml:space="preserve"> invertierender OPV verwendet werden um einen Positiven </w:t>
-      </w:r>
-      <w:proofErr w:type="spellStart"/>
-      <w:r>
-        <w:t>zusammenhang</w:t>
-      </w:r>
-      <w:proofErr w:type="spellEnd"/>
-      <w:r>
-        <w:t xml:space="preserve"> zwischen Ausgangsspannung und </w:t>
-      </w:r>
-      <w:proofErr w:type="spellStart"/>
-      <w:r>
-        <w:t>eingangsstrom</w:t>
-      </w:r>
-      <w:proofErr w:type="spellEnd"/>
-      <w:r>
-        <w:t xml:space="preserve"> </w:t>
-      </w:r>
-      <w:proofErr w:type="spellStart"/>
-      <w:r>
-        <w:t>ensteht</w:t>
-      </w:r>
-      <w:proofErr w:type="spellEnd"/>
-      <w:r>
-        <w:t xml:space="preserve">. Der </w:t>
-      </w:r>
-      <w:proofErr w:type="spellStart"/>
-      <w:r>
-        <w:t>nachgeschaltener</w:t>
-      </w:r>
-      <w:proofErr w:type="spellEnd"/>
-      <w:r>
-        <w:t xml:space="preserve"> OPV sollte auch eine </w:t>
-      </w:r>
-      <w:proofErr w:type="spellStart"/>
-      <w:r>
-        <w:t>bereichs</w:t>
-      </w:r>
-      <w:proofErr w:type="spellEnd"/>
-      <w:r>
-        <w:t xml:space="preserve"> </w:t>
-      </w:r>
-      <w:proofErr w:type="spellStart"/>
-      <w:r>
-        <w:t>anpassung</w:t>
-      </w:r>
-      <w:proofErr w:type="spellEnd"/>
-      <w:r>
-        <w:t xml:space="preserve"> </w:t>
-      </w:r>
-      <w:proofErr w:type="gramStart"/>
-      <w:r>
-        <w:t>vornehmen</w:t>
-      </w:r>
-      <w:proofErr w:type="gramEnd"/>
-      <w:r>
-        <w:t xml:space="preserve"> um den </w:t>
-      </w:r>
-      <w:proofErr w:type="spellStart"/>
-      <w:r>
-        <w:t>eingangsspannungsbereich</w:t>
-      </w:r>
-      <w:proofErr w:type="spellEnd"/>
-      <w:r>
-        <w:t xml:space="preserve"> des ADC zu berücksichtigen.</w:t>
+    </w:p>
+    <w:p>
+      <w:r>
+        <w:t>In diesem Programm konnte durch Iteratiefes ausprobieren ein wert für CF gefunden bei diesem die bandbreite der schaltung noch hochgenug ist um nicht zufiel signal wegzuschneiden, aber auch die stabilität der schaltung gegeben ist</w:t>
+      </w:r>
+      <w:r>
+        <w:t>.</w:t>
+      </w:r>
+    </w:p>
+    <w:p>
+      <w:r>
+        <w:drawing>
+          <wp:inline distT="0" distB="0" distL="0" distR="0" wp14:anchorId="35DB711F" wp14:editId="3B77536C">
+            <wp:extent cx="5937874" cy="2300288"/>
+            <wp:effectExtent l="0" t="0" r="6350" b="5080"/>
+            <wp:docPr id="2038984719" name="Grafik 1"/>
+            <wp:cNvGraphicFramePr>
+              <a:graphicFrameLocks xmlns:a="http://schemas.openxmlformats.org/drawingml/2006/main" noChangeAspect="1"/>
+            </wp:cNvGraphicFramePr>
+            <a:graphic xmlns:a="http://schemas.openxmlformats.org/drawingml/2006/main">
+              <a:graphicData uri="http://schemas.openxmlformats.org/drawingml/2006/picture">
+                <pic:pic xmlns:pic="http://schemas.openxmlformats.org/drawingml/2006/picture">
+                  <pic:nvPicPr>
+                    <pic:cNvPr id="2038984719" name=""/>
+                    <pic:cNvPicPr/>
+                  </pic:nvPicPr>
+                  <pic:blipFill rotWithShape="1">
+                    <a:blip r:embed="rId16"/>
+                    <a:srcRect l="32663"/>
+                    <a:stretch>
+                      <a:fillRect/>
+                    </a:stretch>
+                  </pic:blipFill>
+                  <pic:spPr bwMode="auto">
+                    <a:xfrm>
+                      <a:off x="0" y="0"/>
+                      <a:ext cx="5968119" cy="2312005"/>
+                    </a:xfrm>
+                    <a:prstGeom prst="rect">
+                      <a:avLst/>
+                    </a:prstGeom>
+                    <a:ln>
+                      <a:noFill/>
+                    </a:ln>
+                    <a:extLst>
+                      <a:ext uri="{53640926-AAD7-44D8-BBD7-CCE9431645EC}">
+                        <a14:shadowObscured xmlns:a14="http://schemas.microsoft.com/office/drawing/2010/main"/>
+                      </a:ext>
+                    </a:extLst>
+                  </pic:spPr>
+                </pic:pic>
+              </a:graphicData>
+            </a:graphic>
+          </wp:inline>
+        </w:drawing>
+      </w:r>
+    </w:p>
+    <w:p>
+      <w:r>
+        <w:t>Von dem TU Wien Kontakt wurde auch empfolen die schaltung aufzubauen und die stabilität prüfen wenn diese nicht gegeben ist einen gröseren kondensator verwenden.</w:t>
       </w:r>
     </w:p>
     <w:p>
@@ -4850,61 +2852,12 @@
         <w:pStyle w:val="berschrift3"/>
       </w:pPr>
       <w:r>
-        <w:t>Grenzfrequenz</w:t>
-      </w:r>
-    </w:p>
-    <w:p/>
-    <w:p>
-      <w:pPr>
-        <w:pStyle w:val="berschrift3"/>
-      </w:pPr>
-      <w:r>
         <w:t>Thermisches Rauschen</w:t>
       </w:r>
     </w:p>
     <w:p>
       <w:r>
-        <w:t xml:space="preserve">Dieses Rauschen </w:t>
-      </w:r>
-      <w:proofErr w:type="spellStart"/>
-      <w:r>
-        <w:t>ensteht</w:t>
-      </w:r>
-      <w:proofErr w:type="spellEnd"/>
-      <w:r>
-        <w:t xml:space="preserve"> durch die </w:t>
-      </w:r>
-      <w:proofErr w:type="spellStart"/>
-      <w:r>
-        <w:t>inenntemperatur</w:t>
-      </w:r>
-      <w:proofErr w:type="spellEnd"/>
-      <w:r>
-        <w:t xml:space="preserve"> eines </w:t>
-      </w:r>
-      <w:proofErr w:type="spellStart"/>
-      <w:r>
-        <w:t>leiters</w:t>
-      </w:r>
-      <w:proofErr w:type="spellEnd"/>
-      <w:r>
-        <w:t xml:space="preserve"> und damit die </w:t>
-      </w:r>
-      <w:proofErr w:type="spellStart"/>
-      <w:r>
-        <w:t>bewegung</w:t>
-      </w:r>
-      <w:proofErr w:type="spellEnd"/>
-      <w:r>
-        <w:t xml:space="preserve"> von </w:t>
-      </w:r>
-      <w:proofErr w:type="spellStart"/>
-      <w:r>
-        <w:t>ladungsträgern</w:t>
-      </w:r>
-      <w:proofErr w:type="spellEnd"/>
-      <w:r>
-        <w:t xml:space="preserve"> in einem Leiter.</w:t>
+        <w:t>Dieses Rauschen ensteht durch die inenntemperatur eines leiters und damit die bewegung von ladungsträgern in einem Leiter.</w:t>
       </w:r>
     </w:p>
     <w:p>
@@ -4998,15 +2951,7 @@
         </w:rPr>
       </w:pPr>
       <w:r>
-        <w:t xml:space="preserve">k </w:t>
-      </w:r>
-      <w:proofErr w:type="spellStart"/>
-      <w:r>
-        <w:t>Bolzmankonstante</w:t>
-      </w:r>
-      <w:proofErr w:type="spellEnd"/>
-      <w:r>
-        <w:t xml:space="preserve"> = </w:t>
+        <w:t xml:space="preserve">k Bolzmankonstante = </w:t>
       </w:r>
       <w:r>
         <w:t>1.380649×10</w:t>
@@ -5043,50 +2988,14 @@
     </w:p>
     <w:p>
       <w:r>
-        <w:t xml:space="preserve">R der </w:t>
-      </w:r>
-      <w:proofErr w:type="spellStart"/>
-      <w:r>
-        <w:t>wert</w:t>
-      </w:r>
-      <w:proofErr w:type="spellEnd"/>
-      <w:r>
-        <w:t xml:space="preserve"> des </w:t>
-      </w:r>
-      <w:proofErr w:type="gramStart"/>
-      <w:r>
-        <w:t>Wiederstands</w:t>
-      </w:r>
-      <w:proofErr w:type="gramEnd"/>
+        <w:t>R der wert des Wiederstands</w:t>
+      </w:r>
     </w:p>
     <w:p/>
     <w:p>
       <w:r>
-        <w:t xml:space="preserve">Diese Formel bedeutet das ein wärmerer als auch </w:t>
-      </w:r>
-      <w:proofErr w:type="spellStart"/>
-      <w:r>
-        <w:t>grösererwiederstand</w:t>
-      </w:r>
-      <w:proofErr w:type="spellEnd"/>
-      <w:r>
-        <w:t xml:space="preserve"> mehr </w:t>
-      </w:r>
-      <w:proofErr w:type="spellStart"/>
-      <w:r>
-        <w:t>rasuchen</w:t>
-      </w:r>
-      <w:proofErr w:type="spellEnd"/>
-      <w:r>
-        <w:t xml:space="preserve">. Dies kann umgerechnet werden von </w:t>
-      </w:r>
-      <w:proofErr w:type="spellStart"/>
-      <w:r>
-        <w:t>Spannungsrasuchen</w:t>
-      </w:r>
-      <w:proofErr w:type="spellEnd"/>
-      <w:r>
-        <w:t xml:space="preserve"> zu Stromrauschen.</w:t>
+        <w:lastRenderedPageBreak/>
+        <w:t>Diese Formel bedeutet das ein wärmerer als auch grösererwiederstand mehr rasuchen. Dies kann umgerechnet werden von Spannungsrasuchen zu Stromrauschen.</w:t>
       </w:r>
     </w:p>
     <w:p/>
@@ -5240,7 +3149,6 @@
                 <w:lang w:val="de-AT" w:eastAsia="de-AT"/>
               </w:rPr>
             </w:pPr>
-            <w:proofErr w:type="spellStart"/>
             <w:r>
               <w:rPr>
                 <w:rFonts w:ascii="Aptos Narrow" w:hAnsi="Aptos Narrow"/>
@@ -5249,18 +3157,7 @@
                 <w:szCs w:val="22"/>
                 <w:lang w:val="de-AT" w:eastAsia="de-AT"/>
               </w:rPr>
-              <w:t>Temperature</w:t>
-            </w:r>
-            <w:proofErr w:type="spellEnd"/>
-            <w:r>
-              <w:rPr>
-                <w:rFonts w:ascii="Aptos Narrow" w:hAnsi="Aptos Narrow"/>
-                <w:color w:val="000000"/>
-                <w:sz w:val="22"/>
-                <w:szCs w:val="22"/>
-                <w:lang w:val="de-AT" w:eastAsia="de-AT"/>
-              </w:rPr>
-              <w:t xml:space="preserve"> in K</w:t>
+              <w:t>Temperature in K</w:t>
             </w:r>
           </w:p>
         </w:tc>
@@ -5368,23 +3265,13 @@
                 <w:lang w:val="de-AT" w:eastAsia="de-AT"/>
               </w:rPr>
             </w:pPr>
-            <w:proofErr w:type="spellStart"/>
             <w:r>
               <w:rPr>
                 <w:rFonts w:cs="Arial"/>
                 <w:color w:val="000000"/>
                 <w:lang w:eastAsia="de-AT"/>
               </w:rPr>
-              <w:t>Bolzmankonstante</w:t>
-            </w:r>
-            <w:proofErr w:type="spellEnd"/>
-            <w:r>
-              <w:rPr>
-                <w:rFonts w:cs="Arial"/>
-                <w:color w:val="000000"/>
-                <w:lang w:eastAsia="de-AT"/>
-              </w:rPr>
-              <w:t xml:space="preserve"> </w:t>
+              <w:t xml:space="preserve">Bolzmankonstante </w:t>
             </w:r>
           </w:p>
         </w:tc>
@@ -5490,7 +3377,6 @@
                 <w:lang w:val="de-AT" w:eastAsia="de-AT"/>
               </w:rPr>
             </w:pPr>
-            <w:proofErr w:type="spellStart"/>
             <w:r>
               <w:rPr>
                 <w:rFonts w:ascii="Aptos Narrow" w:hAnsi="Aptos Narrow"/>
@@ -5499,18 +3385,7 @@
                 <w:szCs w:val="22"/>
                 <w:lang w:val="de-AT" w:eastAsia="de-AT"/>
               </w:rPr>
-              <w:t>Resistor</w:t>
-            </w:r>
-            <w:proofErr w:type="spellEnd"/>
-            <w:r>
-              <w:rPr>
-                <w:rFonts w:ascii="Aptos Narrow" w:hAnsi="Aptos Narrow"/>
-                <w:color w:val="000000"/>
-                <w:sz w:val="22"/>
-                <w:szCs w:val="22"/>
-                <w:lang w:val="de-AT" w:eastAsia="de-AT"/>
-              </w:rPr>
-              <w:t xml:space="preserve"> in Meg</w:t>
+              <w:t>Resistor in Meg</w:t>
             </w:r>
           </w:p>
         </w:tc>
@@ -5547,29 +3422,7 @@
                 <w:szCs w:val="22"/>
                 <w:lang w:val="de-AT" w:eastAsia="de-AT"/>
               </w:rPr>
-              <w:t xml:space="preserve">Thermisches </w:t>
-            </w:r>
-            <w:proofErr w:type="spellStart"/>
-            <w:r>
-              <w:rPr>
-                <w:rFonts w:ascii="Aptos Narrow" w:hAnsi="Aptos Narrow"/>
-                <w:color w:val="000000"/>
-                <w:sz w:val="22"/>
-                <w:szCs w:val="22"/>
-                <w:lang w:val="de-AT" w:eastAsia="de-AT"/>
-              </w:rPr>
-              <w:t>Spannungs</w:t>
-            </w:r>
-            <w:proofErr w:type="spellEnd"/>
-            <w:r>
-              <w:rPr>
-                <w:rFonts w:ascii="Aptos Narrow" w:hAnsi="Aptos Narrow"/>
-                <w:color w:val="000000"/>
-                <w:sz w:val="22"/>
-                <w:szCs w:val="22"/>
-                <w:lang w:val="de-AT" w:eastAsia="de-AT"/>
-              </w:rPr>
-              <w:t xml:space="preserve"> </w:t>
+              <w:t xml:space="preserve">Thermisches Spannungs </w:t>
             </w:r>
           </w:p>
         </w:tc>
@@ -5598,7 +3451,6 @@
                 <w:lang w:val="de-AT" w:eastAsia="de-AT"/>
               </w:rPr>
             </w:pPr>
-            <w:proofErr w:type="gramStart"/>
             <w:r>
               <w:rPr>
                 <w:rFonts w:ascii="Aptos Narrow" w:hAnsi="Aptos Narrow"/>
@@ -5607,18 +3459,7 @@
                 <w:szCs w:val="22"/>
                 <w:lang w:val="de-AT" w:eastAsia="de-AT"/>
               </w:rPr>
-              <w:t>Thermisches Strom</w:t>
-            </w:r>
-            <w:proofErr w:type="gramEnd"/>
-            <w:r>
-              <w:rPr>
-                <w:rFonts w:ascii="Aptos Narrow" w:hAnsi="Aptos Narrow"/>
-                <w:color w:val="000000"/>
-                <w:sz w:val="22"/>
-                <w:szCs w:val="22"/>
-                <w:lang w:val="de-AT" w:eastAsia="de-AT"/>
-              </w:rPr>
-              <w:t xml:space="preserve"> </w:t>
+              <w:t xml:space="preserve">Thermisches Strom </w:t>
             </w:r>
           </w:p>
         </w:tc>
@@ -5698,29 +3539,7 @@
                 <w:szCs w:val="22"/>
                 <w:lang w:val="de-AT" w:eastAsia="de-AT"/>
               </w:rPr>
-              <w:t xml:space="preserve">Rauschen in </w:t>
-            </w:r>
-            <w:proofErr w:type="spellStart"/>
-            <w:r>
-              <w:rPr>
-                <w:rFonts w:ascii="Aptos Narrow" w:hAnsi="Aptos Narrow"/>
-                <w:color w:val="000000"/>
-                <w:sz w:val="22"/>
-                <w:szCs w:val="22"/>
-                <w:lang w:val="de-AT" w:eastAsia="de-AT"/>
-              </w:rPr>
-              <w:t>nV</w:t>
-            </w:r>
-            <w:proofErr w:type="spellEnd"/>
-            <w:r>
-              <w:rPr>
-                <w:rFonts w:ascii="Aptos Narrow" w:hAnsi="Aptos Narrow"/>
-                <w:color w:val="000000"/>
-                <w:sz w:val="22"/>
-                <w:szCs w:val="22"/>
-                <w:lang w:val="de-AT" w:eastAsia="de-AT"/>
-              </w:rPr>
-              <w:t>/√Hz</w:t>
+              <w:t>Rauschen in nV/√Hz</w:t>
             </w:r>
           </w:p>
         </w:tc>
@@ -5757,29 +3576,7 @@
                 <w:szCs w:val="22"/>
                 <w:lang w:val="de-AT" w:eastAsia="de-AT"/>
               </w:rPr>
-              <w:t xml:space="preserve">Rauschen in </w:t>
-            </w:r>
-            <w:proofErr w:type="spellStart"/>
-            <w:r>
-              <w:rPr>
-                <w:rFonts w:ascii="Aptos Narrow" w:hAnsi="Aptos Narrow"/>
-                <w:color w:val="000000"/>
-                <w:sz w:val="22"/>
-                <w:szCs w:val="22"/>
-                <w:lang w:val="de-AT" w:eastAsia="de-AT"/>
-              </w:rPr>
-              <w:t>fA</w:t>
-            </w:r>
-            <w:proofErr w:type="spellEnd"/>
-            <w:r>
-              <w:rPr>
-                <w:rFonts w:ascii="Aptos Narrow" w:hAnsi="Aptos Narrow"/>
-                <w:color w:val="000000"/>
-                <w:sz w:val="22"/>
-                <w:szCs w:val="22"/>
-                <w:lang w:val="de-AT" w:eastAsia="de-AT"/>
-              </w:rPr>
-              <w:t>/√Hz</w:t>
+              <w:t>Rauschen in fA/√Hz</w:t>
             </w:r>
           </w:p>
         </w:tc>
@@ -6155,7 +3952,6 @@
             <w:tcBorders>
               <w:top w:val="nil"/>
               <w:left w:val="single" w:sz="8" w:space="0" w:color="auto"/>
-              <w:bottom w:val="nil"/>
               <w:right w:val="single" w:sz="4" w:space="0" w:color="auto"/>
             </w:tcBorders>
             <w:noWrap/>
@@ -6193,7 +3989,6 @@
             <w:tcBorders>
               <w:top w:val="nil"/>
               <w:left w:val="nil"/>
-              <w:bottom w:val="nil"/>
               <w:right w:val="single" w:sz="4" w:space="0" w:color="auto"/>
             </w:tcBorders>
             <w:noWrap/>
@@ -6231,7 +4026,6 @@
             <w:tcBorders>
               <w:top w:val="nil"/>
               <w:left w:val="nil"/>
-              <w:bottom w:val="nil"/>
               <w:right w:val="single" w:sz="8" w:space="0" w:color="auto"/>
             </w:tcBorders>
             <w:noWrap/>
@@ -6275,7 +4069,7 @@
             <w:tcBorders>
               <w:top w:val="nil"/>
               <w:left w:val="single" w:sz="8" w:space="0" w:color="auto"/>
-              <w:bottom w:val="nil"/>
+              <w:bottom w:val="single" w:sz="4" w:space="0" w:color="auto"/>
               <w:right w:val="single" w:sz="4" w:space="0" w:color="auto"/>
             </w:tcBorders>
             <w:noWrap/>
@@ -6313,7 +4107,7 @@
             <w:tcBorders>
               <w:top w:val="nil"/>
               <w:left w:val="nil"/>
-              <w:bottom w:val="nil"/>
+              <w:bottom w:val="single" w:sz="4" w:space="0" w:color="auto"/>
               <w:right w:val="single" w:sz="4" w:space="0" w:color="auto"/>
             </w:tcBorders>
             <w:noWrap/>
@@ -6351,7 +4145,7 @@
             <w:tcBorders>
               <w:top w:val="nil"/>
               <w:left w:val="nil"/>
-              <w:bottom w:val="nil"/>
+              <w:bottom w:val="single" w:sz="4" w:space="0" w:color="auto"/>
               <w:right w:val="single" w:sz="8" w:space="0" w:color="auto"/>
             </w:tcBorders>
             <w:noWrap/>
@@ -6384,92 +4178,6 @@
           </w:p>
         </w:tc>
       </w:tr>
-      <w:tr>
-        <w:trPr>
-          <w:trHeight w:val="300"/>
-          <w:jc w:val="center"/>
-        </w:trPr>
-        <w:tc>
-          <w:tcPr>
-            <w:tcW w:w="1786" w:type="dxa"/>
-            <w:tcBorders>
-              <w:top w:val="nil"/>
-              <w:left w:val="single" w:sz="8" w:space="0" w:color="auto"/>
-              <w:bottom w:val="single" w:sz="8" w:space="0" w:color="auto"/>
-              <w:right w:val="single" w:sz="4" w:space="0" w:color="auto"/>
-            </w:tcBorders>
-            <w:noWrap/>
-            <w:vAlign w:val="bottom"/>
-          </w:tcPr>
-          <w:p>
-            <w:pPr>
-              <w:suppressAutoHyphens w:val="0"/>
-              <w:spacing w:line="240" w:lineRule="auto"/>
-              <w:rPr>
-                <w:rFonts w:ascii="Aptos Narrow" w:hAnsi="Aptos Narrow"/>
-                <w:color w:val="000000"/>
-                <w:sz w:val="22"/>
-                <w:szCs w:val="22"/>
-                <w:lang w:val="de-AT" w:eastAsia="de-AT"/>
-              </w:rPr>
-            </w:pPr>
-          </w:p>
-        </w:tc>
-        <w:tc>
-          <w:tcPr>
-            <w:tcW w:w="2220" w:type="dxa"/>
-            <w:tcBorders>
-              <w:top w:val="nil"/>
-              <w:left w:val="nil"/>
-              <w:bottom w:val="single" w:sz="8" w:space="0" w:color="auto"/>
-              <w:right w:val="single" w:sz="4" w:space="0" w:color="auto"/>
-            </w:tcBorders>
-            <w:noWrap/>
-            <w:vAlign w:val="bottom"/>
-          </w:tcPr>
-          <w:p>
-            <w:pPr>
-              <w:suppressAutoHyphens w:val="0"/>
-              <w:spacing w:line="240" w:lineRule="auto"/>
-              <w:jc w:val="center"/>
-              <w:rPr>
-                <w:rFonts w:ascii="Aptos Narrow" w:hAnsi="Aptos Narrow"/>
-                <w:color w:val="000000"/>
-                <w:sz w:val="22"/>
-                <w:szCs w:val="22"/>
-                <w:lang w:val="de-AT" w:eastAsia="de-AT"/>
-              </w:rPr>
-            </w:pPr>
-          </w:p>
-        </w:tc>
-        <w:tc>
-          <w:tcPr>
-            <w:tcW w:w="2220" w:type="dxa"/>
-            <w:tcBorders>
-              <w:top w:val="nil"/>
-              <w:left w:val="nil"/>
-              <w:bottom w:val="single" w:sz="8" w:space="0" w:color="auto"/>
-              <w:right w:val="single" w:sz="8" w:space="0" w:color="auto"/>
-            </w:tcBorders>
-            <w:noWrap/>
-            <w:vAlign w:val="bottom"/>
-          </w:tcPr>
-          <w:p>
-            <w:pPr>
-              <w:suppressAutoHyphens w:val="0"/>
-              <w:spacing w:line="240" w:lineRule="auto"/>
-              <w:jc w:val="center"/>
-              <w:rPr>
-                <w:rFonts w:ascii="Aptos Narrow" w:hAnsi="Aptos Narrow"/>
-                <w:color w:val="000000"/>
-                <w:sz w:val="22"/>
-                <w:szCs w:val="22"/>
-                <w:lang w:val="de-AT" w:eastAsia="de-AT"/>
-              </w:rPr>
-            </w:pPr>
-          </w:p>
-        </w:tc>
-      </w:tr>
     </w:tbl>
     <w:p>
       <w:bookmarkStart w:id="0" w:name="_Toc524250395"/>
@@ -6489,17 +4197,323 @@
       </w:r>
     </w:p>
     <w:p/>
+    <w:p>
+      <w:r>
+        <w:t xml:space="preserve">Es werden 2 Variablen spannungsquellen gebraucht vür die Gate als auch Darain spannung, da sloche meist mit DACs realiesiert werden, wird entweder ein DAC imt min 2 Channeln oder 2 DAC verwendet, es wird eher die erste variabte verwendet werden. da zumindest der Drain Anschluss stromliefern muss also belastet wird muss nach dem DAC ausgang ein Buffer eingebaut werden doch da es ein guter ansatz ist wird das bei beiden anschlüssen eingeplant. Diese buffer werden gleich mit einem Tiefpass fileter geplant da bei einem DAC ausgang zu hochfrequenzten störungen kommen kann. </w:t>
+      </w:r>
+    </w:p>
+    <w:p>
+      <w:r>
+        <w:t>Für die DAC Buffer müssen OPVs verwendet werden welche möglichst einen zero Offset haben um die eingestellte spannung nicht zu verfälschen, weiters müssen diese möglichst rasucharm sein um verälschen zu minimieren.</w:t>
+      </w:r>
+      <w:r>
+        <w:t xml:space="preserve"> Aus diesen Kreterien wurde der OPA189 ausgesucht.</w:t>
+      </w:r>
+    </w:p>
+    <w:p>
+      <w:r>
+        <w:t>Für die digitaliesierung des TIA muss ein ADC vberwendet werden da hohe samplerate gebraucht werden wird ein SAR ADC verwednet welcher eine Sample rate von bis zu 1MSps. Um eine einfache daten verarbeitung mit und da ADCs mit einer höheren bit zahl mit einem  höheren preis kommen wird ein 16 bit SAR ADC verwendet, nämlich der ADS8681, dieser wurde ausgesucht aufgrund seiner SPI schnitschtelle seiner hohen samplerate und der einstellbaraen eingangs range.</w:t>
+      </w:r>
+    </w:p>
+    <w:p>
+      <w:pPr>
+        <w:tabs>
+          <w:tab w:val="left" w:pos="1095"/>
+        </w:tabs>
+      </w:pPr>
+      <w:r>
+        <w:t xml:space="preserve">Der OPV des TIA muss einen sehr geringen bias strom auf seinen + und – eingangs ports haben in einer grösenordnung die mindesetens um den faktor 10^3 kleiner ist als die zumessene größe, da messungen bis unter 1nA möglich sein sollen </w:t>
+      </w:r>
+      <w:r>
+        <w:t>darf der bias current maximal 1pA betragen.</w:t>
+      </w:r>
+    </w:p>
+    <w:p>
+      <w:pPr>
+        <w:tabs>
+          <w:tab w:val="left" w:pos="1095"/>
+        </w:tabs>
+      </w:pPr>
+      <w:r>
+        <w:t>Weiters wäre eine geringe offset spannung des OPV sinvoll, doch dieser kann durch mehr punkt kallibrierung weggerechnet werden. Ein von der TU empfolener OPV für diese aufgabe ist der OPA928 doch dieser ist schwer zu implementirern, deswegen wurde auf ein älteres modell zurückgegriffen dem LMC6001</w:t>
+      </w:r>
+      <w:r>
+        <w:t>.</w:t>
+      </w:r>
+    </w:p>
+    <w:p>
+      <w:pPr>
+        <w:tabs>
+          <w:tab w:val="left" w:pos="1095"/>
+        </w:tabs>
+      </w:pPr>
+    </w:p>
+    <w:p>
+      <w:pPr>
+        <w:pStyle w:val="berschrift2"/>
+      </w:pPr>
+      <w:r>
+        <w:t>Spannungsversorgung</w:t>
+      </w:r>
+    </w:p>
+    <w:p>
+      <w:r>
+        <w:t>Für die OPVs wurde eine Bipolare Versorgung von +-8V gewählt. Um diese zu bekommen werden 2 LODs verwendet, einer für die Positive versorgung und einer für die negative. Es werden LDOs verwendet da diese keinen Rippel erzeugen und viel rausch ärmer sind als DCDC wandler. Weiters dämpfen LDOs meist mit hohem faktor den rippel der versorgung zu unterdrücken</w:t>
+      </w:r>
+      <w:r>
+        <w:t xml:space="preserve">, auch das genannt </w:t>
+      </w:r>
+      <w:r>
+        <w:lastRenderedPageBreak/>
+        <w:t>PSRR Power Supply Rejektion Ratio. Ein wichtiger Faktor für die OPV versorgung ist das sie langzeit stabiel ist und auch geringes eigenrauschen hat.</w:t>
+      </w:r>
+      <w:r>
+        <w:t xml:space="preserve"> Die beiden Ic welche häufig für diesen zweg verwendet werden sind die </w:t>
+      </w:r>
+      <w:r>
+        <w:t>LT3094</w:t>
+      </w:r>
+      <w:r>
+        <w:t xml:space="preserve"> für die negative spannungsversorgung und der </w:t>
+      </w:r>
+      <w:r>
+        <w:t>LT3042</w:t>
+      </w:r>
+      <w:r>
+        <w:t xml:space="preserve"> für die positive Versorgung</w:t>
+      </w:r>
+      <w:r>
+        <w:t>, diese beiten die möglichkeit mittels eimen Widerstand die ausgangsspannung einzustellen</w:t>
+      </w:r>
+      <w:r>
+        <w:t>.</w:t>
+      </w:r>
+    </w:p>
     <w:p/>
+    <w:p>
+      <w:r>
+        <w:t xml:space="preserve">Das gesammte Digital System ist auf eine Versorgung von 3,3V ausgelegt, und um diese zu verfügung zustellen wird auch ein LDO verwendet, da eine digitalversorgung keine low noise oder high accrucysy bracuht kann ein „Wald und Wiesen“ LDO verwendet werden. In diesem fall wird der </w:t>
+      </w:r>
+      <w:r>
+        <w:t>TLV76733</w:t>
+      </w:r>
+      <w:r>
+        <w:t xml:space="preserve"> verwendet.</w:t>
+      </w:r>
+    </w:p>
+    <w:p>
+      <w:pPr>
+        <w:pStyle w:val="berschrift3"/>
+      </w:pPr>
+      <w:r>
+        <w:t>LT3042</w:t>
+      </w:r>
+    </w:p>
+    <w:p>
+      <w:r>
+        <w:drawing>
+          <wp:inline distT="0" distB="0" distL="0" distR="0" wp14:anchorId="5B6DDBF1" wp14:editId="327E7AED">
+            <wp:extent cx="5759450" cy="2851150"/>
+            <wp:effectExtent l="0" t="0" r="0" b="6350"/>
+            <wp:docPr id="869667927" name="Grafik 1"/>
+            <wp:cNvGraphicFramePr>
+              <a:graphicFrameLocks xmlns:a="http://schemas.openxmlformats.org/drawingml/2006/main" noChangeAspect="1"/>
+            </wp:cNvGraphicFramePr>
+            <a:graphic xmlns:a="http://schemas.openxmlformats.org/drawingml/2006/main">
+              <a:graphicData uri="http://schemas.openxmlformats.org/drawingml/2006/picture">
+                <pic:pic xmlns:pic="http://schemas.openxmlformats.org/drawingml/2006/picture">
+                  <pic:nvPicPr>
+                    <pic:cNvPr id="869667927" name=""/>
+                    <pic:cNvPicPr/>
+                  </pic:nvPicPr>
+                  <pic:blipFill>
+                    <a:blip r:embed="rId17"/>
+                    <a:stretch>
+                      <a:fillRect/>
+                    </a:stretch>
+                  </pic:blipFill>
+                  <pic:spPr>
+                    <a:xfrm>
+                      <a:off x="0" y="0"/>
+                      <a:ext cx="5759450" cy="2851150"/>
+                    </a:xfrm>
+                    <a:prstGeom prst="rect">
+                      <a:avLst/>
+                    </a:prstGeom>
+                  </pic:spPr>
+                </pic:pic>
+              </a:graphicData>
+            </a:graphic>
+          </wp:inline>
+        </w:drawing>
+      </w:r>
+    </w:p>
+    <w:p>
+      <w:r>
+        <w:t>Mittels des SET Widerstand in dieser grafik 33.2k wird die ausgangsspannung gesetzt.</w:t>
+      </w:r>
+      <w:r>
+        <w:t xml:space="preserve"> </w:t>
+      </w:r>
+    </w:p>
+    <w:p>
+      <w:r>
+        <w:drawing>
+          <wp:inline distT="0" distB="0" distL="0" distR="0" wp14:anchorId="1F3310D5" wp14:editId="05198BEE">
+            <wp:extent cx="3429000" cy="1226614"/>
+            <wp:effectExtent l="0" t="0" r="0" b="0"/>
+            <wp:docPr id="1545897080" name="Grafik 1"/>
+            <wp:cNvGraphicFramePr>
+              <a:graphicFrameLocks xmlns:a="http://schemas.openxmlformats.org/drawingml/2006/main" noChangeAspect="1"/>
+            </wp:cNvGraphicFramePr>
+            <a:graphic xmlns:a="http://schemas.openxmlformats.org/drawingml/2006/main">
+              <a:graphicData uri="http://schemas.openxmlformats.org/drawingml/2006/picture">
+                <pic:pic xmlns:pic="http://schemas.openxmlformats.org/drawingml/2006/picture">
+                  <pic:nvPicPr>
+                    <pic:cNvPr id="1545897080" name=""/>
+                    <pic:cNvPicPr/>
+                  </pic:nvPicPr>
+                  <pic:blipFill rotWithShape="1">
+                    <a:blip r:embed="rId18"/>
+                    <a:srcRect t="2038"/>
+                    <a:stretch>
+                      <a:fillRect/>
+                    </a:stretch>
+                  </pic:blipFill>
+                  <pic:spPr bwMode="auto">
+                    <a:xfrm>
+                      <a:off x="0" y="0"/>
+                      <a:ext cx="3455292" cy="1236019"/>
+                    </a:xfrm>
+                    <a:prstGeom prst="rect">
+                      <a:avLst/>
+                    </a:prstGeom>
+                    <a:ln>
+                      <a:noFill/>
+                    </a:ln>
+                    <a:extLst>
+                      <a:ext uri="{53640926-AAD7-44D8-BBD7-CCE9431645EC}">
+                        <a14:shadowObscured xmlns:a14="http://schemas.microsoft.com/office/drawing/2010/main"/>
+                      </a:ext>
+                    </a:extLst>
+                  </pic:spPr>
+                </pic:pic>
+              </a:graphicData>
+            </a:graphic>
+          </wp:inline>
+        </w:drawing>
+      </w:r>
+    </w:p>
+    <w:p>
+      <w:r>
+        <w:t>Mittels des ILIM Wiederstand kann eine Strombegränzung eingestellt werden, wenn diese funktion nicht gebrascuht wird kann dieser Pinn auf 0V gelegt werden.</w:t>
+      </w:r>
+    </w:p>
+    <w:p>
+      <w:r>
+        <w:t xml:space="preserve">Der Spannungsteiler der mit dem PIN PGFB verbunden ist stellt die Power Good </w:t>
+      </w:r>
+      <w:r>
+        <w:t>spannung ein, wenn die spannung am PGFB pin über 0,3V steigt wird der PIN PG Auf 0V gezogen mittels einem Open Collectoe ausgangs</w:t>
+      </w:r>
+      <w:r>
+        <w:t>, wenn die PGFB und PG funktion nicht gebracuht wird kann PGFB auf 0V gelegt werden kann und PG Floating gelassen wird</w:t>
+      </w:r>
+      <w:r>
+        <w:t>.</w:t>
+      </w:r>
+    </w:p>
+    <w:p>
+      <w:r>
+        <w:t>Die selben eigenschaften gelten für LT3094.</w:t>
+      </w:r>
+    </w:p>
     <w:p/>
+    <w:p>
+      <w:r>
+        <w:t>Da der DAC und der ADC eine 5V „Analog“ versorgung brauchen wird aufgrund der guten eigenschaften und um das Development zu erleichtern auch ein LT3042 verwendet.</w:t>
+      </w:r>
+    </w:p>
     <w:p/>
-    <w:p/>
-    <w:p/>
+    <w:p>
+      <w:pPr>
+        <w:pStyle w:val="berschrift3"/>
+      </w:pPr>
+      <w:r>
+        <w:lastRenderedPageBreak/>
+        <w:t>TLV76733</w:t>
+      </w:r>
+    </w:p>
+    <w:p>
+      <w:r>
+        <w:rPr>
+          <w:noProof/>
+        </w:rPr>
+        <w:drawing>
+          <wp:inline distT="0" distB="0" distL="0" distR="0" wp14:anchorId="367A160F" wp14:editId="076DCC4F">
+            <wp:extent cx="5455199" cy="1681162"/>
+            <wp:effectExtent l="0" t="0" r="0" b="0"/>
+            <wp:docPr id="138422142" name="Grafik 1"/>
+            <wp:cNvGraphicFramePr>
+              <a:graphicFrameLocks xmlns:a="http://schemas.openxmlformats.org/drawingml/2006/main" noChangeAspect="1"/>
+            </wp:cNvGraphicFramePr>
+            <a:graphic xmlns:a="http://schemas.openxmlformats.org/drawingml/2006/main">
+              <a:graphicData uri="http://schemas.openxmlformats.org/drawingml/2006/picture">
+                <pic:pic xmlns:pic="http://schemas.openxmlformats.org/drawingml/2006/picture">
+                  <pic:nvPicPr>
+                    <pic:cNvPr id="0" name="Picture 1"/>
+                    <pic:cNvPicPr>
+                      <a:picLocks noChangeAspect="1" noChangeArrowheads="1"/>
+                    </pic:cNvPicPr>
+                  </pic:nvPicPr>
+                  <pic:blipFill rotWithShape="1">
+                    <a:blip r:embed="rId19">
+                      <a:extLst>
+                        <a:ext uri="{28A0092B-C50C-407E-A947-70E740481C1C}">
+                          <a14:useLocalDpi xmlns:a14="http://schemas.microsoft.com/office/drawing/2010/main" val="0"/>
+                        </a:ext>
+                      </a:extLst>
+                    </a:blip>
+                    <a:srcRect l="24725" t="45976" r="35820" b="36690"/>
+                    <a:stretch>
+                      <a:fillRect/>
+                    </a:stretch>
+                  </pic:blipFill>
+                  <pic:spPr bwMode="auto">
+                    <a:xfrm>
+                      <a:off x="0" y="0"/>
+                      <a:ext cx="5472991" cy="1686645"/>
+                    </a:xfrm>
+                    <a:prstGeom prst="rect">
+                      <a:avLst/>
+                    </a:prstGeom>
+                    <a:noFill/>
+                    <a:ln>
+                      <a:noFill/>
+                    </a:ln>
+                    <a:extLst>
+                      <a:ext uri="{53640926-AAD7-44D8-BBD7-CCE9431645EC}">
+                        <a14:shadowObscured xmlns:a14="http://schemas.microsoft.com/office/drawing/2010/main"/>
+                      </a:ext>
+                    </a:extLst>
+                  </pic:spPr>
+                </pic:pic>
+              </a:graphicData>
+            </a:graphic>
+          </wp:inline>
+        </w:drawing>
+      </w:r>
+    </w:p>
+    <w:p>
+      <w:r>
+        <w:t>Mit dem EN PIN kann die 3,3V Output angeschalten werden.</w:t>
+      </w:r>
+    </w:p>
     <w:p>
       <w:pPr>
         <w:pStyle w:val="berschrift1"/>
       </w:pPr>
       <w:r>
-        <w:lastRenderedPageBreak/>
         <w:t>Abschließende Bemerkungen</w:t>
       </w:r>
       <w:bookmarkEnd w:id="0"/>
@@ -6645,24 +4659,15 @@
           <w:rFonts w:eastAsia="TimesNewRomanPSMT"/>
           <w:i/>
         </w:rPr>
-        <w:t>ie BMKZ der verwendeten Geräte müssen mit den BMKZ in den Messschaltungen übereinstimmen</w:t>
-      </w:r>
-      <w:proofErr w:type="gramStart"/>
+        <w:t>ie BMKZ der verwendeten Geräte müssen mit den BMKZ in den Messschaltungen übereinstimmen!</w:t>
+      </w:r>
       <w:r>
         <w:rPr>
           <w:rFonts w:eastAsia="TimesNewRomanPSMT"/>
           <w:i/>
         </w:rPr>
-        <w:t>!</w:t>
-      </w:r>
-      <w:r>
-        <w:rPr>
-          <w:rFonts w:eastAsia="TimesNewRomanPSMT"/>
-          <w:i/>
-        </w:rPr>
         <w:t xml:space="preserve"> )</w:t>
       </w:r>
-      <w:proofErr w:type="gramEnd"/>
     </w:p>
     <w:p>
       <w:pPr>
@@ -7016,7 +5021,6 @@
       </w:rPr>
       <w:t xml:space="preserve">Messung und Analyse von </w:t>
     </w:r>
-    <w:proofErr w:type="spellStart"/>
     <w:r>
       <w:rPr>
         <w:i/>
@@ -7035,7 +5039,6 @@
       </w:rPr>
       <w:t>ttranistoren</w:t>
     </w:r>
-    <w:proofErr w:type="spellEnd"/>
   </w:p>
 </w:hdr>
 </file>
